--- a/2027_13.S1I_5_vizsgaremek_Adatbázismodell-diagramm.docx
+++ b/2027_13.S1I_5_vizsgaremek_Adatbázismodell-diagramm.docx
@@ -259,146 +259,9 @@
           <w:sz w:val="28"/>
           <w:szCs w:val="28"/>
         </w:rPr>
-        <w:t>1.1.  users</w:t>
-      </w:r>
-    </w:p>
-    <w:p>
-      <w:pPr>
-        <w:pStyle w:val="Listaszerbekezds"/>
-        <w:numPr>
-          <w:ilvl w:val="0"/>
-          <w:numId w:val="2"/>
-        </w:numPr>
-        <w:spacing w:after="60"/>
-      </w:pPr>
-      <w:r>
-        <w:t>id [Bigint, elsődleges kulcs]: Felhasználó azonosító</w:t>
-      </w:r>
-    </w:p>
-    <w:p>
-      <w:pPr>
-        <w:pStyle w:val="Listaszerbekezds"/>
-        <w:numPr>
-          <w:ilvl w:val="0"/>
-          <w:numId w:val="2"/>
-        </w:numPr>
-        <w:spacing w:after="60"/>
-      </w:pPr>
-      <w:r>
-        <w:t>email [Varchar(191), Not Null, egyedi]: E-mail cím (bejelentkezési azonosító)</w:t>
-      </w:r>
-    </w:p>
-    <w:p>
-      <w:pPr>
-        <w:pStyle w:val="Listaszerbekezds"/>
-        <w:numPr>
-          <w:ilvl w:val="0"/>
-          <w:numId w:val="2"/>
-        </w:numPr>
-        <w:spacing w:after="60"/>
-      </w:pPr>
-      <w:r>
-        <w:t>passwordHash [Varchar(255), Not Null]: Jelszó hash</w:t>
-      </w:r>
-    </w:p>
-    <w:p>
-      <w:pPr>
-        <w:pStyle w:val="Listaszerbekezds"/>
-        <w:numPr>
-          <w:ilvl w:val="0"/>
-          <w:numId w:val="2"/>
-        </w:numPr>
-        <w:spacing w:after="60"/>
-      </w:pPr>
-      <w:r>
-        <w:t>firstName [Varchar(100), Not Null]: Keresztnév</w:t>
-      </w:r>
-    </w:p>
-    <w:p>
-      <w:pPr>
-        <w:pStyle w:val="Listaszerbekezds"/>
-        <w:numPr>
-          <w:ilvl w:val="0"/>
-          <w:numId w:val="2"/>
-        </w:numPr>
-        <w:spacing w:after="60"/>
-      </w:pPr>
-      <w:r>
-        <w:t>lastName [Varchar(100), Not Null]: Vezetéknév</w:t>
-      </w:r>
-    </w:p>
-    <w:p>
-      <w:pPr>
-        <w:pStyle w:val="Listaszerbekezds"/>
-        <w:numPr>
-          <w:ilvl w:val="0"/>
-          <w:numId w:val="2"/>
-        </w:numPr>
-        <w:spacing w:after="60"/>
-      </w:pPr>
-      <w:r>
-        <w:t>phone [Varchar(30)]: Telefonszám</w:t>
-      </w:r>
-    </w:p>
-    <w:p>
-      <w:pPr>
-        <w:pStyle w:val="Listaszerbekezds"/>
-        <w:numPr>
-          <w:ilvl w:val="0"/>
-          <w:numId w:val="2"/>
-        </w:numPr>
-        <w:spacing w:after="60"/>
-      </w:pPr>
-      <w:r>
-        <w:t>role [Enum, Not Null, indexelt]: Felhasználó szerepköre</w:t>
-      </w:r>
-    </w:p>
-    <w:p>
-      <w:pPr>
-        <w:pStyle w:val="Listaszerbekezds"/>
-        <w:numPr>
-          <w:ilvl w:val="0"/>
-          <w:numId w:val="2"/>
-        </w:numPr>
-        <w:spacing w:after="60"/>
-      </w:pPr>
-      <w:r>
-        <w:t>discountCategory [Enum, Not Null]: Kedvezmény kategória</w:t>
-      </w:r>
-    </w:p>
-    <w:p>
-      <w:pPr>
-        <w:pStyle w:val="Listaszerbekezds"/>
-        <w:numPr>
-          <w:ilvl w:val="0"/>
-          <w:numId w:val="2"/>
-        </w:numPr>
-        <w:spacing w:after="60"/>
-      </w:pPr>
-      <w:r>
-        <w:t>createdAt [Timestamp]: Létrehozás időpontja</w:t>
-      </w:r>
-    </w:p>
-    <w:p>
-      <w:pPr>
-        <w:pStyle w:val="Listaszerbekezds"/>
-        <w:numPr>
-          <w:ilvl w:val="0"/>
-          <w:numId w:val="2"/>
-        </w:numPr>
-        <w:spacing w:after="60"/>
-      </w:pPr>
-      <w:r>
-        <w:t>updatedAt [Timestamp]: Utolsó módosítás időpontja</w:t>
-      </w:r>
-    </w:p>
-    <w:p>
-      <w:pPr>
-        <w:pStyle w:val="Cmsor2"/>
-        <w:keepNext/>
-        <w:spacing w:before="280" w:after="120"/>
-        <w:ind w:left="360"/>
-      </w:pPr>
+        <w:t xml:space="preserve">1.1.  </w:t>
+      </w:r>
+      <w:proofErr w:type="spellStart"/>
       <w:r>
         <w:rPr>
           <w:b/>
@@ -407,85 +270,3815 @@
           <w:sz w:val="28"/>
           <w:szCs w:val="28"/>
         </w:rPr>
-        <w:t>1.2.  vehicles</w:t>
-      </w:r>
-    </w:p>
-    <w:p>
-      <w:pPr>
-        <w:pStyle w:val="Listaszerbekezds"/>
-        <w:numPr>
-          <w:ilvl w:val="0"/>
-          <w:numId w:val="2"/>
-        </w:numPr>
-        <w:spacing w:after="60"/>
-      </w:pPr>
-      <w:r>
-        <w:t>id [Bigint, elsődleges kulcs]: Jármű azonosító</w:t>
-      </w:r>
-    </w:p>
-    <w:p>
-      <w:pPr>
-        <w:pStyle w:val="Listaszerbekezds"/>
-        <w:numPr>
-          <w:ilvl w:val="0"/>
-          <w:numId w:val="2"/>
-        </w:numPr>
-        <w:spacing w:after="60"/>
-      </w:pPr>
-      <w:r>
-        <w:t>licensePlate [Varchar(20), Not Null, egyedi]: Rendszám</w:t>
-      </w:r>
-    </w:p>
-    <w:p>
-      <w:pPr>
-        <w:pStyle w:val="Listaszerbekezds"/>
-        <w:numPr>
-          <w:ilvl w:val="0"/>
-          <w:numId w:val="2"/>
-        </w:numPr>
-        <w:spacing w:after="60"/>
-      </w:pPr>
-      <w:r>
-        <w:t>model [Varchar(100), Not Null]: Jármű típusa</w:t>
-      </w:r>
-    </w:p>
-    <w:p>
-      <w:pPr>
-        <w:pStyle w:val="Listaszerbekezds"/>
-        <w:numPr>
-          <w:ilvl w:val="0"/>
-          <w:numId w:val="2"/>
-        </w:numPr>
-        <w:spacing w:after="60"/>
-      </w:pPr>
-      <w:r>
-        <w:t>capacity [Int, Not Null]: Férőhelyek száma</w:t>
-      </w:r>
-    </w:p>
-    <w:p>
-      <w:pPr>
-        <w:pStyle w:val="Listaszerbekezds"/>
-        <w:numPr>
-          <w:ilvl w:val="0"/>
-          <w:numId w:val="2"/>
-        </w:numPr>
-        <w:spacing w:after="60"/>
-      </w:pPr>
-      <w:r>
-        <w:t>isActive [Tinyint(1), Not Null]: Aktív-e a jármű</w:t>
-      </w:r>
-    </w:p>
-    <w:p>
-      <w:pPr>
-        <w:pStyle w:val="Listaszerbekezds"/>
-        <w:numPr>
-          <w:ilvl w:val="0"/>
-          <w:numId w:val="2"/>
-        </w:numPr>
-        <w:spacing w:after="60"/>
-      </w:pPr>
-      <w:r>
-        <w:t>createdAt [Timestamp]: Létrehozás időpontja</w:t>
+        <w:t>users</w:t>
+      </w:r>
+      <w:proofErr w:type="spellEnd"/>
+    </w:p>
+    <w:p>
+      <w:pPr>
+        <w:pStyle w:val="Listaszerbekezds"/>
+        <w:numPr>
+          <w:ilvl w:val="0"/>
+          <w:numId w:val="2"/>
+        </w:numPr>
+        <w:spacing w:after="60"/>
+      </w:pPr>
+      <w:proofErr w:type="spellStart"/>
+      <w:r>
+        <w:t>id</w:t>
+      </w:r>
+      <w:proofErr w:type="spellEnd"/>
+      <w:r>
+        <w:t xml:space="preserve"> [</w:t>
+      </w:r>
+      <w:proofErr w:type="spellStart"/>
+      <w:r>
+        <w:t>Bigint</w:t>
+      </w:r>
+      <w:proofErr w:type="spellEnd"/>
+      <w:r>
+        <w:t>, elsődleges kulcs]: Felhasználó azonosító</w:t>
+      </w:r>
+    </w:p>
+    <w:p>
+      <w:pPr>
+        <w:pStyle w:val="Listaszerbekezds"/>
+        <w:numPr>
+          <w:ilvl w:val="0"/>
+          <w:numId w:val="2"/>
+        </w:numPr>
+        <w:spacing w:after="60"/>
+      </w:pPr>
+      <w:r>
+        <w:t>email [</w:t>
+      </w:r>
+      <w:proofErr w:type="spellStart"/>
+      <w:r>
+        <w:t>Varchar</w:t>
+      </w:r>
+      <w:proofErr w:type="spellEnd"/>
+      <w:r>
+        <w:t xml:space="preserve">(191), </w:t>
+      </w:r>
+      <w:proofErr w:type="spellStart"/>
+      <w:r>
+        <w:t>Not</w:t>
+      </w:r>
+      <w:proofErr w:type="spellEnd"/>
+      <w:r>
+        <w:t xml:space="preserve"> Null, egyedi]: E-mail cím (bejelentkezési azonosító)</w:t>
+      </w:r>
+    </w:p>
+    <w:p>
+      <w:pPr>
+        <w:pStyle w:val="Listaszerbekezds"/>
+        <w:numPr>
+          <w:ilvl w:val="0"/>
+          <w:numId w:val="2"/>
+        </w:numPr>
+        <w:spacing w:after="60"/>
+      </w:pPr>
+      <w:proofErr w:type="spellStart"/>
+      <w:r>
+        <w:t>passwordHash</w:t>
+      </w:r>
+      <w:proofErr w:type="spellEnd"/>
+      <w:r>
+        <w:t xml:space="preserve"> [</w:t>
+      </w:r>
+      <w:proofErr w:type="spellStart"/>
+      <w:r>
+        <w:t>Varchar</w:t>
+      </w:r>
+      <w:proofErr w:type="spellEnd"/>
+      <w:r>
+        <w:t xml:space="preserve">(255), </w:t>
+      </w:r>
+      <w:proofErr w:type="spellStart"/>
+      <w:r>
+        <w:t>Not</w:t>
+      </w:r>
+      <w:proofErr w:type="spellEnd"/>
+      <w:r>
+        <w:t xml:space="preserve"> Null]: Jelszó </w:t>
+      </w:r>
+      <w:proofErr w:type="spellStart"/>
+      <w:r>
+        <w:t>hash</w:t>
+      </w:r>
+      <w:proofErr w:type="spellEnd"/>
+    </w:p>
+    <w:p>
+      <w:pPr>
+        <w:pStyle w:val="Listaszerbekezds"/>
+        <w:numPr>
+          <w:ilvl w:val="0"/>
+          <w:numId w:val="2"/>
+        </w:numPr>
+        <w:spacing w:after="60"/>
+      </w:pPr>
+      <w:proofErr w:type="spellStart"/>
+      <w:r>
+        <w:t>firstName</w:t>
+      </w:r>
+      <w:proofErr w:type="spellEnd"/>
+      <w:r>
+        <w:t xml:space="preserve"> [</w:t>
+      </w:r>
+      <w:proofErr w:type="spellStart"/>
+      <w:r>
+        <w:t>Varchar</w:t>
+      </w:r>
+      <w:proofErr w:type="spellEnd"/>
+      <w:r>
+        <w:t xml:space="preserve">(100), </w:t>
+      </w:r>
+      <w:proofErr w:type="spellStart"/>
+      <w:r>
+        <w:t>Not</w:t>
+      </w:r>
+      <w:proofErr w:type="spellEnd"/>
+      <w:r>
+        <w:t xml:space="preserve"> Null]: Keresztnév</w:t>
+      </w:r>
+    </w:p>
+    <w:p>
+      <w:pPr>
+        <w:pStyle w:val="Listaszerbekezds"/>
+        <w:numPr>
+          <w:ilvl w:val="0"/>
+          <w:numId w:val="2"/>
+        </w:numPr>
+        <w:spacing w:after="60"/>
+      </w:pPr>
+      <w:proofErr w:type="spellStart"/>
+      <w:r>
+        <w:t>lastName</w:t>
+      </w:r>
+      <w:proofErr w:type="spellEnd"/>
+      <w:r>
+        <w:t xml:space="preserve"> [</w:t>
+      </w:r>
+      <w:proofErr w:type="spellStart"/>
+      <w:r>
+        <w:t>Varchar</w:t>
+      </w:r>
+      <w:proofErr w:type="spellEnd"/>
+      <w:r>
+        <w:t xml:space="preserve">(100), </w:t>
+      </w:r>
+      <w:proofErr w:type="spellStart"/>
+      <w:r>
+        <w:t>Not</w:t>
+      </w:r>
+      <w:proofErr w:type="spellEnd"/>
+      <w:r>
+        <w:t xml:space="preserve"> Null]: Vezetéknév</w:t>
+      </w:r>
+    </w:p>
+    <w:p>
+      <w:pPr>
+        <w:pStyle w:val="Listaszerbekezds"/>
+        <w:numPr>
+          <w:ilvl w:val="0"/>
+          <w:numId w:val="2"/>
+        </w:numPr>
+        <w:spacing w:after="60"/>
+      </w:pPr>
+      <w:proofErr w:type="spellStart"/>
+      <w:r>
+        <w:t>phone</w:t>
+      </w:r>
+      <w:proofErr w:type="spellEnd"/>
+      <w:r>
+        <w:t xml:space="preserve"> [</w:t>
+      </w:r>
+      <w:proofErr w:type="spellStart"/>
+      <w:r>
+        <w:t>Varchar</w:t>
+      </w:r>
+      <w:proofErr w:type="spellEnd"/>
+      <w:r>
+        <w:t>(30)]: Telefonszám</w:t>
+      </w:r>
+    </w:p>
+    <w:p>
+      <w:pPr>
+        <w:pStyle w:val="Listaszerbekezds"/>
+        <w:numPr>
+          <w:ilvl w:val="0"/>
+          <w:numId w:val="2"/>
+        </w:numPr>
+        <w:spacing w:after="60"/>
+      </w:pPr>
+      <w:proofErr w:type="spellStart"/>
+      <w:r>
+        <w:t>role</w:t>
+      </w:r>
+      <w:proofErr w:type="spellEnd"/>
+      <w:r>
+        <w:t xml:space="preserve"> [</w:t>
+      </w:r>
+      <w:proofErr w:type="spellStart"/>
+      <w:r>
+        <w:t>Enum</w:t>
+      </w:r>
+      <w:proofErr w:type="spellEnd"/>
+      <w:r>
+        <w:t xml:space="preserve">, </w:t>
+      </w:r>
+      <w:proofErr w:type="spellStart"/>
+      <w:r>
+        <w:t>Not</w:t>
+      </w:r>
+      <w:proofErr w:type="spellEnd"/>
+      <w:r>
+        <w:t xml:space="preserve"> Null, indexelt]: Felhasználó szerepköre</w:t>
+      </w:r>
+    </w:p>
+    <w:p>
+      <w:pPr>
+        <w:pStyle w:val="Listaszerbekezds"/>
+        <w:numPr>
+          <w:ilvl w:val="0"/>
+          <w:numId w:val="2"/>
+        </w:numPr>
+        <w:spacing w:after="60"/>
+      </w:pPr>
+      <w:proofErr w:type="spellStart"/>
+      <w:r>
+        <w:t>discountCategory</w:t>
+      </w:r>
+      <w:proofErr w:type="spellEnd"/>
+      <w:r>
+        <w:t xml:space="preserve"> [</w:t>
+      </w:r>
+      <w:proofErr w:type="spellStart"/>
+      <w:r>
+        <w:t>Enum</w:t>
+      </w:r>
+      <w:proofErr w:type="spellEnd"/>
+      <w:r>
+        <w:t xml:space="preserve">, </w:t>
+      </w:r>
+      <w:proofErr w:type="spellStart"/>
+      <w:r>
+        <w:t>Not</w:t>
+      </w:r>
+      <w:proofErr w:type="spellEnd"/>
+      <w:r>
+        <w:t xml:space="preserve"> Null]: Kedvezmény kategória</w:t>
+      </w:r>
+    </w:p>
+    <w:p>
+      <w:pPr>
+        <w:pStyle w:val="Listaszerbekezds"/>
+        <w:numPr>
+          <w:ilvl w:val="0"/>
+          <w:numId w:val="2"/>
+        </w:numPr>
+        <w:spacing w:after="60"/>
+      </w:pPr>
+      <w:proofErr w:type="spellStart"/>
+      <w:r>
+        <w:t>createdAt</w:t>
+      </w:r>
+      <w:proofErr w:type="spellEnd"/>
+      <w:r>
+        <w:t xml:space="preserve"> [</w:t>
+      </w:r>
+      <w:proofErr w:type="spellStart"/>
+      <w:r>
+        <w:t>Timestamp</w:t>
+      </w:r>
+      <w:proofErr w:type="spellEnd"/>
+      <w:r>
+        <w:t>]: Létrehozás időpontja</w:t>
+      </w:r>
+    </w:p>
+    <w:p>
+      <w:pPr>
+        <w:pStyle w:val="Listaszerbekezds"/>
+        <w:numPr>
+          <w:ilvl w:val="0"/>
+          <w:numId w:val="2"/>
+        </w:numPr>
+        <w:spacing w:after="60"/>
+      </w:pPr>
+      <w:proofErr w:type="spellStart"/>
+      <w:r>
+        <w:t>updatedAt</w:t>
+      </w:r>
+      <w:proofErr w:type="spellEnd"/>
+      <w:r>
+        <w:t xml:space="preserve"> [</w:t>
+      </w:r>
+      <w:proofErr w:type="spellStart"/>
+      <w:r>
+        <w:t>Timestamp</w:t>
+      </w:r>
+      <w:proofErr w:type="spellEnd"/>
+      <w:r>
+        <w:t>]: Utolsó módosítás időpontja</w:t>
+      </w:r>
+    </w:p>
+    <w:p>
+      <w:pPr>
+        <w:pStyle w:val="Cmsor2"/>
+        <w:keepNext/>
+        <w:spacing w:before="280" w:after="120"/>
+        <w:ind w:left="360"/>
+      </w:pPr>
+      <w:r>
+        <w:rPr>
+          <w:b/>
+          <w:bCs/>
+          <w:color w:val="2F5496"/>
+          <w:sz w:val="28"/>
+          <w:szCs w:val="28"/>
+        </w:rPr>
+        <w:t xml:space="preserve">1.2.  </w:t>
+      </w:r>
+      <w:proofErr w:type="spellStart"/>
+      <w:r>
+        <w:rPr>
+          <w:b/>
+          <w:bCs/>
+          <w:color w:val="2F5496"/>
+          <w:sz w:val="28"/>
+          <w:szCs w:val="28"/>
+        </w:rPr>
+        <w:t>vehicles</w:t>
+      </w:r>
+      <w:proofErr w:type="spellEnd"/>
+    </w:p>
+    <w:p>
+      <w:pPr>
+        <w:pStyle w:val="Listaszerbekezds"/>
+        <w:numPr>
+          <w:ilvl w:val="0"/>
+          <w:numId w:val="2"/>
+        </w:numPr>
+        <w:spacing w:after="60"/>
+      </w:pPr>
+      <w:proofErr w:type="spellStart"/>
+      <w:r>
+        <w:t>id</w:t>
+      </w:r>
+      <w:proofErr w:type="spellEnd"/>
+      <w:r>
+        <w:t xml:space="preserve"> [</w:t>
+      </w:r>
+      <w:proofErr w:type="spellStart"/>
+      <w:r>
+        <w:t>Bigint</w:t>
+      </w:r>
+      <w:proofErr w:type="spellEnd"/>
+      <w:r>
+        <w:t>, elsődleges kulcs]: Jármű azonosító</w:t>
+      </w:r>
+    </w:p>
+    <w:p>
+      <w:pPr>
+        <w:pStyle w:val="Listaszerbekezds"/>
+        <w:numPr>
+          <w:ilvl w:val="0"/>
+          <w:numId w:val="2"/>
+        </w:numPr>
+        <w:spacing w:after="60"/>
+      </w:pPr>
+      <w:proofErr w:type="spellStart"/>
+      <w:r>
+        <w:t>licensePlate</w:t>
+      </w:r>
+      <w:proofErr w:type="spellEnd"/>
+      <w:r>
+        <w:t xml:space="preserve"> [</w:t>
+      </w:r>
+      <w:proofErr w:type="spellStart"/>
+      <w:r>
+        <w:t>Varchar</w:t>
+      </w:r>
+      <w:proofErr w:type="spellEnd"/>
+      <w:r>
+        <w:t xml:space="preserve">(20), </w:t>
+      </w:r>
+      <w:proofErr w:type="spellStart"/>
+      <w:r>
+        <w:t>Not</w:t>
+      </w:r>
+      <w:proofErr w:type="spellEnd"/>
+      <w:r>
+        <w:t xml:space="preserve"> Null, egyedi]: Rendszám</w:t>
+      </w:r>
+    </w:p>
+    <w:p>
+      <w:pPr>
+        <w:pStyle w:val="Listaszerbekezds"/>
+        <w:numPr>
+          <w:ilvl w:val="0"/>
+          <w:numId w:val="2"/>
+        </w:numPr>
+        <w:spacing w:after="60"/>
+      </w:pPr>
+      <w:proofErr w:type="spellStart"/>
+      <w:r>
+        <w:t>model</w:t>
+      </w:r>
+      <w:proofErr w:type="spellEnd"/>
+      <w:r>
+        <w:t xml:space="preserve"> [</w:t>
+      </w:r>
+      <w:proofErr w:type="spellStart"/>
+      <w:r>
+        <w:t>Varchar</w:t>
+      </w:r>
+      <w:proofErr w:type="spellEnd"/>
+      <w:r>
+        <w:t xml:space="preserve">(100), </w:t>
+      </w:r>
+      <w:proofErr w:type="spellStart"/>
+      <w:r>
+        <w:t>Not</w:t>
+      </w:r>
+      <w:proofErr w:type="spellEnd"/>
+      <w:r>
+        <w:t xml:space="preserve"> Null]: Jármű típusa</w:t>
+      </w:r>
+    </w:p>
+    <w:p>
+      <w:pPr>
+        <w:pStyle w:val="Listaszerbekezds"/>
+        <w:numPr>
+          <w:ilvl w:val="0"/>
+          <w:numId w:val="2"/>
+        </w:numPr>
+        <w:spacing w:after="60"/>
+      </w:pPr>
+      <w:proofErr w:type="spellStart"/>
+      <w:r>
+        <w:t>capacity</w:t>
+      </w:r>
+      <w:proofErr w:type="spellEnd"/>
+      <w:r>
+        <w:t xml:space="preserve"> [Int, </w:t>
+      </w:r>
+      <w:proofErr w:type="spellStart"/>
+      <w:r>
+        <w:t>Not</w:t>
+      </w:r>
+      <w:proofErr w:type="spellEnd"/>
+      <w:r>
+        <w:t xml:space="preserve"> Null]: Férőhelyek száma</w:t>
+      </w:r>
+    </w:p>
+    <w:p>
+      <w:pPr>
+        <w:pStyle w:val="Listaszerbekezds"/>
+        <w:numPr>
+          <w:ilvl w:val="0"/>
+          <w:numId w:val="2"/>
+        </w:numPr>
+        <w:spacing w:after="60"/>
+      </w:pPr>
+      <w:proofErr w:type="spellStart"/>
+      <w:r>
+        <w:t>isActive</w:t>
+      </w:r>
+      <w:proofErr w:type="spellEnd"/>
+      <w:r>
+        <w:t xml:space="preserve"> [</w:t>
+      </w:r>
+      <w:proofErr w:type="spellStart"/>
+      <w:r>
+        <w:t>Tinyint</w:t>
+      </w:r>
+      <w:proofErr w:type="spellEnd"/>
+      <w:r>
+        <w:t xml:space="preserve">(1), </w:t>
+      </w:r>
+      <w:proofErr w:type="spellStart"/>
+      <w:r>
+        <w:t>Not</w:t>
+      </w:r>
+      <w:proofErr w:type="spellEnd"/>
+      <w:r>
+        <w:t xml:space="preserve"> Null]: Aktív-e a jármű</w:t>
+      </w:r>
+    </w:p>
+    <w:p>
+      <w:pPr>
+        <w:pStyle w:val="Listaszerbekezds"/>
+        <w:numPr>
+          <w:ilvl w:val="0"/>
+          <w:numId w:val="2"/>
+        </w:numPr>
+        <w:spacing w:after="60"/>
+      </w:pPr>
+      <w:proofErr w:type="spellStart"/>
+      <w:r>
+        <w:t>createdAt</w:t>
+      </w:r>
+      <w:proofErr w:type="spellEnd"/>
+      <w:r>
+        <w:t xml:space="preserve"> [</w:t>
+      </w:r>
+      <w:proofErr w:type="spellStart"/>
+      <w:r>
+        <w:t>Timestamp</w:t>
+      </w:r>
+      <w:proofErr w:type="spellEnd"/>
+      <w:r>
+        <w:t>]: Létrehozás időpontja</w:t>
+      </w:r>
+    </w:p>
+    <w:p>
+      <w:pPr>
+        <w:pStyle w:val="Cmsor2"/>
+        <w:keepNext/>
+        <w:spacing w:before="280" w:after="120"/>
+        <w:ind w:left="360"/>
+      </w:pPr>
+      <w:r>
+        <w:rPr>
+          <w:b/>
+          <w:bCs/>
+          <w:color w:val="2F5496"/>
+          <w:sz w:val="28"/>
+          <w:szCs w:val="28"/>
+        </w:rPr>
+        <w:t xml:space="preserve">1.3.  </w:t>
+      </w:r>
+      <w:proofErr w:type="spellStart"/>
+      <w:r>
+        <w:rPr>
+          <w:b/>
+          <w:bCs/>
+          <w:color w:val="2F5496"/>
+          <w:sz w:val="28"/>
+          <w:szCs w:val="28"/>
+        </w:rPr>
+        <w:t>seats</w:t>
+      </w:r>
+      <w:proofErr w:type="spellEnd"/>
+    </w:p>
+    <w:p>
+      <w:pPr>
+        <w:pStyle w:val="Listaszerbekezds"/>
+        <w:numPr>
+          <w:ilvl w:val="0"/>
+          <w:numId w:val="2"/>
+        </w:numPr>
+        <w:spacing w:after="60"/>
+      </w:pPr>
+      <w:proofErr w:type="spellStart"/>
+      <w:r>
+        <w:t>id</w:t>
+      </w:r>
+      <w:proofErr w:type="spellEnd"/>
+      <w:r>
+        <w:t xml:space="preserve"> [</w:t>
+      </w:r>
+      <w:proofErr w:type="spellStart"/>
+      <w:r>
+        <w:t>Bigint</w:t>
+      </w:r>
+      <w:proofErr w:type="spellEnd"/>
+      <w:r>
+        <w:t>, elsődleges kulcs]: Ülés azonosító</w:t>
+      </w:r>
+    </w:p>
+    <w:p>
+      <w:pPr>
+        <w:pStyle w:val="Listaszerbekezds"/>
+        <w:numPr>
+          <w:ilvl w:val="0"/>
+          <w:numId w:val="2"/>
+        </w:numPr>
+        <w:spacing w:after="60"/>
+      </w:pPr>
+      <w:proofErr w:type="spellStart"/>
+      <w:r>
+        <w:t>vehicleId</w:t>
+      </w:r>
+      <w:proofErr w:type="spellEnd"/>
+      <w:r>
+        <w:t xml:space="preserve"> [</w:t>
+      </w:r>
+      <w:proofErr w:type="spellStart"/>
+      <w:r>
+        <w:t>Bigint</w:t>
+      </w:r>
+      <w:proofErr w:type="spellEnd"/>
+      <w:r>
+        <w:t xml:space="preserve">, </w:t>
+      </w:r>
+      <w:proofErr w:type="spellStart"/>
+      <w:r>
+        <w:t>Not</w:t>
+      </w:r>
+      <w:proofErr w:type="spellEnd"/>
+      <w:r>
+        <w:t xml:space="preserve"> Null, külső kulcs]: Jármű azonosító</w:t>
+      </w:r>
+    </w:p>
+    <w:p>
+      <w:pPr>
+        <w:pStyle w:val="Listaszerbekezds"/>
+        <w:numPr>
+          <w:ilvl w:val="0"/>
+          <w:numId w:val="2"/>
+        </w:numPr>
+        <w:spacing w:after="60"/>
+      </w:pPr>
+      <w:proofErr w:type="spellStart"/>
+      <w:r>
+        <w:t>seatNumber</w:t>
+      </w:r>
+      <w:proofErr w:type="spellEnd"/>
+      <w:r>
+        <w:t xml:space="preserve"> [</w:t>
+      </w:r>
+      <w:proofErr w:type="spellStart"/>
+      <w:r>
+        <w:t>Varchar</w:t>
+      </w:r>
+      <w:proofErr w:type="spellEnd"/>
+      <w:r>
+        <w:t xml:space="preserve">(10), </w:t>
+      </w:r>
+      <w:proofErr w:type="spellStart"/>
+      <w:r>
+        <w:t>Not</w:t>
+      </w:r>
+      <w:proofErr w:type="spellEnd"/>
+      <w:r>
+        <w:t xml:space="preserve"> Null]: Ülés jele / száma</w:t>
+      </w:r>
+    </w:p>
+    <w:p>
+      <w:pPr>
+        <w:pStyle w:val="Listaszerbekezds"/>
+        <w:numPr>
+          <w:ilvl w:val="0"/>
+          <w:numId w:val="2"/>
+        </w:numPr>
+        <w:spacing w:after="60"/>
+      </w:pPr>
+      <w:proofErr w:type="spellStart"/>
+      <w:r>
+        <w:t>rowNum</w:t>
+      </w:r>
+      <w:proofErr w:type="spellEnd"/>
+      <w:r>
+        <w:t xml:space="preserve"> [Int, </w:t>
+      </w:r>
+      <w:proofErr w:type="spellStart"/>
+      <w:r>
+        <w:t>Not</w:t>
+      </w:r>
+      <w:proofErr w:type="spellEnd"/>
+      <w:r>
+        <w:t xml:space="preserve"> Null]: Ülés sora</w:t>
+      </w:r>
+    </w:p>
+    <w:p>
+      <w:pPr>
+        <w:pStyle w:val="Listaszerbekezds"/>
+        <w:numPr>
+          <w:ilvl w:val="0"/>
+          <w:numId w:val="2"/>
+        </w:numPr>
+        <w:spacing w:after="60"/>
+      </w:pPr>
+      <w:proofErr w:type="spellStart"/>
+      <w:r>
+        <w:t>colNum</w:t>
+      </w:r>
+      <w:proofErr w:type="spellEnd"/>
+      <w:r>
+        <w:t xml:space="preserve"> [Int, </w:t>
+      </w:r>
+      <w:proofErr w:type="spellStart"/>
+      <w:r>
+        <w:t>Not</w:t>
+      </w:r>
+      <w:proofErr w:type="spellEnd"/>
+      <w:r>
+        <w:t xml:space="preserve"> Null]: Ülés oszlopa</w:t>
+      </w:r>
+    </w:p>
+    <w:p>
+      <w:pPr>
+        <w:pStyle w:val="Listaszerbekezds"/>
+        <w:numPr>
+          <w:ilvl w:val="0"/>
+          <w:numId w:val="2"/>
+        </w:numPr>
+        <w:spacing w:after="60"/>
+      </w:pPr>
+      <w:proofErr w:type="spellStart"/>
+      <w:r>
+        <w:t>isWindow</w:t>
+      </w:r>
+      <w:proofErr w:type="spellEnd"/>
+      <w:r>
+        <w:t xml:space="preserve"> [</w:t>
+      </w:r>
+      <w:proofErr w:type="spellStart"/>
+      <w:r>
+        <w:t>Tinyint</w:t>
+      </w:r>
+      <w:proofErr w:type="spellEnd"/>
+      <w:r>
+        <w:t>(1)]: Ablak melletti-e</w:t>
+      </w:r>
+    </w:p>
+    <w:p>
+      <w:pPr>
+        <w:pStyle w:val="Listaszerbekezds"/>
+        <w:numPr>
+          <w:ilvl w:val="0"/>
+          <w:numId w:val="2"/>
+        </w:numPr>
+        <w:spacing w:after="60"/>
+      </w:pPr>
+      <w:proofErr w:type="spellStart"/>
+      <w:r>
+        <w:t>isAccessible</w:t>
+      </w:r>
+      <w:proofErr w:type="spellEnd"/>
+      <w:r>
+        <w:t xml:space="preserve"> [</w:t>
+      </w:r>
+      <w:proofErr w:type="spellStart"/>
+      <w:r>
+        <w:t>Tinyint</w:t>
+      </w:r>
+      <w:proofErr w:type="spellEnd"/>
+      <w:r>
+        <w:t>(1)]: Akadálymentes-e</w:t>
+      </w:r>
+    </w:p>
+    <w:p>
+      <w:pPr>
+        <w:spacing w:after="60"/>
+        <w:ind w:left="1080"/>
+      </w:pPr>
+      <w:r>
+        <w:rPr>
+          <w:i/>
+          <w:iCs/>
+        </w:rPr>
+        <w:t>Egyedi index: (</w:t>
+      </w:r>
+      <w:proofErr w:type="spellStart"/>
+      <w:r>
+        <w:rPr>
+          <w:i/>
+          <w:iCs/>
+        </w:rPr>
+        <w:t>vehicleId</w:t>
+      </w:r>
+      <w:proofErr w:type="spellEnd"/>
+      <w:r>
+        <w:rPr>
+          <w:i/>
+          <w:iCs/>
+        </w:rPr>
+        <w:t xml:space="preserve">, </w:t>
+      </w:r>
+      <w:proofErr w:type="spellStart"/>
+      <w:r>
+        <w:rPr>
+          <w:i/>
+          <w:iCs/>
+        </w:rPr>
+        <w:t>seatNumber</w:t>
+      </w:r>
+      <w:proofErr w:type="spellEnd"/>
+      <w:r>
+        <w:rPr>
+          <w:i/>
+          <w:iCs/>
+        </w:rPr>
+        <w:t>)</w:t>
+      </w:r>
+    </w:p>
+    <w:p>
+      <w:pPr>
+        <w:pStyle w:val="Cmsor2"/>
+        <w:keepNext/>
+        <w:spacing w:before="280" w:after="120"/>
+        <w:ind w:left="360"/>
+      </w:pPr>
+      <w:r>
+        <w:rPr>
+          <w:b/>
+          <w:bCs/>
+          <w:color w:val="2F5496"/>
+          <w:sz w:val="28"/>
+          <w:szCs w:val="28"/>
+        </w:rPr>
+        <w:t xml:space="preserve">1.4.  </w:t>
+      </w:r>
+      <w:proofErr w:type="spellStart"/>
+      <w:r>
+        <w:rPr>
+          <w:b/>
+          <w:bCs/>
+          <w:color w:val="2F5496"/>
+          <w:sz w:val="28"/>
+          <w:szCs w:val="28"/>
+        </w:rPr>
+        <w:t>routes</w:t>
+      </w:r>
+      <w:proofErr w:type="spellEnd"/>
+    </w:p>
+    <w:p>
+      <w:pPr>
+        <w:pStyle w:val="Listaszerbekezds"/>
+        <w:numPr>
+          <w:ilvl w:val="0"/>
+          <w:numId w:val="2"/>
+        </w:numPr>
+        <w:spacing w:after="60"/>
+      </w:pPr>
+      <w:proofErr w:type="spellStart"/>
+      <w:r>
+        <w:t>id</w:t>
+      </w:r>
+      <w:proofErr w:type="spellEnd"/>
+      <w:r>
+        <w:t xml:space="preserve"> [</w:t>
+      </w:r>
+      <w:proofErr w:type="spellStart"/>
+      <w:r>
+        <w:t>Bigint</w:t>
+      </w:r>
+      <w:proofErr w:type="spellEnd"/>
+      <w:r>
+        <w:t>, elsődleges kulcs]: Útvonal (járat) azonosító</w:t>
+      </w:r>
+    </w:p>
+    <w:p>
+      <w:pPr>
+        <w:pStyle w:val="Listaszerbekezds"/>
+        <w:numPr>
+          <w:ilvl w:val="0"/>
+          <w:numId w:val="2"/>
+        </w:numPr>
+        <w:spacing w:after="60"/>
+      </w:pPr>
+      <w:proofErr w:type="spellStart"/>
+      <w:r>
+        <w:t>routeNumber</w:t>
+      </w:r>
+      <w:proofErr w:type="spellEnd"/>
+      <w:r>
+        <w:t xml:space="preserve"> [</w:t>
+      </w:r>
+      <w:proofErr w:type="spellStart"/>
+      <w:r>
+        <w:t>Varchar</w:t>
+      </w:r>
+      <w:proofErr w:type="spellEnd"/>
+      <w:r>
+        <w:t xml:space="preserve">(20), </w:t>
+      </w:r>
+      <w:proofErr w:type="spellStart"/>
+      <w:r>
+        <w:t>Not</w:t>
+      </w:r>
+      <w:proofErr w:type="spellEnd"/>
+      <w:r>
+        <w:t xml:space="preserve"> Null, egyedi]: Útvonal száma</w:t>
+      </w:r>
+    </w:p>
+    <w:p>
+      <w:pPr>
+        <w:pStyle w:val="Listaszerbekezds"/>
+        <w:numPr>
+          <w:ilvl w:val="0"/>
+          <w:numId w:val="2"/>
+        </w:numPr>
+        <w:spacing w:after="60"/>
+      </w:pPr>
+      <w:proofErr w:type="spellStart"/>
+      <w:r>
+        <w:t>name</w:t>
+      </w:r>
+      <w:proofErr w:type="spellEnd"/>
+      <w:r>
+        <w:t xml:space="preserve"> [</w:t>
+      </w:r>
+      <w:proofErr w:type="spellStart"/>
+      <w:r>
+        <w:t>Varchar</w:t>
+      </w:r>
+      <w:proofErr w:type="spellEnd"/>
+      <w:r>
+        <w:t xml:space="preserve">(200), </w:t>
+      </w:r>
+      <w:proofErr w:type="spellStart"/>
+      <w:r>
+        <w:t>Not</w:t>
+      </w:r>
+      <w:proofErr w:type="spellEnd"/>
+      <w:r>
+        <w:t xml:space="preserve"> Null]: Útvonal neve</w:t>
+      </w:r>
+    </w:p>
+    <w:p>
+      <w:pPr>
+        <w:pStyle w:val="Listaszerbekezds"/>
+        <w:numPr>
+          <w:ilvl w:val="0"/>
+          <w:numId w:val="2"/>
+        </w:numPr>
+        <w:spacing w:after="60"/>
+      </w:pPr>
+      <w:proofErr w:type="spellStart"/>
+      <w:r>
+        <w:t>isActive</w:t>
+      </w:r>
+      <w:proofErr w:type="spellEnd"/>
+      <w:r>
+        <w:t xml:space="preserve"> [</w:t>
+      </w:r>
+      <w:proofErr w:type="spellStart"/>
+      <w:r>
+        <w:t>Tinyint</w:t>
+      </w:r>
+      <w:proofErr w:type="spellEnd"/>
+      <w:r>
+        <w:t>(1)]: Aktív-e az útvonal</w:t>
+      </w:r>
+    </w:p>
+    <w:p>
+      <w:pPr>
+        <w:pStyle w:val="Cmsor2"/>
+        <w:keepNext/>
+        <w:spacing w:before="280" w:after="120"/>
+        <w:rPr>
+          <w:b/>
+          <w:bCs/>
+          <w:color w:val="2F5496"/>
+          <w:sz w:val="28"/>
+          <w:szCs w:val="28"/>
+        </w:rPr>
+      </w:pPr>
+    </w:p>
+    <w:p>
+      <w:pPr>
+        <w:pStyle w:val="Cmsor2"/>
+        <w:keepNext/>
+        <w:spacing w:before="280" w:after="120"/>
+        <w:ind w:left="360"/>
+      </w:pPr>
+      <w:r>
+        <w:rPr>
+          <w:b/>
+          <w:bCs/>
+          <w:color w:val="2F5496"/>
+          <w:sz w:val="28"/>
+          <w:szCs w:val="28"/>
+        </w:rPr>
+        <w:t xml:space="preserve">1.5.  </w:t>
+      </w:r>
+      <w:proofErr w:type="spellStart"/>
+      <w:r>
+        <w:rPr>
+          <w:b/>
+          <w:bCs/>
+          <w:color w:val="2F5496"/>
+          <w:sz w:val="28"/>
+          <w:szCs w:val="28"/>
+        </w:rPr>
+        <w:t>stops</w:t>
+      </w:r>
+      <w:proofErr w:type="spellEnd"/>
+    </w:p>
+    <w:p>
+      <w:pPr>
+        <w:pStyle w:val="Listaszerbekezds"/>
+        <w:numPr>
+          <w:ilvl w:val="0"/>
+          <w:numId w:val="2"/>
+        </w:numPr>
+        <w:spacing w:after="60"/>
+      </w:pPr>
+      <w:proofErr w:type="spellStart"/>
+      <w:r>
+        <w:t>id</w:t>
+      </w:r>
+      <w:proofErr w:type="spellEnd"/>
+      <w:r>
+        <w:t xml:space="preserve"> [</w:t>
+      </w:r>
+      <w:proofErr w:type="spellStart"/>
+      <w:r>
+        <w:t>Bigint</w:t>
+      </w:r>
+      <w:proofErr w:type="spellEnd"/>
+      <w:r>
+        <w:t>, elsődleges kulcs]: Megálló azonosító</w:t>
+      </w:r>
+    </w:p>
+    <w:p>
+      <w:pPr>
+        <w:pStyle w:val="Listaszerbekezds"/>
+        <w:numPr>
+          <w:ilvl w:val="0"/>
+          <w:numId w:val="2"/>
+        </w:numPr>
+        <w:spacing w:after="60"/>
+      </w:pPr>
+      <w:proofErr w:type="spellStart"/>
+      <w:r>
+        <w:t>name</w:t>
+      </w:r>
+      <w:proofErr w:type="spellEnd"/>
+      <w:r>
+        <w:t xml:space="preserve"> [</w:t>
+      </w:r>
+      <w:proofErr w:type="spellStart"/>
+      <w:r>
+        <w:t>Varchar</w:t>
+      </w:r>
+      <w:proofErr w:type="spellEnd"/>
+      <w:r>
+        <w:t xml:space="preserve">(150), </w:t>
+      </w:r>
+      <w:proofErr w:type="spellStart"/>
+      <w:r>
+        <w:t>Not</w:t>
+      </w:r>
+      <w:proofErr w:type="spellEnd"/>
+      <w:r>
+        <w:t xml:space="preserve"> Null]: Megálló neve</w:t>
+      </w:r>
+    </w:p>
+    <w:p>
+      <w:pPr>
+        <w:pStyle w:val="Listaszerbekezds"/>
+        <w:numPr>
+          <w:ilvl w:val="0"/>
+          <w:numId w:val="2"/>
+        </w:numPr>
+        <w:spacing w:after="60"/>
+      </w:pPr>
+      <w:r>
+        <w:t>city [</w:t>
+      </w:r>
+      <w:proofErr w:type="spellStart"/>
+      <w:r>
+        <w:t>Varchar</w:t>
+      </w:r>
+      <w:proofErr w:type="spellEnd"/>
+      <w:r>
+        <w:t xml:space="preserve">(100), </w:t>
+      </w:r>
+      <w:proofErr w:type="spellStart"/>
+      <w:r>
+        <w:t>Not</w:t>
+      </w:r>
+      <w:proofErr w:type="spellEnd"/>
+      <w:r>
+        <w:t xml:space="preserve"> Null]: Település</w:t>
+      </w:r>
+    </w:p>
+    <w:p>
+      <w:pPr>
+        <w:pStyle w:val="Listaszerbekezds"/>
+        <w:numPr>
+          <w:ilvl w:val="0"/>
+          <w:numId w:val="2"/>
+        </w:numPr>
+        <w:spacing w:after="60"/>
+      </w:pPr>
+      <w:proofErr w:type="spellStart"/>
+      <w:r>
+        <w:t>latitude</w:t>
+      </w:r>
+      <w:proofErr w:type="spellEnd"/>
+      <w:r>
+        <w:t xml:space="preserve"> [</w:t>
+      </w:r>
+      <w:proofErr w:type="spellStart"/>
+      <w:r>
+        <w:t>Decimal</w:t>
+      </w:r>
+      <w:proofErr w:type="spellEnd"/>
+      <w:r>
+        <w:t xml:space="preserve">(10,8), </w:t>
+      </w:r>
+      <w:proofErr w:type="spellStart"/>
+      <w:r>
+        <w:t>Not</w:t>
+      </w:r>
+      <w:proofErr w:type="spellEnd"/>
+      <w:r>
+        <w:t xml:space="preserve"> Null]: Földrajzi szélesség</w:t>
+      </w:r>
+    </w:p>
+    <w:p>
+      <w:pPr>
+        <w:pStyle w:val="Listaszerbekezds"/>
+        <w:numPr>
+          <w:ilvl w:val="0"/>
+          <w:numId w:val="2"/>
+        </w:numPr>
+        <w:spacing w:after="60"/>
+      </w:pPr>
+      <w:proofErr w:type="spellStart"/>
+      <w:r>
+        <w:t>longitude</w:t>
+      </w:r>
+      <w:proofErr w:type="spellEnd"/>
+      <w:r>
+        <w:t xml:space="preserve"> [</w:t>
+      </w:r>
+      <w:proofErr w:type="spellStart"/>
+      <w:r>
+        <w:t>Decimal</w:t>
+      </w:r>
+      <w:proofErr w:type="spellEnd"/>
+      <w:r>
+        <w:t xml:space="preserve">(11,8), </w:t>
+      </w:r>
+      <w:proofErr w:type="spellStart"/>
+      <w:r>
+        <w:t>Not</w:t>
+      </w:r>
+      <w:proofErr w:type="spellEnd"/>
+      <w:r>
+        <w:t xml:space="preserve"> Null]: Földrajzi hosszúság</w:t>
+      </w:r>
+    </w:p>
+    <w:p>
+      <w:pPr>
+        <w:pStyle w:val="Listaszerbekezds"/>
+        <w:numPr>
+          <w:ilvl w:val="0"/>
+          <w:numId w:val="2"/>
+        </w:numPr>
+        <w:spacing w:after="60"/>
+      </w:pPr>
+      <w:proofErr w:type="spellStart"/>
+      <w:r>
+        <w:t>createdAt</w:t>
+      </w:r>
+      <w:proofErr w:type="spellEnd"/>
+      <w:r>
+        <w:t xml:space="preserve"> [</w:t>
+      </w:r>
+      <w:proofErr w:type="spellStart"/>
+      <w:r>
+        <w:t>Timestamp</w:t>
+      </w:r>
+      <w:proofErr w:type="spellEnd"/>
+      <w:r>
+        <w:t>]: Létrehozás időpontja</w:t>
+      </w:r>
+    </w:p>
+    <w:p>
+      <w:pPr>
+        <w:spacing w:after="60"/>
+        <w:ind w:left="1080"/>
+      </w:pPr>
+      <w:r>
+        <w:rPr>
+          <w:i/>
+          <w:iCs/>
+        </w:rPr>
+        <w:t>Index: (</w:t>
+      </w:r>
+      <w:proofErr w:type="spellStart"/>
+      <w:r>
+        <w:rPr>
+          <w:i/>
+          <w:iCs/>
+        </w:rPr>
+        <w:t>latitude</w:t>
+      </w:r>
+      <w:proofErr w:type="spellEnd"/>
+      <w:r>
+        <w:rPr>
+          <w:i/>
+          <w:iCs/>
+        </w:rPr>
+        <w:t xml:space="preserve">, </w:t>
+      </w:r>
+      <w:proofErr w:type="spellStart"/>
+      <w:r>
+        <w:rPr>
+          <w:i/>
+          <w:iCs/>
+        </w:rPr>
+        <w:t>longitude</w:t>
+      </w:r>
+      <w:proofErr w:type="spellEnd"/>
+      <w:r>
+        <w:rPr>
+          <w:i/>
+          <w:iCs/>
+        </w:rPr>
+        <w:t>)</w:t>
+      </w:r>
+    </w:p>
+    <w:p>
+      <w:pPr>
+        <w:pStyle w:val="Cmsor2"/>
+        <w:keepNext/>
+        <w:spacing w:before="280" w:after="120"/>
+        <w:ind w:left="360"/>
+      </w:pPr>
+      <w:r>
+        <w:rPr>
+          <w:b/>
+          <w:bCs/>
+          <w:color w:val="2F5496"/>
+          <w:sz w:val="28"/>
+          <w:szCs w:val="28"/>
+        </w:rPr>
+        <w:t xml:space="preserve">1.6.  </w:t>
+      </w:r>
+      <w:proofErr w:type="spellStart"/>
+      <w:r>
+        <w:rPr>
+          <w:b/>
+          <w:bCs/>
+          <w:color w:val="2F5496"/>
+          <w:sz w:val="28"/>
+          <w:szCs w:val="28"/>
+        </w:rPr>
+        <w:t>routeStops</w:t>
+      </w:r>
+      <w:proofErr w:type="spellEnd"/>
+    </w:p>
+    <w:p>
+      <w:pPr>
+        <w:pStyle w:val="Listaszerbekezds"/>
+        <w:numPr>
+          <w:ilvl w:val="0"/>
+          <w:numId w:val="2"/>
+        </w:numPr>
+        <w:spacing w:after="60"/>
+      </w:pPr>
+      <w:proofErr w:type="spellStart"/>
+      <w:r>
+        <w:t>id</w:t>
+      </w:r>
+      <w:proofErr w:type="spellEnd"/>
+      <w:r>
+        <w:t xml:space="preserve"> [</w:t>
+      </w:r>
+      <w:proofErr w:type="spellStart"/>
+      <w:r>
+        <w:t>Bigint</w:t>
+      </w:r>
+      <w:proofErr w:type="spellEnd"/>
+      <w:r>
+        <w:t>, elsődleges kulcs]: Útvonal-megálló azonosító</w:t>
+      </w:r>
+    </w:p>
+    <w:p>
+      <w:pPr>
+        <w:pStyle w:val="Listaszerbekezds"/>
+        <w:numPr>
+          <w:ilvl w:val="0"/>
+          <w:numId w:val="2"/>
+        </w:numPr>
+        <w:spacing w:after="60"/>
+      </w:pPr>
+      <w:proofErr w:type="spellStart"/>
+      <w:r>
+        <w:t>routeId</w:t>
+      </w:r>
+      <w:proofErr w:type="spellEnd"/>
+      <w:r>
+        <w:t xml:space="preserve"> [</w:t>
+      </w:r>
+      <w:proofErr w:type="spellStart"/>
+      <w:r>
+        <w:t>Bigint</w:t>
+      </w:r>
+      <w:proofErr w:type="spellEnd"/>
+      <w:r>
+        <w:t xml:space="preserve">, </w:t>
+      </w:r>
+      <w:proofErr w:type="spellStart"/>
+      <w:r>
+        <w:t>Not</w:t>
+      </w:r>
+      <w:proofErr w:type="spellEnd"/>
+      <w:r>
+        <w:t xml:space="preserve"> Null, külső kulcs]: Útvonal azonosító</w:t>
+      </w:r>
+    </w:p>
+    <w:p>
+      <w:pPr>
+        <w:pStyle w:val="Listaszerbekezds"/>
+        <w:numPr>
+          <w:ilvl w:val="0"/>
+          <w:numId w:val="2"/>
+        </w:numPr>
+        <w:spacing w:after="60"/>
+      </w:pPr>
+      <w:proofErr w:type="spellStart"/>
+      <w:r>
+        <w:t>stopId</w:t>
+      </w:r>
+      <w:proofErr w:type="spellEnd"/>
+      <w:r>
+        <w:t xml:space="preserve"> [</w:t>
+      </w:r>
+      <w:proofErr w:type="spellStart"/>
+      <w:r>
+        <w:t>Bigint</w:t>
+      </w:r>
+      <w:proofErr w:type="spellEnd"/>
+      <w:r>
+        <w:t xml:space="preserve">, </w:t>
+      </w:r>
+      <w:proofErr w:type="spellStart"/>
+      <w:r>
+        <w:t>Not</w:t>
+      </w:r>
+      <w:proofErr w:type="spellEnd"/>
+      <w:r>
+        <w:t xml:space="preserve"> Null, külső kulcs]: Megálló azonosító</w:t>
+      </w:r>
+    </w:p>
+    <w:p>
+      <w:pPr>
+        <w:pStyle w:val="Listaszerbekezds"/>
+        <w:numPr>
+          <w:ilvl w:val="0"/>
+          <w:numId w:val="2"/>
+        </w:numPr>
+        <w:spacing w:after="60"/>
+      </w:pPr>
+      <w:proofErr w:type="spellStart"/>
+      <w:r>
+        <w:t>stopOrder</w:t>
+      </w:r>
+      <w:proofErr w:type="spellEnd"/>
+      <w:r>
+        <w:t xml:space="preserve"> [Int, </w:t>
+      </w:r>
+      <w:proofErr w:type="spellStart"/>
+      <w:r>
+        <w:t>Not</w:t>
+      </w:r>
+      <w:proofErr w:type="spellEnd"/>
+      <w:r>
+        <w:t xml:space="preserve"> Null]: Megálló sorrendje az útvonalon</w:t>
+      </w:r>
+    </w:p>
+    <w:p>
+      <w:pPr>
+        <w:pStyle w:val="Listaszerbekezds"/>
+        <w:numPr>
+          <w:ilvl w:val="0"/>
+          <w:numId w:val="2"/>
+        </w:numPr>
+        <w:spacing w:after="60"/>
+      </w:pPr>
+      <w:proofErr w:type="spellStart"/>
+      <w:r>
+        <w:t>distanceFromStartKm</w:t>
+      </w:r>
+      <w:proofErr w:type="spellEnd"/>
+      <w:r>
+        <w:t xml:space="preserve"> [</w:t>
+      </w:r>
+      <w:proofErr w:type="spellStart"/>
+      <w:r>
+        <w:t>Decimal</w:t>
+      </w:r>
+      <w:proofErr w:type="spellEnd"/>
+      <w:r>
+        <w:t xml:space="preserve">(8,2), </w:t>
+      </w:r>
+      <w:proofErr w:type="spellStart"/>
+      <w:r>
+        <w:t>Not</w:t>
+      </w:r>
+      <w:proofErr w:type="spellEnd"/>
+      <w:r>
+        <w:t xml:space="preserve"> Null]: Távolság az induló megállótól (km)</w:t>
+      </w:r>
+    </w:p>
+    <w:p>
+      <w:pPr>
+        <w:pStyle w:val="Listaszerbekezds"/>
+        <w:numPr>
+          <w:ilvl w:val="0"/>
+          <w:numId w:val="2"/>
+        </w:numPr>
+        <w:spacing w:after="60"/>
+      </w:pPr>
+      <w:proofErr w:type="spellStart"/>
+      <w:r>
+        <w:t>travelTimeMinutes</w:t>
+      </w:r>
+      <w:proofErr w:type="spellEnd"/>
+      <w:r>
+        <w:t xml:space="preserve"> [Int, </w:t>
+      </w:r>
+      <w:proofErr w:type="spellStart"/>
+      <w:r>
+        <w:t>Not</w:t>
+      </w:r>
+      <w:proofErr w:type="spellEnd"/>
+      <w:r>
+        <w:t xml:space="preserve"> Null]: Menetidő az induló megállótól (perc)</w:t>
+      </w:r>
+    </w:p>
+    <w:p>
+      <w:pPr>
+        <w:spacing w:after="60"/>
+        <w:ind w:left="1080"/>
+      </w:pPr>
+      <w:r>
+        <w:rPr>
+          <w:i/>
+          <w:iCs/>
+        </w:rPr>
+        <w:t>Egyedi index: (</w:t>
+      </w:r>
+      <w:proofErr w:type="spellStart"/>
+      <w:r>
+        <w:rPr>
+          <w:i/>
+          <w:iCs/>
+        </w:rPr>
+        <w:t>routeId</w:t>
+      </w:r>
+      <w:proofErr w:type="spellEnd"/>
+      <w:r>
+        <w:rPr>
+          <w:i/>
+          <w:iCs/>
+        </w:rPr>
+        <w:t xml:space="preserve">, </w:t>
+      </w:r>
+      <w:proofErr w:type="spellStart"/>
+      <w:r>
+        <w:rPr>
+          <w:i/>
+          <w:iCs/>
+        </w:rPr>
+        <w:t>stopOrder</w:t>
+      </w:r>
+      <w:proofErr w:type="spellEnd"/>
+      <w:r>
+        <w:rPr>
+          <w:i/>
+          <w:iCs/>
+        </w:rPr>
+        <w:t>)</w:t>
+      </w:r>
+    </w:p>
+    <w:p>
+      <w:pPr>
+        <w:pStyle w:val="Cmsor2"/>
+        <w:keepNext/>
+        <w:spacing w:before="280" w:after="120"/>
+        <w:ind w:left="360"/>
+      </w:pPr>
+      <w:r>
+        <w:rPr>
+          <w:b/>
+          <w:bCs/>
+          <w:color w:val="2F5496"/>
+          <w:sz w:val="28"/>
+          <w:szCs w:val="28"/>
+        </w:rPr>
+        <w:t xml:space="preserve">1.7.  </w:t>
+      </w:r>
+      <w:proofErr w:type="spellStart"/>
+      <w:r>
+        <w:rPr>
+          <w:b/>
+          <w:bCs/>
+          <w:color w:val="2F5496"/>
+          <w:sz w:val="28"/>
+          <w:szCs w:val="28"/>
+        </w:rPr>
+        <w:t>trips</w:t>
+      </w:r>
+      <w:proofErr w:type="spellEnd"/>
+    </w:p>
+    <w:p>
+      <w:pPr>
+        <w:pStyle w:val="Listaszerbekezds"/>
+        <w:numPr>
+          <w:ilvl w:val="0"/>
+          <w:numId w:val="2"/>
+        </w:numPr>
+        <w:spacing w:after="60"/>
+      </w:pPr>
+      <w:proofErr w:type="spellStart"/>
+      <w:r>
+        <w:t>id</w:t>
+      </w:r>
+      <w:proofErr w:type="spellEnd"/>
+      <w:r>
+        <w:t xml:space="preserve"> [</w:t>
+      </w:r>
+      <w:proofErr w:type="spellStart"/>
+      <w:r>
+        <w:t>Bigint</w:t>
+      </w:r>
+      <w:proofErr w:type="spellEnd"/>
+      <w:r>
+        <w:t>, elsődleges kulcs]: Menet (konkrét indulás) azonosító</w:t>
+      </w:r>
+    </w:p>
+    <w:p>
+      <w:pPr>
+        <w:pStyle w:val="Listaszerbekezds"/>
+        <w:numPr>
+          <w:ilvl w:val="0"/>
+          <w:numId w:val="2"/>
+        </w:numPr>
+        <w:spacing w:after="60"/>
+      </w:pPr>
+      <w:proofErr w:type="spellStart"/>
+      <w:r>
+        <w:t>routeId</w:t>
+      </w:r>
+      <w:proofErr w:type="spellEnd"/>
+      <w:r>
+        <w:t xml:space="preserve"> [</w:t>
+      </w:r>
+      <w:proofErr w:type="spellStart"/>
+      <w:r>
+        <w:t>Bigint</w:t>
+      </w:r>
+      <w:proofErr w:type="spellEnd"/>
+      <w:r>
+        <w:t xml:space="preserve">, </w:t>
+      </w:r>
+      <w:proofErr w:type="spellStart"/>
+      <w:r>
+        <w:t>Not</w:t>
+      </w:r>
+      <w:proofErr w:type="spellEnd"/>
+      <w:r>
+        <w:t xml:space="preserve"> Null, külső kulcs]: Útvonal azonosító</w:t>
+      </w:r>
+    </w:p>
+    <w:p>
+      <w:pPr>
+        <w:pStyle w:val="Listaszerbekezds"/>
+        <w:numPr>
+          <w:ilvl w:val="0"/>
+          <w:numId w:val="2"/>
+        </w:numPr>
+        <w:spacing w:after="60"/>
+      </w:pPr>
+      <w:proofErr w:type="spellStart"/>
+      <w:r>
+        <w:t>vehicleId</w:t>
+      </w:r>
+      <w:proofErr w:type="spellEnd"/>
+      <w:r>
+        <w:t xml:space="preserve"> [</w:t>
+      </w:r>
+      <w:proofErr w:type="spellStart"/>
+      <w:r>
+        <w:t>Bigint</w:t>
+      </w:r>
+      <w:proofErr w:type="spellEnd"/>
+      <w:r>
+        <w:t xml:space="preserve">, </w:t>
+      </w:r>
+      <w:proofErr w:type="spellStart"/>
+      <w:r>
+        <w:t>Not</w:t>
+      </w:r>
+      <w:proofErr w:type="spellEnd"/>
+      <w:r>
+        <w:t xml:space="preserve"> Null, külső kulcs]: Jármű azonosító</w:t>
+      </w:r>
+    </w:p>
+    <w:p>
+      <w:pPr>
+        <w:pStyle w:val="Listaszerbekezds"/>
+        <w:numPr>
+          <w:ilvl w:val="0"/>
+          <w:numId w:val="2"/>
+        </w:numPr>
+        <w:spacing w:after="60"/>
+      </w:pPr>
+      <w:proofErr w:type="spellStart"/>
+      <w:r>
+        <w:t>driverId</w:t>
+      </w:r>
+      <w:proofErr w:type="spellEnd"/>
+      <w:r>
+        <w:t xml:space="preserve"> [</w:t>
+      </w:r>
+      <w:proofErr w:type="spellStart"/>
+      <w:r>
+        <w:t>Bigint</w:t>
+      </w:r>
+      <w:proofErr w:type="spellEnd"/>
+      <w:r>
+        <w:t xml:space="preserve">, </w:t>
+      </w:r>
+      <w:proofErr w:type="spellStart"/>
+      <w:r>
+        <w:t>Not</w:t>
+      </w:r>
+      <w:proofErr w:type="spellEnd"/>
+      <w:r>
+        <w:t xml:space="preserve"> Null, külső kulcs, indexelt]: Sofőr (felhasználó) azonosító</w:t>
+      </w:r>
+    </w:p>
+    <w:p>
+      <w:pPr>
+        <w:pStyle w:val="Listaszerbekezds"/>
+        <w:numPr>
+          <w:ilvl w:val="0"/>
+          <w:numId w:val="2"/>
+        </w:numPr>
+        <w:spacing w:after="60"/>
+      </w:pPr>
+      <w:proofErr w:type="spellStart"/>
+      <w:r>
+        <w:t>scheduledDeparture</w:t>
+      </w:r>
+      <w:proofErr w:type="spellEnd"/>
+      <w:r>
+        <w:t xml:space="preserve"> [</w:t>
+      </w:r>
+      <w:proofErr w:type="spellStart"/>
+      <w:r>
+        <w:t>Datetime</w:t>
+      </w:r>
+      <w:proofErr w:type="spellEnd"/>
+      <w:r>
+        <w:t xml:space="preserve">, </w:t>
+      </w:r>
+      <w:proofErr w:type="spellStart"/>
+      <w:r>
+        <w:t>Not</w:t>
+      </w:r>
+      <w:proofErr w:type="spellEnd"/>
+      <w:r>
+        <w:t xml:space="preserve"> Null]: Tervezett indulás</w:t>
+      </w:r>
+    </w:p>
+    <w:p>
+      <w:pPr>
+        <w:pStyle w:val="Listaszerbekezds"/>
+        <w:numPr>
+          <w:ilvl w:val="0"/>
+          <w:numId w:val="2"/>
+        </w:numPr>
+        <w:spacing w:after="60"/>
+      </w:pPr>
+      <w:proofErr w:type="spellStart"/>
+      <w:r>
+        <w:t>scheduledArrival</w:t>
+      </w:r>
+      <w:proofErr w:type="spellEnd"/>
+      <w:r>
+        <w:t xml:space="preserve"> [</w:t>
+      </w:r>
+      <w:proofErr w:type="spellStart"/>
+      <w:r>
+        <w:t>Datetime</w:t>
+      </w:r>
+      <w:proofErr w:type="spellEnd"/>
+      <w:r>
+        <w:t xml:space="preserve">, </w:t>
+      </w:r>
+      <w:proofErr w:type="spellStart"/>
+      <w:r>
+        <w:t>Not</w:t>
+      </w:r>
+      <w:proofErr w:type="spellEnd"/>
+      <w:r>
+        <w:t xml:space="preserve"> Null]: Tervezett érkezés</w:t>
+      </w:r>
+    </w:p>
+    <w:p>
+      <w:pPr>
+        <w:pStyle w:val="Listaszerbekezds"/>
+        <w:numPr>
+          <w:ilvl w:val="0"/>
+          <w:numId w:val="2"/>
+        </w:numPr>
+        <w:spacing w:after="60"/>
+      </w:pPr>
+      <w:proofErr w:type="spellStart"/>
+      <w:r>
+        <w:t>actualDeparture</w:t>
+      </w:r>
+      <w:proofErr w:type="spellEnd"/>
+      <w:r>
+        <w:t xml:space="preserve"> [</w:t>
+      </w:r>
+      <w:proofErr w:type="spellStart"/>
+      <w:r>
+        <w:t>Datetime</w:t>
+      </w:r>
+      <w:proofErr w:type="spellEnd"/>
+      <w:r>
+        <w:t>]: Tényleges indulás</w:t>
+      </w:r>
+    </w:p>
+    <w:p>
+      <w:pPr>
+        <w:pStyle w:val="Listaszerbekezds"/>
+        <w:numPr>
+          <w:ilvl w:val="0"/>
+          <w:numId w:val="2"/>
+        </w:numPr>
+        <w:spacing w:after="60"/>
+      </w:pPr>
+      <w:proofErr w:type="spellStart"/>
+      <w:r>
+        <w:t>actualArrival</w:t>
+      </w:r>
+      <w:proofErr w:type="spellEnd"/>
+      <w:r>
+        <w:t xml:space="preserve"> [</w:t>
+      </w:r>
+      <w:proofErr w:type="spellStart"/>
+      <w:r>
+        <w:t>Datetime</w:t>
+      </w:r>
+      <w:proofErr w:type="spellEnd"/>
+      <w:r>
+        <w:t>]: Tényleges érkezés</w:t>
+      </w:r>
+    </w:p>
+    <w:p>
+      <w:pPr>
+        <w:pStyle w:val="Listaszerbekezds"/>
+        <w:numPr>
+          <w:ilvl w:val="0"/>
+          <w:numId w:val="2"/>
+        </w:numPr>
+        <w:spacing w:after="60"/>
+      </w:pPr>
+      <w:proofErr w:type="spellStart"/>
+      <w:r>
+        <w:t>currentLatitude</w:t>
+      </w:r>
+      <w:proofErr w:type="spellEnd"/>
+      <w:r>
+        <w:t xml:space="preserve"> [</w:t>
+      </w:r>
+      <w:proofErr w:type="spellStart"/>
+      <w:r>
+        <w:t>Decimal</w:t>
+      </w:r>
+      <w:proofErr w:type="spellEnd"/>
+      <w:r>
+        <w:t>(10,8)]: Aktuális földrajzi szélesség</w:t>
+      </w:r>
+    </w:p>
+    <w:p>
+      <w:pPr>
+        <w:pStyle w:val="Listaszerbekezds"/>
+        <w:numPr>
+          <w:ilvl w:val="0"/>
+          <w:numId w:val="2"/>
+        </w:numPr>
+        <w:spacing w:after="60"/>
+      </w:pPr>
+      <w:proofErr w:type="spellStart"/>
+      <w:r>
+        <w:t>currentLongitude</w:t>
+      </w:r>
+      <w:proofErr w:type="spellEnd"/>
+      <w:r>
+        <w:t xml:space="preserve"> [</w:t>
+      </w:r>
+      <w:proofErr w:type="spellStart"/>
+      <w:r>
+        <w:t>Decimal</w:t>
+      </w:r>
+      <w:proofErr w:type="spellEnd"/>
+      <w:r>
+        <w:t>(11,8)]: Aktuális földrajzi hosszúság</w:t>
+      </w:r>
+    </w:p>
+    <w:p>
+      <w:pPr>
+        <w:pStyle w:val="Listaszerbekezds"/>
+        <w:numPr>
+          <w:ilvl w:val="0"/>
+          <w:numId w:val="2"/>
+        </w:numPr>
+        <w:spacing w:after="60"/>
+      </w:pPr>
+      <w:proofErr w:type="spellStart"/>
+      <w:r>
+        <w:t>delayMinutes</w:t>
+      </w:r>
+      <w:proofErr w:type="spellEnd"/>
+      <w:r>
+        <w:t xml:space="preserve"> [Int, </w:t>
+      </w:r>
+      <w:proofErr w:type="spellStart"/>
+      <w:r>
+        <w:t>Not</w:t>
+      </w:r>
+      <w:proofErr w:type="spellEnd"/>
+      <w:r>
+        <w:t xml:space="preserve"> Null]: Késés percben</w:t>
+      </w:r>
+    </w:p>
+    <w:p>
+      <w:pPr>
+        <w:pStyle w:val="Listaszerbekezds"/>
+        <w:numPr>
+          <w:ilvl w:val="0"/>
+          <w:numId w:val="2"/>
+        </w:numPr>
+        <w:spacing w:after="60"/>
+      </w:pPr>
+      <w:r>
+        <w:t>status [</w:t>
+      </w:r>
+      <w:proofErr w:type="spellStart"/>
+      <w:r>
+        <w:t>Enum</w:t>
+      </w:r>
+      <w:proofErr w:type="spellEnd"/>
+      <w:r>
+        <w:t>]: Menet állapota</w:t>
+      </w:r>
+    </w:p>
+    <w:p>
+      <w:pPr>
+        <w:spacing w:after="60"/>
+        <w:ind w:left="1080"/>
+        <w:rPr>
+          <w:i/>
+          <w:iCs/>
+        </w:rPr>
+      </w:pPr>
+      <w:r>
+        <w:rPr>
+          <w:i/>
+          <w:iCs/>
+        </w:rPr>
+        <w:t>Index: (</w:t>
+      </w:r>
+      <w:proofErr w:type="spellStart"/>
+      <w:r>
+        <w:rPr>
+          <w:i/>
+          <w:iCs/>
+        </w:rPr>
+        <w:t>scheduledDeparture</w:t>
+      </w:r>
+      <w:proofErr w:type="spellEnd"/>
+      <w:r>
+        <w:rPr>
+          <w:i/>
+          <w:iCs/>
+        </w:rPr>
+        <w:t>, status)</w:t>
+      </w:r>
+    </w:p>
+    <w:p>
+      <w:pPr>
+        <w:spacing w:after="60"/>
+        <w:ind w:left="1080"/>
+        <w:rPr>
+          <w:i/>
+          <w:iCs/>
+        </w:rPr>
+      </w:pPr>
+    </w:p>
+    <w:p>
+      <w:pPr>
+        <w:pStyle w:val="Cmsor2"/>
+        <w:keepNext/>
+        <w:spacing w:before="280" w:after="120"/>
+        <w:rPr>
+          <w:b/>
+          <w:bCs/>
+          <w:color w:val="2F5496"/>
+          <w:sz w:val="28"/>
+          <w:szCs w:val="28"/>
+        </w:rPr>
+      </w:pPr>
+    </w:p>
+    <w:p>
+      <w:pPr>
+        <w:pStyle w:val="Cmsor2"/>
+        <w:keepNext/>
+        <w:spacing w:before="280" w:after="120"/>
+        <w:rPr>
+          <w:b/>
+          <w:bCs/>
+          <w:color w:val="2F5496"/>
+          <w:sz w:val="28"/>
+          <w:szCs w:val="28"/>
+        </w:rPr>
+      </w:pPr>
+    </w:p>
+    <w:p>
+      <w:pPr>
+        <w:pStyle w:val="Cmsor2"/>
+        <w:keepNext/>
+        <w:spacing w:before="280" w:after="120"/>
+      </w:pPr>
+      <w:r>
+        <w:rPr>
+          <w:b/>
+          <w:bCs/>
+          <w:color w:val="2F5496"/>
+          <w:sz w:val="28"/>
+          <w:szCs w:val="28"/>
+        </w:rPr>
+        <w:t xml:space="preserve">    </w:t>
+      </w:r>
+      <w:r>
+        <w:rPr>
+          <w:b/>
+          <w:bCs/>
+          <w:color w:val="2F5496"/>
+          <w:sz w:val="28"/>
+          <w:szCs w:val="28"/>
+        </w:rPr>
+        <w:t xml:space="preserve">1.8.  </w:t>
+      </w:r>
+      <w:proofErr w:type="spellStart"/>
+      <w:r>
+        <w:rPr>
+          <w:b/>
+          <w:bCs/>
+          <w:color w:val="2F5496"/>
+          <w:sz w:val="28"/>
+          <w:szCs w:val="28"/>
+        </w:rPr>
+        <w:t>tripEvents</w:t>
+      </w:r>
+      <w:proofErr w:type="spellEnd"/>
+    </w:p>
+    <w:p>
+      <w:pPr>
+        <w:pStyle w:val="Listaszerbekezds"/>
+        <w:numPr>
+          <w:ilvl w:val="0"/>
+          <w:numId w:val="2"/>
+        </w:numPr>
+        <w:spacing w:after="60"/>
+      </w:pPr>
+      <w:proofErr w:type="spellStart"/>
+      <w:r>
+        <w:t>id</w:t>
+      </w:r>
+      <w:proofErr w:type="spellEnd"/>
+      <w:r>
+        <w:t xml:space="preserve"> [</w:t>
+      </w:r>
+      <w:proofErr w:type="spellStart"/>
+      <w:r>
+        <w:t>Bigint</w:t>
+      </w:r>
+      <w:proofErr w:type="spellEnd"/>
+      <w:r>
+        <w:t>, elsődleges kulcs]: Menet esemény azonosító</w:t>
+      </w:r>
+    </w:p>
+    <w:p>
+      <w:pPr>
+        <w:pStyle w:val="Listaszerbekezds"/>
+        <w:numPr>
+          <w:ilvl w:val="0"/>
+          <w:numId w:val="2"/>
+        </w:numPr>
+        <w:spacing w:after="60"/>
+      </w:pPr>
+      <w:proofErr w:type="spellStart"/>
+      <w:r>
+        <w:t>tripId</w:t>
+      </w:r>
+      <w:proofErr w:type="spellEnd"/>
+      <w:r>
+        <w:t xml:space="preserve"> [</w:t>
+      </w:r>
+      <w:proofErr w:type="spellStart"/>
+      <w:r>
+        <w:t>Bigint</w:t>
+      </w:r>
+      <w:proofErr w:type="spellEnd"/>
+      <w:r>
+        <w:t xml:space="preserve">, </w:t>
+      </w:r>
+      <w:proofErr w:type="spellStart"/>
+      <w:r>
+        <w:t>Not</w:t>
+      </w:r>
+      <w:proofErr w:type="spellEnd"/>
+      <w:r>
+        <w:t xml:space="preserve"> Null, külső kulcs]: Menet azonosító</w:t>
+      </w:r>
+    </w:p>
+    <w:p>
+      <w:pPr>
+        <w:pStyle w:val="Listaszerbekezds"/>
+        <w:numPr>
+          <w:ilvl w:val="0"/>
+          <w:numId w:val="2"/>
+        </w:numPr>
+        <w:spacing w:after="60"/>
+      </w:pPr>
+      <w:proofErr w:type="spellStart"/>
+      <w:r>
+        <w:t>driverId</w:t>
+      </w:r>
+      <w:proofErr w:type="spellEnd"/>
+      <w:r>
+        <w:t xml:space="preserve"> [</w:t>
+      </w:r>
+      <w:proofErr w:type="spellStart"/>
+      <w:r>
+        <w:t>Bigint</w:t>
+      </w:r>
+      <w:proofErr w:type="spellEnd"/>
+      <w:r>
+        <w:t xml:space="preserve">, </w:t>
+      </w:r>
+      <w:proofErr w:type="spellStart"/>
+      <w:r>
+        <w:t>Not</w:t>
+      </w:r>
+      <w:proofErr w:type="spellEnd"/>
+      <w:r>
+        <w:t xml:space="preserve"> Null, külső kulcs]: Eseményt rögzítő sofőr azonosító</w:t>
+      </w:r>
+    </w:p>
+    <w:p>
+      <w:pPr>
+        <w:pStyle w:val="Listaszerbekezds"/>
+        <w:numPr>
+          <w:ilvl w:val="0"/>
+          <w:numId w:val="2"/>
+        </w:numPr>
+        <w:spacing w:after="60"/>
+      </w:pPr>
+      <w:proofErr w:type="spellStart"/>
+      <w:r>
+        <w:t>eventType</w:t>
+      </w:r>
+      <w:proofErr w:type="spellEnd"/>
+      <w:r>
+        <w:t xml:space="preserve"> [</w:t>
+      </w:r>
+      <w:proofErr w:type="spellStart"/>
+      <w:r>
+        <w:t>Enum</w:t>
+      </w:r>
+      <w:proofErr w:type="spellEnd"/>
+      <w:r>
+        <w:t xml:space="preserve">, </w:t>
+      </w:r>
+      <w:proofErr w:type="spellStart"/>
+      <w:r>
+        <w:t>Not</w:t>
+      </w:r>
+      <w:proofErr w:type="spellEnd"/>
+      <w:r>
+        <w:t xml:space="preserve"> Null]: Esemény típusa</w:t>
+      </w:r>
+    </w:p>
+    <w:p>
+      <w:pPr>
+        <w:pStyle w:val="Listaszerbekezds"/>
+        <w:numPr>
+          <w:ilvl w:val="0"/>
+          <w:numId w:val="2"/>
+        </w:numPr>
+        <w:spacing w:after="60"/>
+      </w:pPr>
+      <w:proofErr w:type="spellStart"/>
+      <w:r>
+        <w:t>delayMinutesAdded</w:t>
+      </w:r>
+      <w:proofErr w:type="spellEnd"/>
+      <w:r>
+        <w:t xml:space="preserve"> [Int]: Az esemény által okozott többletkésés (perc)</w:t>
+      </w:r>
+    </w:p>
+    <w:p>
+      <w:pPr>
+        <w:pStyle w:val="Listaszerbekezds"/>
+        <w:numPr>
+          <w:ilvl w:val="0"/>
+          <w:numId w:val="2"/>
+        </w:numPr>
+        <w:spacing w:after="60"/>
+      </w:pPr>
+      <w:proofErr w:type="spellStart"/>
+      <w:r>
+        <w:t>description</w:t>
+      </w:r>
+      <w:proofErr w:type="spellEnd"/>
+      <w:r>
+        <w:t xml:space="preserve"> [Text]: Esemény leírása</w:t>
+      </w:r>
+    </w:p>
+    <w:p>
+      <w:pPr>
+        <w:pStyle w:val="Listaszerbekezds"/>
+        <w:numPr>
+          <w:ilvl w:val="0"/>
+          <w:numId w:val="2"/>
+        </w:numPr>
+        <w:spacing w:after="60"/>
+      </w:pPr>
+      <w:proofErr w:type="spellStart"/>
+      <w:r>
+        <w:t>createdAt</w:t>
+      </w:r>
+      <w:proofErr w:type="spellEnd"/>
+      <w:r>
+        <w:t xml:space="preserve"> [</w:t>
+      </w:r>
+      <w:proofErr w:type="spellStart"/>
+      <w:r>
+        <w:t>Timestamp</w:t>
+      </w:r>
+      <w:proofErr w:type="spellEnd"/>
+      <w:r>
+        <w:t>]: Rögzítés időpontja</w:t>
+      </w:r>
+    </w:p>
+    <w:p>
+      <w:pPr>
+        <w:pStyle w:val="Cmsor2"/>
+        <w:keepNext/>
+        <w:spacing w:before="280" w:after="120"/>
+        <w:ind w:left="360"/>
+      </w:pPr>
+      <w:r>
+        <w:rPr>
+          <w:b/>
+          <w:bCs/>
+          <w:color w:val="2F5496"/>
+          <w:sz w:val="28"/>
+          <w:szCs w:val="28"/>
+        </w:rPr>
+        <w:t xml:space="preserve">1.9.  </w:t>
+      </w:r>
+      <w:proofErr w:type="spellStart"/>
+      <w:r>
+        <w:rPr>
+          <w:b/>
+          <w:bCs/>
+          <w:color w:val="2F5496"/>
+          <w:sz w:val="28"/>
+          <w:szCs w:val="28"/>
+        </w:rPr>
+        <w:t>tickets</w:t>
+      </w:r>
+      <w:proofErr w:type="spellEnd"/>
+    </w:p>
+    <w:p>
+      <w:pPr>
+        <w:pStyle w:val="Listaszerbekezds"/>
+        <w:numPr>
+          <w:ilvl w:val="0"/>
+          <w:numId w:val="2"/>
+        </w:numPr>
+        <w:spacing w:after="60"/>
+      </w:pPr>
+      <w:proofErr w:type="spellStart"/>
+      <w:r>
+        <w:t>id</w:t>
+      </w:r>
+      <w:proofErr w:type="spellEnd"/>
+      <w:r>
+        <w:t xml:space="preserve"> [</w:t>
+      </w:r>
+      <w:proofErr w:type="spellStart"/>
+      <w:r>
+        <w:t>Bigint</w:t>
+      </w:r>
+      <w:proofErr w:type="spellEnd"/>
+      <w:r>
+        <w:t>, elsődleges kulcs]: Jegy azonosító</w:t>
+      </w:r>
+    </w:p>
+    <w:p>
+      <w:pPr>
+        <w:pStyle w:val="Listaszerbekezds"/>
+        <w:numPr>
+          <w:ilvl w:val="0"/>
+          <w:numId w:val="2"/>
+        </w:numPr>
+        <w:spacing w:after="60"/>
+      </w:pPr>
+      <w:proofErr w:type="spellStart"/>
+      <w:r>
+        <w:t>ticketCode</w:t>
+      </w:r>
+      <w:proofErr w:type="spellEnd"/>
+      <w:r>
+        <w:t xml:space="preserve"> [</w:t>
+      </w:r>
+      <w:proofErr w:type="spellStart"/>
+      <w:r>
+        <w:t>Varchar</w:t>
+      </w:r>
+      <w:proofErr w:type="spellEnd"/>
+      <w:r>
+        <w:t xml:space="preserve">(64), </w:t>
+      </w:r>
+      <w:proofErr w:type="spellStart"/>
+      <w:r>
+        <w:t>Not</w:t>
+      </w:r>
+      <w:proofErr w:type="spellEnd"/>
+      <w:r>
+        <w:t xml:space="preserve"> Null, egyedi]: Jegykód</w:t>
+      </w:r>
+    </w:p>
+    <w:p>
+      <w:pPr>
+        <w:pStyle w:val="Listaszerbekezds"/>
+        <w:numPr>
+          <w:ilvl w:val="0"/>
+          <w:numId w:val="2"/>
+        </w:numPr>
+        <w:spacing w:after="60"/>
+      </w:pPr>
+      <w:proofErr w:type="spellStart"/>
+      <w:r>
+        <w:t>userId</w:t>
+      </w:r>
+      <w:proofErr w:type="spellEnd"/>
+      <w:r>
+        <w:t xml:space="preserve"> [</w:t>
+      </w:r>
+      <w:proofErr w:type="spellStart"/>
+      <w:r>
+        <w:t>Bigint</w:t>
+      </w:r>
+      <w:proofErr w:type="spellEnd"/>
+      <w:r>
+        <w:t xml:space="preserve">, </w:t>
+      </w:r>
+      <w:proofErr w:type="spellStart"/>
+      <w:r>
+        <w:t>Not</w:t>
+      </w:r>
+      <w:proofErr w:type="spellEnd"/>
+      <w:r>
+        <w:t xml:space="preserve"> Null, külső kulcs, indexelt]: Vásárló felhasználó azonosító</w:t>
+      </w:r>
+    </w:p>
+    <w:p>
+      <w:pPr>
+        <w:pStyle w:val="Listaszerbekezds"/>
+        <w:numPr>
+          <w:ilvl w:val="0"/>
+          <w:numId w:val="2"/>
+        </w:numPr>
+        <w:spacing w:after="60"/>
+      </w:pPr>
+      <w:proofErr w:type="spellStart"/>
+      <w:r>
+        <w:t>tripId</w:t>
+      </w:r>
+      <w:proofErr w:type="spellEnd"/>
+      <w:r>
+        <w:t xml:space="preserve"> [</w:t>
+      </w:r>
+      <w:proofErr w:type="spellStart"/>
+      <w:r>
+        <w:t>Bigint</w:t>
+      </w:r>
+      <w:proofErr w:type="spellEnd"/>
+      <w:r>
+        <w:t xml:space="preserve">, </w:t>
+      </w:r>
+      <w:proofErr w:type="spellStart"/>
+      <w:r>
+        <w:t>Not</w:t>
+      </w:r>
+      <w:proofErr w:type="spellEnd"/>
+      <w:r>
+        <w:t xml:space="preserve"> Null, külső kulcs]: Menet azonosító</w:t>
+      </w:r>
+    </w:p>
+    <w:p>
+      <w:pPr>
+        <w:pStyle w:val="Listaszerbekezds"/>
+        <w:numPr>
+          <w:ilvl w:val="0"/>
+          <w:numId w:val="2"/>
+        </w:numPr>
+        <w:spacing w:after="60"/>
+      </w:pPr>
+      <w:proofErr w:type="spellStart"/>
+      <w:r>
+        <w:t>startStopId</w:t>
+      </w:r>
+      <w:proofErr w:type="spellEnd"/>
+      <w:r>
+        <w:t xml:space="preserve"> [</w:t>
+      </w:r>
+      <w:proofErr w:type="spellStart"/>
+      <w:r>
+        <w:t>Bigint</w:t>
+      </w:r>
+      <w:proofErr w:type="spellEnd"/>
+      <w:r>
+        <w:t xml:space="preserve">, </w:t>
+      </w:r>
+      <w:proofErr w:type="spellStart"/>
+      <w:r>
+        <w:t>Not</w:t>
+      </w:r>
+      <w:proofErr w:type="spellEnd"/>
+      <w:r>
+        <w:t xml:space="preserve"> Null, külső kulcs]: Felszállási megálló azonosító</w:t>
+      </w:r>
+    </w:p>
+    <w:p>
+      <w:pPr>
+        <w:pStyle w:val="Listaszerbekezds"/>
+        <w:numPr>
+          <w:ilvl w:val="0"/>
+          <w:numId w:val="2"/>
+        </w:numPr>
+        <w:spacing w:after="60"/>
+      </w:pPr>
+      <w:proofErr w:type="spellStart"/>
+      <w:r>
+        <w:t>endStopId</w:t>
+      </w:r>
+      <w:proofErr w:type="spellEnd"/>
+      <w:r>
+        <w:t xml:space="preserve"> [</w:t>
+      </w:r>
+      <w:proofErr w:type="spellStart"/>
+      <w:r>
+        <w:t>Bigint</w:t>
+      </w:r>
+      <w:proofErr w:type="spellEnd"/>
+      <w:r>
+        <w:t xml:space="preserve">, </w:t>
+      </w:r>
+      <w:proofErr w:type="spellStart"/>
+      <w:r>
+        <w:t>Not</w:t>
+      </w:r>
+      <w:proofErr w:type="spellEnd"/>
+      <w:r>
+        <w:t xml:space="preserve"> Null, külső kulcs]: Leszállási megálló azonosító</w:t>
+      </w:r>
+    </w:p>
+    <w:p>
+      <w:pPr>
+        <w:pStyle w:val="Listaszerbekezds"/>
+        <w:numPr>
+          <w:ilvl w:val="0"/>
+          <w:numId w:val="2"/>
+        </w:numPr>
+        <w:spacing w:after="60"/>
+      </w:pPr>
+      <w:proofErr w:type="spellStart"/>
+      <w:r>
+        <w:t>price</w:t>
+      </w:r>
+      <w:proofErr w:type="spellEnd"/>
+      <w:r>
+        <w:t xml:space="preserve"> [</w:t>
+      </w:r>
+      <w:proofErr w:type="spellStart"/>
+      <w:r>
+        <w:t>Decimal</w:t>
+      </w:r>
+      <w:proofErr w:type="spellEnd"/>
+      <w:r>
+        <w:t xml:space="preserve">(10,2), </w:t>
+      </w:r>
+      <w:proofErr w:type="spellStart"/>
+      <w:r>
+        <w:t>Not</w:t>
+      </w:r>
+      <w:proofErr w:type="spellEnd"/>
+      <w:r>
+        <w:t xml:space="preserve"> Null]: Jegy ára</w:t>
+      </w:r>
+    </w:p>
+    <w:p>
+      <w:pPr>
+        <w:pStyle w:val="Listaszerbekezds"/>
+        <w:numPr>
+          <w:ilvl w:val="0"/>
+          <w:numId w:val="2"/>
+        </w:numPr>
+        <w:spacing w:after="60"/>
+      </w:pPr>
+      <w:r>
+        <w:t>status [</w:t>
+      </w:r>
+      <w:proofErr w:type="spellStart"/>
+      <w:r>
+        <w:t>Enum</w:t>
+      </w:r>
+      <w:proofErr w:type="spellEnd"/>
+      <w:r>
+        <w:t>]: Jegy állapota</w:t>
+      </w:r>
+    </w:p>
+    <w:p>
+      <w:pPr>
+        <w:pStyle w:val="Listaszerbekezds"/>
+        <w:numPr>
+          <w:ilvl w:val="0"/>
+          <w:numId w:val="2"/>
+        </w:numPr>
+        <w:spacing w:after="60"/>
+      </w:pPr>
+      <w:proofErr w:type="spellStart"/>
+      <w:r>
+        <w:t>validatedAt</w:t>
+      </w:r>
+      <w:proofErr w:type="spellEnd"/>
+      <w:r>
+        <w:t xml:space="preserve"> [</w:t>
+      </w:r>
+      <w:proofErr w:type="spellStart"/>
+      <w:r>
+        <w:t>Datetime</w:t>
+      </w:r>
+      <w:proofErr w:type="spellEnd"/>
+      <w:r>
+        <w:t>]: Érvényesítés időpontja</w:t>
+      </w:r>
+    </w:p>
+    <w:p>
+      <w:pPr>
+        <w:pStyle w:val="Listaszerbekezds"/>
+        <w:numPr>
+          <w:ilvl w:val="0"/>
+          <w:numId w:val="2"/>
+        </w:numPr>
+        <w:spacing w:after="60"/>
+      </w:pPr>
+      <w:proofErr w:type="spellStart"/>
+      <w:r>
+        <w:t>validatedByDriverId</w:t>
+      </w:r>
+      <w:proofErr w:type="spellEnd"/>
+      <w:r>
+        <w:t xml:space="preserve"> [</w:t>
+      </w:r>
+      <w:proofErr w:type="spellStart"/>
+      <w:r>
+        <w:t>Bigint</w:t>
+      </w:r>
+      <w:proofErr w:type="spellEnd"/>
+      <w:r>
+        <w:t>, külső kulcs]: Érvényesítő sofőr azonosító</w:t>
+      </w:r>
+    </w:p>
+    <w:p>
+      <w:pPr>
+        <w:pStyle w:val="Listaszerbekezds"/>
+        <w:numPr>
+          <w:ilvl w:val="0"/>
+          <w:numId w:val="2"/>
+        </w:numPr>
+        <w:spacing w:after="60"/>
+      </w:pPr>
+      <w:proofErr w:type="spellStart"/>
+      <w:r>
+        <w:t>createdAt</w:t>
+      </w:r>
+      <w:proofErr w:type="spellEnd"/>
+      <w:r>
+        <w:t xml:space="preserve"> [</w:t>
+      </w:r>
+      <w:proofErr w:type="spellStart"/>
+      <w:r>
+        <w:t>Timestamp</w:t>
+      </w:r>
+      <w:proofErr w:type="spellEnd"/>
+      <w:r>
+        <w:t>]: Létrehozás időpontja</w:t>
+      </w:r>
+    </w:p>
+    <w:p>
+      <w:pPr>
+        <w:pStyle w:val="Cmsor2"/>
+        <w:keepNext/>
+        <w:spacing w:before="280" w:after="120"/>
+        <w:ind w:left="360"/>
+      </w:pPr>
+      <w:r>
+        <w:rPr>
+          <w:b/>
+          <w:bCs/>
+          <w:color w:val="2F5496"/>
+          <w:sz w:val="28"/>
+          <w:szCs w:val="28"/>
+        </w:rPr>
+        <w:t xml:space="preserve">1.10.  </w:t>
+      </w:r>
+      <w:proofErr w:type="spellStart"/>
+      <w:r>
+        <w:rPr>
+          <w:b/>
+          <w:bCs/>
+          <w:color w:val="2F5496"/>
+          <w:sz w:val="28"/>
+          <w:szCs w:val="28"/>
+        </w:rPr>
+        <w:t>reservations</w:t>
+      </w:r>
+      <w:proofErr w:type="spellEnd"/>
+    </w:p>
+    <w:p>
+      <w:pPr>
+        <w:pStyle w:val="Listaszerbekezds"/>
+        <w:numPr>
+          <w:ilvl w:val="0"/>
+          <w:numId w:val="2"/>
+        </w:numPr>
+        <w:spacing w:after="60"/>
+      </w:pPr>
+      <w:proofErr w:type="spellStart"/>
+      <w:r>
+        <w:t>id</w:t>
+      </w:r>
+      <w:proofErr w:type="spellEnd"/>
+      <w:r>
+        <w:t xml:space="preserve"> [</w:t>
+      </w:r>
+      <w:proofErr w:type="spellStart"/>
+      <w:r>
+        <w:t>Bigint</w:t>
+      </w:r>
+      <w:proofErr w:type="spellEnd"/>
+      <w:r>
+        <w:t>, elsődleges kulcs]: Helyfoglalás azonosító</w:t>
+      </w:r>
+    </w:p>
+    <w:p>
+      <w:pPr>
+        <w:pStyle w:val="Listaszerbekezds"/>
+        <w:numPr>
+          <w:ilvl w:val="0"/>
+          <w:numId w:val="2"/>
+        </w:numPr>
+        <w:spacing w:after="60"/>
+      </w:pPr>
+      <w:proofErr w:type="spellStart"/>
+      <w:r>
+        <w:t>ticketId</w:t>
+      </w:r>
+      <w:proofErr w:type="spellEnd"/>
+      <w:r>
+        <w:t xml:space="preserve"> [</w:t>
+      </w:r>
+      <w:proofErr w:type="spellStart"/>
+      <w:r>
+        <w:t>Bigint</w:t>
+      </w:r>
+      <w:proofErr w:type="spellEnd"/>
+      <w:r>
+        <w:t xml:space="preserve">, </w:t>
+      </w:r>
+      <w:proofErr w:type="spellStart"/>
+      <w:r>
+        <w:t>Not</w:t>
+      </w:r>
+      <w:proofErr w:type="spellEnd"/>
+      <w:r>
+        <w:t xml:space="preserve"> Null, külső kulcs, egyedi]: Jegy azonosító</w:t>
+      </w:r>
+    </w:p>
+    <w:p>
+      <w:pPr>
+        <w:pStyle w:val="Listaszerbekezds"/>
+        <w:numPr>
+          <w:ilvl w:val="0"/>
+          <w:numId w:val="2"/>
+        </w:numPr>
+        <w:spacing w:after="60"/>
+      </w:pPr>
+      <w:proofErr w:type="spellStart"/>
+      <w:r>
+        <w:t>tripId</w:t>
+      </w:r>
+      <w:proofErr w:type="spellEnd"/>
+      <w:r>
+        <w:t xml:space="preserve"> [</w:t>
+      </w:r>
+      <w:proofErr w:type="spellStart"/>
+      <w:r>
+        <w:t>Bigint</w:t>
+      </w:r>
+      <w:proofErr w:type="spellEnd"/>
+      <w:r>
+        <w:t xml:space="preserve">, </w:t>
+      </w:r>
+      <w:proofErr w:type="spellStart"/>
+      <w:r>
+        <w:t>Not</w:t>
+      </w:r>
+      <w:proofErr w:type="spellEnd"/>
+      <w:r>
+        <w:t xml:space="preserve"> Null, külső kulcs]: Menet azonosító</w:t>
+      </w:r>
+    </w:p>
+    <w:p>
+      <w:pPr>
+        <w:pStyle w:val="Listaszerbekezds"/>
+        <w:numPr>
+          <w:ilvl w:val="0"/>
+          <w:numId w:val="2"/>
+        </w:numPr>
+        <w:spacing w:after="60"/>
+      </w:pPr>
+      <w:proofErr w:type="spellStart"/>
+      <w:r>
+        <w:t>seatId</w:t>
+      </w:r>
+      <w:proofErr w:type="spellEnd"/>
+      <w:r>
+        <w:t xml:space="preserve"> [</w:t>
+      </w:r>
+      <w:proofErr w:type="spellStart"/>
+      <w:r>
+        <w:t>Bigint</w:t>
+      </w:r>
+      <w:proofErr w:type="spellEnd"/>
+      <w:r>
+        <w:t xml:space="preserve">, </w:t>
+      </w:r>
+      <w:proofErr w:type="spellStart"/>
+      <w:r>
+        <w:t>Not</w:t>
+      </w:r>
+      <w:proofErr w:type="spellEnd"/>
+      <w:r>
+        <w:t xml:space="preserve"> Null, külső kulcs]: Ülés azonosító</w:t>
+      </w:r>
+    </w:p>
+    <w:p>
+      <w:pPr>
+        <w:pStyle w:val="Listaszerbekezds"/>
+        <w:numPr>
+          <w:ilvl w:val="0"/>
+          <w:numId w:val="2"/>
+        </w:numPr>
+        <w:spacing w:after="60"/>
+      </w:pPr>
+      <w:r>
+        <w:t>status [</w:t>
+      </w:r>
+      <w:proofErr w:type="spellStart"/>
+      <w:r>
+        <w:t>Enum</w:t>
+      </w:r>
+      <w:proofErr w:type="spellEnd"/>
+      <w:r>
+        <w:t>]: Helyfoglalás állapota</w:t>
+      </w:r>
+    </w:p>
+    <w:p>
+      <w:pPr>
+        <w:pStyle w:val="Listaszerbekezds"/>
+        <w:numPr>
+          <w:ilvl w:val="0"/>
+          <w:numId w:val="2"/>
+        </w:numPr>
+        <w:spacing w:after="60"/>
+      </w:pPr>
+      <w:proofErr w:type="spellStart"/>
+      <w:r>
+        <w:t>createdAt</w:t>
+      </w:r>
+      <w:proofErr w:type="spellEnd"/>
+      <w:r>
+        <w:t xml:space="preserve"> [</w:t>
+      </w:r>
+      <w:proofErr w:type="spellStart"/>
+      <w:r>
+        <w:t>Timestamp</w:t>
+      </w:r>
+      <w:proofErr w:type="spellEnd"/>
+      <w:r>
+        <w:t>]: Létrehozás időpontja</w:t>
+      </w:r>
+    </w:p>
+    <w:p>
+      <w:pPr>
+        <w:ind w:left="1080"/>
+        <w:rPr>
+          <w:i/>
+          <w:iCs/>
+        </w:rPr>
+      </w:pPr>
+      <w:r>
+        <w:rPr>
+          <w:i/>
+          <w:iCs/>
+        </w:rPr>
+        <w:t>Egyedi index: (</w:t>
+      </w:r>
+      <w:proofErr w:type="spellStart"/>
+      <w:r>
+        <w:rPr>
+          <w:i/>
+          <w:iCs/>
+        </w:rPr>
+        <w:t>tripId</w:t>
+      </w:r>
+      <w:proofErr w:type="spellEnd"/>
+      <w:r>
+        <w:rPr>
+          <w:i/>
+          <w:iCs/>
+        </w:rPr>
+        <w:t xml:space="preserve">, </w:t>
+      </w:r>
+      <w:proofErr w:type="spellStart"/>
+      <w:r>
+        <w:rPr>
+          <w:i/>
+          <w:iCs/>
+        </w:rPr>
+        <w:t>seatId</w:t>
+      </w:r>
+      <w:proofErr w:type="spellEnd"/>
+      <w:r>
+        <w:rPr>
+          <w:i/>
+          <w:iCs/>
+        </w:rPr>
+        <w:t>)</w:t>
+      </w:r>
+    </w:p>
+    <w:p>
+      <w:pPr>
+        <w:ind w:left="1080"/>
+        <w:rPr>
+          <w:i/>
+          <w:iCs/>
+        </w:rPr>
+      </w:pPr>
+    </w:p>
+    <w:p>
+      <w:pPr>
+        <w:ind w:left="1080"/>
+        <w:rPr>
+          <w:i/>
+          <w:iCs/>
+        </w:rPr>
+      </w:pPr>
+    </w:p>
+    <w:p>
+      <w:pPr>
+        <w:ind w:left="1080"/>
+        <w:rPr>
+          <w:i/>
+          <w:iCs/>
+        </w:rPr>
+      </w:pPr>
+    </w:p>
+    <w:p>
+      <w:pPr>
+        <w:ind w:left="1080"/>
+        <w:rPr>
+          <w:i/>
+          <w:iCs/>
+        </w:rPr>
+      </w:pPr>
+    </w:p>
+    <w:p>
+      <w:pPr>
+        <w:pStyle w:val="Cmsor2"/>
+        <w:keepNext/>
+        <w:rPr>
+          <w:b/>
+          <w:bCs/>
+          <w:color w:val="2F5496"/>
+          <w:sz w:val="28"/>
+          <w:szCs w:val="28"/>
+        </w:rPr>
+      </w:pPr>
+    </w:p>
+    <w:p>
+      <w:pPr>
+        <w:pStyle w:val="Cmsor2"/>
+        <w:keepNext/>
+        <w:spacing w:before="280" w:after="120"/>
+        <w:ind w:left="360"/>
+      </w:pPr>
+      <w:r>
+        <w:rPr>
+          <w:b/>
+          <w:bCs/>
+          <w:color w:val="2F5496"/>
+          <w:sz w:val="28"/>
+          <w:szCs w:val="28"/>
+        </w:rPr>
+        <w:t xml:space="preserve">1.11.  </w:t>
+      </w:r>
+      <w:proofErr w:type="spellStart"/>
+      <w:r>
+        <w:rPr>
+          <w:b/>
+          <w:bCs/>
+          <w:color w:val="2F5496"/>
+          <w:sz w:val="28"/>
+          <w:szCs w:val="28"/>
+        </w:rPr>
+        <w:t>passTypes</w:t>
+      </w:r>
+      <w:proofErr w:type="spellEnd"/>
+    </w:p>
+    <w:p>
+      <w:pPr>
+        <w:pStyle w:val="Listaszerbekezds"/>
+        <w:numPr>
+          <w:ilvl w:val="0"/>
+          <w:numId w:val="2"/>
+        </w:numPr>
+        <w:spacing w:after="60"/>
+      </w:pPr>
+      <w:proofErr w:type="spellStart"/>
+      <w:r>
+        <w:t>id</w:t>
+      </w:r>
+      <w:proofErr w:type="spellEnd"/>
+      <w:r>
+        <w:t xml:space="preserve"> [</w:t>
+      </w:r>
+      <w:proofErr w:type="spellStart"/>
+      <w:r>
+        <w:t>Bigint</w:t>
+      </w:r>
+      <w:proofErr w:type="spellEnd"/>
+      <w:r>
+        <w:t>, elsődleges kulcs]: Bérlettípus azonosító</w:t>
+      </w:r>
+    </w:p>
+    <w:p>
+      <w:pPr>
+        <w:pStyle w:val="Listaszerbekezds"/>
+        <w:numPr>
+          <w:ilvl w:val="0"/>
+          <w:numId w:val="2"/>
+        </w:numPr>
+        <w:spacing w:after="60"/>
+      </w:pPr>
+      <w:proofErr w:type="spellStart"/>
+      <w:r>
+        <w:t>name</w:t>
+      </w:r>
+      <w:proofErr w:type="spellEnd"/>
+      <w:r>
+        <w:t xml:space="preserve"> [</w:t>
+      </w:r>
+      <w:proofErr w:type="spellStart"/>
+      <w:r>
+        <w:t>Varchar</w:t>
+      </w:r>
+      <w:proofErr w:type="spellEnd"/>
+      <w:r>
+        <w:t xml:space="preserve">(100), </w:t>
+      </w:r>
+      <w:proofErr w:type="spellStart"/>
+      <w:r>
+        <w:t>Not</w:t>
+      </w:r>
+      <w:proofErr w:type="spellEnd"/>
+      <w:r>
+        <w:t xml:space="preserve"> Null]: Bérlettípus neve</w:t>
+      </w:r>
+    </w:p>
+    <w:p>
+      <w:pPr>
+        <w:pStyle w:val="Listaszerbekezds"/>
+        <w:numPr>
+          <w:ilvl w:val="0"/>
+          <w:numId w:val="2"/>
+        </w:numPr>
+        <w:spacing w:after="60"/>
+      </w:pPr>
+      <w:proofErr w:type="spellStart"/>
+      <w:r>
+        <w:lastRenderedPageBreak/>
+        <w:t>durationDays</w:t>
+      </w:r>
+      <w:proofErr w:type="spellEnd"/>
+      <w:r>
+        <w:t xml:space="preserve"> [Int, </w:t>
+      </w:r>
+      <w:proofErr w:type="spellStart"/>
+      <w:r>
+        <w:t>Not</w:t>
+      </w:r>
+      <w:proofErr w:type="spellEnd"/>
+      <w:r>
+        <w:t xml:space="preserve"> Null]: Érvényességi idő napokban</w:t>
+      </w:r>
+    </w:p>
+    <w:p>
+      <w:pPr>
+        <w:pStyle w:val="Listaszerbekezds"/>
+        <w:numPr>
+          <w:ilvl w:val="0"/>
+          <w:numId w:val="2"/>
+        </w:numPr>
+        <w:spacing w:after="60"/>
+      </w:pPr>
+      <w:proofErr w:type="spellStart"/>
+      <w:r>
+        <w:t>price</w:t>
+      </w:r>
+      <w:proofErr w:type="spellEnd"/>
+      <w:r>
+        <w:t xml:space="preserve"> [</w:t>
+      </w:r>
+      <w:proofErr w:type="spellStart"/>
+      <w:r>
+        <w:t>Decimal</w:t>
+      </w:r>
+      <w:proofErr w:type="spellEnd"/>
+      <w:r>
+        <w:t xml:space="preserve">(10,2), </w:t>
+      </w:r>
+      <w:proofErr w:type="spellStart"/>
+      <w:r>
+        <w:t>Not</w:t>
+      </w:r>
+      <w:proofErr w:type="spellEnd"/>
+      <w:r>
+        <w:t xml:space="preserve"> Null]: Bérlet ára</w:t>
+      </w:r>
+    </w:p>
+    <w:p>
+      <w:pPr>
+        <w:pStyle w:val="Listaszerbekezds"/>
+        <w:numPr>
+          <w:ilvl w:val="0"/>
+          <w:numId w:val="2"/>
+        </w:numPr>
+        <w:spacing w:after="60"/>
+      </w:pPr>
+      <w:proofErr w:type="spellStart"/>
+      <w:r>
+        <w:t>targetDiscount</w:t>
+      </w:r>
+      <w:proofErr w:type="spellEnd"/>
+      <w:r>
+        <w:t xml:space="preserve"> [</w:t>
+      </w:r>
+      <w:proofErr w:type="spellStart"/>
+      <w:r>
+        <w:t>Enum</w:t>
+      </w:r>
+      <w:proofErr w:type="spellEnd"/>
+      <w:r>
+        <w:t>]: Célzott kedvezmény kategória</w:t>
+      </w:r>
+    </w:p>
+    <w:p>
+      <w:pPr>
+        <w:pStyle w:val="Listaszerbekezds"/>
+        <w:numPr>
+          <w:ilvl w:val="0"/>
+          <w:numId w:val="2"/>
+        </w:numPr>
+        <w:spacing w:after="60"/>
+      </w:pPr>
+      <w:proofErr w:type="spellStart"/>
+      <w:r>
+        <w:t>isActive</w:t>
+      </w:r>
+      <w:proofErr w:type="spellEnd"/>
+      <w:r>
+        <w:t xml:space="preserve"> [</w:t>
+      </w:r>
+      <w:proofErr w:type="spellStart"/>
+      <w:r>
+        <w:t>Tinyint</w:t>
+      </w:r>
+      <w:proofErr w:type="spellEnd"/>
+      <w:r>
+        <w:t>(1)]: Aktív-e a bérlettípus</w:t>
+      </w:r>
+    </w:p>
+    <w:p>
+      <w:pPr>
+        <w:pStyle w:val="Cmsor2"/>
+        <w:keepNext/>
+        <w:spacing w:before="280" w:after="120"/>
+        <w:ind w:left="360"/>
+        <w:rPr>
+          <w:b/>
+          <w:bCs/>
+          <w:color w:val="2F5496"/>
+          <w:sz w:val="28"/>
+          <w:szCs w:val="28"/>
+        </w:rPr>
+      </w:pPr>
+    </w:p>
+    <w:p>
+      <w:pPr>
+        <w:pStyle w:val="Cmsor2"/>
+        <w:keepNext/>
+        <w:spacing w:before="280" w:after="120"/>
+        <w:ind w:left="360"/>
+      </w:pPr>
+      <w:r>
+        <w:rPr>
+          <w:b/>
+          <w:bCs/>
+          <w:color w:val="2F5496"/>
+          <w:sz w:val="28"/>
+          <w:szCs w:val="28"/>
+        </w:rPr>
+        <w:t xml:space="preserve">1.12.  </w:t>
+      </w:r>
+      <w:proofErr w:type="spellStart"/>
+      <w:r>
+        <w:rPr>
+          <w:b/>
+          <w:bCs/>
+          <w:color w:val="2F5496"/>
+          <w:sz w:val="28"/>
+          <w:szCs w:val="28"/>
+        </w:rPr>
+        <w:t>userPasses</w:t>
+      </w:r>
+      <w:proofErr w:type="spellEnd"/>
+    </w:p>
+    <w:p>
+      <w:pPr>
+        <w:pStyle w:val="Listaszerbekezds"/>
+        <w:numPr>
+          <w:ilvl w:val="0"/>
+          <w:numId w:val="2"/>
+        </w:numPr>
+        <w:spacing w:after="60"/>
+      </w:pPr>
+      <w:proofErr w:type="spellStart"/>
+      <w:r>
+        <w:t>id</w:t>
+      </w:r>
+      <w:proofErr w:type="spellEnd"/>
+      <w:r>
+        <w:t xml:space="preserve"> [</w:t>
+      </w:r>
+      <w:proofErr w:type="spellStart"/>
+      <w:r>
+        <w:t>Bigint</w:t>
+      </w:r>
+      <w:proofErr w:type="spellEnd"/>
+      <w:r>
+        <w:t>, elsődleges kulcs]: Felhasználói bérlet azonosító</w:t>
+      </w:r>
+    </w:p>
+    <w:p>
+      <w:pPr>
+        <w:pStyle w:val="Listaszerbekezds"/>
+        <w:numPr>
+          <w:ilvl w:val="0"/>
+          <w:numId w:val="2"/>
+        </w:numPr>
+        <w:spacing w:after="60"/>
+      </w:pPr>
+      <w:proofErr w:type="spellStart"/>
+      <w:r>
+        <w:t>passCode</w:t>
+      </w:r>
+      <w:proofErr w:type="spellEnd"/>
+      <w:r>
+        <w:t xml:space="preserve"> [</w:t>
+      </w:r>
+      <w:proofErr w:type="spellStart"/>
+      <w:r>
+        <w:t>Varchar</w:t>
+      </w:r>
+      <w:proofErr w:type="spellEnd"/>
+      <w:r>
+        <w:t xml:space="preserve">(64), </w:t>
+      </w:r>
+      <w:proofErr w:type="spellStart"/>
+      <w:r>
+        <w:t>Not</w:t>
+      </w:r>
+      <w:proofErr w:type="spellEnd"/>
+      <w:r>
+        <w:t xml:space="preserve"> Null, egyedi]: Bérletkód</w:t>
+      </w:r>
+    </w:p>
+    <w:p>
+      <w:pPr>
+        <w:pStyle w:val="Listaszerbekezds"/>
+        <w:numPr>
+          <w:ilvl w:val="0"/>
+          <w:numId w:val="2"/>
+        </w:numPr>
+        <w:spacing w:after="60"/>
+      </w:pPr>
+      <w:proofErr w:type="spellStart"/>
+      <w:r>
+        <w:t>userId</w:t>
+      </w:r>
+      <w:proofErr w:type="spellEnd"/>
+      <w:r>
+        <w:t xml:space="preserve"> [</w:t>
+      </w:r>
+      <w:proofErr w:type="spellStart"/>
+      <w:r>
+        <w:t>Bigint</w:t>
+      </w:r>
+      <w:proofErr w:type="spellEnd"/>
+      <w:r>
+        <w:t xml:space="preserve">, </w:t>
+      </w:r>
+      <w:proofErr w:type="spellStart"/>
+      <w:r>
+        <w:t>Not</w:t>
+      </w:r>
+      <w:proofErr w:type="spellEnd"/>
+      <w:r>
+        <w:t xml:space="preserve"> Null, külső kulcs]: Felhasználó azonosító</w:t>
+      </w:r>
+    </w:p>
+    <w:p>
+      <w:pPr>
+        <w:pStyle w:val="Listaszerbekezds"/>
+        <w:numPr>
+          <w:ilvl w:val="0"/>
+          <w:numId w:val="2"/>
+        </w:numPr>
+        <w:spacing w:after="60"/>
+      </w:pPr>
+      <w:proofErr w:type="spellStart"/>
+      <w:r>
+        <w:t>passTypeId</w:t>
+      </w:r>
+      <w:proofErr w:type="spellEnd"/>
+      <w:r>
+        <w:t xml:space="preserve"> [</w:t>
+      </w:r>
+      <w:proofErr w:type="spellStart"/>
+      <w:r>
+        <w:t>Bigint</w:t>
+      </w:r>
+      <w:proofErr w:type="spellEnd"/>
+      <w:r>
+        <w:t xml:space="preserve">, </w:t>
+      </w:r>
+      <w:proofErr w:type="spellStart"/>
+      <w:r>
+        <w:t>Not</w:t>
+      </w:r>
+      <w:proofErr w:type="spellEnd"/>
+      <w:r>
+        <w:t xml:space="preserve"> Null, külső kulcs]: Bérlettípus azonosító</w:t>
+      </w:r>
+    </w:p>
+    <w:p>
+      <w:pPr>
+        <w:pStyle w:val="Listaszerbekezds"/>
+        <w:numPr>
+          <w:ilvl w:val="0"/>
+          <w:numId w:val="2"/>
+        </w:numPr>
+        <w:spacing w:after="60"/>
+      </w:pPr>
+      <w:proofErr w:type="spellStart"/>
+      <w:r>
+        <w:t>validFrom</w:t>
+      </w:r>
+      <w:proofErr w:type="spellEnd"/>
+      <w:r>
+        <w:t xml:space="preserve"> [</w:t>
+      </w:r>
+      <w:proofErr w:type="spellStart"/>
+      <w:r>
+        <w:t>Datetime</w:t>
+      </w:r>
+      <w:proofErr w:type="spellEnd"/>
+      <w:r>
+        <w:t xml:space="preserve">, </w:t>
+      </w:r>
+      <w:proofErr w:type="spellStart"/>
+      <w:r>
+        <w:t>Not</w:t>
+      </w:r>
+      <w:proofErr w:type="spellEnd"/>
+      <w:r>
+        <w:t xml:space="preserve"> Null]: Érvényesség kezdete</w:t>
+      </w:r>
+    </w:p>
+    <w:p>
+      <w:pPr>
+        <w:pStyle w:val="Listaszerbekezds"/>
+        <w:numPr>
+          <w:ilvl w:val="0"/>
+          <w:numId w:val="2"/>
+        </w:numPr>
+        <w:spacing w:after="60"/>
+      </w:pPr>
+      <w:proofErr w:type="spellStart"/>
+      <w:r>
+        <w:t>validUntil</w:t>
+      </w:r>
+      <w:proofErr w:type="spellEnd"/>
+      <w:r>
+        <w:t xml:space="preserve"> [</w:t>
+      </w:r>
+      <w:proofErr w:type="spellStart"/>
+      <w:r>
+        <w:t>Datetime</w:t>
+      </w:r>
+      <w:proofErr w:type="spellEnd"/>
+      <w:r>
+        <w:t xml:space="preserve">, </w:t>
+      </w:r>
+      <w:proofErr w:type="spellStart"/>
+      <w:r>
+        <w:t>Not</w:t>
+      </w:r>
+      <w:proofErr w:type="spellEnd"/>
+      <w:r>
+        <w:t xml:space="preserve"> Null]: Érvényesség vége</w:t>
+      </w:r>
+    </w:p>
+    <w:p>
+      <w:pPr>
+        <w:pStyle w:val="Listaszerbekezds"/>
+        <w:numPr>
+          <w:ilvl w:val="0"/>
+          <w:numId w:val="2"/>
+        </w:numPr>
+        <w:spacing w:after="60"/>
+      </w:pPr>
+      <w:r>
+        <w:t>status [</w:t>
+      </w:r>
+      <w:proofErr w:type="spellStart"/>
+      <w:r>
+        <w:t>Enum</w:t>
+      </w:r>
+      <w:proofErr w:type="spellEnd"/>
+      <w:r>
+        <w:t>]: Bérlet állapota</w:t>
+      </w:r>
+    </w:p>
+    <w:p>
+      <w:pPr>
+        <w:pStyle w:val="Listaszerbekezds"/>
+        <w:numPr>
+          <w:ilvl w:val="0"/>
+          <w:numId w:val="2"/>
+        </w:numPr>
+        <w:spacing w:after="60"/>
+      </w:pPr>
+      <w:proofErr w:type="spellStart"/>
+      <w:r>
+        <w:t>createdAt</w:t>
+      </w:r>
+      <w:proofErr w:type="spellEnd"/>
+      <w:r>
+        <w:t xml:space="preserve"> [</w:t>
+      </w:r>
+      <w:proofErr w:type="spellStart"/>
+      <w:r>
+        <w:t>Timestamp</w:t>
+      </w:r>
+      <w:proofErr w:type="spellEnd"/>
+      <w:r>
+        <w:t>]: Létrehozás időpontja</w:t>
+      </w:r>
+    </w:p>
+    <w:p>
+      <w:pPr>
+        <w:pStyle w:val="Cmsor2"/>
+        <w:keepNext/>
+        <w:spacing w:before="280" w:after="120"/>
+        <w:ind w:left="360"/>
+      </w:pPr>
+      <w:r>
+        <w:rPr>
+          <w:b/>
+          <w:bCs/>
+          <w:color w:val="2F5496"/>
+          <w:sz w:val="28"/>
+          <w:szCs w:val="28"/>
+        </w:rPr>
+        <w:t xml:space="preserve">1.13.  </w:t>
+      </w:r>
+      <w:proofErr w:type="spellStart"/>
+      <w:r>
+        <w:rPr>
+          <w:b/>
+          <w:bCs/>
+          <w:color w:val="2F5496"/>
+          <w:sz w:val="28"/>
+          <w:szCs w:val="28"/>
+        </w:rPr>
+        <w:t>notifications</w:t>
+      </w:r>
+      <w:proofErr w:type="spellEnd"/>
+    </w:p>
+    <w:p>
+      <w:pPr>
+        <w:pStyle w:val="Listaszerbekezds"/>
+        <w:numPr>
+          <w:ilvl w:val="0"/>
+          <w:numId w:val="2"/>
+        </w:numPr>
+        <w:spacing w:after="60"/>
+      </w:pPr>
+      <w:proofErr w:type="spellStart"/>
+      <w:r>
+        <w:t>id</w:t>
+      </w:r>
+      <w:proofErr w:type="spellEnd"/>
+      <w:r>
+        <w:t xml:space="preserve"> [</w:t>
+      </w:r>
+      <w:proofErr w:type="spellStart"/>
+      <w:r>
+        <w:t>Bigint</w:t>
+      </w:r>
+      <w:proofErr w:type="spellEnd"/>
+      <w:r>
+        <w:t>, elsődleges kulcs]: Értesítés azonosító</w:t>
+      </w:r>
+    </w:p>
+    <w:p>
+      <w:pPr>
+        <w:pStyle w:val="Listaszerbekezds"/>
+        <w:numPr>
+          <w:ilvl w:val="0"/>
+          <w:numId w:val="2"/>
+        </w:numPr>
+        <w:spacing w:after="60"/>
+      </w:pPr>
+      <w:proofErr w:type="spellStart"/>
+      <w:r>
+        <w:t>userId</w:t>
+      </w:r>
+      <w:proofErr w:type="spellEnd"/>
+      <w:r>
+        <w:t xml:space="preserve"> [</w:t>
+      </w:r>
+      <w:proofErr w:type="spellStart"/>
+      <w:r>
+        <w:t>Bigint</w:t>
+      </w:r>
+      <w:proofErr w:type="spellEnd"/>
+      <w:r>
+        <w:t xml:space="preserve">, </w:t>
+      </w:r>
+      <w:proofErr w:type="spellStart"/>
+      <w:r>
+        <w:t>Not</w:t>
+      </w:r>
+      <w:proofErr w:type="spellEnd"/>
+      <w:r>
+        <w:t xml:space="preserve"> Null, külső kulcs]: Címzett felhasználó azonosító</w:t>
+      </w:r>
+    </w:p>
+    <w:p>
+      <w:pPr>
+        <w:pStyle w:val="Listaszerbekezds"/>
+        <w:numPr>
+          <w:ilvl w:val="0"/>
+          <w:numId w:val="2"/>
+        </w:numPr>
+        <w:spacing w:after="60"/>
+      </w:pPr>
+      <w:proofErr w:type="spellStart"/>
+      <w:r>
+        <w:t>title</w:t>
+      </w:r>
+      <w:proofErr w:type="spellEnd"/>
+      <w:r>
+        <w:t xml:space="preserve"> [</w:t>
+      </w:r>
+      <w:proofErr w:type="spellStart"/>
+      <w:r>
+        <w:t>Varchar</w:t>
+      </w:r>
+      <w:proofErr w:type="spellEnd"/>
+      <w:r>
+        <w:t xml:space="preserve">(150), </w:t>
+      </w:r>
+      <w:proofErr w:type="spellStart"/>
+      <w:r>
+        <w:t>Not</w:t>
+      </w:r>
+      <w:proofErr w:type="spellEnd"/>
+      <w:r>
+        <w:t xml:space="preserve"> Null]: Értesítés címe</w:t>
+      </w:r>
+    </w:p>
+    <w:p>
+      <w:pPr>
+        <w:pStyle w:val="Listaszerbekezds"/>
+        <w:numPr>
+          <w:ilvl w:val="0"/>
+          <w:numId w:val="2"/>
+        </w:numPr>
+        <w:spacing w:after="60"/>
+      </w:pPr>
+      <w:proofErr w:type="spellStart"/>
+      <w:r>
+        <w:t>message</w:t>
+      </w:r>
+      <w:proofErr w:type="spellEnd"/>
+      <w:r>
+        <w:t xml:space="preserve"> [Text, </w:t>
+      </w:r>
+      <w:proofErr w:type="spellStart"/>
+      <w:r>
+        <w:t>Not</w:t>
+      </w:r>
+      <w:proofErr w:type="spellEnd"/>
+      <w:r>
+        <w:t xml:space="preserve"> Null]: Értesítés szövege</w:t>
+      </w:r>
+    </w:p>
+    <w:p>
+      <w:pPr>
+        <w:pStyle w:val="Listaszerbekezds"/>
+        <w:numPr>
+          <w:ilvl w:val="0"/>
+          <w:numId w:val="2"/>
+        </w:numPr>
+        <w:spacing w:after="60"/>
+      </w:pPr>
+      <w:proofErr w:type="spellStart"/>
+      <w:r>
+        <w:t>type</w:t>
+      </w:r>
+      <w:proofErr w:type="spellEnd"/>
+      <w:r>
+        <w:t xml:space="preserve"> [</w:t>
+      </w:r>
+      <w:proofErr w:type="spellStart"/>
+      <w:r>
+        <w:t>Enum</w:t>
+      </w:r>
+      <w:proofErr w:type="spellEnd"/>
+      <w:r>
+        <w:t xml:space="preserve">, </w:t>
+      </w:r>
+      <w:proofErr w:type="spellStart"/>
+      <w:r>
+        <w:t>Not</w:t>
+      </w:r>
+      <w:proofErr w:type="spellEnd"/>
+      <w:r>
+        <w:t xml:space="preserve"> Null]: Értesítés típusa</w:t>
+      </w:r>
+    </w:p>
+    <w:p>
+      <w:pPr>
+        <w:pStyle w:val="Listaszerbekezds"/>
+        <w:numPr>
+          <w:ilvl w:val="0"/>
+          <w:numId w:val="2"/>
+        </w:numPr>
+        <w:spacing w:after="60"/>
+      </w:pPr>
+      <w:proofErr w:type="spellStart"/>
+      <w:r>
+        <w:t>isRead</w:t>
+      </w:r>
+      <w:proofErr w:type="spellEnd"/>
+      <w:r>
+        <w:t xml:space="preserve"> [</w:t>
+      </w:r>
+      <w:proofErr w:type="spellStart"/>
+      <w:r>
+        <w:t>Tinyint</w:t>
+      </w:r>
+      <w:proofErr w:type="spellEnd"/>
+      <w:r>
+        <w:t>(1)]: Elolvasta-e a felhasználó</w:t>
+      </w:r>
+    </w:p>
+    <w:p>
+      <w:pPr>
+        <w:pStyle w:val="Listaszerbekezds"/>
+        <w:numPr>
+          <w:ilvl w:val="0"/>
+          <w:numId w:val="2"/>
+        </w:numPr>
+        <w:spacing w:after="60"/>
+      </w:pPr>
+      <w:proofErr w:type="spellStart"/>
+      <w:r>
+        <w:t>createdAt</w:t>
+      </w:r>
+      <w:proofErr w:type="spellEnd"/>
+      <w:r>
+        <w:t xml:space="preserve"> [</w:t>
+      </w:r>
+      <w:proofErr w:type="spellStart"/>
+      <w:r>
+        <w:t>Timestamp</w:t>
+      </w:r>
+      <w:proofErr w:type="spellEnd"/>
+      <w:r>
+        <w:t>]: Létrehozás időpontja</w:t>
+      </w:r>
+    </w:p>
+    <w:p>
+      <w:pPr>
+        <w:spacing w:after="60"/>
+        <w:ind w:left="1080"/>
+      </w:pPr>
+      <w:r>
+        <w:rPr>
+          <w:i/>
+          <w:iCs/>
+        </w:rPr>
+        <w:t>Index: (</w:t>
+      </w:r>
+      <w:proofErr w:type="spellStart"/>
+      <w:r>
+        <w:rPr>
+          <w:i/>
+          <w:iCs/>
+        </w:rPr>
+        <w:t>userId</w:t>
+      </w:r>
+      <w:proofErr w:type="spellEnd"/>
+      <w:r>
+        <w:rPr>
+          <w:i/>
+          <w:iCs/>
+        </w:rPr>
+        <w:t xml:space="preserve">, </w:t>
+      </w:r>
+      <w:proofErr w:type="spellStart"/>
+      <w:r>
+        <w:rPr>
+          <w:i/>
+          <w:iCs/>
+        </w:rPr>
+        <w:t>isRead</w:t>
+      </w:r>
+      <w:proofErr w:type="spellEnd"/>
+      <w:r>
+        <w:rPr>
+          <w:i/>
+          <w:iCs/>
+        </w:rPr>
+        <w:t>)</w:t>
+      </w:r>
+    </w:p>
+    <w:p>
+      <w:pPr>
+        <w:pStyle w:val="Cmsor2"/>
+        <w:keepNext/>
+        <w:spacing w:before="280" w:after="120"/>
+        <w:ind w:left="360"/>
+      </w:pPr>
+      <w:r>
+        <w:rPr>
+          <w:b/>
+          <w:bCs/>
+          <w:color w:val="2F5496"/>
+          <w:sz w:val="28"/>
+          <w:szCs w:val="28"/>
+        </w:rPr>
+        <w:t xml:space="preserve">1.14.  </w:t>
+      </w:r>
+      <w:proofErr w:type="spellStart"/>
+      <w:r>
+        <w:rPr>
+          <w:b/>
+          <w:bCs/>
+          <w:color w:val="2F5496"/>
+          <w:sz w:val="28"/>
+          <w:szCs w:val="28"/>
+        </w:rPr>
+        <w:t>fareRates</w:t>
+      </w:r>
+      <w:proofErr w:type="spellEnd"/>
+    </w:p>
+    <w:p>
+      <w:pPr>
+        <w:pStyle w:val="Listaszerbekezds"/>
+        <w:numPr>
+          <w:ilvl w:val="0"/>
+          <w:numId w:val="2"/>
+        </w:numPr>
+        <w:spacing w:after="60"/>
+      </w:pPr>
+      <w:proofErr w:type="spellStart"/>
+      <w:r>
+        <w:t>id</w:t>
+      </w:r>
+      <w:proofErr w:type="spellEnd"/>
+      <w:r>
+        <w:t xml:space="preserve"> [</w:t>
+      </w:r>
+      <w:proofErr w:type="spellStart"/>
+      <w:r>
+        <w:t>Bigint</w:t>
+      </w:r>
+      <w:proofErr w:type="spellEnd"/>
+      <w:r>
+        <w:t>, elsődleges kulcs]: Viteldíj sáv azonosító</w:t>
+      </w:r>
+    </w:p>
+    <w:p>
+      <w:pPr>
+        <w:pStyle w:val="Listaszerbekezds"/>
+        <w:numPr>
+          <w:ilvl w:val="0"/>
+          <w:numId w:val="2"/>
+        </w:numPr>
+        <w:spacing w:after="60"/>
+      </w:pPr>
+      <w:proofErr w:type="spellStart"/>
+      <w:r>
+        <w:t>minKm</w:t>
+      </w:r>
+      <w:proofErr w:type="spellEnd"/>
+      <w:r>
+        <w:t xml:space="preserve"> [</w:t>
+      </w:r>
+      <w:proofErr w:type="spellStart"/>
+      <w:r>
+        <w:t>Decimal</w:t>
+      </w:r>
+      <w:proofErr w:type="spellEnd"/>
+      <w:r>
+        <w:t xml:space="preserve">(8,2), </w:t>
+      </w:r>
+      <w:proofErr w:type="spellStart"/>
+      <w:r>
+        <w:t>Not</w:t>
+      </w:r>
+      <w:proofErr w:type="spellEnd"/>
+      <w:r>
+        <w:t xml:space="preserve"> Null]: Sáv alsó határa (km)</w:t>
+      </w:r>
+    </w:p>
+    <w:p>
+      <w:pPr>
+        <w:pStyle w:val="Listaszerbekezds"/>
+        <w:numPr>
+          <w:ilvl w:val="0"/>
+          <w:numId w:val="2"/>
+        </w:numPr>
+        <w:spacing w:after="60"/>
+      </w:pPr>
+      <w:proofErr w:type="spellStart"/>
+      <w:r>
+        <w:t>maxKm</w:t>
+      </w:r>
+      <w:proofErr w:type="spellEnd"/>
+      <w:r>
+        <w:t xml:space="preserve"> [</w:t>
+      </w:r>
+      <w:proofErr w:type="spellStart"/>
+      <w:r>
+        <w:t>Decimal</w:t>
+      </w:r>
+      <w:proofErr w:type="spellEnd"/>
+      <w:r>
+        <w:t xml:space="preserve">(8,2), </w:t>
+      </w:r>
+      <w:proofErr w:type="spellStart"/>
+      <w:r>
+        <w:t>Not</w:t>
+      </w:r>
+      <w:proofErr w:type="spellEnd"/>
+      <w:r>
+        <w:t xml:space="preserve"> Null]: Sáv felső határa (km)</w:t>
+      </w:r>
+    </w:p>
+    <w:p>
+      <w:pPr>
+        <w:pStyle w:val="Listaszerbekezds"/>
+        <w:numPr>
+          <w:ilvl w:val="0"/>
+          <w:numId w:val="2"/>
+        </w:numPr>
+        <w:spacing w:after="60"/>
+      </w:pPr>
+      <w:proofErr w:type="spellStart"/>
+      <w:r>
+        <w:t>basePrice</w:t>
+      </w:r>
+      <w:proofErr w:type="spellEnd"/>
+      <w:r>
+        <w:t xml:space="preserve"> [</w:t>
+      </w:r>
+      <w:proofErr w:type="spellStart"/>
+      <w:r>
+        <w:t>Decimal</w:t>
+      </w:r>
+      <w:proofErr w:type="spellEnd"/>
+      <w:r>
+        <w:t xml:space="preserve">(10,2), </w:t>
+      </w:r>
+      <w:proofErr w:type="spellStart"/>
+      <w:r>
+        <w:t>Not</w:t>
+      </w:r>
+      <w:proofErr w:type="spellEnd"/>
+      <w:r>
+        <w:t xml:space="preserve"> Null]: Alapár az adott sávban</w:t>
+      </w:r>
+    </w:p>
+    <w:p>
+      <w:pPr>
+        <w:pStyle w:val="Listaszerbekezds"/>
+        <w:numPr>
+          <w:ilvl w:val="0"/>
+          <w:numId w:val="2"/>
+        </w:numPr>
+        <w:spacing w:after="60"/>
+      </w:pPr>
+      <w:proofErr w:type="spellStart"/>
+      <w:r>
+        <w:t>createdAt</w:t>
+      </w:r>
+      <w:proofErr w:type="spellEnd"/>
+      <w:r>
+        <w:t xml:space="preserve"> [</w:t>
+      </w:r>
+      <w:proofErr w:type="spellStart"/>
+      <w:r>
+        <w:t>Timestamp</w:t>
+      </w:r>
+      <w:proofErr w:type="spellEnd"/>
+      <w:r>
+        <w:t>]: Létrehozás időpontja</w:t>
+      </w:r>
+    </w:p>
+    <w:p>
+      <w:pPr>
+        <w:spacing w:after="60"/>
+        <w:ind w:left="1080"/>
+      </w:pPr>
+      <w:r>
+        <w:rPr>
+          <w:i/>
+          <w:iCs/>
+        </w:rPr>
+        <w:t>Egyedi index: (</w:t>
+      </w:r>
+      <w:proofErr w:type="spellStart"/>
+      <w:r>
+        <w:rPr>
+          <w:i/>
+          <w:iCs/>
+        </w:rPr>
+        <w:t>minKm</w:t>
+      </w:r>
+      <w:proofErr w:type="spellEnd"/>
+      <w:r>
+        <w:rPr>
+          <w:i/>
+          <w:iCs/>
+        </w:rPr>
+        <w:t xml:space="preserve">, </w:t>
+      </w:r>
+      <w:proofErr w:type="spellStart"/>
+      <w:r>
+        <w:rPr>
+          <w:i/>
+          <w:iCs/>
+        </w:rPr>
+        <w:t>maxKm</w:t>
+      </w:r>
+      <w:proofErr w:type="spellEnd"/>
+      <w:r>
+        <w:rPr>
+          <w:i/>
+          <w:iCs/>
+        </w:rPr>
+        <w:t>)</w:t>
       </w:r>
     </w:p>
     <w:p>
@@ -525,112 +4118,9 @@
           <w:sz w:val="28"/>
           <w:szCs w:val="28"/>
         </w:rPr>
-        <w:t>2.1.  users</w:t>
-      </w:r>
-    </w:p>
-    <w:p>
-      <w:pPr>
-        <w:spacing w:after="60"/>
-        <w:ind w:left="1080"/>
-      </w:pPr>
-      <w:r>
-        <w:t>id: Elsődleges kulcs</w:t>
-      </w:r>
-    </w:p>
-    <w:p>
-      <w:pPr>
-        <w:spacing w:after="60"/>
-        <w:ind w:left="1080"/>
-      </w:pPr>
-      <w:r>
-        <w:t>Kapcsolatok:</w:t>
-      </w:r>
-    </w:p>
-    <w:p>
-      <w:pPr>
-        <w:pStyle w:val="Listaszerbekezds"/>
-        <w:numPr>
-          <w:ilvl w:val="0"/>
-          <w:numId w:val="2"/>
-        </w:numPr>
-        <w:spacing w:after="60"/>
-      </w:pPr>
-      <w:r>
-        <w:t>users.id =&gt; tickets.userId [1:N kapcsolat]</w:t>
-      </w:r>
-    </w:p>
-    <w:p>
-      <w:pPr>
-        <w:pStyle w:val="Listaszerbekezds"/>
-        <w:numPr>
-          <w:ilvl w:val="0"/>
-          <w:numId w:val="2"/>
-        </w:numPr>
-        <w:spacing w:after="60"/>
-      </w:pPr>
-      <w:r>
-        <w:t>users.id =&gt; tickets.validatedByDriverId [1:N kapcsolat]</w:t>
-      </w:r>
-    </w:p>
-    <w:p>
-      <w:pPr>
-        <w:pStyle w:val="Listaszerbekezds"/>
-        <w:numPr>
-          <w:ilvl w:val="0"/>
-          <w:numId w:val="2"/>
-        </w:numPr>
-        <w:spacing w:after="60"/>
-      </w:pPr>
-      <w:r>
-        <w:t>users.id =&gt; userPasses.userId [1:N kapcsolat]</w:t>
-      </w:r>
-    </w:p>
-    <w:p>
-      <w:pPr>
-        <w:pStyle w:val="Listaszerbekezds"/>
-        <w:numPr>
-          <w:ilvl w:val="0"/>
-          <w:numId w:val="2"/>
-        </w:numPr>
-        <w:spacing w:after="60"/>
-      </w:pPr>
-      <w:r>
-        <w:t>users.id =&gt; notifications.userId [1:N kapcsolat]</w:t>
-      </w:r>
-    </w:p>
-    <w:p>
-      <w:pPr>
-        <w:pStyle w:val="Listaszerbekezds"/>
-        <w:numPr>
-          <w:ilvl w:val="0"/>
-          <w:numId w:val="2"/>
-        </w:numPr>
-        <w:spacing w:after="60"/>
-      </w:pPr>
-      <w:r>
-        <w:t>users.id =&gt; trips.driverId [1:N kapcsolat]</w:t>
-      </w:r>
-    </w:p>
-    <w:p>
-      <w:pPr>
-        <w:pStyle w:val="Listaszerbekezds"/>
-        <w:numPr>
-          <w:ilvl w:val="0"/>
-          <w:numId w:val="2"/>
-        </w:numPr>
-        <w:spacing w:after="60"/>
-      </w:pPr>
-      <w:r>
-        <w:t>users.id =&gt; tripEvents.driverId [1:N kapcsolat]</w:t>
-      </w:r>
-    </w:p>
-    <w:p>
-      <w:pPr>
-        <w:pStyle w:val="Cmsor2"/>
-        <w:keepNext/>
-        <w:spacing w:before="280" w:after="120"/>
-        <w:ind w:left="360"/>
-      </w:pPr>
+        <w:t xml:space="preserve">2.1.  </w:t>
+      </w:r>
+      <w:proofErr w:type="spellStart"/>
       <w:r>
         <w:rPr>
           <w:b/>
@@ -639,16 +4129,22 @@
           <w:sz w:val="28"/>
           <w:szCs w:val="28"/>
         </w:rPr>
-        <w:t>2.2.  vehicles</w:t>
-      </w:r>
+        <w:t>users</w:t>
+      </w:r>
+      <w:proofErr w:type="spellEnd"/>
     </w:p>
     <w:p>
       <w:pPr>
         <w:spacing w:after="60"/>
         <w:ind w:left="1080"/>
       </w:pPr>
-      <w:r>
-        <w:t>id: Elsődleges kulcs</w:t>
+      <w:proofErr w:type="spellStart"/>
+      <w:r>
+        <w:t>id</w:t>
+      </w:r>
+      <w:proofErr w:type="spellEnd"/>
+      <w:r>
+        <w:t>: Elsődleges kulcs</w:t>
       </w:r>
     </w:p>
     <w:p>
@@ -670,138 +4166,1485 @@
         <w:spacing w:after="60"/>
       </w:pPr>
       <w:r>
-        <w:t>vehicles.id =&gt; seats.vehicleId [1:N kapcsolat]</w:t>
-      </w:r>
-    </w:p>
-    <w:p>
-      <w:pPr>
-        <w:pStyle w:val="Listaszerbekezds"/>
-        <w:numPr>
-          <w:ilvl w:val="0"/>
-          <w:numId w:val="2"/>
-        </w:numPr>
-        <w:spacing w:after="60"/>
-      </w:pPr>
-      <w:r>
-        <w:t>vehicles.id =&gt; trips.vehicleId [1:N kapcsolat]</w:t>
-      </w:r>
-    </w:p>
-    <w:p>
-      <w:pPr>
-        <w:pStyle w:val="Cmsor1"/>
-        <w:spacing w:before="240" w:after="240"/>
+        <w:t xml:space="preserve">users.id =&gt; </w:t>
+      </w:r>
+      <w:proofErr w:type="spellStart"/>
+      <w:r>
+        <w:t>tickets.userId</w:t>
+      </w:r>
+      <w:proofErr w:type="spellEnd"/>
+      <w:r>
+        <w:t xml:space="preserve"> [1:N kapcsolat]</w:t>
+      </w:r>
+    </w:p>
+    <w:p>
+      <w:pPr>
+        <w:pStyle w:val="Listaszerbekezds"/>
+        <w:numPr>
+          <w:ilvl w:val="0"/>
+          <w:numId w:val="2"/>
+        </w:numPr>
+        <w:spacing w:after="60"/>
+      </w:pPr>
+      <w:r>
+        <w:t xml:space="preserve">users.id =&gt; </w:t>
+      </w:r>
+      <w:proofErr w:type="spellStart"/>
+      <w:r>
+        <w:t>tickets.validatedByDriverId</w:t>
+      </w:r>
+      <w:proofErr w:type="spellEnd"/>
+      <w:r>
+        <w:t xml:space="preserve"> [1:N kapcsolat]</w:t>
+      </w:r>
+    </w:p>
+    <w:p>
+      <w:pPr>
+        <w:pStyle w:val="Listaszerbekezds"/>
+        <w:numPr>
+          <w:ilvl w:val="0"/>
+          <w:numId w:val="2"/>
+        </w:numPr>
+        <w:spacing w:after="60"/>
+      </w:pPr>
+      <w:r>
+        <w:t xml:space="preserve">users.id =&gt; </w:t>
+      </w:r>
+      <w:proofErr w:type="spellStart"/>
+      <w:r>
+        <w:t>userPasses.userId</w:t>
+      </w:r>
+      <w:proofErr w:type="spellEnd"/>
+      <w:r>
+        <w:t xml:space="preserve"> [1:N kapcsolat]</w:t>
+      </w:r>
+    </w:p>
+    <w:p>
+      <w:pPr>
+        <w:pStyle w:val="Listaszerbekezds"/>
+        <w:numPr>
+          <w:ilvl w:val="0"/>
+          <w:numId w:val="2"/>
+        </w:numPr>
+        <w:spacing w:after="60"/>
+      </w:pPr>
+      <w:r>
+        <w:t xml:space="preserve">users.id =&gt; </w:t>
+      </w:r>
+      <w:proofErr w:type="spellStart"/>
+      <w:r>
+        <w:t>notifications.userId</w:t>
+      </w:r>
+      <w:proofErr w:type="spellEnd"/>
+      <w:r>
+        <w:t xml:space="preserve"> [1:N kapcsolat]</w:t>
+      </w:r>
+    </w:p>
+    <w:p>
+      <w:pPr>
+        <w:pStyle w:val="Listaszerbekezds"/>
+        <w:numPr>
+          <w:ilvl w:val="0"/>
+          <w:numId w:val="2"/>
+        </w:numPr>
+        <w:spacing w:after="60"/>
+      </w:pPr>
+      <w:r>
+        <w:t xml:space="preserve">users.id =&gt; </w:t>
+      </w:r>
+      <w:proofErr w:type="spellStart"/>
+      <w:r>
+        <w:t>trips.driverId</w:t>
+      </w:r>
+      <w:proofErr w:type="spellEnd"/>
+      <w:r>
+        <w:t xml:space="preserve"> [1:N kapcsolat]</w:t>
+      </w:r>
+    </w:p>
+    <w:p>
+      <w:pPr>
+        <w:pStyle w:val="Listaszerbekezds"/>
+        <w:numPr>
+          <w:ilvl w:val="0"/>
+          <w:numId w:val="2"/>
+        </w:numPr>
+        <w:spacing w:after="60"/>
+      </w:pPr>
+      <w:r>
+        <w:t xml:space="preserve">users.id =&gt; </w:t>
+      </w:r>
+      <w:proofErr w:type="spellStart"/>
+      <w:r>
+        <w:t>tripEvents.driverId</w:t>
+      </w:r>
+      <w:proofErr w:type="spellEnd"/>
+      <w:r>
+        <w:t xml:space="preserve"> [1:N kapcsolat]</w:t>
+      </w:r>
+    </w:p>
+    <w:p>
+      <w:pPr>
+        <w:pStyle w:val="Cmsor2"/>
+        <w:keepNext/>
+        <w:spacing w:before="280" w:after="120"/>
+        <w:ind w:left="360"/>
+      </w:pPr>
+      <w:r>
         <w:rPr>
           <w:b/>
           <w:bCs/>
-          <w:color w:val="1F3864"/>
-          <w:sz w:val="48"/>
-          <w:szCs w:val="48"/>
-        </w:rPr>
-      </w:pPr>
-    </w:p>
-    <w:p>
-      <w:pPr>
-        <w:pStyle w:val="Cmsor1"/>
-        <w:spacing w:before="240" w:after="240"/>
+          <w:color w:val="2F5496"/>
+          <w:sz w:val="28"/>
+          <w:szCs w:val="28"/>
+        </w:rPr>
+        <w:t xml:space="preserve">2.2.  </w:t>
+      </w:r>
+      <w:proofErr w:type="spellStart"/>
+      <w:r>
         <w:rPr>
           <w:b/>
           <w:bCs/>
-          <w:color w:val="1F3864"/>
-          <w:sz w:val="48"/>
-          <w:szCs w:val="48"/>
-        </w:rPr>
-      </w:pPr>
-    </w:p>
-    <w:p>
-      <w:pPr>
-        <w:pStyle w:val="Cmsor1"/>
-        <w:spacing w:before="240" w:after="240"/>
+          <w:color w:val="2F5496"/>
+          <w:sz w:val="28"/>
+          <w:szCs w:val="28"/>
+        </w:rPr>
+        <w:t>vehicles</w:t>
+      </w:r>
+      <w:proofErr w:type="spellEnd"/>
+    </w:p>
+    <w:p>
+      <w:pPr>
+        <w:spacing w:after="60"/>
+        <w:ind w:left="1080"/>
+      </w:pPr>
+      <w:proofErr w:type="spellStart"/>
+      <w:r>
+        <w:t>id</w:t>
+      </w:r>
+      <w:proofErr w:type="spellEnd"/>
+      <w:r>
+        <w:t>: Elsődleges kulcs</w:t>
+      </w:r>
+    </w:p>
+    <w:p>
+      <w:pPr>
+        <w:spacing w:after="60"/>
+        <w:ind w:left="1080"/>
+      </w:pPr>
+      <w:r>
+        <w:t>Kapcsolatok:</w:t>
+      </w:r>
+    </w:p>
+    <w:p>
+      <w:pPr>
+        <w:pStyle w:val="Listaszerbekezds"/>
+        <w:numPr>
+          <w:ilvl w:val="0"/>
+          <w:numId w:val="2"/>
+        </w:numPr>
+        <w:spacing w:after="60"/>
+      </w:pPr>
+      <w:r>
+        <w:t xml:space="preserve">vehicles.id =&gt; </w:t>
+      </w:r>
+      <w:proofErr w:type="spellStart"/>
+      <w:r>
+        <w:t>seats.vehicleId</w:t>
+      </w:r>
+      <w:proofErr w:type="spellEnd"/>
+      <w:r>
+        <w:t xml:space="preserve"> [1:N kapcsolat]</w:t>
+      </w:r>
+    </w:p>
+    <w:p>
+      <w:pPr>
+        <w:pStyle w:val="Listaszerbekezds"/>
+        <w:numPr>
+          <w:ilvl w:val="0"/>
+          <w:numId w:val="2"/>
+        </w:numPr>
+        <w:spacing w:after="60"/>
+      </w:pPr>
+      <w:r>
+        <w:t xml:space="preserve">vehicles.id =&gt; </w:t>
+      </w:r>
+      <w:proofErr w:type="spellStart"/>
+      <w:r>
+        <w:t>trips.vehicleId</w:t>
+      </w:r>
+      <w:proofErr w:type="spellEnd"/>
+      <w:r>
+        <w:t xml:space="preserve"> [1:N kapcsolat]</w:t>
+      </w:r>
+    </w:p>
+    <w:p>
+      <w:pPr>
+        <w:pStyle w:val="Cmsor2"/>
+        <w:keepNext/>
+        <w:spacing w:before="280" w:after="120"/>
+        <w:ind w:left="360"/>
+      </w:pPr>
+      <w:r>
         <w:rPr>
           <w:b/>
           <w:bCs/>
-          <w:color w:val="1F3864"/>
-          <w:sz w:val="48"/>
-          <w:szCs w:val="48"/>
-        </w:rPr>
-      </w:pPr>
-    </w:p>
-    <w:p>
-      <w:pPr>
-        <w:pStyle w:val="Cmsor1"/>
-        <w:spacing w:before="240" w:after="240"/>
+          <w:color w:val="2F5496"/>
+          <w:sz w:val="28"/>
+          <w:szCs w:val="28"/>
+        </w:rPr>
+        <w:t xml:space="preserve">2.3.  </w:t>
+      </w:r>
+      <w:proofErr w:type="spellStart"/>
+      <w:r>
         <w:rPr>
           <w:b/>
           <w:bCs/>
-          <w:color w:val="1F3864"/>
-          <w:sz w:val="48"/>
-          <w:szCs w:val="48"/>
-        </w:rPr>
-      </w:pPr>
-    </w:p>
-    <w:p>
-      <w:pPr>
-        <w:pStyle w:val="Cmsor1"/>
-        <w:spacing w:before="240" w:after="240"/>
+          <w:color w:val="2F5496"/>
+          <w:sz w:val="28"/>
+          <w:szCs w:val="28"/>
+        </w:rPr>
+        <w:t>seats</w:t>
+      </w:r>
+      <w:proofErr w:type="spellEnd"/>
+    </w:p>
+    <w:p>
+      <w:pPr>
+        <w:spacing w:after="60"/>
+        <w:ind w:left="1080"/>
+      </w:pPr>
+      <w:proofErr w:type="spellStart"/>
+      <w:r>
+        <w:t>id</w:t>
+      </w:r>
+      <w:proofErr w:type="spellEnd"/>
+      <w:r>
+        <w:t>: Elsődleges kulcs</w:t>
+      </w:r>
+    </w:p>
+    <w:p>
+      <w:pPr>
+        <w:spacing w:after="60"/>
+        <w:ind w:left="1080"/>
+      </w:pPr>
+      <w:r>
+        <w:t>Kapcsolatok:</w:t>
+      </w:r>
+    </w:p>
+    <w:p>
+      <w:pPr>
+        <w:pStyle w:val="Listaszerbekezds"/>
+        <w:numPr>
+          <w:ilvl w:val="0"/>
+          <w:numId w:val="2"/>
+        </w:numPr>
+        <w:spacing w:after="60"/>
+      </w:pPr>
+      <w:proofErr w:type="spellStart"/>
+      <w:r>
+        <w:t>seats.vehicleId</w:t>
+      </w:r>
+      <w:proofErr w:type="spellEnd"/>
+      <w:r>
+        <w:t xml:space="preserve"> =&gt; vehicles.id [N:1 kapcsolat]</w:t>
+      </w:r>
+    </w:p>
+    <w:p>
+      <w:pPr>
+        <w:pStyle w:val="Listaszerbekezds"/>
+        <w:numPr>
+          <w:ilvl w:val="0"/>
+          <w:numId w:val="2"/>
+        </w:numPr>
+        <w:spacing w:after="60"/>
+      </w:pPr>
+      <w:r>
+        <w:t xml:space="preserve">seats.id =&gt; </w:t>
+      </w:r>
+      <w:proofErr w:type="spellStart"/>
+      <w:r>
+        <w:t>reservations.seatId</w:t>
+      </w:r>
+      <w:proofErr w:type="spellEnd"/>
+      <w:r>
+        <w:t xml:space="preserve"> [1:N kapcsolat]</w:t>
+      </w:r>
+    </w:p>
+    <w:p>
+      <w:pPr>
+        <w:pStyle w:val="Cmsor2"/>
+        <w:keepNext/>
+        <w:spacing w:before="280" w:after="120"/>
+        <w:ind w:left="360"/>
+      </w:pPr>
+      <w:r>
         <w:rPr>
           <w:b/>
           <w:bCs/>
-          <w:color w:val="1F3864"/>
-          <w:sz w:val="48"/>
-          <w:szCs w:val="48"/>
-        </w:rPr>
-      </w:pPr>
-    </w:p>
-    <w:p>
-      <w:pPr>
-        <w:pStyle w:val="Cmsor1"/>
-        <w:spacing w:before="240" w:after="240"/>
+          <w:color w:val="2F5496"/>
+          <w:sz w:val="28"/>
+          <w:szCs w:val="28"/>
+        </w:rPr>
+        <w:t xml:space="preserve">2.4.  </w:t>
+      </w:r>
+      <w:proofErr w:type="spellStart"/>
+      <w:r>
         <w:rPr>
           <w:b/>
           <w:bCs/>
-          <w:color w:val="1F3864"/>
-          <w:sz w:val="48"/>
-          <w:szCs w:val="48"/>
-        </w:rPr>
-      </w:pPr>
-    </w:p>
-    <w:p>
-      <w:pPr>
-        <w:pStyle w:val="Cmsor1"/>
-        <w:spacing w:before="240" w:after="240"/>
+          <w:color w:val="2F5496"/>
+          <w:sz w:val="28"/>
+          <w:szCs w:val="28"/>
+        </w:rPr>
+        <w:t>routes</w:t>
+      </w:r>
+      <w:proofErr w:type="spellEnd"/>
+    </w:p>
+    <w:p>
+      <w:pPr>
+        <w:spacing w:after="60"/>
+        <w:ind w:left="1080"/>
+      </w:pPr>
+      <w:proofErr w:type="spellStart"/>
+      <w:r>
+        <w:t>id</w:t>
+      </w:r>
+      <w:proofErr w:type="spellEnd"/>
+      <w:r>
+        <w:t>: Elsődleges kulcs</w:t>
+      </w:r>
+    </w:p>
+    <w:p>
+      <w:pPr>
+        <w:spacing w:after="60"/>
+        <w:ind w:left="1080"/>
+      </w:pPr>
+      <w:r>
+        <w:t>Kapcsolatok:</w:t>
+      </w:r>
+    </w:p>
+    <w:p>
+      <w:pPr>
+        <w:pStyle w:val="Listaszerbekezds"/>
+        <w:numPr>
+          <w:ilvl w:val="0"/>
+          <w:numId w:val="2"/>
+        </w:numPr>
+        <w:spacing w:after="60"/>
+      </w:pPr>
+      <w:r>
+        <w:t xml:space="preserve">routes.id =&gt; </w:t>
+      </w:r>
+      <w:proofErr w:type="spellStart"/>
+      <w:r>
+        <w:t>routeStops.routeId</w:t>
+      </w:r>
+      <w:proofErr w:type="spellEnd"/>
+      <w:r>
+        <w:t xml:space="preserve"> [1:N kapcsolat]</w:t>
+      </w:r>
+    </w:p>
+    <w:p>
+      <w:pPr>
+        <w:pStyle w:val="Listaszerbekezds"/>
+        <w:numPr>
+          <w:ilvl w:val="0"/>
+          <w:numId w:val="2"/>
+        </w:numPr>
+        <w:spacing w:after="60"/>
+      </w:pPr>
+      <w:r>
+        <w:t xml:space="preserve">routes.id =&gt; </w:t>
+      </w:r>
+      <w:proofErr w:type="spellStart"/>
+      <w:r>
+        <w:t>trips.routeId</w:t>
+      </w:r>
+      <w:proofErr w:type="spellEnd"/>
+      <w:r>
+        <w:t xml:space="preserve"> [1:N kapcsolat]</w:t>
+      </w:r>
+    </w:p>
+    <w:p>
+      <w:pPr>
+        <w:pStyle w:val="Cmsor2"/>
+        <w:keepNext/>
+        <w:spacing w:before="280" w:after="120"/>
+        <w:ind w:left="360"/>
+      </w:pPr>
+      <w:r>
         <w:rPr>
           <w:b/>
           <w:bCs/>
-          <w:color w:val="1F3864"/>
-          <w:sz w:val="48"/>
-          <w:szCs w:val="48"/>
-        </w:rPr>
-      </w:pPr>
-    </w:p>
-    <w:p>
-      <w:pPr>
-        <w:pStyle w:val="Cmsor1"/>
-        <w:spacing w:before="240" w:after="240"/>
+          <w:color w:val="2F5496"/>
+          <w:sz w:val="28"/>
+          <w:szCs w:val="28"/>
+        </w:rPr>
+        <w:t xml:space="preserve">2.5.  </w:t>
+      </w:r>
+      <w:proofErr w:type="spellStart"/>
+      <w:r>
         <w:rPr>
           <w:b/>
           <w:bCs/>
-          <w:color w:val="1F3864"/>
-          <w:sz w:val="48"/>
-          <w:szCs w:val="48"/>
-        </w:rPr>
-      </w:pPr>
-    </w:p>
-    <w:p>
-      <w:pPr>
-        <w:pStyle w:val="Cmsor1"/>
-        <w:spacing w:before="240" w:after="240"/>
+          <w:color w:val="2F5496"/>
+          <w:sz w:val="28"/>
+          <w:szCs w:val="28"/>
+        </w:rPr>
+        <w:t>stops</w:t>
+      </w:r>
+      <w:proofErr w:type="spellEnd"/>
+    </w:p>
+    <w:p>
+      <w:pPr>
+        <w:spacing w:after="60"/>
+        <w:ind w:left="1080"/>
+      </w:pPr>
+      <w:proofErr w:type="spellStart"/>
+      <w:r>
+        <w:t>id</w:t>
+      </w:r>
+      <w:proofErr w:type="spellEnd"/>
+      <w:r>
+        <w:t>: Elsődleges kulcs</w:t>
+      </w:r>
+    </w:p>
+    <w:p>
+      <w:pPr>
+        <w:spacing w:after="60"/>
+        <w:ind w:left="1080"/>
+      </w:pPr>
+      <w:r>
+        <w:t>Kapcsolatok:</w:t>
+      </w:r>
+    </w:p>
+    <w:p>
+      <w:pPr>
+        <w:pStyle w:val="Listaszerbekezds"/>
+        <w:numPr>
+          <w:ilvl w:val="0"/>
+          <w:numId w:val="2"/>
+        </w:numPr>
+        <w:spacing w:after="60"/>
+      </w:pPr>
+      <w:r>
+        <w:t xml:space="preserve">stops.id =&gt; </w:t>
+      </w:r>
+      <w:proofErr w:type="spellStart"/>
+      <w:r>
+        <w:t>routeStops.stopId</w:t>
+      </w:r>
+      <w:proofErr w:type="spellEnd"/>
+      <w:r>
+        <w:t xml:space="preserve"> [1:N kapcsolat]</w:t>
+      </w:r>
+    </w:p>
+    <w:p>
+      <w:pPr>
+        <w:pStyle w:val="Listaszerbekezds"/>
+        <w:numPr>
+          <w:ilvl w:val="0"/>
+          <w:numId w:val="2"/>
+        </w:numPr>
+        <w:spacing w:after="60"/>
+      </w:pPr>
+      <w:r>
+        <w:t xml:space="preserve">stops.id =&gt; </w:t>
+      </w:r>
+      <w:proofErr w:type="spellStart"/>
+      <w:r>
+        <w:t>tickets.startStopId</w:t>
+      </w:r>
+      <w:proofErr w:type="spellEnd"/>
+      <w:r>
+        <w:t xml:space="preserve"> [1:N kapcsolat]</w:t>
+      </w:r>
+    </w:p>
+    <w:p>
+      <w:pPr>
+        <w:pStyle w:val="Listaszerbekezds"/>
+        <w:numPr>
+          <w:ilvl w:val="0"/>
+          <w:numId w:val="2"/>
+        </w:numPr>
+        <w:spacing w:after="60"/>
+      </w:pPr>
+      <w:r>
+        <w:t xml:space="preserve">stops.id =&gt; </w:t>
+      </w:r>
+      <w:proofErr w:type="spellStart"/>
+      <w:r>
+        <w:t>tickets.endStopId</w:t>
+      </w:r>
+      <w:proofErr w:type="spellEnd"/>
+      <w:r>
+        <w:t xml:space="preserve"> [1:N kapcsolat]</w:t>
+      </w:r>
+    </w:p>
+    <w:p>
+      <w:pPr>
+        <w:pStyle w:val="Listaszerbekezds"/>
+        <w:spacing w:after="60"/>
+        <w:ind w:left="1080"/>
+      </w:pPr>
+    </w:p>
+    <w:p>
+      <w:pPr>
+        <w:pStyle w:val="Listaszerbekezds"/>
+        <w:spacing w:after="60"/>
+        <w:ind w:left="1080"/>
+      </w:pPr>
+    </w:p>
+    <w:p>
+      <w:pPr>
+        <w:pStyle w:val="Listaszerbekezds"/>
+        <w:spacing w:after="60"/>
+        <w:ind w:left="1080"/>
+      </w:pPr>
+    </w:p>
+    <w:p>
+      <w:pPr>
+        <w:pStyle w:val="Cmsor2"/>
+        <w:keepNext/>
+        <w:spacing w:before="280" w:after="120"/>
+        <w:ind w:left="360"/>
+      </w:pPr>
+      <w:r>
         <w:rPr>
           <w:b/>
           <w:bCs/>
-          <w:color w:val="1F3864"/>
-          <w:sz w:val="48"/>
-          <w:szCs w:val="48"/>
-        </w:rPr>
-      </w:pPr>
+          <w:color w:val="2F5496"/>
+          <w:sz w:val="28"/>
+          <w:szCs w:val="28"/>
+        </w:rPr>
+        <w:lastRenderedPageBreak/>
+        <w:t xml:space="preserve">2.6.  </w:t>
+      </w:r>
+      <w:proofErr w:type="spellStart"/>
+      <w:r>
+        <w:rPr>
+          <w:b/>
+          <w:bCs/>
+          <w:color w:val="2F5496"/>
+          <w:sz w:val="28"/>
+          <w:szCs w:val="28"/>
+        </w:rPr>
+        <w:t>routeStops</w:t>
+      </w:r>
+      <w:proofErr w:type="spellEnd"/>
+    </w:p>
+    <w:p>
+      <w:pPr>
+        <w:spacing w:after="60"/>
+        <w:ind w:left="1080"/>
+      </w:pPr>
+      <w:proofErr w:type="spellStart"/>
+      <w:r>
+        <w:t>id</w:t>
+      </w:r>
+      <w:proofErr w:type="spellEnd"/>
+      <w:r>
+        <w:t>: Elsődleges kulcs</w:t>
+      </w:r>
+    </w:p>
+    <w:p>
+      <w:pPr>
+        <w:spacing w:after="60"/>
+        <w:ind w:left="1080"/>
+      </w:pPr>
+      <w:r>
+        <w:t>Kapcsolatok:</w:t>
+      </w:r>
+    </w:p>
+    <w:p>
+      <w:pPr>
+        <w:pStyle w:val="Listaszerbekezds"/>
+        <w:numPr>
+          <w:ilvl w:val="0"/>
+          <w:numId w:val="2"/>
+        </w:numPr>
+        <w:spacing w:after="60"/>
+      </w:pPr>
+      <w:proofErr w:type="spellStart"/>
+      <w:r>
+        <w:t>routeStops.routeId</w:t>
+      </w:r>
+      <w:proofErr w:type="spellEnd"/>
+      <w:r>
+        <w:t xml:space="preserve"> =&gt; routes.id [N:1 kapcsolat]</w:t>
+      </w:r>
+    </w:p>
+    <w:p>
+      <w:pPr>
+        <w:pStyle w:val="Listaszerbekezds"/>
+        <w:numPr>
+          <w:ilvl w:val="0"/>
+          <w:numId w:val="2"/>
+        </w:numPr>
+        <w:spacing w:after="60"/>
+      </w:pPr>
+      <w:proofErr w:type="spellStart"/>
+      <w:r>
+        <w:t>routeStops.stopId</w:t>
+      </w:r>
+      <w:proofErr w:type="spellEnd"/>
+      <w:r>
+        <w:t xml:space="preserve"> =&gt; stops.id [N:1 kapcsolat]</w:t>
+      </w:r>
+    </w:p>
+    <w:p>
+      <w:pPr>
+        <w:spacing w:after="60"/>
+        <w:ind w:left="1080"/>
+      </w:pPr>
+      <w:r>
+        <w:t xml:space="preserve">Összességében N:M kapcsolatot hoz létre a </w:t>
+      </w:r>
+      <w:proofErr w:type="spellStart"/>
+      <w:r>
+        <w:t>routes</w:t>
+      </w:r>
+      <w:proofErr w:type="spellEnd"/>
+      <w:r>
+        <w:t xml:space="preserve"> és a </w:t>
+      </w:r>
+      <w:proofErr w:type="spellStart"/>
+      <w:r>
+        <w:t>stops</w:t>
+      </w:r>
+      <w:proofErr w:type="spellEnd"/>
+      <w:r>
+        <w:t xml:space="preserve"> táblák között</w:t>
+      </w:r>
+    </w:p>
+    <w:p>
+      <w:pPr>
+        <w:pStyle w:val="Cmsor2"/>
+        <w:keepNext/>
+        <w:spacing w:before="280" w:after="120"/>
+        <w:ind w:left="360"/>
+      </w:pPr>
+      <w:r>
+        <w:rPr>
+          <w:b/>
+          <w:bCs/>
+          <w:color w:val="2F5496"/>
+          <w:sz w:val="28"/>
+          <w:szCs w:val="28"/>
+        </w:rPr>
+        <w:t xml:space="preserve">2.7.  </w:t>
+      </w:r>
+      <w:proofErr w:type="spellStart"/>
+      <w:r>
+        <w:rPr>
+          <w:b/>
+          <w:bCs/>
+          <w:color w:val="2F5496"/>
+          <w:sz w:val="28"/>
+          <w:szCs w:val="28"/>
+        </w:rPr>
+        <w:t>trips</w:t>
+      </w:r>
+      <w:proofErr w:type="spellEnd"/>
+    </w:p>
+    <w:p>
+      <w:pPr>
+        <w:spacing w:after="60"/>
+        <w:ind w:left="1080"/>
+      </w:pPr>
+      <w:proofErr w:type="spellStart"/>
+      <w:r>
+        <w:t>id</w:t>
+      </w:r>
+      <w:proofErr w:type="spellEnd"/>
+      <w:r>
+        <w:t>: Elsődleges kulcs</w:t>
+      </w:r>
+    </w:p>
+    <w:p>
+      <w:pPr>
+        <w:spacing w:after="60"/>
+        <w:ind w:left="1080"/>
+      </w:pPr>
+      <w:r>
+        <w:t>Kapcsolatok:</w:t>
+      </w:r>
+    </w:p>
+    <w:p>
+      <w:pPr>
+        <w:pStyle w:val="Listaszerbekezds"/>
+        <w:numPr>
+          <w:ilvl w:val="0"/>
+          <w:numId w:val="2"/>
+        </w:numPr>
+        <w:spacing w:after="60"/>
+      </w:pPr>
+      <w:proofErr w:type="spellStart"/>
+      <w:r>
+        <w:t>trips.routeId</w:t>
+      </w:r>
+      <w:proofErr w:type="spellEnd"/>
+      <w:r>
+        <w:t xml:space="preserve"> =&gt; routes.id [N:1 kapcsolat]</w:t>
+      </w:r>
+    </w:p>
+    <w:p>
+      <w:pPr>
+        <w:pStyle w:val="Listaszerbekezds"/>
+        <w:numPr>
+          <w:ilvl w:val="0"/>
+          <w:numId w:val="2"/>
+        </w:numPr>
+        <w:spacing w:after="60"/>
+      </w:pPr>
+      <w:proofErr w:type="spellStart"/>
+      <w:r>
+        <w:t>trips.vehicleId</w:t>
+      </w:r>
+      <w:proofErr w:type="spellEnd"/>
+      <w:r>
+        <w:t xml:space="preserve"> =&gt; vehicles.id [N:1 kapcsolat]</w:t>
+      </w:r>
+    </w:p>
+    <w:p>
+      <w:pPr>
+        <w:pStyle w:val="Listaszerbekezds"/>
+        <w:numPr>
+          <w:ilvl w:val="0"/>
+          <w:numId w:val="2"/>
+        </w:numPr>
+        <w:spacing w:after="60"/>
+      </w:pPr>
+      <w:proofErr w:type="spellStart"/>
+      <w:r>
+        <w:t>trips.driverId</w:t>
+      </w:r>
+      <w:proofErr w:type="spellEnd"/>
+      <w:r>
+        <w:t xml:space="preserve"> =&gt; users.id [N:1 kapcsolat]</w:t>
+      </w:r>
+    </w:p>
+    <w:p>
+      <w:pPr>
+        <w:pStyle w:val="Listaszerbekezds"/>
+        <w:numPr>
+          <w:ilvl w:val="0"/>
+          <w:numId w:val="2"/>
+        </w:numPr>
+        <w:spacing w:after="60"/>
+      </w:pPr>
+      <w:r>
+        <w:t xml:space="preserve">trips.id =&gt; </w:t>
+      </w:r>
+      <w:proofErr w:type="spellStart"/>
+      <w:r>
+        <w:t>tripEvents.tripId</w:t>
+      </w:r>
+      <w:proofErr w:type="spellEnd"/>
+      <w:r>
+        <w:t xml:space="preserve"> [1:N kapcsolat]</w:t>
+      </w:r>
+    </w:p>
+    <w:p>
+      <w:pPr>
+        <w:pStyle w:val="Listaszerbekezds"/>
+        <w:numPr>
+          <w:ilvl w:val="0"/>
+          <w:numId w:val="2"/>
+        </w:numPr>
+        <w:spacing w:after="60"/>
+      </w:pPr>
+      <w:r>
+        <w:t xml:space="preserve">trips.id =&gt; </w:t>
+      </w:r>
+      <w:proofErr w:type="spellStart"/>
+      <w:r>
+        <w:t>tickets.tripId</w:t>
+      </w:r>
+      <w:proofErr w:type="spellEnd"/>
+      <w:r>
+        <w:t xml:space="preserve"> [1:N kapcsolat]</w:t>
+      </w:r>
+    </w:p>
+    <w:p>
+      <w:pPr>
+        <w:pStyle w:val="Listaszerbekezds"/>
+        <w:numPr>
+          <w:ilvl w:val="0"/>
+          <w:numId w:val="2"/>
+        </w:numPr>
+        <w:spacing w:after="60"/>
+      </w:pPr>
+      <w:r>
+        <w:t xml:space="preserve">trips.id =&gt; </w:t>
+      </w:r>
+      <w:proofErr w:type="spellStart"/>
+      <w:r>
+        <w:t>reservations.tripId</w:t>
+      </w:r>
+      <w:proofErr w:type="spellEnd"/>
+      <w:r>
+        <w:t xml:space="preserve"> [1:N kapcsolat]</w:t>
+      </w:r>
+    </w:p>
+    <w:p>
+      <w:pPr>
+        <w:pStyle w:val="Cmsor2"/>
+        <w:keepNext/>
+        <w:spacing w:before="280" w:after="120"/>
+        <w:ind w:left="360"/>
+      </w:pPr>
+      <w:r>
+        <w:rPr>
+          <w:b/>
+          <w:bCs/>
+          <w:color w:val="2F5496"/>
+          <w:sz w:val="28"/>
+          <w:szCs w:val="28"/>
+        </w:rPr>
+        <w:t xml:space="preserve">2.8.  </w:t>
+      </w:r>
+      <w:proofErr w:type="spellStart"/>
+      <w:r>
+        <w:rPr>
+          <w:b/>
+          <w:bCs/>
+          <w:color w:val="2F5496"/>
+          <w:sz w:val="28"/>
+          <w:szCs w:val="28"/>
+        </w:rPr>
+        <w:t>tripEvents</w:t>
+      </w:r>
+      <w:proofErr w:type="spellEnd"/>
+    </w:p>
+    <w:p>
+      <w:pPr>
+        <w:spacing w:after="60"/>
+        <w:ind w:left="1080"/>
+      </w:pPr>
+      <w:proofErr w:type="spellStart"/>
+      <w:r>
+        <w:t>id</w:t>
+      </w:r>
+      <w:proofErr w:type="spellEnd"/>
+      <w:r>
+        <w:t>: Elsődleges kulcs</w:t>
+      </w:r>
+    </w:p>
+    <w:p>
+      <w:pPr>
+        <w:spacing w:after="60"/>
+        <w:ind w:left="1080"/>
+      </w:pPr>
+      <w:r>
+        <w:t>Kapcsolatok:</w:t>
+      </w:r>
+    </w:p>
+    <w:p>
+      <w:pPr>
+        <w:pStyle w:val="Listaszerbekezds"/>
+        <w:numPr>
+          <w:ilvl w:val="0"/>
+          <w:numId w:val="2"/>
+        </w:numPr>
+        <w:spacing w:after="60"/>
+      </w:pPr>
+      <w:proofErr w:type="spellStart"/>
+      <w:r>
+        <w:t>tripEvents.tripId</w:t>
+      </w:r>
+      <w:proofErr w:type="spellEnd"/>
+      <w:r>
+        <w:t xml:space="preserve"> =&gt; trips.id [N:1 kapcsolat]</w:t>
+      </w:r>
+    </w:p>
+    <w:p>
+      <w:pPr>
+        <w:pStyle w:val="Listaszerbekezds"/>
+        <w:numPr>
+          <w:ilvl w:val="0"/>
+          <w:numId w:val="2"/>
+        </w:numPr>
+        <w:spacing w:after="60"/>
+      </w:pPr>
+      <w:proofErr w:type="spellStart"/>
+      <w:r>
+        <w:t>tripEvents.driverId</w:t>
+      </w:r>
+      <w:proofErr w:type="spellEnd"/>
+      <w:r>
+        <w:t xml:space="preserve"> =&gt; users.id [N:1 kapcsolat]</w:t>
+      </w:r>
+    </w:p>
+    <w:p>
+      <w:pPr>
+        <w:pStyle w:val="Cmsor2"/>
+        <w:keepNext/>
+        <w:spacing w:before="280" w:after="120"/>
+        <w:ind w:left="360"/>
+      </w:pPr>
+      <w:r>
+        <w:rPr>
+          <w:b/>
+          <w:bCs/>
+          <w:color w:val="2F5496"/>
+          <w:sz w:val="28"/>
+          <w:szCs w:val="28"/>
+        </w:rPr>
+        <w:t xml:space="preserve">2.9.  </w:t>
+      </w:r>
+      <w:proofErr w:type="spellStart"/>
+      <w:r>
+        <w:rPr>
+          <w:b/>
+          <w:bCs/>
+          <w:color w:val="2F5496"/>
+          <w:sz w:val="28"/>
+          <w:szCs w:val="28"/>
+        </w:rPr>
+        <w:t>tickets</w:t>
+      </w:r>
+      <w:proofErr w:type="spellEnd"/>
+    </w:p>
+    <w:p>
+      <w:pPr>
+        <w:spacing w:after="60"/>
+        <w:ind w:left="1080"/>
+      </w:pPr>
+      <w:proofErr w:type="spellStart"/>
+      <w:r>
+        <w:t>id</w:t>
+      </w:r>
+      <w:proofErr w:type="spellEnd"/>
+      <w:r>
+        <w:t>: Elsődleges kulcs</w:t>
+      </w:r>
+    </w:p>
+    <w:p>
+      <w:pPr>
+        <w:spacing w:after="60"/>
+        <w:ind w:left="1080"/>
+      </w:pPr>
+      <w:r>
+        <w:t>Kapcsolatok:</w:t>
+      </w:r>
+    </w:p>
+    <w:p>
+      <w:pPr>
+        <w:pStyle w:val="Listaszerbekezds"/>
+        <w:numPr>
+          <w:ilvl w:val="0"/>
+          <w:numId w:val="2"/>
+        </w:numPr>
+        <w:spacing w:after="60"/>
+      </w:pPr>
+      <w:proofErr w:type="spellStart"/>
+      <w:r>
+        <w:t>tickets.userId</w:t>
+      </w:r>
+      <w:proofErr w:type="spellEnd"/>
+      <w:r>
+        <w:t xml:space="preserve"> =&gt; users.id [N:1 kapcsolat]</w:t>
+      </w:r>
+    </w:p>
+    <w:p>
+      <w:pPr>
+        <w:pStyle w:val="Listaszerbekezds"/>
+        <w:numPr>
+          <w:ilvl w:val="0"/>
+          <w:numId w:val="2"/>
+        </w:numPr>
+        <w:spacing w:after="60"/>
+      </w:pPr>
+      <w:proofErr w:type="spellStart"/>
+      <w:r>
+        <w:t>tickets.tripId</w:t>
+      </w:r>
+      <w:proofErr w:type="spellEnd"/>
+      <w:r>
+        <w:t xml:space="preserve"> =&gt; trips.id [N:1 kapcsolat]</w:t>
+      </w:r>
+    </w:p>
+    <w:p>
+      <w:pPr>
+        <w:pStyle w:val="Listaszerbekezds"/>
+        <w:numPr>
+          <w:ilvl w:val="0"/>
+          <w:numId w:val="2"/>
+        </w:numPr>
+        <w:spacing w:after="60"/>
+      </w:pPr>
+      <w:proofErr w:type="spellStart"/>
+      <w:r>
+        <w:t>tickets.startStopId</w:t>
+      </w:r>
+      <w:proofErr w:type="spellEnd"/>
+      <w:r>
+        <w:t xml:space="preserve"> =&gt; stops.id [N:1 kapcsolat]</w:t>
+      </w:r>
+    </w:p>
+    <w:p>
+      <w:pPr>
+        <w:pStyle w:val="Listaszerbekezds"/>
+        <w:numPr>
+          <w:ilvl w:val="0"/>
+          <w:numId w:val="2"/>
+        </w:numPr>
+        <w:spacing w:after="60"/>
+      </w:pPr>
+      <w:proofErr w:type="spellStart"/>
+      <w:r>
+        <w:t>tickets.endStopId</w:t>
+      </w:r>
+      <w:proofErr w:type="spellEnd"/>
+      <w:r>
+        <w:t xml:space="preserve"> =&gt; stops.id [N:1 kapcsolat]</w:t>
+      </w:r>
+    </w:p>
+    <w:p>
+      <w:pPr>
+        <w:pStyle w:val="Listaszerbekezds"/>
+        <w:numPr>
+          <w:ilvl w:val="0"/>
+          <w:numId w:val="2"/>
+        </w:numPr>
+        <w:spacing w:after="60"/>
+      </w:pPr>
+      <w:proofErr w:type="spellStart"/>
+      <w:r>
+        <w:t>tickets.validatedByDriverId</w:t>
+      </w:r>
+      <w:proofErr w:type="spellEnd"/>
+      <w:r>
+        <w:t xml:space="preserve"> =&gt; users.id [N:1 kapcsolat]</w:t>
+      </w:r>
+    </w:p>
+    <w:p>
+      <w:pPr>
+        <w:pStyle w:val="Listaszerbekezds"/>
+        <w:numPr>
+          <w:ilvl w:val="0"/>
+          <w:numId w:val="2"/>
+        </w:numPr>
+        <w:spacing w:after="60"/>
+      </w:pPr>
+      <w:r>
+        <w:t xml:space="preserve">tickets.id =&gt; </w:t>
+      </w:r>
+      <w:proofErr w:type="spellStart"/>
+      <w:r>
+        <w:t>reservations.ticketId</w:t>
+      </w:r>
+      <w:proofErr w:type="spellEnd"/>
+      <w:r>
+        <w:t xml:space="preserve"> [1:1 kapcsolat]</w:t>
+      </w:r>
+    </w:p>
+    <w:p>
+      <w:pPr>
+        <w:pStyle w:val="Cmsor2"/>
+        <w:keepNext/>
+        <w:spacing w:before="280" w:after="120"/>
+        <w:ind w:left="360"/>
+      </w:pPr>
+      <w:r>
+        <w:rPr>
+          <w:b/>
+          <w:bCs/>
+          <w:color w:val="2F5496"/>
+          <w:sz w:val="28"/>
+          <w:szCs w:val="28"/>
+        </w:rPr>
+        <w:t xml:space="preserve">2.10.  </w:t>
+      </w:r>
+      <w:proofErr w:type="spellStart"/>
+      <w:r>
+        <w:rPr>
+          <w:b/>
+          <w:bCs/>
+          <w:color w:val="2F5496"/>
+          <w:sz w:val="28"/>
+          <w:szCs w:val="28"/>
+        </w:rPr>
+        <w:t>reservations</w:t>
+      </w:r>
+      <w:proofErr w:type="spellEnd"/>
+    </w:p>
+    <w:p>
+      <w:pPr>
+        <w:spacing w:after="60"/>
+        <w:ind w:left="1080"/>
+      </w:pPr>
+      <w:proofErr w:type="spellStart"/>
+      <w:r>
+        <w:t>id</w:t>
+      </w:r>
+      <w:proofErr w:type="spellEnd"/>
+      <w:r>
+        <w:t>: Elsődleges kulcs</w:t>
+      </w:r>
+    </w:p>
+    <w:p>
+      <w:pPr>
+        <w:spacing w:after="60"/>
+        <w:ind w:left="1080"/>
+      </w:pPr>
+      <w:r>
+        <w:t>Kapcsolatok:</w:t>
+      </w:r>
+    </w:p>
+    <w:p>
+      <w:pPr>
+        <w:pStyle w:val="Listaszerbekezds"/>
+        <w:numPr>
+          <w:ilvl w:val="0"/>
+          <w:numId w:val="2"/>
+        </w:numPr>
+        <w:spacing w:after="60"/>
+      </w:pPr>
+      <w:proofErr w:type="spellStart"/>
+      <w:r>
+        <w:t>reservations.ticketId</w:t>
+      </w:r>
+      <w:proofErr w:type="spellEnd"/>
+      <w:r>
+        <w:t xml:space="preserve"> =&gt; tickets.id [1:1 kapcsolat]</w:t>
+      </w:r>
+    </w:p>
+    <w:p>
+      <w:pPr>
+        <w:pStyle w:val="Listaszerbekezds"/>
+        <w:numPr>
+          <w:ilvl w:val="0"/>
+          <w:numId w:val="2"/>
+        </w:numPr>
+        <w:spacing w:after="60"/>
+      </w:pPr>
+      <w:proofErr w:type="spellStart"/>
+      <w:r>
+        <w:t>reservations.tripId</w:t>
+      </w:r>
+      <w:proofErr w:type="spellEnd"/>
+      <w:r>
+        <w:t xml:space="preserve"> =&gt; trips.id [N:1 kapcsolat]</w:t>
+      </w:r>
+    </w:p>
+    <w:p>
+      <w:pPr>
+        <w:pStyle w:val="Listaszerbekezds"/>
+        <w:numPr>
+          <w:ilvl w:val="0"/>
+          <w:numId w:val="2"/>
+        </w:numPr>
+        <w:spacing w:after="60"/>
+      </w:pPr>
+      <w:proofErr w:type="spellStart"/>
+      <w:r>
+        <w:t>reservations.seatId</w:t>
+      </w:r>
+      <w:proofErr w:type="spellEnd"/>
+      <w:r>
+        <w:t xml:space="preserve"> =&gt; seats.id [N:1 kapcsolat]</w:t>
+      </w:r>
+    </w:p>
+    <w:p>
+      <w:pPr>
+        <w:pStyle w:val="Listaszerbekezds"/>
+        <w:spacing w:after="60"/>
+        <w:ind w:left="1080"/>
+      </w:pPr>
+    </w:p>
+    <w:p>
+      <w:pPr>
+        <w:pStyle w:val="Cmsor2"/>
+        <w:keepNext/>
+        <w:spacing w:before="280" w:after="120"/>
+        <w:ind w:left="360"/>
+      </w:pPr>
+      <w:r>
+        <w:rPr>
+          <w:b/>
+          <w:bCs/>
+          <w:color w:val="2F5496"/>
+          <w:sz w:val="28"/>
+          <w:szCs w:val="28"/>
+        </w:rPr>
+        <w:lastRenderedPageBreak/>
+        <w:t xml:space="preserve">2.11.  </w:t>
+      </w:r>
+      <w:proofErr w:type="spellStart"/>
+      <w:r>
+        <w:rPr>
+          <w:b/>
+          <w:bCs/>
+          <w:color w:val="2F5496"/>
+          <w:sz w:val="28"/>
+          <w:szCs w:val="28"/>
+        </w:rPr>
+        <w:t>passTypes</w:t>
+      </w:r>
+      <w:proofErr w:type="spellEnd"/>
+    </w:p>
+    <w:p>
+      <w:pPr>
+        <w:spacing w:after="60"/>
+        <w:ind w:left="1080"/>
+      </w:pPr>
+      <w:proofErr w:type="spellStart"/>
+      <w:r>
+        <w:t>id</w:t>
+      </w:r>
+      <w:proofErr w:type="spellEnd"/>
+      <w:r>
+        <w:t>: Elsődleges kulcs</w:t>
+      </w:r>
+    </w:p>
+    <w:p>
+      <w:pPr>
+        <w:spacing w:after="60"/>
+        <w:ind w:left="1080"/>
+      </w:pPr>
+      <w:r>
+        <w:t>Kapcsolat:</w:t>
+      </w:r>
+    </w:p>
+    <w:p>
+      <w:pPr>
+        <w:pStyle w:val="Listaszerbekezds"/>
+        <w:numPr>
+          <w:ilvl w:val="0"/>
+          <w:numId w:val="2"/>
+        </w:numPr>
+        <w:spacing w:after="60"/>
+      </w:pPr>
+      <w:r>
+        <w:t xml:space="preserve">passTypes.id =&gt; </w:t>
+      </w:r>
+      <w:proofErr w:type="spellStart"/>
+      <w:r>
+        <w:t>userPasses.passTypeId</w:t>
+      </w:r>
+      <w:proofErr w:type="spellEnd"/>
+      <w:r>
+        <w:t xml:space="preserve"> [1:N kapcsolat]</w:t>
+      </w:r>
+    </w:p>
+    <w:p>
+      <w:pPr>
+        <w:pStyle w:val="Cmsor2"/>
+        <w:keepNext/>
+        <w:spacing w:before="280" w:after="120"/>
+        <w:ind w:left="360"/>
+      </w:pPr>
+      <w:r>
+        <w:rPr>
+          <w:b/>
+          <w:bCs/>
+          <w:color w:val="2F5496"/>
+          <w:sz w:val="28"/>
+          <w:szCs w:val="28"/>
+        </w:rPr>
+        <w:t xml:space="preserve">2.12.  </w:t>
+      </w:r>
+      <w:proofErr w:type="spellStart"/>
+      <w:r>
+        <w:rPr>
+          <w:b/>
+          <w:bCs/>
+          <w:color w:val="2F5496"/>
+          <w:sz w:val="28"/>
+          <w:szCs w:val="28"/>
+        </w:rPr>
+        <w:t>userPasses</w:t>
+      </w:r>
+      <w:proofErr w:type="spellEnd"/>
+    </w:p>
+    <w:p>
+      <w:pPr>
+        <w:spacing w:after="60"/>
+        <w:ind w:left="1080"/>
+      </w:pPr>
+      <w:proofErr w:type="spellStart"/>
+      <w:r>
+        <w:t>id</w:t>
+      </w:r>
+      <w:proofErr w:type="spellEnd"/>
+      <w:r>
+        <w:t>: Elsődleges kulcs</w:t>
+      </w:r>
+    </w:p>
+    <w:p>
+      <w:pPr>
+        <w:spacing w:after="60"/>
+        <w:ind w:left="1080"/>
+      </w:pPr>
+      <w:r>
+        <w:t>Kapcsolatok:</w:t>
+      </w:r>
+    </w:p>
+    <w:p>
+      <w:pPr>
+        <w:pStyle w:val="Listaszerbekezds"/>
+        <w:numPr>
+          <w:ilvl w:val="0"/>
+          <w:numId w:val="2"/>
+        </w:numPr>
+        <w:spacing w:after="60"/>
+      </w:pPr>
+      <w:proofErr w:type="spellStart"/>
+      <w:r>
+        <w:t>userPasses.userId</w:t>
+      </w:r>
+      <w:proofErr w:type="spellEnd"/>
+      <w:r>
+        <w:t xml:space="preserve"> =&gt; users.id [N:1 kapcsolat]</w:t>
+      </w:r>
+    </w:p>
+    <w:p>
+      <w:pPr>
+        <w:pStyle w:val="Listaszerbekezds"/>
+        <w:numPr>
+          <w:ilvl w:val="0"/>
+          <w:numId w:val="2"/>
+        </w:numPr>
+        <w:spacing w:after="60"/>
+      </w:pPr>
+      <w:proofErr w:type="spellStart"/>
+      <w:r>
+        <w:t>userPasses.passTypeId</w:t>
+      </w:r>
+      <w:proofErr w:type="spellEnd"/>
+      <w:r>
+        <w:t xml:space="preserve"> =&gt; passTypes.id [N:1 kapcsolat]</w:t>
+      </w:r>
+    </w:p>
+    <w:p>
+      <w:pPr>
+        <w:pStyle w:val="Cmsor2"/>
+        <w:keepNext/>
+        <w:spacing w:before="280" w:after="120"/>
+        <w:ind w:left="360"/>
+      </w:pPr>
+      <w:r>
+        <w:rPr>
+          <w:b/>
+          <w:bCs/>
+          <w:color w:val="2F5496"/>
+          <w:sz w:val="28"/>
+          <w:szCs w:val="28"/>
+        </w:rPr>
+        <w:t xml:space="preserve">2.13.  </w:t>
+      </w:r>
+      <w:proofErr w:type="spellStart"/>
+      <w:r>
+        <w:rPr>
+          <w:b/>
+          <w:bCs/>
+          <w:color w:val="2F5496"/>
+          <w:sz w:val="28"/>
+          <w:szCs w:val="28"/>
+        </w:rPr>
+        <w:t>notifications</w:t>
+      </w:r>
+      <w:proofErr w:type="spellEnd"/>
+    </w:p>
+    <w:p>
+      <w:pPr>
+        <w:spacing w:after="60"/>
+        <w:ind w:left="1080"/>
+      </w:pPr>
+      <w:proofErr w:type="spellStart"/>
+      <w:r>
+        <w:t>id</w:t>
+      </w:r>
+      <w:proofErr w:type="spellEnd"/>
+      <w:r>
+        <w:t>: Elsődleges kulcs</w:t>
+      </w:r>
+    </w:p>
+    <w:p>
+      <w:pPr>
+        <w:spacing w:after="60"/>
+        <w:ind w:left="1080"/>
+      </w:pPr>
+      <w:r>
+        <w:t>Kapcsolat:</w:t>
+      </w:r>
+    </w:p>
+    <w:p>
+      <w:pPr>
+        <w:pStyle w:val="Listaszerbekezds"/>
+        <w:numPr>
+          <w:ilvl w:val="0"/>
+          <w:numId w:val="2"/>
+        </w:numPr>
+        <w:spacing w:after="60"/>
+      </w:pPr>
+      <w:proofErr w:type="spellStart"/>
+      <w:r>
+        <w:t>notifications.userId</w:t>
+      </w:r>
+      <w:proofErr w:type="spellEnd"/>
+      <w:r>
+        <w:t xml:space="preserve"> =&gt; users.id [N:1 kapcsolat]</w:t>
+      </w:r>
+    </w:p>
+    <w:p>
+      <w:pPr>
+        <w:pStyle w:val="Cmsor2"/>
+        <w:keepNext/>
+        <w:spacing w:before="280" w:after="120"/>
+        <w:ind w:left="360"/>
+      </w:pPr>
+      <w:r>
+        <w:rPr>
+          <w:b/>
+          <w:bCs/>
+          <w:color w:val="2F5496"/>
+          <w:sz w:val="28"/>
+          <w:szCs w:val="28"/>
+        </w:rPr>
+        <w:t xml:space="preserve">2.14.  </w:t>
+      </w:r>
+      <w:proofErr w:type="spellStart"/>
+      <w:r>
+        <w:rPr>
+          <w:b/>
+          <w:bCs/>
+          <w:color w:val="2F5496"/>
+          <w:sz w:val="28"/>
+          <w:szCs w:val="28"/>
+        </w:rPr>
+        <w:t>fareRates</w:t>
+      </w:r>
+      <w:proofErr w:type="spellEnd"/>
+    </w:p>
+    <w:p>
+      <w:pPr>
+        <w:spacing w:after="60"/>
+        <w:ind w:left="1080"/>
+      </w:pPr>
+      <w:proofErr w:type="spellStart"/>
+      <w:r>
+        <w:t>id</w:t>
+      </w:r>
+      <w:proofErr w:type="spellEnd"/>
+      <w:r>
+        <w:t>: Elsődleges kulcs</w:t>
+      </w:r>
+    </w:p>
+    <w:p>
+      <w:pPr>
+        <w:spacing w:after="60"/>
+        <w:ind w:left="1080"/>
+      </w:pPr>
+      <w:r>
+        <w:t>Nincs kapcsolata más táblákkal (önálló díjszabási tábla)</w:t>
+      </w:r>
+    </w:p>
+    <w:p>
+      <w:r>
+        <w:br w:type="page"/>
+      </w:r>
     </w:p>
     <w:p>
       <w:pPr>

--- a/2027_13.S1I_5_vizsgaremek_Adatbázismodell-diagramm.docx
+++ b/2027_13.S1I_5_vizsgaremek_Adatbázismodell-diagramm.docx
@@ -1,6 +1,6 @@
 
 <file path=word/document.xml><?xml version="1.0" encoding="utf-8"?>
-<w:document xmlns:wpc="http://schemas.microsoft.com/office/word/2010/wordprocessingCanvas" xmlns:cx="http://schemas.microsoft.com/office/drawing/2014/chartex" xmlns:cx1="http://schemas.microsoft.com/office/drawing/2015/9/8/chartex" xmlns:cx2="http://schemas.microsoft.com/office/drawing/2015/10/21/chartex" xmlns:cx3="http://schemas.microsoft.com/office/drawing/2016/5/9/chartex" xmlns:cx4="http://schemas.microsoft.com/office/drawing/2016/5/10/chartex" xmlns:cx5="http://schemas.microsoft.com/office/drawing/2016/5/11/chartex" xmlns:cx6="http://schemas.microsoft.com/office/drawing/2016/5/12/chartex" xmlns:cx7="http://schemas.microsoft.com/office/drawing/2016/5/13/chartex" xmlns:cx8="http://schemas.microsoft.com/office/drawing/2016/5/14/chartex" xmlns:mc="http://schemas.openxmlformats.org/markup-compatibility/2006" xmlns:aink="http://schemas.microsoft.com/office/drawing/2016/ink" xmlns:am3d="http://schemas.microsoft.com/office/drawing/2017/model3d" xmlns:o="urn:schemas-microsoft-com:office:office" xmlns:r="http://schemas.openxmlformats.org/officeDocument/2006/relationships" xmlns:m="http://schemas.openxmlformats.org/officeDocument/2006/math" xmlns:v="urn:schemas-microsoft-com:vml" xmlns:wp14="http://schemas.microsoft.com/office/word/2010/wordprocessingDrawing" xmlns:wp="http://schemas.openxmlformats.org/drawingml/2006/wordprocessingDrawing" xmlns:w10="urn:schemas-microsoft-com:office:word" xmlns:w="http://schemas.openxmlformats.org/wordprocessingml/2006/main" xmlns:w14="http://schemas.microsoft.com/office/word/2010/wordml" xmlns:w15="http://schemas.microsoft.com/office/word/2012/wordml" xmlns:w16cex="http://schemas.microsoft.com/office/word/2018/wordml/cex" xmlns:w16cid="http://schemas.microsoft.com/office/word/2016/wordml/cid" xmlns:w16="http://schemas.microsoft.com/office/word/2018/wordml" xmlns:w16sdtdh="http://schemas.microsoft.com/office/word/2020/wordml/sdtdatahash" xmlns:w16se="http://schemas.microsoft.com/office/word/2015/wordml/symex" xmlns:wpg="http://schemas.microsoft.com/office/word/2010/wordprocessingGroup" xmlns:wpi="http://schemas.microsoft.com/office/word/2010/wordprocessingInk" xmlns:wne="http://schemas.microsoft.com/office/word/2006/wordml" xmlns:wps="http://schemas.microsoft.com/office/word/2010/wordprocessingShape" mc:Ignorable="w14 w15 w16se w16cid w16 w16cex w16sdtdh wp14">
+<w:document xmlns:wpc="http://schemas.microsoft.com/office/word/2010/wordprocessingCanvas" xmlns:cx="http://schemas.microsoft.com/office/drawing/2014/chartex" xmlns:cx1="http://schemas.microsoft.com/office/drawing/2015/9/8/chartex" xmlns:cx2="http://schemas.microsoft.com/office/drawing/2015/10/21/chartex" xmlns:cx3="http://schemas.microsoft.com/office/drawing/2016/5/9/chartex" xmlns:cx4="http://schemas.microsoft.com/office/drawing/2016/5/10/chartex" xmlns:cx5="http://schemas.microsoft.com/office/drawing/2016/5/11/chartex" xmlns:cx6="http://schemas.microsoft.com/office/drawing/2016/5/12/chartex" xmlns:cx7="http://schemas.microsoft.com/office/drawing/2016/5/13/chartex" xmlns:cx8="http://schemas.microsoft.com/office/drawing/2016/5/14/chartex" xmlns:mc="http://schemas.openxmlformats.org/markup-compatibility/2006" xmlns:aink="http://schemas.microsoft.com/office/drawing/2016/ink" xmlns:am3d="http://schemas.microsoft.com/office/drawing/2017/model3d" xmlns:o="urn:schemas-microsoft-com:office:office" xmlns:oel="http://schemas.microsoft.com/office/2019/extlst" xmlns:r="http://schemas.openxmlformats.org/officeDocument/2006/relationships" xmlns:m="http://schemas.openxmlformats.org/officeDocument/2006/math" xmlns:v="urn:schemas-microsoft-com:vml" xmlns:wp14="http://schemas.microsoft.com/office/word/2010/wordprocessingDrawing" xmlns:wp="http://schemas.openxmlformats.org/drawingml/2006/wordprocessingDrawing" xmlns:w10="urn:schemas-microsoft-com:office:word" xmlns:w="http://schemas.openxmlformats.org/wordprocessingml/2006/main" xmlns:w14="http://schemas.microsoft.com/office/word/2010/wordml" xmlns:w15="http://schemas.microsoft.com/office/word/2012/wordml" xmlns:w16cex="http://schemas.microsoft.com/office/word/2018/wordml/cex" xmlns:w16cid="http://schemas.microsoft.com/office/word/2016/wordml/cid" xmlns:w16="http://schemas.microsoft.com/office/word/2018/wordml" xmlns:w16du="http://schemas.microsoft.com/office/word/2023/wordml/word16du" xmlns:w16sdtdh="http://schemas.microsoft.com/office/word/2020/wordml/sdtdatahash" xmlns:w16sdtfl="http://schemas.microsoft.com/office/word/2024/wordml/sdtformatlock" xmlns:w16se="http://schemas.microsoft.com/office/word/2015/wordml/symex" xmlns:wpg="http://schemas.microsoft.com/office/word/2010/wordprocessingGroup" xmlns:wpi="http://schemas.microsoft.com/office/word/2010/wordprocessingInk" xmlns:wne="http://schemas.microsoft.com/office/word/2006/wordml" xmlns:wps="http://schemas.microsoft.com/office/word/2010/wordprocessingShape" mc:Ignorable="w14 w15 w16se w16cid w16 w16cex w16sdtdh w16sdtfl w16du wp14">
   <w:body>
     <w:p>
       <w:pPr>
@@ -1528,32 +1528,6 @@
       </w:pPr>
       <w:proofErr w:type="spellStart"/>
       <w:r>
-        <w:t>id</w:t>
-      </w:r>
-      <w:proofErr w:type="spellEnd"/>
-      <w:r>
-        <w:t xml:space="preserve"> [</w:t>
-      </w:r>
-      <w:proofErr w:type="spellStart"/>
-      <w:r>
-        <w:t>Bigint</w:t>
-      </w:r>
-      <w:proofErr w:type="spellEnd"/>
-      <w:r>
-        <w:t>, elsődleges kulcs]: Útvonal-megálló azonosító</w:t>
-      </w:r>
-    </w:p>
-    <w:p>
-      <w:pPr>
-        <w:pStyle w:val="Listaszerbekezds"/>
-        <w:numPr>
-          <w:ilvl w:val="0"/>
-          <w:numId w:val="2"/>
-        </w:numPr>
-        <w:spacing w:after="60"/>
-      </w:pPr>
-      <w:proofErr w:type="spellStart"/>
-      <w:r>
         <w:t>routeId</w:t>
       </w:r>
       <w:proofErr w:type="spellEnd"/>
@@ -2195,8 +2169,6 @@
         <w:pStyle w:val="Cmsor2"/>
         <w:keepNext/>
         <w:spacing w:before="280" w:after="120"/>
-      </w:pPr>
-      <w:r>
         <w:rPr>
           <w:b/>
           <w:bCs/>
@@ -2204,8 +2176,14 @@
           <w:sz w:val="28"/>
           <w:szCs w:val="28"/>
         </w:rPr>
-        <w:t xml:space="preserve">    </w:t>
-      </w:r>
+      </w:pPr>
+    </w:p>
+    <w:p>
+      <w:pPr>
+        <w:pStyle w:val="Cmsor2"/>
+        <w:keepNext/>
+        <w:spacing w:before="280" w:after="120"/>
+      </w:pPr>
       <w:r>
         <w:rPr>
           <w:b/>
@@ -2214,9 +2192,8 @@
           <w:sz w:val="28"/>
           <w:szCs w:val="28"/>
         </w:rPr>
-        <w:t xml:space="preserve">1.8.  </w:t>
-      </w:r>
-      <w:proofErr w:type="spellStart"/>
+        <w:t xml:space="preserve">    </w:t>
+      </w:r>
       <w:r>
         <w:rPr>
           <w:b/>
@@ -2225,207 +2202,9 @@
           <w:sz w:val="28"/>
           <w:szCs w:val="28"/>
         </w:rPr>
-        <w:t>tripEvents</w:t>
-      </w:r>
-      <w:proofErr w:type="spellEnd"/>
-    </w:p>
-    <w:p>
-      <w:pPr>
-        <w:pStyle w:val="Listaszerbekezds"/>
-        <w:numPr>
-          <w:ilvl w:val="0"/>
-          <w:numId w:val="2"/>
-        </w:numPr>
-        <w:spacing w:after="60"/>
-      </w:pPr>
-      <w:proofErr w:type="spellStart"/>
-      <w:r>
-        <w:t>id</w:t>
-      </w:r>
-      <w:proofErr w:type="spellEnd"/>
-      <w:r>
-        <w:t xml:space="preserve"> [</w:t>
-      </w:r>
-      <w:proofErr w:type="spellStart"/>
-      <w:r>
-        <w:t>Bigint</w:t>
-      </w:r>
-      <w:proofErr w:type="spellEnd"/>
-      <w:r>
-        <w:t>, elsődleges kulcs]: Menet esemény azonosító</w:t>
-      </w:r>
-    </w:p>
-    <w:p>
-      <w:pPr>
-        <w:pStyle w:val="Listaszerbekezds"/>
-        <w:numPr>
-          <w:ilvl w:val="0"/>
-          <w:numId w:val="2"/>
-        </w:numPr>
-        <w:spacing w:after="60"/>
-      </w:pPr>
-      <w:proofErr w:type="spellStart"/>
-      <w:r>
-        <w:t>tripId</w:t>
-      </w:r>
-      <w:proofErr w:type="spellEnd"/>
-      <w:r>
-        <w:t xml:space="preserve"> [</w:t>
-      </w:r>
-      <w:proofErr w:type="spellStart"/>
-      <w:r>
-        <w:t>Bigint</w:t>
-      </w:r>
-      <w:proofErr w:type="spellEnd"/>
-      <w:r>
-        <w:t xml:space="preserve">, </w:t>
-      </w:r>
-      <w:proofErr w:type="spellStart"/>
-      <w:r>
-        <w:t>Not</w:t>
-      </w:r>
-      <w:proofErr w:type="spellEnd"/>
-      <w:r>
-        <w:t xml:space="preserve"> Null, külső kulcs]: Menet azonosító</w:t>
-      </w:r>
-    </w:p>
-    <w:p>
-      <w:pPr>
-        <w:pStyle w:val="Listaszerbekezds"/>
-        <w:numPr>
-          <w:ilvl w:val="0"/>
-          <w:numId w:val="2"/>
-        </w:numPr>
-        <w:spacing w:after="60"/>
-      </w:pPr>
-      <w:proofErr w:type="spellStart"/>
-      <w:r>
-        <w:t>driverId</w:t>
-      </w:r>
-      <w:proofErr w:type="spellEnd"/>
-      <w:r>
-        <w:t xml:space="preserve"> [</w:t>
-      </w:r>
-      <w:proofErr w:type="spellStart"/>
-      <w:r>
-        <w:t>Bigint</w:t>
-      </w:r>
-      <w:proofErr w:type="spellEnd"/>
-      <w:r>
-        <w:t xml:space="preserve">, </w:t>
-      </w:r>
-      <w:proofErr w:type="spellStart"/>
-      <w:r>
-        <w:t>Not</w:t>
-      </w:r>
-      <w:proofErr w:type="spellEnd"/>
-      <w:r>
-        <w:t xml:space="preserve"> Null, külső kulcs]: Eseményt rögzítő sofőr azonosító</w:t>
-      </w:r>
-    </w:p>
-    <w:p>
-      <w:pPr>
-        <w:pStyle w:val="Listaszerbekezds"/>
-        <w:numPr>
-          <w:ilvl w:val="0"/>
-          <w:numId w:val="2"/>
-        </w:numPr>
-        <w:spacing w:after="60"/>
-      </w:pPr>
-      <w:proofErr w:type="spellStart"/>
-      <w:r>
-        <w:t>eventType</w:t>
-      </w:r>
-      <w:proofErr w:type="spellEnd"/>
-      <w:r>
-        <w:t xml:space="preserve"> [</w:t>
-      </w:r>
-      <w:proofErr w:type="spellStart"/>
-      <w:r>
-        <w:t>Enum</w:t>
-      </w:r>
-      <w:proofErr w:type="spellEnd"/>
-      <w:r>
-        <w:t xml:space="preserve">, </w:t>
-      </w:r>
-      <w:proofErr w:type="spellStart"/>
-      <w:r>
-        <w:t>Not</w:t>
-      </w:r>
-      <w:proofErr w:type="spellEnd"/>
-      <w:r>
-        <w:t xml:space="preserve"> Null]: Esemény típusa</w:t>
-      </w:r>
-    </w:p>
-    <w:p>
-      <w:pPr>
-        <w:pStyle w:val="Listaszerbekezds"/>
-        <w:numPr>
-          <w:ilvl w:val="0"/>
-          <w:numId w:val="2"/>
-        </w:numPr>
-        <w:spacing w:after="60"/>
-      </w:pPr>
-      <w:proofErr w:type="spellStart"/>
-      <w:r>
-        <w:t>delayMinutesAdded</w:t>
-      </w:r>
-      <w:proofErr w:type="spellEnd"/>
-      <w:r>
-        <w:t xml:space="preserve"> [Int]: Az esemény által okozott többletkésés (perc)</w:t>
-      </w:r>
-    </w:p>
-    <w:p>
-      <w:pPr>
-        <w:pStyle w:val="Listaszerbekezds"/>
-        <w:numPr>
-          <w:ilvl w:val="0"/>
-          <w:numId w:val="2"/>
-        </w:numPr>
-        <w:spacing w:after="60"/>
-      </w:pPr>
-      <w:proofErr w:type="spellStart"/>
-      <w:r>
-        <w:t>description</w:t>
-      </w:r>
-      <w:proofErr w:type="spellEnd"/>
-      <w:r>
-        <w:t xml:space="preserve"> [Text]: Esemény leírása</w:t>
-      </w:r>
-    </w:p>
-    <w:p>
-      <w:pPr>
-        <w:pStyle w:val="Listaszerbekezds"/>
-        <w:numPr>
-          <w:ilvl w:val="0"/>
-          <w:numId w:val="2"/>
-        </w:numPr>
-        <w:spacing w:after="60"/>
-      </w:pPr>
-      <w:proofErr w:type="spellStart"/>
-      <w:r>
-        <w:t>createdAt</w:t>
-      </w:r>
-      <w:proofErr w:type="spellEnd"/>
-      <w:r>
-        <w:t xml:space="preserve"> [</w:t>
-      </w:r>
-      <w:proofErr w:type="spellStart"/>
-      <w:r>
-        <w:t>Timestamp</w:t>
-      </w:r>
-      <w:proofErr w:type="spellEnd"/>
-      <w:r>
-        <w:t>]: Rögzítés időpontja</w:t>
-      </w:r>
-    </w:p>
-    <w:p>
-      <w:pPr>
-        <w:pStyle w:val="Cmsor2"/>
-        <w:keepNext/>
-        <w:spacing w:before="280" w:after="120"/>
-        <w:ind w:left="360"/>
-      </w:pPr>
+        <w:t xml:space="preserve">1.8.  </w:t>
+      </w:r>
+      <w:proofErr w:type="spellStart"/>
       <w:r>
         <w:rPr>
           <w:b/>
@@ -2434,9 +2213,207 @@
           <w:sz w:val="28"/>
           <w:szCs w:val="28"/>
         </w:rPr>
-        <w:t xml:space="preserve">1.9.  </w:t>
-      </w:r>
-      <w:proofErr w:type="spellStart"/>
+        <w:t>tripEvents</w:t>
+      </w:r>
+      <w:proofErr w:type="spellEnd"/>
+    </w:p>
+    <w:p>
+      <w:pPr>
+        <w:pStyle w:val="Listaszerbekezds"/>
+        <w:numPr>
+          <w:ilvl w:val="0"/>
+          <w:numId w:val="2"/>
+        </w:numPr>
+        <w:spacing w:after="60"/>
+      </w:pPr>
+      <w:proofErr w:type="spellStart"/>
+      <w:r>
+        <w:t>id</w:t>
+      </w:r>
+      <w:proofErr w:type="spellEnd"/>
+      <w:r>
+        <w:t xml:space="preserve"> [</w:t>
+      </w:r>
+      <w:proofErr w:type="spellStart"/>
+      <w:r>
+        <w:t>Bigint</w:t>
+      </w:r>
+      <w:proofErr w:type="spellEnd"/>
+      <w:r>
+        <w:t>, elsődleges kulcs]: Menet esemény azonosító</w:t>
+      </w:r>
+    </w:p>
+    <w:p>
+      <w:pPr>
+        <w:pStyle w:val="Listaszerbekezds"/>
+        <w:numPr>
+          <w:ilvl w:val="0"/>
+          <w:numId w:val="2"/>
+        </w:numPr>
+        <w:spacing w:after="60"/>
+      </w:pPr>
+      <w:proofErr w:type="spellStart"/>
+      <w:r>
+        <w:t>tripId</w:t>
+      </w:r>
+      <w:proofErr w:type="spellEnd"/>
+      <w:r>
+        <w:t xml:space="preserve"> [</w:t>
+      </w:r>
+      <w:proofErr w:type="spellStart"/>
+      <w:r>
+        <w:t>Bigint</w:t>
+      </w:r>
+      <w:proofErr w:type="spellEnd"/>
+      <w:r>
+        <w:t xml:space="preserve">, </w:t>
+      </w:r>
+      <w:proofErr w:type="spellStart"/>
+      <w:r>
+        <w:t>Not</w:t>
+      </w:r>
+      <w:proofErr w:type="spellEnd"/>
+      <w:r>
+        <w:t xml:space="preserve"> Null, külső kulcs]: Menet azonosító</w:t>
+      </w:r>
+    </w:p>
+    <w:p>
+      <w:pPr>
+        <w:pStyle w:val="Listaszerbekezds"/>
+        <w:numPr>
+          <w:ilvl w:val="0"/>
+          <w:numId w:val="2"/>
+        </w:numPr>
+        <w:spacing w:after="60"/>
+      </w:pPr>
+      <w:proofErr w:type="spellStart"/>
+      <w:r>
+        <w:t>driverId</w:t>
+      </w:r>
+      <w:proofErr w:type="spellEnd"/>
+      <w:r>
+        <w:t xml:space="preserve"> [</w:t>
+      </w:r>
+      <w:proofErr w:type="spellStart"/>
+      <w:r>
+        <w:t>Bigint</w:t>
+      </w:r>
+      <w:proofErr w:type="spellEnd"/>
+      <w:r>
+        <w:t xml:space="preserve">, </w:t>
+      </w:r>
+      <w:proofErr w:type="spellStart"/>
+      <w:r>
+        <w:t>Not</w:t>
+      </w:r>
+      <w:proofErr w:type="spellEnd"/>
+      <w:r>
+        <w:t xml:space="preserve"> Null, külső kulcs]: Eseményt rögzítő sofőr azonosító</w:t>
+      </w:r>
+    </w:p>
+    <w:p>
+      <w:pPr>
+        <w:pStyle w:val="Listaszerbekezds"/>
+        <w:numPr>
+          <w:ilvl w:val="0"/>
+          <w:numId w:val="2"/>
+        </w:numPr>
+        <w:spacing w:after="60"/>
+      </w:pPr>
+      <w:proofErr w:type="spellStart"/>
+      <w:r>
+        <w:t>eventType</w:t>
+      </w:r>
+      <w:proofErr w:type="spellEnd"/>
+      <w:r>
+        <w:t xml:space="preserve"> [</w:t>
+      </w:r>
+      <w:proofErr w:type="spellStart"/>
+      <w:r>
+        <w:t>Enum</w:t>
+      </w:r>
+      <w:proofErr w:type="spellEnd"/>
+      <w:r>
+        <w:t xml:space="preserve">, </w:t>
+      </w:r>
+      <w:proofErr w:type="spellStart"/>
+      <w:r>
+        <w:t>Not</w:t>
+      </w:r>
+      <w:proofErr w:type="spellEnd"/>
+      <w:r>
+        <w:t xml:space="preserve"> Null]: Esemény típusa</w:t>
+      </w:r>
+    </w:p>
+    <w:p>
+      <w:pPr>
+        <w:pStyle w:val="Listaszerbekezds"/>
+        <w:numPr>
+          <w:ilvl w:val="0"/>
+          <w:numId w:val="2"/>
+        </w:numPr>
+        <w:spacing w:after="60"/>
+      </w:pPr>
+      <w:proofErr w:type="spellStart"/>
+      <w:r>
+        <w:t>delayMinutesAdded</w:t>
+      </w:r>
+      <w:proofErr w:type="spellEnd"/>
+      <w:r>
+        <w:t xml:space="preserve"> [Int]: Az esemény által okozott többletkésés (perc)</w:t>
+      </w:r>
+    </w:p>
+    <w:p>
+      <w:pPr>
+        <w:pStyle w:val="Listaszerbekezds"/>
+        <w:numPr>
+          <w:ilvl w:val="0"/>
+          <w:numId w:val="2"/>
+        </w:numPr>
+        <w:spacing w:after="60"/>
+      </w:pPr>
+      <w:proofErr w:type="spellStart"/>
+      <w:r>
+        <w:t>description</w:t>
+      </w:r>
+      <w:proofErr w:type="spellEnd"/>
+      <w:r>
+        <w:t xml:space="preserve"> [Text]: Esemény leírása</w:t>
+      </w:r>
+    </w:p>
+    <w:p>
+      <w:pPr>
+        <w:pStyle w:val="Listaszerbekezds"/>
+        <w:numPr>
+          <w:ilvl w:val="0"/>
+          <w:numId w:val="2"/>
+        </w:numPr>
+        <w:spacing w:after="60"/>
+      </w:pPr>
+      <w:proofErr w:type="spellStart"/>
+      <w:r>
+        <w:t>createdAt</w:t>
+      </w:r>
+      <w:proofErr w:type="spellEnd"/>
+      <w:r>
+        <w:t xml:space="preserve"> [</w:t>
+      </w:r>
+      <w:proofErr w:type="spellStart"/>
+      <w:r>
+        <w:t>Timestamp</w:t>
+      </w:r>
+      <w:proofErr w:type="spellEnd"/>
+      <w:r>
+        <w:t>]: Rögzítés időpontja</w:t>
+      </w:r>
+    </w:p>
+    <w:p>
+      <w:pPr>
+        <w:pStyle w:val="Cmsor2"/>
+        <w:keepNext/>
+        <w:spacing w:before="280" w:after="120"/>
+        <w:ind w:left="360"/>
+      </w:pPr>
       <w:r>
         <w:rPr>
           <w:b/>
@@ -2445,346 +2422,9 @@
           <w:sz w:val="28"/>
           <w:szCs w:val="28"/>
         </w:rPr>
-        <w:t>tickets</w:t>
-      </w:r>
-      <w:proofErr w:type="spellEnd"/>
-    </w:p>
-    <w:p>
-      <w:pPr>
-        <w:pStyle w:val="Listaszerbekezds"/>
-        <w:numPr>
-          <w:ilvl w:val="0"/>
-          <w:numId w:val="2"/>
-        </w:numPr>
-        <w:spacing w:after="60"/>
-      </w:pPr>
-      <w:proofErr w:type="spellStart"/>
-      <w:r>
-        <w:t>id</w:t>
-      </w:r>
-      <w:proofErr w:type="spellEnd"/>
-      <w:r>
-        <w:t xml:space="preserve"> [</w:t>
-      </w:r>
-      <w:proofErr w:type="spellStart"/>
-      <w:r>
-        <w:t>Bigint</w:t>
-      </w:r>
-      <w:proofErr w:type="spellEnd"/>
-      <w:r>
-        <w:t>, elsődleges kulcs]: Jegy azonosító</w:t>
-      </w:r>
-    </w:p>
-    <w:p>
-      <w:pPr>
-        <w:pStyle w:val="Listaszerbekezds"/>
-        <w:numPr>
-          <w:ilvl w:val="0"/>
-          <w:numId w:val="2"/>
-        </w:numPr>
-        <w:spacing w:after="60"/>
-      </w:pPr>
-      <w:proofErr w:type="spellStart"/>
-      <w:r>
-        <w:t>ticketCode</w:t>
-      </w:r>
-      <w:proofErr w:type="spellEnd"/>
-      <w:r>
-        <w:t xml:space="preserve"> [</w:t>
-      </w:r>
-      <w:proofErr w:type="spellStart"/>
-      <w:r>
-        <w:t>Varchar</w:t>
-      </w:r>
-      <w:proofErr w:type="spellEnd"/>
-      <w:r>
-        <w:t xml:space="preserve">(64), </w:t>
-      </w:r>
-      <w:proofErr w:type="spellStart"/>
-      <w:r>
-        <w:t>Not</w:t>
-      </w:r>
-      <w:proofErr w:type="spellEnd"/>
-      <w:r>
-        <w:t xml:space="preserve"> Null, egyedi]: Jegykód</w:t>
-      </w:r>
-    </w:p>
-    <w:p>
-      <w:pPr>
-        <w:pStyle w:val="Listaszerbekezds"/>
-        <w:numPr>
-          <w:ilvl w:val="0"/>
-          <w:numId w:val="2"/>
-        </w:numPr>
-        <w:spacing w:after="60"/>
-      </w:pPr>
-      <w:proofErr w:type="spellStart"/>
-      <w:r>
-        <w:t>userId</w:t>
-      </w:r>
-      <w:proofErr w:type="spellEnd"/>
-      <w:r>
-        <w:t xml:space="preserve"> [</w:t>
-      </w:r>
-      <w:proofErr w:type="spellStart"/>
-      <w:r>
-        <w:t>Bigint</w:t>
-      </w:r>
-      <w:proofErr w:type="spellEnd"/>
-      <w:r>
-        <w:t xml:space="preserve">, </w:t>
-      </w:r>
-      <w:proofErr w:type="spellStart"/>
-      <w:r>
-        <w:t>Not</w:t>
-      </w:r>
-      <w:proofErr w:type="spellEnd"/>
-      <w:r>
-        <w:t xml:space="preserve"> Null, külső kulcs, indexelt]: Vásárló felhasználó azonosító</w:t>
-      </w:r>
-    </w:p>
-    <w:p>
-      <w:pPr>
-        <w:pStyle w:val="Listaszerbekezds"/>
-        <w:numPr>
-          <w:ilvl w:val="0"/>
-          <w:numId w:val="2"/>
-        </w:numPr>
-        <w:spacing w:after="60"/>
-      </w:pPr>
-      <w:proofErr w:type="spellStart"/>
-      <w:r>
-        <w:t>tripId</w:t>
-      </w:r>
-      <w:proofErr w:type="spellEnd"/>
-      <w:r>
-        <w:t xml:space="preserve"> [</w:t>
-      </w:r>
-      <w:proofErr w:type="spellStart"/>
-      <w:r>
-        <w:t>Bigint</w:t>
-      </w:r>
-      <w:proofErr w:type="spellEnd"/>
-      <w:r>
-        <w:t xml:space="preserve">, </w:t>
-      </w:r>
-      <w:proofErr w:type="spellStart"/>
-      <w:r>
-        <w:t>Not</w:t>
-      </w:r>
-      <w:proofErr w:type="spellEnd"/>
-      <w:r>
-        <w:t xml:space="preserve"> Null, külső kulcs]: Menet azonosító</w:t>
-      </w:r>
-    </w:p>
-    <w:p>
-      <w:pPr>
-        <w:pStyle w:val="Listaszerbekezds"/>
-        <w:numPr>
-          <w:ilvl w:val="0"/>
-          <w:numId w:val="2"/>
-        </w:numPr>
-        <w:spacing w:after="60"/>
-      </w:pPr>
-      <w:proofErr w:type="spellStart"/>
-      <w:r>
-        <w:t>startStopId</w:t>
-      </w:r>
-      <w:proofErr w:type="spellEnd"/>
-      <w:r>
-        <w:t xml:space="preserve"> [</w:t>
-      </w:r>
-      <w:proofErr w:type="spellStart"/>
-      <w:r>
-        <w:t>Bigint</w:t>
-      </w:r>
-      <w:proofErr w:type="spellEnd"/>
-      <w:r>
-        <w:t xml:space="preserve">, </w:t>
-      </w:r>
-      <w:proofErr w:type="spellStart"/>
-      <w:r>
-        <w:t>Not</w:t>
-      </w:r>
-      <w:proofErr w:type="spellEnd"/>
-      <w:r>
-        <w:t xml:space="preserve"> Null, külső kulcs]: Felszállási megálló azonosító</w:t>
-      </w:r>
-    </w:p>
-    <w:p>
-      <w:pPr>
-        <w:pStyle w:val="Listaszerbekezds"/>
-        <w:numPr>
-          <w:ilvl w:val="0"/>
-          <w:numId w:val="2"/>
-        </w:numPr>
-        <w:spacing w:after="60"/>
-      </w:pPr>
-      <w:proofErr w:type="spellStart"/>
-      <w:r>
-        <w:t>endStopId</w:t>
-      </w:r>
-      <w:proofErr w:type="spellEnd"/>
-      <w:r>
-        <w:t xml:space="preserve"> [</w:t>
-      </w:r>
-      <w:proofErr w:type="spellStart"/>
-      <w:r>
-        <w:t>Bigint</w:t>
-      </w:r>
-      <w:proofErr w:type="spellEnd"/>
-      <w:r>
-        <w:t xml:space="preserve">, </w:t>
-      </w:r>
-      <w:proofErr w:type="spellStart"/>
-      <w:r>
-        <w:t>Not</w:t>
-      </w:r>
-      <w:proofErr w:type="spellEnd"/>
-      <w:r>
-        <w:t xml:space="preserve"> Null, külső kulcs]: Leszállási megálló azonosító</w:t>
-      </w:r>
-    </w:p>
-    <w:p>
-      <w:pPr>
-        <w:pStyle w:val="Listaszerbekezds"/>
-        <w:numPr>
-          <w:ilvl w:val="0"/>
-          <w:numId w:val="2"/>
-        </w:numPr>
-        <w:spacing w:after="60"/>
-      </w:pPr>
-      <w:proofErr w:type="spellStart"/>
-      <w:r>
-        <w:t>price</w:t>
-      </w:r>
-      <w:proofErr w:type="spellEnd"/>
-      <w:r>
-        <w:t xml:space="preserve"> [</w:t>
-      </w:r>
-      <w:proofErr w:type="spellStart"/>
-      <w:r>
-        <w:t>Decimal</w:t>
-      </w:r>
-      <w:proofErr w:type="spellEnd"/>
-      <w:r>
-        <w:t xml:space="preserve">(10,2), </w:t>
-      </w:r>
-      <w:proofErr w:type="spellStart"/>
-      <w:r>
-        <w:t>Not</w:t>
-      </w:r>
-      <w:proofErr w:type="spellEnd"/>
-      <w:r>
-        <w:t xml:space="preserve"> Null]: Jegy ára</w:t>
-      </w:r>
-    </w:p>
-    <w:p>
-      <w:pPr>
-        <w:pStyle w:val="Listaszerbekezds"/>
-        <w:numPr>
-          <w:ilvl w:val="0"/>
-          <w:numId w:val="2"/>
-        </w:numPr>
-        <w:spacing w:after="60"/>
-      </w:pPr>
-      <w:r>
-        <w:t>status [</w:t>
-      </w:r>
-      <w:proofErr w:type="spellStart"/>
-      <w:r>
-        <w:t>Enum</w:t>
-      </w:r>
-      <w:proofErr w:type="spellEnd"/>
-      <w:r>
-        <w:t>]: Jegy állapota</w:t>
-      </w:r>
-    </w:p>
-    <w:p>
-      <w:pPr>
-        <w:pStyle w:val="Listaszerbekezds"/>
-        <w:numPr>
-          <w:ilvl w:val="0"/>
-          <w:numId w:val="2"/>
-        </w:numPr>
-        <w:spacing w:after="60"/>
-      </w:pPr>
-      <w:proofErr w:type="spellStart"/>
-      <w:r>
-        <w:t>validatedAt</w:t>
-      </w:r>
-      <w:proofErr w:type="spellEnd"/>
-      <w:r>
-        <w:t xml:space="preserve"> [</w:t>
-      </w:r>
-      <w:proofErr w:type="spellStart"/>
-      <w:r>
-        <w:t>Datetime</w:t>
-      </w:r>
-      <w:proofErr w:type="spellEnd"/>
-      <w:r>
-        <w:t>]: Érvényesítés időpontja</w:t>
-      </w:r>
-    </w:p>
-    <w:p>
-      <w:pPr>
-        <w:pStyle w:val="Listaszerbekezds"/>
-        <w:numPr>
-          <w:ilvl w:val="0"/>
-          <w:numId w:val="2"/>
-        </w:numPr>
-        <w:spacing w:after="60"/>
-      </w:pPr>
-      <w:proofErr w:type="spellStart"/>
-      <w:r>
-        <w:t>validatedByDriverId</w:t>
-      </w:r>
-      <w:proofErr w:type="spellEnd"/>
-      <w:r>
-        <w:t xml:space="preserve"> [</w:t>
-      </w:r>
-      <w:proofErr w:type="spellStart"/>
-      <w:r>
-        <w:t>Bigint</w:t>
-      </w:r>
-      <w:proofErr w:type="spellEnd"/>
-      <w:r>
-        <w:t>, külső kulcs]: Érvényesítő sofőr azonosító</w:t>
-      </w:r>
-    </w:p>
-    <w:p>
-      <w:pPr>
-        <w:pStyle w:val="Listaszerbekezds"/>
-        <w:numPr>
-          <w:ilvl w:val="0"/>
-          <w:numId w:val="2"/>
-        </w:numPr>
-        <w:spacing w:after="60"/>
-      </w:pPr>
-      <w:proofErr w:type="spellStart"/>
-      <w:r>
-        <w:t>createdAt</w:t>
-      </w:r>
-      <w:proofErr w:type="spellEnd"/>
-      <w:r>
-        <w:t xml:space="preserve"> [</w:t>
-      </w:r>
-      <w:proofErr w:type="spellStart"/>
-      <w:r>
-        <w:t>Timestamp</w:t>
-      </w:r>
-      <w:proofErr w:type="spellEnd"/>
-      <w:r>
-        <w:t>]: Létrehozás időpontja</w:t>
-      </w:r>
-    </w:p>
-    <w:p>
-      <w:pPr>
-        <w:pStyle w:val="Cmsor2"/>
-        <w:keepNext/>
-        <w:spacing w:before="280" w:after="120"/>
-        <w:ind w:left="360"/>
-      </w:pPr>
+        <w:t xml:space="preserve">1.9.  </w:t>
+      </w:r>
+      <w:proofErr w:type="spellStart"/>
       <w:r>
         <w:rPr>
           <w:b/>
@@ -2793,9 +2433,346 @@
           <w:sz w:val="28"/>
           <w:szCs w:val="28"/>
         </w:rPr>
-        <w:t xml:space="preserve">1.10.  </w:t>
-      </w:r>
-      <w:proofErr w:type="spellStart"/>
+        <w:t>tickets</w:t>
+      </w:r>
+      <w:proofErr w:type="spellEnd"/>
+    </w:p>
+    <w:p>
+      <w:pPr>
+        <w:pStyle w:val="Listaszerbekezds"/>
+        <w:numPr>
+          <w:ilvl w:val="0"/>
+          <w:numId w:val="2"/>
+        </w:numPr>
+        <w:spacing w:after="60"/>
+      </w:pPr>
+      <w:proofErr w:type="spellStart"/>
+      <w:r>
+        <w:t>id</w:t>
+      </w:r>
+      <w:proofErr w:type="spellEnd"/>
+      <w:r>
+        <w:t xml:space="preserve"> [</w:t>
+      </w:r>
+      <w:proofErr w:type="spellStart"/>
+      <w:r>
+        <w:t>Bigint</w:t>
+      </w:r>
+      <w:proofErr w:type="spellEnd"/>
+      <w:r>
+        <w:t>, elsődleges kulcs]: Jegy azonosító</w:t>
+      </w:r>
+    </w:p>
+    <w:p>
+      <w:pPr>
+        <w:pStyle w:val="Listaszerbekezds"/>
+        <w:numPr>
+          <w:ilvl w:val="0"/>
+          <w:numId w:val="2"/>
+        </w:numPr>
+        <w:spacing w:after="60"/>
+      </w:pPr>
+      <w:proofErr w:type="spellStart"/>
+      <w:r>
+        <w:t>ticketCode</w:t>
+      </w:r>
+      <w:proofErr w:type="spellEnd"/>
+      <w:r>
+        <w:t xml:space="preserve"> [</w:t>
+      </w:r>
+      <w:proofErr w:type="spellStart"/>
+      <w:r>
+        <w:t>Varchar</w:t>
+      </w:r>
+      <w:proofErr w:type="spellEnd"/>
+      <w:r>
+        <w:t xml:space="preserve">(64), </w:t>
+      </w:r>
+      <w:proofErr w:type="spellStart"/>
+      <w:r>
+        <w:t>Not</w:t>
+      </w:r>
+      <w:proofErr w:type="spellEnd"/>
+      <w:r>
+        <w:t xml:space="preserve"> Null, egyedi]: Jegykód</w:t>
+      </w:r>
+    </w:p>
+    <w:p>
+      <w:pPr>
+        <w:pStyle w:val="Listaszerbekezds"/>
+        <w:numPr>
+          <w:ilvl w:val="0"/>
+          <w:numId w:val="2"/>
+        </w:numPr>
+        <w:spacing w:after="60"/>
+      </w:pPr>
+      <w:proofErr w:type="spellStart"/>
+      <w:r>
+        <w:t>userId</w:t>
+      </w:r>
+      <w:proofErr w:type="spellEnd"/>
+      <w:r>
+        <w:t xml:space="preserve"> [</w:t>
+      </w:r>
+      <w:proofErr w:type="spellStart"/>
+      <w:r>
+        <w:t>Bigint</w:t>
+      </w:r>
+      <w:proofErr w:type="spellEnd"/>
+      <w:r>
+        <w:t xml:space="preserve">, </w:t>
+      </w:r>
+      <w:proofErr w:type="spellStart"/>
+      <w:r>
+        <w:t>Not</w:t>
+      </w:r>
+      <w:proofErr w:type="spellEnd"/>
+      <w:r>
+        <w:t xml:space="preserve"> Null, külső kulcs, indexelt]: Vásárló felhasználó azonosító</w:t>
+      </w:r>
+    </w:p>
+    <w:p>
+      <w:pPr>
+        <w:pStyle w:val="Listaszerbekezds"/>
+        <w:numPr>
+          <w:ilvl w:val="0"/>
+          <w:numId w:val="2"/>
+        </w:numPr>
+        <w:spacing w:after="60"/>
+      </w:pPr>
+      <w:proofErr w:type="spellStart"/>
+      <w:r>
+        <w:t>tripId</w:t>
+      </w:r>
+      <w:proofErr w:type="spellEnd"/>
+      <w:r>
+        <w:t xml:space="preserve"> [</w:t>
+      </w:r>
+      <w:proofErr w:type="spellStart"/>
+      <w:r>
+        <w:t>Bigint</w:t>
+      </w:r>
+      <w:proofErr w:type="spellEnd"/>
+      <w:r>
+        <w:t xml:space="preserve">, </w:t>
+      </w:r>
+      <w:proofErr w:type="spellStart"/>
+      <w:r>
+        <w:t>Not</w:t>
+      </w:r>
+      <w:proofErr w:type="spellEnd"/>
+      <w:r>
+        <w:t xml:space="preserve"> Null, külső kulcs]: Menet azonosító</w:t>
+      </w:r>
+    </w:p>
+    <w:p>
+      <w:pPr>
+        <w:pStyle w:val="Listaszerbekezds"/>
+        <w:numPr>
+          <w:ilvl w:val="0"/>
+          <w:numId w:val="2"/>
+        </w:numPr>
+        <w:spacing w:after="60"/>
+      </w:pPr>
+      <w:proofErr w:type="spellStart"/>
+      <w:r>
+        <w:t>startStopId</w:t>
+      </w:r>
+      <w:proofErr w:type="spellEnd"/>
+      <w:r>
+        <w:t xml:space="preserve"> [</w:t>
+      </w:r>
+      <w:proofErr w:type="spellStart"/>
+      <w:r>
+        <w:t>Bigint</w:t>
+      </w:r>
+      <w:proofErr w:type="spellEnd"/>
+      <w:r>
+        <w:t xml:space="preserve">, </w:t>
+      </w:r>
+      <w:proofErr w:type="spellStart"/>
+      <w:r>
+        <w:t>Not</w:t>
+      </w:r>
+      <w:proofErr w:type="spellEnd"/>
+      <w:r>
+        <w:t xml:space="preserve"> Null, külső kulcs]: Felszállási megálló azonosító</w:t>
+      </w:r>
+    </w:p>
+    <w:p>
+      <w:pPr>
+        <w:pStyle w:val="Listaszerbekezds"/>
+        <w:numPr>
+          <w:ilvl w:val="0"/>
+          <w:numId w:val="2"/>
+        </w:numPr>
+        <w:spacing w:after="60"/>
+      </w:pPr>
+      <w:proofErr w:type="spellStart"/>
+      <w:r>
+        <w:t>endStopId</w:t>
+      </w:r>
+      <w:proofErr w:type="spellEnd"/>
+      <w:r>
+        <w:t xml:space="preserve"> [</w:t>
+      </w:r>
+      <w:proofErr w:type="spellStart"/>
+      <w:r>
+        <w:t>Bigint</w:t>
+      </w:r>
+      <w:proofErr w:type="spellEnd"/>
+      <w:r>
+        <w:t xml:space="preserve">, </w:t>
+      </w:r>
+      <w:proofErr w:type="spellStart"/>
+      <w:r>
+        <w:t>Not</w:t>
+      </w:r>
+      <w:proofErr w:type="spellEnd"/>
+      <w:r>
+        <w:t xml:space="preserve"> Null, külső kulcs]: Leszállási megálló azonosító</w:t>
+      </w:r>
+    </w:p>
+    <w:p>
+      <w:pPr>
+        <w:pStyle w:val="Listaszerbekezds"/>
+        <w:numPr>
+          <w:ilvl w:val="0"/>
+          <w:numId w:val="2"/>
+        </w:numPr>
+        <w:spacing w:after="60"/>
+      </w:pPr>
+      <w:proofErr w:type="spellStart"/>
+      <w:r>
+        <w:t>price</w:t>
+      </w:r>
+      <w:proofErr w:type="spellEnd"/>
+      <w:r>
+        <w:t xml:space="preserve"> [</w:t>
+      </w:r>
+      <w:proofErr w:type="spellStart"/>
+      <w:r>
+        <w:t>Decimal</w:t>
+      </w:r>
+      <w:proofErr w:type="spellEnd"/>
+      <w:r>
+        <w:t xml:space="preserve">(10,2), </w:t>
+      </w:r>
+      <w:proofErr w:type="spellStart"/>
+      <w:r>
+        <w:t>Not</w:t>
+      </w:r>
+      <w:proofErr w:type="spellEnd"/>
+      <w:r>
+        <w:t xml:space="preserve"> Null]: Jegy ára</w:t>
+      </w:r>
+    </w:p>
+    <w:p>
+      <w:pPr>
+        <w:pStyle w:val="Listaszerbekezds"/>
+        <w:numPr>
+          <w:ilvl w:val="0"/>
+          <w:numId w:val="2"/>
+        </w:numPr>
+        <w:spacing w:after="60"/>
+      </w:pPr>
+      <w:r>
+        <w:t>status [</w:t>
+      </w:r>
+      <w:proofErr w:type="spellStart"/>
+      <w:r>
+        <w:t>Enum</w:t>
+      </w:r>
+      <w:proofErr w:type="spellEnd"/>
+      <w:r>
+        <w:t>]: Jegy állapota</w:t>
+      </w:r>
+    </w:p>
+    <w:p>
+      <w:pPr>
+        <w:pStyle w:val="Listaszerbekezds"/>
+        <w:numPr>
+          <w:ilvl w:val="0"/>
+          <w:numId w:val="2"/>
+        </w:numPr>
+        <w:spacing w:after="60"/>
+      </w:pPr>
+      <w:proofErr w:type="spellStart"/>
+      <w:r>
+        <w:t>validatedAt</w:t>
+      </w:r>
+      <w:proofErr w:type="spellEnd"/>
+      <w:r>
+        <w:t xml:space="preserve"> [</w:t>
+      </w:r>
+      <w:proofErr w:type="spellStart"/>
+      <w:r>
+        <w:t>Datetime</w:t>
+      </w:r>
+      <w:proofErr w:type="spellEnd"/>
+      <w:r>
+        <w:t>]: Érvényesítés időpontja</w:t>
+      </w:r>
+    </w:p>
+    <w:p>
+      <w:pPr>
+        <w:pStyle w:val="Listaszerbekezds"/>
+        <w:numPr>
+          <w:ilvl w:val="0"/>
+          <w:numId w:val="2"/>
+        </w:numPr>
+        <w:spacing w:after="60"/>
+      </w:pPr>
+      <w:proofErr w:type="spellStart"/>
+      <w:r>
+        <w:t>validatedByDriverId</w:t>
+      </w:r>
+      <w:proofErr w:type="spellEnd"/>
+      <w:r>
+        <w:t xml:space="preserve"> [</w:t>
+      </w:r>
+      <w:proofErr w:type="spellStart"/>
+      <w:r>
+        <w:t>Bigint</w:t>
+      </w:r>
+      <w:proofErr w:type="spellEnd"/>
+      <w:r>
+        <w:t>, külső kulcs]: Érvényesítő sofőr azonosító</w:t>
+      </w:r>
+    </w:p>
+    <w:p>
+      <w:pPr>
+        <w:pStyle w:val="Listaszerbekezds"/>
+        <w:numPr>
+          <w:ilvl w:val="0"/>
+          <w:numId w:val="2"/>
+        </w:numPr>
+        <w:spacing w:after="60"/>
+      </w:pPr>
+      <w:proofErr w:type="spellStart"/>
+      <w:r>
+        <w:t>createdAt</w:t>
+      </w:r>
+      <w:proofErr w:type="spellEnd"/>
+      <w:r>
+        <w:t xml:space="preserve"> [</w:t>
+      </w:r>
+      <w:proofErr w:type="spellStart"/>
+      <w:r>
+        <w:t>Timestamp</w:t>
+      </w:r>
+      <w:proofErr w:type="spellEnd"/>
+      <w:r>
+        <w:t>]: Létrehozás időpontja</w:t>
+      </w:r>
+    </w:p>
+    <w:p>
+      <w:pPr>
+        <w:pStyle w:val="Cmsor2"/>
+        <w:keepNext/>
+        <w:spacing w:before="280" w:after="120"/>
+        <w:ind w:left="360"/>
+      </w:pPr>
       <w:r>
         <w:rPr>
           <w:b/>
@@ -2804,273 +2781,10 @@
           <w:sz w:val="28"/>
           <w:szCs w:val="28"/>
         </w:rPr>
-        <w:t>reservations</w:t>
-      </w:r>
-      <w:proofErr w:type="spellEnd"/>
-    </w:p>
-    <w:p>
-      <w:pPr>
-        <w:pStyle w:val="Listaszerbekezds"/>
-        <w:numPr>
-          <w:ilvl w:val="0"/>
-          <w:numId w:val="2"/>
-        </w:numPr>
-        <w:spacing w:after="60"/>
-      </w:pPr>
-      <w:proofErr w:type="spellStart"/>
-      <w:r>
-        <w:t>id</w:t>
-      </w:r>
-      <w:proofErr w:type="spellEnd"/>
-      <w:r>
-        <w:t xml:space="preserve"> [</w:t>
-      </w:r>
-      <w:proofErr w:type="spellStart"/>
-      <w:r>
-        <w:t>Bigint</w:t>
-      </w:r>
-      <w:proofErr w:type="spellEnd"/>
-      <w:r>
-        <w:t>, elsődleges kulcs]: Helyfoglalás azonosító</w:t>
-      </w:r>
-    </w:p>
-    <w:p>
-      <w:pPr>
-        <w:pStyle w:val="Listaszerbekezds"/>
-        <w:numPr>
-          <w:ilvl w:val="0"/>
-          <w:numId w:val="2"/>
-        </w:numPr>
-        <w:spacing w:after="60"/>
-      </w:pPr>
-      <w:proofErr w:type="spellStart"/>
-      <w:r>
-        <w:t>ticketId</w:t>
-      </w:r>
-      <w:proofErr w:type="spellEnd"/>
-      <w:r>
-        <w:t xml:space="preserve"> [</w:t>
-      </w:r>
-      <w:proofErr w:type="spellStart"/>
-      <w:r>
-        <w:t>Bigint</w:t>
-      </w:r>
-      <w:proofErr w:type="spellEnd"/>
-      <w:r>
-        <w:t xml:space="preserve">, </w:t>
-      </w:r>
-      <w:proofErr w:type="spellStart"/>
-      <w:r>
-        <w:t>Not</w:t>
-      </w:r>
-      <w:proofErr w:type="spellEnd"/>
-      <w:r>
-        <w:t xml:space="preserve"> Null, külső kulcs, egyedi]: Jegy azonosító</w:t>
-      </w:r>
-    </w:p>
-    <w:p>
-      <w:pPr>
-        <w:pStyle w:val="Listaszerbekezds"/>
-        <w:numPr>
-          <w:ilvl w:val="0"/>
-          <w:numId w:val="2"/>
-        </w:numPr>
-        <w:spacing w:after="60"/>
-      </w:pPr>
-      <w:proofErr w:type="spellStart"/>
-      <w:r>
-        <w:t>tripId</w:t>
-      </w:r>
-      <w:proofErr w:type="spellEnd"/>
-      <w:r>
-        <w:t xml:space="preserve"> [</w:t>
-      </w:r>
-      <w:proofErr w:type="spellStart"/>
-      <w:r>
-        <w:t>Bigint</w:t>
-      </w:r>
-      <w:proofErr w:type="spellEnd"/>
-      <w:r>
-        <w:t xml:space="preserve">, </w:t>
-      </w:r>
-      <w:proofErr w:type="spellStart"/>
-      <w:r>
-        <w:t>Not</w:t>
-      </w:r>
-      <w:proofErr w:type="spellEnd"/>
-      <w:r>
-        <w:t xml:space="preserve"> Null, külső kulcs]: Menet azonosító</w:t>
-      </w:r>
-    </w:p>
-    <w:p>
-      <w:pPr>
-        <w:pStyle w:val="Listaszerbekezds"/>
-        <w:numPr>
-          <w:ilvl w:val="0"/>
-          <w:numId w:val="2"/>
-        </w:numPr>
-        <w:spacing w:after="60"/>
-      </w:pPr>
-      <w:proofErr w:type="spellStart"/>
-      <w:r>
-        <w:t>seatId</w:t>
-      </w:r>
-      <w:proofErr w:type="spellEnd"/>
-      <w:r>
-        <w:t xml:space="preserve"> [</w:t>
-      </w:r>
-      <w:proofErr w:type="spellStart"/>
-      <w:r>
-        <w:t>Bigint</w:t>
-      </w:r>
-      <w:proofErr w:type="spellEnd"/>
-      <w:r>
-        <w:t xml:space="preserve">, </w:t>
-      </w:r>
-      <w:proofErr w:type="spellStart"/>
-      <w:r>
-        <w:t>Not</w:t>
-      </w:r>
-      <w:proofErr w:type="spellEnd"/>
-      <w:r>
-        <w:t xml:space="preserve"> Null, külső kulcs]: Ülés azonosító</w:t>
-      </w:r>
-    </w:p>
-    <w:p>
-      <w:pPr>
-        <w:pStyle w:val="Listaszerbekezds"/>
-        <w:numPr>
-          <w:ilvl w:val="0"/>
-          <w:numId w:val="2"/>
-        </w:numPr>
-        <w:spacing w:after="60"/>
-      </w:pPr>
-      <w:r>
-        <w:t>status [</w:t>
-      </w:r>
-      <w:proofErr w:type="spellStart"/>
-      <w:r>
-        <w:t>Enum</w:t>
-      </w:r>
-      <w:proofErr w:type="spellEnd"/>
-      <w:r>
-        <w:t>]: Helyfoglalás állapota</w:t>
-      </w:r>
-    </w:p>
-    <w:p>
-      <w:pPr>
-        <w:pStyle w:val="Listaszerbekezds"/>
-        <w:numPr>
-          <w:ilvl w:val="0"/>
-          <w:numId w:val="2"/>
-        </w:numPr>
-        <w:spacing w:after="60"/>
-      </w:pPr>
-      <w:proofErr w:type="spellStart"/>
-      <w:r>
-        <w:t>createdAt</w:t>
-      </w:r>
-      <w:proofErr w:type="spellEnd"/>
-      <w:r>
-        <w:t xml:space="preserve"> [</w:t>
-      </w:r>
-      <w:proofErr w:type="spellStart"/>
-      <w:r>
-        <w:t>Timestamp</w:t>
-      </w:r>
-      <w:proofErr w:type="spellEnd"/>
-      <w:r>
-        <w:t>]: Létrehozás időpontja</w:t>
-      </w:r>
-    </w:p>
-    <w:p>
-      <w:pPr>
-        <w:ind w:left="1080"/>
-        <w:rPr>
-          <w:i/>
-          <w:iCs/>
-        </w:rPr>
-      </w:pPr>
-      <w:r>
-        <w:rPr>
-          <w:i/>
-          <w:iCs/>
-        </w:rPr>
-        <w:t>Egyedi index: (</w:t>
-      </w:r>
-      <w:proofErr w:type="spellStart"/>
-      <w:r>
-        <w:rPr>
-          <w:i/>
-          <w:iCs/>
-        </w:rPr>
-        <w:t>tripId</w:t>
-      </w:r>
-      <w:proofErr w:type="spellEnd"/>
-      <w:r>
-        <w:rPr>
-          <w:i/>
-          <w:iCs/>
-        </w:rPr>
-        <w:t xml:space="preserve">, </w:t>
-      </w:r>
-      <w:proofErr w:type="spellStart"/>
-      <w:r>
-        <w:rPr>
-          <w:i/>
-          <w:iCs/>
-        </w:rPr>
-        <w:t>seatId</w:t>
-      </w:r>
-      <w:proofErr w:type="spellEnd"/>
-      <w:r>
-        <w:rPr>
-          <w:i/>
-          <w:iCs/>
-        </w:rPr>
-        <w:t>)</w:t>
-      </w:r>
-    </w:p>
-    <w:p>
-      <w:pPr>
-        <w:ind w:left="1080"/>
-        <w:rPr>
-          <w:i/>
-          <w:iCs/>
-        </w:rPr>
-      </w:pPr>
-    </w:p>
-    <w:p>
-      <w:pPr>
-        <w:ind w:left="1080"/>
-        <w:rPr>
-          <w:i/>
-          <w:iCs/>
-        </w:rPr>
-      </w:pPr>
-    </w:p>
-    <w:p>
-      <w:pPr>
-        <w:ind w:left="1080"/>
-        <w:rPr>
-          <w:i/>
-          <w:iCs/>
-        </w:rPr>
-      </w:pPr>
-    </w:p>
-    <w:p>
-      <w:pPr>
-        <w:ind w:left="1080"/>
-        <w:rPr>
-          <w:i/>
-          <w:iCs/>
-        </w:rPr>
-      </w:pPr>
-    </w:p>
-    <w:p>
-      <w:pPr>
-        <w:pStyle w:val="Cmsor2"/>
-        <w:keepNext/>
+        <w:t xml:space="preserve">1.10.  </w:t>
+      </w:r>
+      <w:proofErr w:type="spellStart"/>
+      <w:r>
         <w:rPr>
           <w:b/>
           <w:bCs/>
@@ -3078,7 +2792,206 @@
           <w:sz w:val="28"/>
           <w:szCs w:val="28"/>
         </w:rPr>
-      </w:pPr>
+        <w:t>reservations</w:t>
+      </w:r>
+      <w:proofErr w:type="spellEnd"/>
+    </w:p>
+    <w:p>
+      <w:pPr>
+        <w:pStyle w:val="Listaszerbekezds"/>
+        <w:numPr>
+          <w:ilvl w:val="0"/>
+          <w:numId w:val="2"/>
+        </w:numPr>
+        <w:spacing w:after="60"/>
+      </w:pPr>
+      <w:proofErr w:type="spellStart"/>
+      <w:r>
+        <w:t>ticketId</w:t>
+      </w:r>
+      <w:proofErr w:type="spellEnd"/>
+      <w:r>
+        <w:t xml:space="preserve"> [</w:t>
+      </w:r>
+      <w:proofErr w:type="spellStart"/>
+      <w:r>
+        <w:t>Bigint</w:t>
+      </w:r>
+      <w:proofErr w:type="spellEnd"/>
+      <w:r>
+        <w:t xml:space="preserve">, </w:t>
+      </w:r>
+      <w:proofErr w:type="spellStart"/>
+      <w:r>
+        <w:t>Not</w:t>
+      </w:r>
+      <w:proofErr w:type="spellEnd"/>
+      <w:r>
+        <w:t xml:space="preserve"> Null, külső kulcs, egyedi]: Jegy azonosító</w:t>
+      </w:r>
+    </w:p>
+    <w:p>
+      <w:pPr>
+        <w:pStyle w:val="Listaszerbekezds"/>
+        <w:numPr>
+          <w:ilvl w:val="0"/>
+          <w:numId w:val="2"/>
+        </w:numPr>
+        <w:spacing w:after="60"/>
+      </w:pPr>
+      <w:proofErr w:type="spellStart"/>
+      <w:r>
+        <w:t>tripId</w:t>
+      </w:r>
+      <w:proofErr w:type="spellEnd"/>
+      <w:r>
+        <w:t xml:space="preserve"> [</w:t>
+      </w:r>
+      <w:proofErr w:type="spellStart"/>
+      <w:r>
+        <w:t>Bigint</w:t>
+      </w:r>
+      <w:proofErr w:type="spellEnd"/>
+      <w:r>
+        <w:t xml:space="preserve">, </w:t>
+      </w:r>
+      <w:proofErr w:type="spellStart"/>
+      <w:r>
+        <w:t>Not</w:t>
+      </w:r>
+      <w:proofErr w:type="spellEnd"/>
+      <w:r>
+        <w:t xml:space="preserve"> Null, külső kulcs]: Menet azonosító</w:t>
+      </w:r>
+    </w:p>
+    <w:p>
+      <w:pPr>
+        <w:pStyle w:val="Listaszerbekezds"/>
+        <w:numPr>
+          <w:ilvl w:val="0"/>
+          <w:numId w:val="2"/>
+        </w:numPr>
+        <w:spacing w:after="60"/>
+      </w:pPr>
+      <w:proofErr w:type="spellStart"/>
+      <w:r>
+        <w:t>seatId</w:t>
+      </w:r>
+      <w:proofErr w:type="spellEnd"/>
+      <w:r>
+        <w:t xml:space="preserve"> [</w:t>
+      </w:r>
+      <w:proofErr w:type="spellStart"/>
+      <w:r>
+        <w:t>Bigint</w:t>
+      </w:r>
+      <w:proofErr w:type="spellEnd"/>
+      <w:r>
+        <w:t xml:space="preserve">, </w:t>
+      </w:r>
+      <w:proofErr w:type="spellStart"/>
+      <w:r>
+        <w:t>Not</w:t>
+      </w:r>
+      <w:proofErr w:type="spellEnd"/>
+      <w:r>
+        <w:t xml:space="preserve"> Null, külső kulcs]: Ülés azonosító</w:t>
+      </w:r>
+    </w:p>
+    <w:p>
+      <w:pPr>
+        <w:pStyle w:val="Listaszerbekezds"/>
+        <w:numPr>
+          <w:ilvl w:val="0"/>
+          <w:numId w:val="2"/>
+        </w:numPr>
+        <w:spacing w:after="60"/>
+      </w:pPr>
+      <w:r>
+        <w:t>status [</w:t>
+      </w:r>
+      <w:proofErr w:type="spellStart"/>
+      <w:r>
+        <w:t>Enum</w:t>
+      </w:r>
+      <w:proofErr w:type="spellEnd"/>
+      <w:r>
+        <w:t>]: Helyfoglalás állapota</w:t>
+      </w:r>
+    </w:p>
+    <w:p>
+      <w:pPr>
+        <w:pStyle w:val="Listaszerbekezds"/>
+        <w:numPr>
+          <w:ilvl w:val="0"/>
+          <w:numId w:val="2"/>
+        </w:numPr>
+        <w:spacing w:after="60"/>
+      </w:pPr>
+      <w:proofErr w:type="spellStart"/>
+      <w:r>
+        <w:t>createdAt</w:t>
+      </w:r>
+      <w:proofErr w:type="spellEnd"/>
+      <w:r>
+        <w:t xml:space="preserve"> [</w:t>
+      </w:r>
+      <w:proofErr w:type="spellStart"/>
+      <w:r>
+        <w:t>Timestamp</w:t>
+      </w:r>
+      <w:proofErr w:type="spellEnd"/>
+      <w:r>
+        <w:t>]: Létrehozás időpontja</w:t>
+      </w:r>
+    </w:p>
+    <w:p>
+      <w:pPr>
+        <w:ind w:left="1080"/>
+        <w:rPr>
+          <w:i/>
+          <w:iCs/>
+        </w:rPr>
+      </w:pPr>
+      <w:r>
+        <w:rPr>
+          <w:i/>
+          <w:iCs/>
+        </w:rPr>
+        <w:t>Egyedi index: (</w:t>
+      </w:r>
+      <w:proofErr w:type="spellStart"/>
+      <w:r>
+        <w:rPr>
+          <w:i/>
+          <w:iCs/>
+        </w:rPr>
+        <w:t>tripId</w:t>
+      </w:r>
+      <w:proofErr w:type="spellEnd"/>
+      <w:r>
+        <w:rPr>
+          <w:i/>
+          <w:iCs/>
+        </w:rPr>
+        <w:t xml:space="preserve">, </w:t>
+      </w:r>
+      <w:proofErr w:type="spellStart"/>
+      <w:r>
+        <w:rPr>
+          <w:i/>
+          <w:iCs/>
+        </w:rPr>
+        <w:t>seatId</w:t>
+      </w:r>
+      <w:proofErr w:type="spellEnd"/>
+      <w:r>
+        <w:rPr>
+          <w:i/>
+          <w:iCs/>
+        </w:rPr>
+        <w:t>)</w:t>
+      </w:r>
     </w:p>
     <w:p>
       <w:pPr>
@@ -3086,8 +2999,6 @@
         <w:keepNext/>
         <w:spacing w:before="280" w:after="120"/>
         <w:ind w:left="360"/>
-      </w:pPr>
-      <w:r>
         <w:rPr>
           <w:b/>
           <w:bCs/>
@@ -3095,10 +3006,14 @@
           <w:sz w:val="28"/>
           <w:szCs w:val="28"/>
         </w:rPr>
-        <w:t xml:space="preserve">1.11.  </w:t>
-      </w:r>
-      <w:proofErr w:type="spellStart"/>
-      <w:r>
+      </w:pPr>
+    </w:p>
+    <w:p>
+      <w:pPr>
+        <w:pStyle w:val="Cmsor2"/>
+        <w:keepNext/>
+        <w:spacing w:before="280" w:after="120"/>
+        <w:ind w:left="360"/>
         <w:rPr>
           <w:b/>
           <w:bCs/>
@@ -3106,182 +3021,7 @@
           <w:sz w:val="28"/>
           <w:szCs w:val="28"/>
         </w:rPr>
-        <w:t>passTypes</w:t>
-      </w:r>
-      <w:proofErr w:type="spellEnd"/>
-    </w:p>
-    <w:p>
-      <w:pPr>
-        <w:pStyle w:val="Listaszerbekezds"/>
-        <w:numPr>
-          <w:ilvl w:val="0"/>
-          <w:numId w:val="2"/>
-        </w:numPr>
-        <w:spacing w:after="60"/>
-      </w:pPr>
-      <w:proofErr w:type="spellStart"/>
-      <w:r>
-        <w:t>id</w:t>
-      </w:r>
-      <w:proofErr w:type="spellEnd"/>
-      <w:r>
-        <w:t xml:space="preserve"> [</w:t>
-      </w:r>
-      <w:proofErr w:type="spellStart"/>
-      <w:r>
-        <w:t>Bigint</w:t>
-      </w:r>
-      <w:proofErr w:type="spellEnd"/>
-      <w:r>
-        <w:t>, elsődleges kulcs]: Bérlettípus azonosító</w:t>
-      </w:r>
-    </w:p>
-    <w:p>
-      <w:pPr>
-        <w:pStyle w:val="Listaszerbekezds"/>
-        <w:numPr>
-          <w:ilvl w:val="0"/>
-          <w:numId w:val="2"/>
-        </w:numPr>
-        <w:spacing w:after="60"/>
-      </w:pPr>
-      <w:proofErr w:type="spellStart"/>
-      <w:r>
-        <w:t>name</w:t>
-      </w:r>
-      <w:proofErr w:type="spellEnd"/>
-      <w:r>
-        <w:t xml:space="preserve"> [</w:t>
-      </w:r>
-      <w:proofErr w:type="spellStart"/>
-      <w:r>
-        <w:t>Varchar</w:t>
-      </w:r>
-      <w:proofErr w:type="spellEnd"/>
-      <w:r>
-        <w:t xml:space="preserve">(100), </w:t>
-      </w:r>
-      <w:proofErr w:type="spellStart"/>
-      <w:r>
-        <w:t>Not</w:t>
-      </w:r>
-      <w:proofErr w:type="spellEnd"/>
-      <w:r>
-        <w:t xml:space="preserve"> Null]: Bérlettípus neve</w:t>
-      </w:r>
-    </w:p>
-    <w:p>
-      <w:pPr>
-        <w:pStyle w:val="Listaszerbekezds"/>
-        <w:numPr>
-          <w:ilvl w:val="0"/>
-          <w:numId w:val="2"/>
-        </w:numPr>
-        <w:spacing w:after="60"/>
-      </w:pPr>
-      <w:proofErr w:type="spellStart"/>
-      <w:r>
-        <w:lastRenderedPageBreak/>
-        <w:t>durationDays</w:t>
-      </w:r>
-      <w:proofErr w:type="spellEnd"/>
-      <w:r>
-        <w:t xml:space="preserve"> [Int, </w:t>
-      </w:r>
-      <w:proofErr w:type="spellStart"/>
-      <w:r>
-        <w:t>Not</w:t>
-      </w:r>
-      <w:proofErr w:type="spellEnd"/>
-      <w:r>
-        <w:t xml:space="preserve"> Null]: Érvényességi idő napokban</w:t>
-      </w:r>
-    </w:p>
-    <w:p>
-      <w:pPr>
-        <w:pStyle w:val="Listaszerbekezds"/>
-        <w:numPr>
-          <w:ilvl w:val="0"/>
-          <w:numId w:val="2"/>
-        </w:numPr>
-        <w:spacing w:after="60"/>
-      </w:pPr>
-      <w:proofErr w:type="spellStart"/>
-      <w:r>
-        <w:t>price</w:t>
-      </w:r>
-      <w:proofErr w:type="spellEnd"/>
-      <w:r>
-        <w:t xml:space="preserve"> [</w:t>
-      </w:r>
-      <w:proofErr w:type="spellStart"/>
-      <w:r>
-        <w:t>Decimal</w:t>
-      </w:r>
-      <w:proofErr w:type="spellEnd"/>
-      <w:r>
-        <w:t xml:space="preserve">(10,2), </w:t>
-      </w:r>
-      <w:proofErr w:type="spellStart"/>
-      <w:r>
-        <w:t>Not</w:t>
-      </w:r>
-      <w:proofErr w:type="spellEnd"/>
-      <w:r>
-        <w:t xml:space="preserve"> Null]: Bérlet ára</w:t>
-      </w:r>
-    </w:p>
-    <w:p>
-      <w:pPr>
-        <w:pStyle w:val="Listaszerbekezds"/>
-        <w:numPr>
-          <w:ilvl w:val="0"/>
-          <w:numId w:val="2"/>
-        </w:numPr>
-        <w:spacing w:after="60"/>
-      </w:pPr>
-      <w:proofErr w:type="spellStart"/>
-      <w:r>
-        <w:t>targetDiscount</w:t>
-      </w:r>
-      <w:proofErr w:type="spellEnd"/>
-      <w:r>
-        <w:t xml:space="preserve"> [</w:t>
-      </w:r>
-      <w:proofErr w:type="spellStart"/>
-      <w:r>
-        <w:t>Enum</w:t>
-      </w:r>
-      <w:proofErr w:type="spellEnd"/>
-      <w:r>
-        <w:t>]: Célzott kedvezmény kategória</w:t>
-      </w:r>
-    </w:p>
-    <w:p>
-      <w:pPr>
-        <w:pStyle w:val="Listaszerbekezds"/>
-        <w:numPr>
-          <w:ilvl w:val="0"/>
-          <w:numId w:val="2"/>
-        </w:numPr>
-        <w:spacing w:after="60"/>
-      </w:pPr>
-      <w:proofErr w:type="spellStart"/>
-      <w:r>
-        <w:t>isActive</w:t>
-      </w:r>
-      <w:proofErr w:type="spellEnd"/>
-      <w:r>
-        <w:t xml:space="preserve"> [</w:t>
-      </w:r>
-      <w:proofErr w:type="spellStart"/>
-      <w:r>
-        <w:t>Tinyint</w:t>
-      </w:r>
-      <w:proofErr w:type="spellEnd"/>
-      <w:r>
-        <w:t>(1)]: Aktív-e a bérlettípus</w:t>
-      </w:r>
+      </w:pPr>
     </w:p>
     <w:p>
       <w:pPr>
@@ -3313,7 +3053,7 @@
           <w:sz w:val="28"/>
           <w:szCs w:val="28"/>
         </w:rPr>
-        <w:t xml:space="preserve">1.12.  </w:t>
+        <w:t xml:space="preserve">1.11.  </w:t>
       </w:r>
       <w:proofErr w:type="spellStart"/>
       <w:r>
@@ -3324,7 +3064,7 @@
           <w:sz w:val="28"/>
           <w:szCs w:val="28"/>
         </w:rPr>
-        <w:t>userPasses</w:t>
+        <w:t>passTypes</w:t>
       </w:r>
       <w:proofErr w:type="spellEnd"/>
     </w:p>
@@ -3351,21 +3091,21 @@
       </w:r>
       <w:proofErr w:type="spellEnd"/>
       <w:r>
-        <w:t>, elsődleges kulcs]: Felhasználói bérlet azonosító</w:t>
-      </w:r>
-    </w:p>
-    <w:p>
-      <w:pPr>
-        <w:pStyle w:val="Listaszerbekezds"/>
-        <w:numPr>
-          <w:ilvl w:val="0"/>
-          <w:numId w:val="2"/>
-        </w:numPr>
-        <w:spacing w:after="60"/>
-      </w:pPr>
-      <w:proofErr w:type="spellStart"/>
-      <w:r>
-        <w:t>passCode</w:t>
+        <w:t>, elsődleges kulcs]: Bérlettípus azonosító</w:t>
+      </w:r>
+    </w:p>
+    <w:p>
+      <w:pPr>
+        <w:pStyle w:val="Listaszerbekezds"/>
+        <w:numPr>
+          <w:ilvl w:val="0"/>
+          <w:numId w:val="2"/>
+        </w:numPr>
+        <w:spacing w:after="60"/>
+      </w:pPr>
+      <w:proofErr w:type="spellStart"/>
+      <w:r>
+        <w:t>name</w:t>
       </w:r>
       <w:proofErr w:type="spellEnd"/>
       <w:r>
@@ -3377,7 +3117,7 @@
       </w:r>
       <w:proofErr w:type="spellEnd"/>
       <w:r>
-        <w:t xml:space="preserve">(64), </w:t>
+        <w:t xml:space="preserve">(100), </w:t>
       </w:r>
       <w:proofErr w:type="spellStart"/>
       <w:r>
@@ -3385,33 +3125,25 @@
       </w:r>
       <w:proofErr w:type="spellEnd"/>
       <w:r>
-        <w:t xml:space="preserve"> Null, egyedi]: Bérletkód</w:t>
-      </w:r>
-    </w:p>
-    <w:p>
-      <w:pPr>
-        <w:pStyle w:val="Listaszerbekezds"/>
-        <w:numPr>
-          <w:ilvl w:val="0"/>
-          <w:numId w:val="2"/>
-        </w:numPr>
-        <w:spacing w:after="60"/>
-      </w:pPr>
-      <w:proofErr w:type="spellStart"/>
-      <w:r>
-        <w:t>userId</w:t>
-      </w:r>
-      <w:proofErr w:type="spellEnd"/>
-      <w:r>
-        <w:t xml:space="preserve"> [</w:t>
-      </w:r>
-      <w:proofErr w:type="spellStart"/>
-      <w:r>
-        <w:t>Bigint</w:t>
-      </w:r>
-      <w:proofErr w:type="spellEnd"/>
-      <w:r>
-        <w:t xml:space="preserve">, </w:t>
+        <w:t xml:space="preserve"> Null]: Bérlettípus neve</w:t>
+      </w:r>
+    </w:p>
+    <w:p>
+      <w:pPr>
+        <w:pStyle w:val="Listaszerbekezds"/>
+        <w:numPr>
+          <w:ilvl w:val="0"/>
+          <w:numId w:val="2"/>
+        </w:numPr>
+        <w:spacing w:after="60"/>
+      </w:pPr>
+      <w:proofErr w:type="spellStart"/>
+      <w:r>
+        <w:t>durationDays</w:t>
+      </w:r>
+      <w:proofErr w:type="spellEnd"/>
+      <w:r>
+        <w:t xml:space="preserve"> [Int, </w:t>
       </w:r>
       <w:proofErr w:type="spellStart"/>
       <w:r>
@@ -3419,33 +3151,38 @@
       </w:r>
       <w:proofErr w:type="spellEnd"/>
       <w:r>
-        <w:t xml:space="preserve"> Null, külső kulcs]: Felhasználó azonosító</w:t>
-      </w:r>
-    </w:p>
-    <w:p>
-      <w:pPr>
-        <w:pStyle w:val="Listaszerbekezds"/>
-        <w:numPr>
-          <w:ilvl w:val="0"/>
-          <w:numId w:val="2"/>
-        </w:numPr>
-        <w:spacing w:after="60"/>
-      </w:pPr>
-      <w:proofErr w:type="spellStart"/>
-      <w:r>
-        <w:t>passTypeId</w:t>
-      </w:r>
-      <w:proofErr w:type="spellEnd"/>
-      <w:r>
-        <w:t xml:space="preserve"> [</w:t>
-      </w:r>
-      <w:proofErr w:type="spellStart"/>
-      <w:r>
-        <w:t>Bigint</w:t>
-      </w:r>
-      <w:proofErr w:type="spellEnd"/>
-      <w:r>
-        <w:t xml:space="preserve">, </w:t>
+        <w:t xml:space="preserve"> Null]: Érvényességi </w:t>
+      </w:r>
+      <w:proofErr w:type="gramStart"/>
+      <w:r>
+        <w:t>idő napokban</w:t>
+      </w:r>
+      <w:proofErr w:type="gramEnd"/>
+    </w:p>
+    <w:p>
+      <w:pPr>
+        <w:pStyle w:val="Listaszerbekezds"/>
+        <w:numPr>
+          <w:ilvl w:val="0"/>
+          <w:numId w:val="2"/>
+        </w:numPr>
+        <w:spacing w:after="60"/>
+      </w:pPr>
+      <w:proofErr w:type="spellStart"/>
+      <w:r>
+        <w:t>price</w:t>
+      </w:r>
+      <w:proofErr w:type="spellEnd"/>
+      <w:r>
+        <w:t xml:space="preserve"> [</w:t>
+      </w:r>
+      <w:proofErr w:type="spellStart"/>
+      <w:r>
+        <w:t>Decimal</w:t>
+      </w:r>
+      <w:proofErr w:type="spellEnd"/>
+      <w:r>
+        <w:t xml:space="preserve">(10,2), </w:t>
       </w:r>
       <w:proofErr w:type="spellStart"/>
       <w:r>
@@ -3453,88 +3190,25 @@
       </w:r>
       <w:proofErr w:type="spellEnd"/>
       <w:r>
-        <w:t xml:space="preserve"> Null, külső kulcs]: Bérlettípus azonosító</w:t>
-      </w:r>
-    </w:p>
-    <w:p>
-      <w:pPr>
-        <w:pStyle w:val="Listaszerbekezds"/>
-        <w:numPr>
-          <w:ilvl w:val="0"/>
-          <w:numId w:val="2"/>
-        </w:numPr>
-        <w:spacing w:after="60"/>
-      </w:pPr>
-      <w:proofErr w:type="spellStart"/>
-      <w:r>
-        <w:t>validFrom</w:t>
-      </w:r>
-      <w:proofErr w:type="spellEnd"/>
-      <w:r>
-        <w:t xml:space="preserve"> [</w:t>
-      </w:r>
-      <w:proofErr w:type="spellStart"/>
-      <w:r>
-        <w:t>Datetime</w:t>
-      </w:r>
-      <w:proofErr w:type="spellEnd"/>
-      <w:r>
-        <w:t xml:space="preserve">, </w:t>
-      </w:r>
-      <w:proofErr w:type="spellStart"/>
-      <w:r>
-        <w:t>Not</w:t>
-      </w:r>
-      <w:proofErr w:type="spellEnd"/>
-      <w:r>
-        <w:t xml:space="preserve"> Null]: Érvényesség kezdete</w:t>
-      </w:r>
-    </w:p>
-    <w:p>
-      <w:pPr>
-        <w:pStyle w:val="Listaszerbekezds"/>
-        <w:numPr>
-          <w:ilvl w:val="0"/>
-          <w:numId w:val="2"/>
-        </w:numPr>
-        <w:spacing w:after="60"/>
-      </w:pPr>
-      <w:proofErr w:type="spellStart"/>
-      <w:r>
-        <w:t>validUntil</w:t>
-      </w:r>
-      <w:proofErr w:type="spellEnd"/>
-      <w:r>
-        <w:t xml:space="preserve"> [</w:t>
-      </w:r>
-      <w:proofErr w:type="spellStart"/>
-      <w:r>
-        <w:t>Datetime</w:t>
-      </w:r>
-      <w:proofErr w:type="spellEnd"/>
-      <w:r>
-        <w:t xml:space="preserve">, </w:t>
-      </w:r>
-      <w:proofErr w:type="spellStart"/>
-      <w:r>
-        <w:t>Not</w:t>
-      </w:r>
-      <w:proofErr w:type="spellEnd"/>
-      <w:r>
-        <w:t xml:space="preserve"> Null]: Érvényesség vége</w:t>
-      </w:r>
-    </w:p>
-    <w:p>
-      <w:pPr>
-        <w:pStyle w:val="Listaszerbekezds"/>
-        <w:numPr>
-          <w:ilvl w:val="0"/>
-          <w:numId w:val="2"/>
-        </w:numPr>
-        <w:spacing w:after="60"/>
-      </w:pPr>
-      <w:r>
-        <w:t>status [</w:t>
+        <w:t xml:space="preserve"> Null]: Bérlet ára</w:t>
+      </w:r>
+    </w:p>
+    <w:p>
+      <w:pPr>
+        <w:pStyle w:val="Listaszerbekezds"/>
+        <w:numPr>
+          <w:ilvl w:val="0"/>
+          <w:numId w:val="2"/>
+        </w:numPr>
+        <w:spacing w:after="60"/>
+      </w:pPr>
+      <w:proofErr w:type="spellStart"/>
+      <w:r>
+        <w:t>targetDiscount</w:t>
+      </w:r>
+      <w:proofErr w:type="spellEnd"/>
+      <w:r>
+        <w:t xml:space="preserve"> [</w:t>
       </w:r>
       <w:proofErr w:type="spellStart"/>
       <w:r>
@@ -3542,33 +3216,33 @@
       </w:r>
       <w:proofErr w:type="spellEnd"/>
       <w:r>
-        <w:t>]: Bérlet állapota</w:t>
-      </w:r>
-    </w:p>
-    <w:p>
-      <w:pPr>
-        <w:pStyle w:val="Listaszerbekezds"/>
-        <w:numPr>
-          <w:ilvl w:val="0"/>
-          <w:numId w:val="2"/>
-        </w:numPr>
-        <w:spacing w:after="60"/>
-      </w:pPr>
-      <w:proofErr w:type="spellStart"/>
-      <w:r>
-        <w:t>createdAt</w:t>
-      </w:r>
-      <w:proofErr w:type="spellEnd"/>
-      <w:r>
-        <w:t xml:space="preserve"> [</w:t>
-      </w:r>
-      <w:proofErr w:type="spellStart"/>
-      <w:r>
-        <w:t>Timestamp</w:t>
-      </w:r>
-      <w:proofErr w:type="spellEnd"/>
-      <w:r>
-        <w:t>]: Létrehozás időpontja</w:t>
+        <w:t>]: Célzott kedvezmény kategória</w:t>
+      </w:r>
+    </w:p>
+    <w:p>
+      <w:pPr>
+        <w:pStyle w:val="Listaszerbekezds"/>
+        <w:numPr>
+          <w:ilvl w:val="0"/>
+          <w:numId w:val="2"/>
+        </w:numPr>
+        <w:spacing w:after="60"/>
+      </w:pPr>
+      <w:proofErr w:type="spellStart"/>
+      <w:r>
+        <w:t>isActive</w:t>
+      </w:r>
+      <w:proofErr w:type="spellEnd"/>
+      <w:r>
+        <w:t xml:space="preserve"> [</w:t>
+      </w:r>
+      <w:proofErr w:type="spellStart"/>
+      <w:r>
+        <w:t>Tinyint</w:t>
+      </w:r>
+      <w:proofErr w:type="spellEnd"/>
+      <w:r>
+        <w:t>(1)]: Aktív-e a bérlettípus</w:t>
       </w:r>
     </w:p>
     <w:p>
@@ -3586,7 +3260,7 @@
           <w:sz w:val="28"/>
           <w:szCs w:val="28"/>
         </w:rPr>
-        <w:t xml:space="preserve">1.13.  </w:t>
+        <w:t>1.12.  u</w:t>
       </w:r>
       <w:proofErr w:type="spellStart"/>
       <w:r>
@@ -3597,7 +3271,7 @@
           <w:sz w:val="28"/>
           <w:szCs w:val="28"/>
         </w:rPr>
-        <w:t>notifications</w:t>
+        <w:t>serPasses</w:t>
       </w:r>
       <w:proofErr w:type="spellEnd"/>
     </w:p>
@@ -3624,7 +3298,41 @@
       </w:r>
       <w:proofErr w:type="spellEnd"/>
       <w:r>
-        <w:t>, elsődleges kulcs]: Értesítés azonosító</w:t>
+        <w:t>, elsődleges kulcs]: Felhasználói bérlet azonosító</w:t>
+      </w:r>
+    </w:p>
+    <w:p>
+      <w:pPr>
+        <w:pStyle w:val="Listaszerbekezds"/>
+        <w:numPr>
+          <w:ilvl w:val="0"/>
+          <w:numId w:val="2"/>
+        </w:numPr>
+        <w:spacing w:after="60"/>
+      </w:pPr>
+      <w:proofErr w:type="spellStart"/>
+      <w:r>
+        <w:t>passCode</w:t>
+      </w:r>
+      <w:proofErr w:type="spellEnd"/>
+      <w:r>
+        <w:t xml:space="preserve"> [</w:t>
+      </w:r>
+      <w:proofErr w:type="spellStart"/>
+      <w:r>
+        <w:t>Varchar</w:t>
+      </w:r>
+      <w:proofErr w:type="spellEnd"/>
+      <w:r>
+        <w:t xml:space="preserve">(64), </w:t>
+      </w:r>
+      <w:proofErr w:type="spellStart"/>
+      <w:r>
+        <w:t>Not</w:t>
+      </w:r>
+      <w:proofErr w:type="spellEnd"/>
+      <w:r>
+        <w:t xml:space="preserve"> Null, egyedi]: Bérletkód</w:t>
       </w:r>
     </w:p>
     <w:p>
@@ -3658,33 +3366,33 @@
       </w:r>
       <w:proofErr w:type="spellEnd"/>
       <w:r>
-        <w:t xml:space="preserve"> Null, külső kulcs]: Címzett felhasználó azonosító</w:t>
-      </w:r>
-    </w:p>
-    <w:p>
-      <w:pPr>
-        <w:pStyle w:val="Listaszerbekezds"/>
-        <w:numPr>
-          <w:ilvl w:val="0"/>
-          <w:numId w:val="2"/>
-        </w:numPr>
-        <w:spacing w:after="60"/>
-      </w:pPr>
-      <w:proofErr w:type="spellStart"/>
-      <w:r>
-        <w:t>title</w:t>
-      </w:r>
-      <w:proofErr w:type="spellEnd"/>
-      <w:r>
-        <w:t xml:space="preserve"> [</w:t>
-      </w:r>
-      <w:proofErr w:type="spellStart"/>
-      <w:r>
-        <w:t>Varchar</w:t>
-      </w:r>
-      <w:proofErr w:type="spellEnd"/>
-      <w:r>
-        <w:t xml:space="preserve">(150), </w:t>
+        <w:t xml:space="preserve"> Null, külső kulcs]: Felhasználó azonosító</w:t>
+      </w:r>
+    </w:p>
+    <w:p>
+      <w:pPr>
+        <w:pStyle w:val="Listaszerbekezds"/>
+        <w:numPr>
+          <w:ilvl w:val="0"/>
+          <w:numId w:val="2"/>
+        </w:numPr>
+        <w:spacing w:after="60"/>
+      </w:pPr>
+      <w:proofErr w:type="spellStart"/>
+      <w:r>
+        <w:t>passTypeId</w:t>
+      </w:r>
+      <w:proofErr w:type="spellEnd"/>
+      <w:r>
+        <w:t xml:space="preserve"> [</w:t>
+      </w:r>
+      <w:proofErr w:type="spellStart"/>
+      <w:r>
+        <w:t>Bigint</w:t>
+      </w:r>
+      <w:proofErr w:type="spellEnd"/>
+      <w:r>
+        <w:t xml:space="preserve">, </w:t>
       </w:r>
       <w:proofErr w:type="spellStart"/>
       <w:r>
@@ -3692,25 +3400,33 @@
       </w:r>
       <w:proofErr w:type="spellEnd"/>
       <w:r>
-        <w:t xml:space="preserve"> Null]: Értesítés címe</w:t>
-      </w:r>
-    </w:p>
-    <w:p>
-      <w:pPr>
-        <w:pStyle w:val="Listaszerbekezds"/>
-        <w:numPr>
-          <w:ilvl w:val="0"/>
-          <w:numId w:val="2"/>
-        </w:numPr>
-        <w:spacing w:after="60"/>
-      </w:pPr>
-      <w:proofErr w:type="spellStart"/>
-      <w:r>
-        <w:t>message</w:t>
-      </w:r>
-      <w:proofErr w:type="spellEnd"/>
-      <w:r>
-        <w:t xml:space="preserve"> [Text, </w:t>
+        <w:t xml:space="preserve"> Null, külső kulcs]: Bérlettípus azonosító</w:t>
+      </w:r>
+    </w:p>
+    <w:p>
+      <w:pPr>
+        <w:pStyle w:val="Listaszerbekezds"/>
+        <w:numPr>
+          <w:ilvl w:val="0"/>
+          <w:numId w:val="2"/>
+        </w:numPr>
+        <w:spacing w:after="60"/>
+      </w:pPr>
+      <w:proofErr w:type="spellStart"/>
+      <w:r>
+        <w:t>validFrom</w:t>
+      </w:r>
+      <w:proofErr w:type="spellEnd"/>
+      <w:r>
+        <w:t xml:space="preserve"> [</w:t>
+      </w:r>
+      <w:proofErr w:type="spellStart"/>
+      <w:r>
+        <w:t>Datetime</w:t>
+      </w:r>
+      <w:proofErr w:type="spellEnd"/>
+      <w:r>
+        <w:t xml:space="preserve">, </w:t>
       </w:r>
       <w:proofErr w:type="spellStart"/>
       <w:r>
@@ -3718,25 +3434,54 @@
       </w:r>
       <w:proofErr w:type="spellEnd"/>
       <w:r>
-        <w:t xml:space="preserve"> Null]: Értesítés szövege</w:t>
-      </w:r>
-    </w:p>
-    <w:p>
-      <w:pPr>
-        <w:pStyle w:val="Listaszerbekezds"/>
-        <w:numPr>
-          <w:ilvl w:val="0"/>
-          <w:numId w:val="2"/>
-        </w:numPr>
-        <w:spacing w:after="60"/>
-      </w:pPr>
-      <w:proofErr w:type="spellStart"/>
-      <w:r>
-        <w:t>type</w:t>
-      </w:r>
-      <w:proofErr w:type="spellEnd"/>
-      <w:r>
-        <w:t xml:space="preserve"> [</w:t>
+        <w:t xml:space="preserve"> Null]: Érvényesség kezdete</w:t>
+      </w:r>
+    </w:p>
+    <w:p>
+      <w:pPr>
+        <w:pStyle w:val="Listaszerbekezds"/>
+        <w:numPr>
+          <w:ilvl w:val="0"/>
+          <w:numId w:val="2"/>
+        </w:numPr>
+        <w:spacing w:after="60"/>
+      </w:pPr>
+      <w:proofErr w:type="spellStart"/>
+      <w:r>
+        <w:t>validUntil</w:t>
+      </w:r>
+      <w:proofErr w:type="spellEnd"/>
+      <w:r>
+        <w:t xml:space="preserve"> [</w:t>
+      </w:r>
+      <w:proofErr w:type="spellStart"/>
+      <w:r>
+        <w:t>Datetime</w:t>
+      </w:r>
+      <w:proofErr w:type="spellEnd"/>
+      <w:r>
+        <w:t xml:space="preserve">, </w:t>
+      </w:r>
+      <w:proofErr w:type="spellStart"/>
+      <w:r>
+        <w:t>Not</w:t>
+      </w:r>
+      <w:proofErr w:type="spellEnd"/>
+      <w:r>
+        <w:t xml:space="preserve"> Null]: Érvényesség vége</w:t>
+      </w:r>
+    </w:p>
+    <w:p>
+      <w:pPr>
+        <w:pStyle w:val="Listaszerbekezds"/>
+        <w:numPr>
+          <w:ilvl w:val="0"/>
+          <w:numId w:val="2"/>
+        </w:numPr>
+        <w:spacing w:after="60"/>
+      </w:pPr>
+      <w:r>
+        <w:t>status [</w:t>
       </w:r>
       <w:proofErr w:type="spellStart"/>
       <w:r>
@@ -3744,41 +3489,7 @@
       </w:r>
       <w:proofErr w:type="spellEnd"/>
       <w:r>
-        <w:t xml:space="preserve">, </w:t>
-      </w:r>
-      <w:proofErr w:type="spellStart"/>
-      <w:r>
-        <w:t>Not</w:t>
-      </w:r>
-      <w:proofErr w:type="spellEnd"/>
-      <w:r>
-        <w:t xml:space="preserve"> Null]: Értesítés típusa</w:t>
-      </w:r>
-    </w:p>
-    <w:p>
-      <w:pPr>
-        <w:pStyle w:val="Listaszerbekezds"/>
-        <w:numPr>
-          <w:ilvl w:val="0"/>
-          <w:numId w:val="2"/>
-        </w:numPr>
-        <w:spacing w:after="60"/>
-      </w:pPr>
-      <w:proofErr w:type="spellStart"/>
-      <w:r>
-        <w:t>isRead</w:t>
-      </w:r>
-      <w:proofErr w:type="spellEnd"/>
-      <w:r>
-        <w:t xml:space="preserve"> [</w:t>
-      </w:r>
-      <w:proofErr w:type="spellStart"/>
-      <w:r>
-        <w:t>Tinyint</w:t>
-      </w:r>
-      <w:proofErr w:type="spellEnd"/>
-      <w:r>
-        <w:t>(1)]: Elolvasta-e a felhasználó</w:t>
+        <w:t>]: Bérlet állapota</w:t>
       </w:r>
     </w:p>
     <w:p>
@@ -3805,51 +3516,6 @@
       <w:proofErr w:type="spellEnd"/>
       <w:r>
         <w:t>]: Létrehozás időpontja</w:t>
-      </w:r>
-    </w:p>
-    <w:p>
-      <w:pPr>
-        <w:spacing w:after="60"/>
-        <w:ind w:left="1080"/>
-      </w:pPr>
-      <w:r>
-        <w:rPr>
-          <w:i/>
-          <w:iCs/>
-        </w:rPr>
-        <w:t>Index: (</w:t>
-      </w:r>
-      <w:proofErr w:type="spellStart"/>
-      <w:r>
-        <w:rPr>
-          <w:i/>
-          <w:iCs/>
-        </w:rPr>
-        <w:t>userId</w:t>
-      </w:r>
-      <w:proofErr w:type="spellEnd"/>
-      <w:r>
-        <w:rPr>
-          <w:i/>
-          <w:iCs/>
-        </w:rPr>
-        <w:t xml:space="preserve">, </w:t>
-      </w:r>
-      <w:proofErr w:type="spellStart"/>
-      <w:r>
-        <w:rPr>
-          <w:i/>
-          <w:iCs/>
-        </w:rPr>
-        <w:t>isRead</w:t>
-      </w:r>
-      <w:proofErr w:type="spellEnd"/>
-      <w:r>
-        <w:rPr>
-          <w:i/>
-          <w:iCs/>
-        </w:rPr>
-        <w:t>)</w:t>
       </w:r>
     </w:p>
     <w:p>
@@ -3867,7 +3533,7 @@
           <w:sz w:val="28"/>
           <w:szCs w:val="28"/>
         </w:rPr>
-        <w:t xml:space="preserve">1.14.  </w:t>
+        <w:t xml:space="preserve">1.13.  </w:t>
       </w:r>
       <w:proofErr w:type="spellStart"/>
       <w:r>
@@ -3878,7 +3544,7 @@
           <w:sz w:val="28"/>
           <w:szCs w:val="28"/>
         </w:rPr>
-        <w:t>fareRates</w:t>
+        <w:t>notifications</w:t>
       </w:r>
       <w:proofErr w:type="spellEnd"/>
     </w:p>
@@ -3905,33 +3571,33 @@
       </w:r>
       <w:proofErr w:type="spellEnd"/>
       <w:r>
-        <w:t>, elsődleges kulcs]: Viteldíj sáv azonosító</w:t>
-      </w:r>
-    </w:p>
-    <w:p>
-      <w:pPr>
-        <w:pStyle w:val="Listaszerbekezds"/>
-        <w:numPr>
-          <w:ilvl w:val="0"/>
-          <w:numId w:val="2"/>
-        </w:numPr>
-        <w:spacing w:after="60"/>
-      </w:pPr>
-      <w:proofErr w:type="spellStart"/>
-      <w:r>
-        <w:t>minKm</w:t>
-      </w:r>
-      <w:proofErr w:type="spellEnd"/>
-      <w:r>
-        <w:t xml:space="preserve"> [</w:t>
-      </w:r>
-      <w:proofErr w:type="spellStart"/>
-      <w:r>
-        <w:t>Decimal</w:t>
-      </w:r>
-      <w:proofErr w:type="spellEnd"/>
-      <w:r>
-        <w:t xml:space="preserve">(8,2), </w:t>
+        <w:t>, elsődleges kulcs]: Értesítés azonosító</w:t>
+      </w:r>
+    </w:p>
+    <w:p>
+      <w:pPr>
+        <w:pStyle w:val="Listaszerbekezds"/>
+        <w:numPr>
+          <w:ilvl w:val="0"/>
+          <w:numId w:val="2"/>
+        </w:numPr>
+        <w:spacing w:after="60"/>
+      </w:pPr>
+      <w:proofErr w:type="spellStart"/>
+      <w:r>
+        <w:t>userId</w:t>
+      </w:r>
+      <w:proofErr w:type="spellEnd"/>
+      <w:r>
+        <w:t xml:space="preserve"> [</w:t>
+      </w:r>
+      <w:proofErr w:type="spellStart"/>
+      <w:r>
+        <w:t>Bigint</w:t>
+      </w:r>
+      <w:proofErr w:type="spellEnd"/>
+      <w:r>
+        <w:t xml:space="preserve">, </w:t>
       </w:r>
       <w:proofErr w:type="spellStart"/>
       <w:r>
@@ -3939,33 +3605,33 @@
       </w:r>
       <w:proofErr w:type="spellEnd"/>
       <w:r>
-        <w:t xml:space="preserve"> Null]: Sáv alsó határa (km)</w:t>
-      </w:r>
-    </w:p>
-    <w:p>
-      <w:pPr>
-        <w:pStyle w:val="Listaszerbekezds"/>
-        <w:numPr>
-          <w:ilvl w:val="0"/>
-          <w:numId w:val="2"/>
-        </w:numPr>
-        <w:spacing w:after="60"/>
-      </w:pPr>
-      <w:proofErr w:type="spellStart"/>
-      <w:r>
-        <w:t>maxKm</w:t>
-      </w:r>
-      <w:proofErr w:type="spellEnd"/>
-      <w:r>
-        <w:t xml:space="preserve"> [</w:t>
-      </w:r>
-      <w:proofErr w:type="spellStart"/>
-      <w:r>
-        <w:t>Decimal</w:t>
-      </w:r>
-      <w:proofErr w:type="spellEnd"/>
-      <w:r>
-        <w:t xml:space="preserve">(8,2), </w:t>
+        <w:t xml:space="preserve"> Null, külső kulcs]: Címzett felhasználó azonosító</w:t>
+      </w:r>
+    </w:p>
+    <w:p>
+      <w:pPr>
+        <w:pStyle w:val="Listaszerbekezds"/>
+        <w:numPr>
+          <w:ilvl w:val="0"/>
+          <w:numId w:val="2"/>
+        </w:numPr>
+        <w:spacing w:after="60"/>
+      </w:pPr>
+      <w:proofErr w:type="spellStart"/>
+      <w:r>
+        <w:t>title</w:t>
+      </w:r>
+      <w:proofErr w:type="spellEnd"/>
+      <w:r>
+        <w:t xml:space="preserve"> [</w:t>
+      </w:r>
+      <w:proofErr w:type="spellStart"/>
+      <w:r>
+        <w:t>Varchar</w:t>
+      </w:r>
+      <w:proofErr w:type="spellEnd"/>
+      <w:r>
+        <w:t xml:space="preserve">(150), </w:t>
       </w:r>
       <w:proofErr w:type="spellStart"/>
       <w:r>
@@ -3973,33 +3639,25 @@
       </w:r>
       <w:proofErr w:type="spellEnd"/>
       <w:r>
-        <w:t xml:space="preserve"> Null]: Sáv felső határa (km)</w:t>
-      </w:r>
-    </w:p>
-    <w:p>
-      <w:pPr>
-        <w:pStyle w:val="Listaszerbekezds"/>
-        <w:numPr>
-          <w:ilvl w:val="0"/>
-          <w:numId w:val="2"/>
-        </w:numPr>
-        <w:spacing w:after="60"/>
-      </w:pPr>
-      <w:proofErr w:type="spellStart"/>
-      <w:r>
-        <w:t>basePrice</w:t>
-      </w:r>
-      <w:proofErr w:type="spellEnd"/>
-      <w:r>
-        <w:t xml:space="preserve"> [</w:t>
-      </w:r>
-      <w:proofErr w:type="spellStart"/>
-      <w:r>
-        <w:t>Decimal</w:t>
-      </w:r>
-      <w:proofErr w:type="spellEnd"/>
-      <w:r>
-        <w:t xml:space="preserve">(10,2), </w:t>
+        <w:t xml:space="preserve"> Null]: Értesítés címe</w:t>
+      </w:r>
+    </w:p>
+    <w:p>
+      <w:pPr>
+        <w:pStyle w:val="Listaszerbekezds"/>
+        <w:numPr>
+          <w:ilvl w:val="0"/>
+          <w:numId w:val="2"/>
+        </w:numPr>
+        <w:spacing w:after="60"/>
+      </w:pPr>
+      <w:proofErr w:type="spellStart"/>
+      <w:r>
+        <w:t>message</w:t>
+      </w:r>
+      <w:proofErr w:type="spellEnd"/>
+      <w:r>
+        <w:t xml:space="preserve"> [Text, </w:t>
       </w:r>
       <w:proofErr w:type="spellStart"/>
       <w:r>
@@ -4007,7 +3665,67 @@
       </w:r>
       <w:proofErr w:type="spellEnd"/>
       <w:r>
-        <w:t xml:space="preserve"> Null]: Alapár az adott sávban</w:t>
+        <w:t xml:space="preserve"> Null]: Értesítés szövege</w:t>
+      </w:r>
+    </w:p>
+    <w:p>
+      <w:pPr>
+        <w:pStyle w:val="Listaszerbekezds"/>
+        <w:numPr>
+          <w:ilvl w:val="0"/>
+          <w:numId w:val="2"/>
+        </w:numPr>
+        <w:spacing w:after="60"/>
+      </w:pPr>
+      <w:proofErr w:type="spellStart"/>
+      <w:r>
+        <w:t>type</w:t>
+      </w:r>
+      <w:proofErr w:type="spellEnd"/>
+      <w:r>
+        <w:t xml:space="preserve"> [</w:t>
+      </w:r>
+      <w:proofErr w:type="spellStart"/>
+      <w:r>
+        <w:t>Enum</w:t>
+      </w:r>
+      <w:proofErr w:type="spellEnd"/>
+      <w:r>
+        <w:t xml:space="preserve">, </w:t>
+      </w:r>
+      <w:proofErr w:type="spellStart"/>
+      <w:r>
+        <w:t>Not</w:t>
+      </w:r>
+      <w:proofErr w:type="spellEnd"/>
+      <w:r>
+        <w:t xml:space="preserve"> Null]: Értesítés típusa</w:t>
+      </w:r>
+    </w:p>
+    <w:p>
+      <w:pPr>
+        <w:pStyle w:val="Listaszerbekezds"/>
+        <w:numPr>
+          <w:ilvl w:val="0"/>
+          <w:numId w:val="2"/>
+        </w:numPr>
+        <w:spacing w:after="60"/>
+      </w:pPr>
+      <w:proofErr w:type="spellStart"/>
+      <w:r>
+        <w:t>isRead</w:t>
+      </w:r>
+      <w:proofErr w:type="spellEnd"/>
+      <w:r>
+        <w:t xml:space="preserve"> [</w:t>
+      </w:r>
+      <w:proofErr w:type="spellStart"/>
+      <w:r>
+        <w:t>Tinyint</w:t>
+      </w:r>
+      <w:proofErr w:type="spellEnd"/>
+      <w:r>
+        <w:t>(1)]: Elolvasta-e a felhasználó</w:t>
       </w:r>
     </w:p>
     <w:p>
@@ -4046,7 +3764,7 @@
           <w:i/>
           <w:iCs/>
         </w:rPr>
-        <w:t>Egyedi index: (</w:t>
+        <w:t>Index: (</w:t>
       </w:r>
       <w:proofErr w:type="spellStart"/>
       <w:r>
@@ -4054,7 +3772,7 @@
           <w:i/>
           <w:iCs/>
         </w:rPr>
-        <w:t>minKm</w:t>
+        <w:t>userId</w:t>
       </w:r>
       <w:proofErr w:type="spellEnd"/>
       <w:r>
@@ -4070,7 +3788,7 @@
           <w:i/>
           <w:iCs/>
         </w:rPr>
-        <w:t>maxKm</w:t>
+        <w:t>isRead</w:t>
       </w:r>
       <w:proofErr w:type="spellEnd"/>
       <w:r>
@@ -4082,9 +3800,572 @@
       </w:r>
     </w:p>
     <w:p>
+      <w:pPr>
+        <w:pStyle w:val="Cmsor2"/>
+        <w:keepNext/>
+        <w:spacing w:before="280" w:after="120"/>
+        <w:ind w:left="360"/>
+      </w:pPr>
+      <w:r>
+        <w:rPr>
+          <w:b/>
+          <w:bCs/>
+          <w:color w:val="2F5496"/>
+          <w:sz w:val="28"/>
+          <w:szCs w:val="28"/>
+        </w:rPr>
+        <w:t xml:space="preserve">1.14.  </w:t>
+      </w:r>
+      <w:proofErr w:type="spellStart"/>
+      <w:r>
+        <w:rPr>
+          <w:b/>
+          <w:bCs/>
+          <w:color w:val="2F5496"/>
+          <w:sz w:val="28"/>
+          <w:szCs w:val="28"/>
+        </w:rPr>
+        <w:t>fareRates</w:t>
+      </w:r>
+      <w:proofErr w:type="spellEnd"/>
+    </w:p>
+    <w:p>
+      <w:pPr>
+        <w:pStyle w:val="Listaszerbekezds"/>
+        <w:numPr>
+          <w:ilvl w:val="0"/>
+          <w:numId w:val="2"/>
+        </w:numPr>
+        <w:spacing w:after="60"/>
+      </w:pPr>
+      <w:proofErr w:type="spellStart"/>
+      <w:r>
+        <w:t>id</w:t>
+      </w:r>
+      <w:proofErr w:type="spellEnd"/>
+      <w:r>
+        <w:t xml:space="preserve"> [</w:t>
+      </w:r>
+      <w:proofErr w:type="spellStart"/>
+      <w:r>
+        <w:t>Bigint</w:t>
+      </w:r>
+      <w:proofErr w:type="spellEnd"/>
+      <w:r>
+        <w:t>, elsődleges kulcs]: Viteldíj sáv azonosító</w:t>
+      </w:r>
+    </w:p>
+    <w:p>
+      <w:pPr>
+        <w:pStyle w:val="Listaszerbekezds"/>
+        <w:numPr>
+          <w:ilvl w:val="0"/>
+          <w:numId w:val="2"/>
+        </w:numPr>
+        <w:spacing w:after="60"/>
+      </w:pPr>
+      <w:proofErr w:type="spellStart"/>
+      <w:r>
+        <w:t>minKm</w:t>
+      </w:r>
+      <w:proofErr w:type="spellEnd"/>
+      <w:r>
+        <w:t xml:space="preserve"> [</w:t>
+      </w:r>
+      <w:proofErr w:type="spellStart"/>
+      <w:r>
+        <w:t>Decimal</w:t>
+      </w:r>
+      <w:proofErr w:type="spellEnd"/>
+      <w:r>
+        <w:t xml:space="preserve">(8,2), </w:t>
+      </w:r>
+      <w:proofErr w:type="spellStart"/>
+      <w:r>
+        <w:t>Not</w:t>
+      </w:r>
+      <w:proofErr w:type="spellEnd"/>
+      <w:r>
+        <w:t xml:space="preserve"> Null]: Sáv alsó határa (km)</w:t>
+      </w:r>
+    </w:p>
+    <w:p>
+      <w:pPr>
+        <w:pStyle w:val="Listaszerbekezds"/>
+        <w:numPr>
+          <w:ilvl w:val="0"/>
+          <w:numId w:val="2"/>
+        </w:numPr>
+        <w:spacing w:after="60"/>
+      </w:pPr>
+      <w:proofErr w:type="spellStart"/>
+      <w:r>
+        <w:t>maxKm</w:t>
+      </w:r>
+      <w:proofErr w:type="spellEnd"/>
+      <w:r>
+        <w:t xml:space="preserve"> [</w:t>
+      </w:r>
+      <w:proofErr w:type="spellStart"/>
+      <w:r>
+        <w:t>Decimal</w:t>
+      </w:r>
+      <w:proofErr w:type="spellEnd"/>
+      <w:r>
+        <w:t xml:space="preserve">(8,2), </w:t>
+      </w:r>
+      <w:proofErr w:type="spellStart"/>
+      <w:r>
+        <w:t>Not</w:t>
+      </w:r>
+      <w:proofErr w:type="spellEnd"/>
+      <w:r>
+        <w:t xml:space="preserve"> Null]: Sáv felső határa (km)</w:t>
+      </w:r>
+    </w:p>
+    <w:p>
+      <w:pPr>
+        <w:pStyle w:val="Listaszerbekezds"/>
+        <w:numPr>
+          <w:ilvl w:val="0"/>
+          <w:numId w:val="2"/>
+        </w:numPr>
+        <w:spacing w:after="60"/>
+      </w:pPr>
+      <w:proofErr w:type="spellStart"/>
+      <w:r>
+        <w:t>basePrice</w:t>
+      </w:r>
+      <w:proofErr w:type="spellEnd"/>
+      <w:r>
+        <w:t xml:space="preserve"> [</w:t>
+      </w:r>
+      <w:proofErr w:type="spellStart"/>
+      <w:r>
+        <w:t>Decimal</w:t>
+      </w:r>
+      <w:proofErr w:type="spellEnd"/>
+      <w:r>
+        <w:t xml:space="preserve">(10,2), </w:t>
+      </w:r>
+      <w:proofErr w:type="spellStart"/>
+      <w:r>
+        <w:t>Not</w:t>
+      </w:r>
+      <w:proofErr w:type="spellEnd"/>
+      <w:r>
+        <w:t xml:space="preserve"> Null]: Alapár az adott sávban</w:t>
+      </w:r>
+    </w:p>
+    <w:p>
+      <w:pPr>
+        <w:pStyle w:val="Listaszerbekezds"/>
+        <w:numPr>
+          <w:ilvl w:val="0"/>
+          <w:numId w:val="2"/>
+        </w:numPr>
+        <w:spacing w:after="60"/>
+      </w:pPr>
+      <w:proofErr w:type="spellStart"/>
+      <w:r>
+        <w:t>createdAt</w:t>
+      </w:r>
+      <w:proofErr w:type="spellEnd"/>
+      <w:r>
+        <w:t xml:space="preserve"> [</w:t>
+      </w:r>
+      <w:proofErr w:type="spellStart"/>
+      <w:r>
+        <w:t>Timestamp</w:t>
+      </w:r>
+      <w:proofErr w:type="spellEnd"/>
+      <w:r>
+        <w:t>]: Létrehozás időpontja</w:t>
+      </w:r>
+    </w:p>
+    <w:p>
+      <w:pPr>
+        <w:spacing w:after="60"/>
+        <w:ind w:left="1080"/>
+        <w:rPr>
+          <w:i/>
+          <w:iCs/>
+        </w:rPr>
+      </w:pPr>
+      <w:r>
+        <w:rPr>
+          <w:i/>
+          <w:iCs/>
+        </w:rPr>
+        <w:t>Egyedi index: (</w:t>
+      </w:r>
+      <w:proofErr w:type="spellStart"/>
+      <w:r>
+        <w:rPr>
+          <w:i/>
+          <w:iCs/>
+        </w:rPr>
+        <w:t>minKm</w:t>
+      </w:r>
+      <w:proofErr w:type="spellEnd"/>
+      <w:r>
+        <w:rPr>
+          <w:i/>
+          <w:iCs/>
+        </w:rPr>
+        <w:t xml:space="preserve">, </w:t>
+      </w:r>
+      <w:proofErr w:type="spellStart"/>
+      <w:r>
+        <w:rPr>
+          <w:i/>
+          <w:iCs/>
+        </w:rPr>
+        <w:t>maxKm</w:t>
+      </w:r>
+      <w:proofErr w:type="spellEnd"/>
+      <w:r>
+        <w:rPr>
+          <w:i/>
+          <w:iCs/>
+        </w:rPr>
+        <w:t>)</w:t>
+      </w:r>
+    </w:p>
+    <w:p>
+      <w:pPr>
+        <w:spacing w:after="60"/>
+      </w:pPr>
+    </w:p>
+    <w:p>
       <w:r>
         <w:br w:type="page"/>
       </w:r>
+      <w:r>
+        <w:rPr>
+          <w:b/>
+          <w:bCs/>
+          <w:color w:val="2F5496"/>
+          <w:sz w:val="28"/>
+          <w:szCs w:val="28"/>
+        </w:rPr>
+        <w:lastRenderedPageBreak/>
+        <w:t xml:space="preserve">1.15 </w:t>
+      </w:r>
+      <w:proofErr w:type="spellStart"/>
+      <w:r>
+        <w:rPr>
+          <w:b/>
+          <w:bCs/>
+          <w:color w:val="2F5496"/>
+          <w:sz w:val="28"/>
+          <w:szCs w:val="28"/>
+        </w:rPr>
+        <w:t>auditLog</w:t>
+      </w:r>
+      <w:proofErr w:type="spellEnd"/>
+    </w:p>
+    <w:p>
+      <w:pPr>
+        <w:pStyle w:val="Listaszerbekezds"/>
+        <w:numPr>
+          <w:ilvl w:val="0"/>
+          <w:numId w:val="6"/>
+        </w:numPr>
+        <w:spacing w:after="60"/>
+      </w:pPr>
+      <w:proofErr w:type="spellStart"/>
+      <w:r>
+        <w:t>auditId</w:t>
+      </w:r>
+      <w:proofErr w:type="spellEnd"/>
+      <w:r>
+        <w:t xml:space="preserve"> [</w:t>
+      </w:r>
+      <w:proofErr w:type="spellStart"/>
+      <w:r>
+        <w:t>Bigint</w:t>
+      </w:r>
+      <w:proofErr w:type="spellEnd"/>
+      <w:r>
+        <w:t xml:space="preserve">, elsődleges kulcs]: Napló bejegyzés azonosító </w:t>
+      </w:r>
+    </w:p>
+    <w:p>
+      <w:pPr>
+        <w:pStyle w:val="Listaszerbekezds"/>
+        <w:numPr>
+          <w:ilvl w:val="0"/>
+          <w:numId w:val="6"/>
+        </w:numPr>
+        <w:spacing w:after="60"/>
+      </w:pPr>
+      <w:proofErr w:type="spellStart"/>
+      <w:r>
+        <w:t>tableName</w:t>
+      </w:r>
+      <w:proofErr w:type="spellEnd"/>
+      <w:r>
+        <w:t xml:space="preserve"> [</w:t>
+      </w:r>
+      <w:proofErr w:type="spellStart"/>
+      <w:r>
+        <w:t>Varchar</w:t>
+      </w:r>
+      <w:proofErr w:type="spellEnd"/>
+      <w:r>
+        <w:t xml:space="preserve">(64), </w:t>
+      </w:r>
+      <w:proofErr w:type="spellStart"/>
+      <w:r>
+        <w:t>Not</w:t>
+      </w:r>
+      <w:proofErr w:type="spellEnd"/>
+      <w:r>
+        <w:t xml:space="preserve"> Null]: Érintett tábla neve </w:t>
+      </w:r>
+    </w:p>
+    <w:p>
+      <w:pPr>
+        <w:pStyle w:val="Listaszerbekezds"/>
+        <w:numPr>
+          <w:ilvl w:val="0"/>
+          <w:numId w:val="6"/>
+        </w:numPr>
+        <w:spacing w:after="60"/>
+      </w:pPr>
+      <w:proofErr w:type="spellStart"/>
+      <w:r>
+        <w:t>recordKey</w:t>
+      </w:r>
+      <w:proofErr w:type="spellEnd"/>
+      <w:r>
+        <w:t xml:space="preserve"> [</w:t>
+      </w:r>
+      <w:proofErr w:type="spellStart"/>
+      <w:r>
+        <w:t>Varchar</w:t>
+      </w:r>
+      <w:proofErr w:type="spellEnd"/>
+      <w:r>
+        <w:t xml:space="preserve">(255), </w:t>
+      </w:r>
+      <w:proofErr w:type="spellStart"/>
+      <w:r>
+        <w:t>Not</w:t>
+      </w:r>
+      <w:proofErr w:type="spellEnd"/>
+      <w:r>
+        <w:t xml:space="preserve"> Null]: Rekord azonosítója </w:t>
+      </w:r>
+    </w:p>
+    <w:p>
+      <w:pPr>
+        <w:pStyle w:val="Listaszerbekezds"/>
+        <w:numPr>
+          <w:ilvl w:val="0"/>
+          <w:numId w:val="6"/>
+        </w:numPr>
+        <w:spacing w:after="60"/>
+      </w:pPr>
+      <w:proofErr w:type="spellStart"/>
+      <w:r>
+        <w:t>operationType</w:t>
+      </w:r>
+      <w:proofErr w:type="spellEnd"/>
+      <w:r>
+        <w:t xml:space="preserve"> [</w:t>
+      </w:r>
+      <w:proofErr w:type="spellStart"/>
+      <w:r>
+        <w:t>Enum</w:t>
+      </w:r>
+      <w:proofErr w:type="spellEnd"/>
+      <w:r>
+        <w:t xml:space="preserve">, </w:t>
+      </w:r>
+      <w:proofErr w:type="spellStart"/>
+      <w:r>
+        <w:t>Not</w:t>
+      </w:r>
+      <w:proofErr w:type="spellEnd"/>
+      <w:r>
+        <w:t xml:space="preserve"> Null]: Művelet típusa (INSERT, UPDATE, DELETE) </w:t>
+      </w:r>
+    </w:p>
+    <w:p>
+      <w:pPr>
+        <w:pStyle w:val="Listaszerbekezds"/>
+        <w:numPr>
+          <w:ilvl w:val="0"/>
+          <w:numId w:val="6"/>
+        </w:numPr>
+        <w:spacing w:after="60"/>
+      </w:pPr>
+      <w:proofErr w:type="spellStart"/>
+      <w:r>
+        <w:t>oldData</w:t>
+      </w:r>
+      <w:proofErr w:type="spellEnd"/>
+      <w:r>
+        <w:t xml:space="preserve"> [JSON]: Régi adatok (módosítás/törlés előtt) </w:t>
+      </w:r>
+    </w:p>
+    <w:p>
+      <w:pPr>
+        <w:pStyle w:val="Listaszerbekezds"/>
+        <w:numPr>
+          <w:ilvl w:val="0"/>
+          <w:numId w:val="6"/>
+        </w:numPr>
+        <w:spacing w:after="60"/>
+      </w:pPr>
+      <w:proofErr w:type="spellStart"/>
+      <w:r>
+        <w:t>newData</w:t>
+      </w:r>
+      <w:proofErr w:type="spellEnd"/>
+      <w:r>
+        <w:t xml:space="preserve"> [JSON]: Új adatok (beszúrás/módosítás után) </w:t>
+      </w:r>
+    </w:p>
+    <w:p>
+      <w:pPr>
+        <w:pStyle w:val="Listaszerbekezds"/>
+        <w:numPr>
+          <w:ilvl w:val="0"/>
+          <w:numId w:val="6"/>
+        </w:numPr>
+        <w:spacing w:after="60"/>
+      </w:pPr>
+      <w:proofErr w:type="spellStart"/>
+      <w:r>
+        <w:t>changedBy</w:t>
+      </w:r>
+      <w:proofErr w:type="spellEnd"/>
+      <w:r>
+        <w:t xml:space="preserve"> [</w:t>
+      </w:r>
+      <w:proofErr w:type="spellStart"/>
+      <w:r>
+        <w:t>Bigint</w:t>
+      </w:r>
+      <w:proofErr w:type="spellEnd"/>
+      <w:r>
+        <w:t xml:space="preserve">, külső kulcs]: Módosítást végző felhasználó azonosítója (users.id) </w:t>
+      </w:r>
+    </w:p>
+    <w:p>
+      <w:pPr>
+        <w:pStyle w:val="Listaszerbekezds"/>
+        <w:numPr>
+          <w:ilvl w:val="0"/>
+          <w:numId w:val="6"/>
+        </w:numPr>
+        <w:spacing w:after="60"/>
+      </w:pPr>
+      <w:proofErr w:type="spellStart"/>
+      <w:r>
+        <w:t>changedAt</w:t>
+      </w:r>
+      <w:proofErr w:type="spellEnd"/>
+      <w:r>
+        <w:t xml:space="preserve"> [</w:t>
+      </w:r>
+      <w:proofErr w:type="spellStart"/>
+      <w:r>
+        <w:t>Timestamp</w:t>
+      </w:r>
+      <w:proofErr w:type="spellEnd"/>
+      <w:r>
+        <w:t xml:space="preserve">(6), </w:t>
+      </w:r>
+      <w:proofErr w:type="spellStart"/>
+      <w:r>
+        <w:t>Not</w:t>
+      </w:r>
+      <w:proofErr w:type="spellEnd"/>
+      <w:r>
+        <w:t xml:space="preserve"> Null]: Módosítás pontos időpontja </w:t>
+      </w:r>
+    </w:p>
+    <w:p>
+      <w:pPr>
+        <w:pStyle w:val="Listaszerbekezds"/>
+        <w:numPr>
+          <w:ilvl w:val="0"/>
+          <w:numId w:val="6"/>
+        </w:numPr>
+        <w:spacing w:after="60"/>
+      </w:pPr>
+      <w:r>
+        <w:t xml:space="preserve">Indexek: </w:t>
+      </w:r>
+      <w:proofErr w:type="spellStart"/>
+      <w:r>
+        <w:t>idxAuditTableRecord</w:t>
+      </w:r>
+      <w:proofErr w:type="spellEnd"/>
+      <w:r>
+        <w:t xml:space="preserve"> (</w:t>
+      </w:r>
+      <w:proofErr w:type="spellStart"/>
+      <w:r>
+        <w:t>tableName</w:t>
+      </w:r>
+      <w:proofErr w:type="spellEnd"/>
+      <w:r>
+        <w:t xml:space="preserve">, </w:t>
+      </w:r>
+      <w:proofErr w:type="spellStart"/>
+      <w:r>
+        <w:t>recordKey</w:t>
+      </w:r>
+      <w:proofErr w:type="spellEnd"/>
+      <w:r>
+        <w:t xml:space="preserve">), </w:t>
+      </w:r>
+      <w:proofErr w:type="spellStart"/>
+      <w:r>
+        <w:t>idxAuditChangedAt</w:t>
+      </w:r>
+      <w:proofErr w:type="spellEnd"/>
+      <w:r>
+        <w:t xml:space="preserve"> (</w:t>
+      </w:r>
+      <w:proofErr w:type="spellStart"/>
+      <w:r>
+        <w:t>changedAt</w:t>
+      </w:r>
+      <w:proofErr w:type="spellEnd"/>
+      <w:r>
+        <w:t xml:space="preserve">), </w:t>
+      </w:r>
+      <w:proofErr w:type="spellStart"/>
+      <w:r>
+        <w:t>idxAuditChangedBy</w:t>
+      </w:r>
+      <w:proofErr w:type="spellEnd"/>
+      <w:r>
+        <w:t xml:space="preserve"> (</w:t>
+      </w:r>
+      <w:proofErr w:type="spellStart"/>
+      <w:r>
+        <w:t>changedBy</w:t>
+      </w:r>
+      <w:proofErr w:type="spellEnd"/>
+      <w:r>
+        <w:t xml:space="preserve">) </w:t>
+      </w:r>
+    </w:p>
+    <w:p>
+      <w:pPr>
+        <w:pStyle w:val="Cmsor2"/>
+        <w:rPr>
+          <w:b/>
+          <w:bCs/>
+        </w:rPr>
+      </w:pPr>
     </w:p>
     <w:p>
       <w:pPr>
@@ -4099,7 +4380,6 @@
           <w:sz w:val="48"/>
           <w:szCs w:val="48"/>
         </w:rPr>
-        <w:lastRenderedPageBreak/>
         <w:t>2. Táblák közötti kapcsolatok</w:t>
       </w:r>
     </w:p>
@@ -4579,6 +4859,7 @@
           <w:sz w:val="28"/>
           <w:szCs w:val="28"/>
         </w:rPr>
+        <w:lastRenderedPageBreak/>
         <w:t xml:space="preserve">2.5.  </w:t>
       </w:r>
       <w:proofErr w:type="spellStart"/>
@@ -4682,27 +4963,6 @@
     </w:p>
     <w:p>
       <w:pPr>
-        <w:pStyle w:val="Listaszerbekezds"/>
-        <w:spacing w:after="60"/>
-        <w:ind w:left="1080"/>
-      </w:pPr>
-    </w:p>
-    <w:p>
-      <w:pPr>
-        <w:pStyle w:val="Listaszerbekezds"/>
-        <w:spacing w:after="60"/>
-        <w:ind w:left="1080"/>
-      </w:pPr>
-    </w:p>
-    <w:p>
-      <w:pPr>
-        <w:pStyle w:val="Listaszerbekezds"/>
-        <w:spacing w:after="60"/>
-        <w:ind w:left="1080"/>
-      </w:pPr>
-    </w:p>
-    <w:p>
-      <w:pPr>
         <w:pStyle w:val="Cmsor2"/>
         <w:keepNext/>
         <w:spacing w:before="280" w:after="120"/>
@@ -4716,7 +4976,6 @@
           <w:sz w:val="28"/>
           <w:szCs w:val="28"/>
         </w:rPr>
-        <w:lastRenderedPageBreak/>
         <w:t xml:space="preserve">2.6.  </w:t>
       </w:r>
       <w:proofErr w:type="spellStart"/>
@@ -4737,11 +4996,25 @@
         <w:spacing w:after="60"/>
         <w:ind w:left="1080"/>
       </w:pPr>
-      <w:proofErr w:type="spellStart"/>
-      <w:r>
-        <w:t>id</w:t>
-      </w:r>
-      <w:proofErr w:type="spellEnd"/>
+      <w:r>
+        <w:t>(</w:t>
+      </w:r>
+      <w:proofErr w:type="spellStart"/>
+      <w:r>
+        <w:t>routeId</w:t>
+      </w:r>
+      <w:proofErr w:type="spellEnd"/>
+      <w:r>
+        <w:t xml:space="preserve">, </w:t>
+      </w:r>
+      <w:proofErr w:type="spellStart"/>
+      <w:r>
+        <w:t>stopOrder</w:t>
+      </w:r>
+      <w:proofErr w:type="spellEnd"/>
+      <w:r>
+        <w:t>)</w:t>
+      </w:r>
       <w:r>
         <w:t>: Elsődleges kulcs</w:t>
       </w:r>
@@ -5245,8 +5518,6 @@
         <w:keepNext/>
         <w:spacing w:before="280" w:after="120"/>
         <w:ind w:left="360"/>
-      </w:pPr>
-      <w:r>
         <w:rPr>
           <w:b/>
           <w:bCs/>
@@ -5254,9 +5525,15 @@
           <w:sz w:val="28"/>
           <w:szCs w:val="28"/>
         </w:rPr>
-        <w:t xml:space="preserve">2.10.  </w:t>
-      </w:r>
-      <w:proofErr w:type="spellStart"/>
+      </w:pPr>
+    </w:p>
+    <w:p>
+      <w:pPr>
+        <w:pStyle w:val="Cmsor2"/>
+        <w:keepNext/>
+        <w:spacing w:before="280" w:after="120"/>
+        <w:ind w:left="360"/>
+      </w:pPr>
       <w:r>
         <w:rPr>
           <w:b/>
@@ -5265,101 +5542,9 @@
           <w:sz w:val="28"/>
           <w:szCs w:val="28"/>
         </w:rPr>
-        <w:t>reservations</w:t>
-      </w:r>
-      <w:proofErr w:type="spellEnd"/>
-    </w:p>
-    <w:p>
-      <w:pPr>
-        <w:spacing w:after="60"/>
-        <w:ind w:left="1080"/>
-      </w:pPr>
-      <w:proofErr w:type="spellStart"/>
-      <w:r>
-        <w:t>id</w:t>
-      </w:r>
-      <w:proofErr w:type="spellEnd"/>
-      <w:r>
-        <w:t>: Elsődleges kulcs</w:t>
-      </w:r>
-    </w:p>
-    <w:p>
-      <w:pPr>
-        <w:spacing w:after="60"/>
-        <w:ind w:left="1080"/>
-      </w:pPr>
-      <w:r>
-        <w:t>Kapcsolatok:</w:t>
-      </w:r>
-    </w:p>
-    <w:p>
-      <w:pPr>
-        <w:pStyle w:val="Listaszerbekezds"/>
-        <w:numPr>
-          <w:ilvl w:val="0"/>
-          <w:numId w:val="2"/>
-        </w:numPr>
-        <w:spacing w:after="60"/>
-      </w:pPr>
-      <w:proofErr w:type="spellStart"/>
-      <w:r>
-        <w:t>reservations.ticketId</w:t>
-      </w:r>
-      <w:proofErr w:type="spellEnd"/>
-      <w:r>
-        <w:t xml:space="preserve"> =&gt; tickets.id [1:1 kapcsolat]</w:t>
-      </w:r>
-    </w:p>
-    <w:p>
-      <w:pPr>
-        <w:pStyle w:val="Listaszerbekezds"/>
-        <w:numPr>
-          <w:ilvl w:val="0"/>
-          <w:numId w:val="2"/>
-        </w:numPr>
-        <w:spacing w:after="60"/>
-      </w:pPr>
-      <w:proofErr w:type="spellStart"/>
-      <w:r>
-        <w:t>reservations.tripId</w:t>
-      </w:r>
-      <w:proofErr w:type="spellEnd"/>
-      <w:r>
-        <w:t xml:space="preserve"> =&gt; trips.id [N:1 kapcsolat]</w:t>
-      </w:r>
-    </w:p>
-    <w:p>
-      <w:pPr>
-        <w:pStyle w:val="Listaszerbekezds"/>
-        <w:numPr>
-          <w:ilvl w:val="0"/>
-          <w:numId w:val="2"/>
-        </w:numPr>
-        <w:spacing w:after="60"/>
-      </w:pPr>
-      <w:proofErr w:type="spellStart"/>
-      <w:r>
-        <w:t>reservations.seatId</w:t>
-      </w:r>
-      <w:proofErr w:type="spellEnd"/>
-      <w:r>
-        <w:t xml:space="preserve"> =&gt; seats.id [N:1 kapcsolat]</w:t>
-      </w:r>
-    </w:p>
-    <w:p>
-      <w:pPr>
-        <w:pStyle w:val="Listaszerbekezds"/>
-        <w:spacing w:after="60"/>
-        <w:ind w:left="1080"/>
-      </w:pPr>
-    </w:p>
-    <w:p>
-      <w:pPr>
-        <w:pStyle w:val="Cmsor2"/>
-        <w:keepNext/>
-        <w:spacing w:before="280" w:after="120"/>
-        <w:ind w:left="360"/>
-      </w:pPr>
+        <w:t xml:space="preserve">2.10.  </w:t>
+      </w:r>
+      <w:proofErr w:type="spellStart"/>
       <w:r>
         <w:rPr>
           <w:b/>
@@ -5368,10 +5553,115 @@
           <w:sz w:val="28"/>
           <w:szCs w:val="28"/>
         </w:rPr>
-        <w:lastRenderedPageBreak/>
-        <w:t xml:space="preserve">2.11.  </w:t>
-      </w:r>
-      <w:proofErr w:type="spellStart"/>
+        <w:t>reservations</w:t>
+      </w:r>
+      <w:proofErr w:type="spellEnd"/>
+    </w:p>
+    <w:p>
+      <w:pPr>
+        <w:spacing w:after="60"/>
+        <w:ind w:left="1080"/>
+      </w:pPr>
+      <w:r>
+        <w:t>(</w:t>
+      </w:r>
+      <w:proofErr w:type="spellStart"/>
+      <w:r>
+        <w:t>tripId</w:t>
+      </w:r>
+      <w:proofErr w:type="spellEnd"/>
+      <w:r>
+        <w:t xml:space="preserve">, </w:t>
+      </w:r>
+      <w:proofErr w:type="spellStart"/>
+      <w:r>
+        <w:t>seatId</w:t>
+      </w:r>
+      <w:proofErr w:type="spellEnd"/>
+      <w:r>
+        <w:t>)</w:t>
+      </w:r>
+      <w:r>
+        <w:t>: Elsődleges kulcs</w:t>
+      </w:r>
+    </w:p>
+    <w:p>
+      <w:pPr>
+        <w:spacing w:after="60"/>
+        <w:ind w:left="1080"/>
+      </w:pPr>
+      <w:r>
+        <w:t>Kapcsolatok:</w:t>
+      </w:r>
+    </w:p>
+    <w:p>
+      <w:pPr>
+        <w:pStyle w:val="Listaszerbekezds"/>
+        <w:numPr>
+          <w:ilvl w:val="0"/>
+          <w:numId w:val="2"/>
+        </w:numPr>
+        <w:spacing w:after="60"/>
+      </w:pPr>
+      <w:proofErr w:type="spellStart"/>
+      <w:r>
+        <w:t>reservations.ticketId</w:t>
+      </w:r>
+      <w:proofErr w:type="spellEnd"/>
+      <w:r>
+        <w:t xml:space="preserve"> =&gt; tickets.id [1:1 kapcsolat]</w:t>
+      </w:r>
+    </w:p>
+    <w:p>
+      <w:pPr>
+        <w:pStyle w:val="Listaszerbekezds"/>
+        <w:numPr>
+          <w:ilvl w:val="0"/>
+          <w:numId w:val="2"/>
+        </w:numPr>
+        <w:spacing w:after="60"/>
+      </w:pPr>
+      <w:proofErr w:type="spellStart"/>
+      <w:r>
+        <w:t>reservations.tripId</w:t>
+      </w:r>
+      <w:proofErr w:type="spellEnd"/>
+      <w:r>
+        <w:t xml:space="preserve"> =&gt; trips.id [N:1 kapcsolat]</w:t>
+      </w:r>
+    </w:p>
+    <w:p>
+      <w:pPr>
+        <w:pStyle w:val="Listaszerbekezds"/>
+        <w:numPr>
+          <w:ilvl w:val="0"/>
+          <w:numId w:val="2"/>
+        </w:numPr>
+        <w:spacing w:after="60"/>
+      </w:pPr>
+      <w:proofErr w:type="spellStart"/>
+      <w:r>
+        <w:t>reservations.seatId</w:t>
+      </w:r>
+      <w:proofErr w:type="spellEnd"/>
+      <w:r>
+        <w:t xml:space="preserve"> =&gt; seats.id [N:1 kapcsolat]</w:t>
+      </w:r>
+    </w:p>
+    <w:p>
+      <w:pPr>
+        <w:pStyle w:val="Listaszerbekezds"/>
+        <w:spacing w:after="60"/>
+        <w:ind w:left="1080"/>
+      </w:pPr>
+    </w:p>
+    <w:p>
+      <w:pPr>
+        <w:pStyle w:val="Cmsor2"/>
+        <w:keepNext/>
+        <w:spacing w:before="280" w:after="120"/>
+        <w:ind w:left="360"/>
+      </w:pPr>
       <w:r>
         <w:rPr>
           <w:b/>
@@ -5380,61 +5670,9 @@
           <w:sz w:val="28"/>
           <w:szCs w:val="28"/>
         </w:rPr>
-        <w:t>passTypes</w:t>
-      </w:r>
-      <w:proofErr w:type="spellEnd"/>
-    </w:p>
-    <w:p>
-      <w:pPr>
-        <w:spacing w:after="60"/>
-        <w:ind w:left="1080"/>
-      </w:pPr>
-      <w:proofErr w:type="spellStart"/>
-      <w:r>
-        <w:t>id</w:t>
-      </w:r>
-      <w:proofErr w:type="spellEnd"/>
-      <w:r>
-        <w:t>: Elsődleges kulcs</w:t>
-      </w:r>
-    </w:p>
-    <w:p>
-      <w:pPr>
-        <w:spacing w:after="60"/>
-        <w:ind w:left="1080"/>
-      </w:pPr>
-      <w:r>
-        <w:t>Kapcsolat:</w:t>
-      </w:r>
-    </w:p>
-    <w:p>
-      <w:pPr>
-        <w:pStyle w:val="Listaszerbekezds"/>
-        <w:numPr>
-          <w:ilvl w:val="0"/>
-          <w:numId w:val="2"/>
-        </w:numPr>
-        <w:spacing w:after="60"/>
-      </w:pPr>
-      <w:r>
-        <w:t xml:space="preserve">passTypes.id =&gt; </w:t>
-      </w:r>
-      <w:proofErr w:type="spellStart"/>
-      <w:r>
-        <w:t>userPasses.passTypeId</w:t>
-      </w:r>
-      <w:proofErr w:type="spellEnd"/>
-      <w:r>
-        <w:t xml:space="preserve"> [1:N kapcsolat]</w:t>
-      </w:r>
-    </w:p>
-    <w:p>
-      <w:pPr>
-        <w:pStyle w:val="Cmsor2"/>
-        <w:keepNext/>
-        <w:spacing w:before="280" w:after="120"/>
-        <w:ind w:left="360"/>
-      </w:pPr>
+        <w:t xml:space="preserve">2.11.  </w:t>
+      </w:r>
+      <w:proofErr w:type="spellStart"/>
       <w:r>
         <w:rPr>
           <w:b/>
@@ -5443,9 +5681,61 @@
           <w:sz w:val="28"/>
           <w:szCs w:val="28"/>
         </w:rPr>
-        <w:t xml:space="preserve">2.12.  </w:t>
-      </w:r>
-      <w:proofErr w:type="spellStart"/>
+        <w:t>passTypes</w:t>
+      </w:r>
+      <w:proofErr w:type="spellEnd"/>
+    </w:p>
+    <w:p>
+      <w:pPr>
+        <w:spacing w:after="60"/>
+        <w:ind w:left="1080"/>
+      </w:pPr>
+      <w:proofErr w:type="spellStart"/>
+      <w:r>
+        <w:t>id</w:t>
+      </w:r>
+      <w:proofErr w:type="spellEnd"/>
+      <w:r>
+        <w:t>: Elsődleges kulcs</w:t>
+      </w:r>
+    </w:p>
+    <w:p>
+      <w:pPr>
+        <w:spacing w:after="60"/>
+        <w:ind w:left="1080"/>
+      </w:pPr>
+      <w:r>
+        <w:t>Kapcsolat:</w:t>
+      </w:r>
+    </w:p>
+    <w:p>
+      <w:pPr>
+        <w:pStyle w:val="Listaszerbekezds"/>
+        <w:numPr>
+          <w:ilvl w:val="0"/>
+          <w:numId w:val="2"/>
+        </w:numPr>
+        <w:spacing w:after="60"/>
+      </w:pPr>
+      <w:r>
+        <w:t xml:space="preserve">passTypes.id =&gt; </w:t>
+      </w:r>
+      <w:proofErr w:type="spellStart"/>
+      <w:r>
+        <w:t>userPasses.passTypeId</w:t>
+      </w:r>
+      <w:proofErr w:type="spellEnd"/>
+      <w:r>
+        <w:t xml:space="preserve"> [1:N kapcsolat]</w:t>
+      </w:r>
+    </w:p>
+    <w:p>
+      <w:pPr>
+        <w:pStyle w:val="Cmsor2"/>
+        <w:keepNext/>
+        <w:spacing w:before="280" w:after="120"/>
+        <w:ind w:left="360"/>
+      </w:pPr>
       <w:r>
         <w:rPr>
           <w:b/>
@@ -5454,76 +5744,9 @@
           <w:sz w:val="28"/>
           <w:szCs w:val="28"/>
         </w:rPr>
-        <w:t>userPasses</w:t>
-      </w:r>
-      <w:proofErr w:type="spellEnd"/>
-    </w:p>
-    <w:p>
-      <w:pPr>
-        <w:spacing w:after="60"/>
-        <w:ind w:left="1080"/>
-      </w:pPr>
-      <w:proofErr w:type="spellStart"/>
-      <w:r>
-        <w:t>id</w:t>
-      </w:r>
-      <w:proofErr w:type="spellEnd"/>
-      <w:r>
-        <w:t>: Elsődleges kulcs</w:t>
-      </w:r>
-    </w:p>
-    <w:p>
-      <w:pPr>
-        <w:spacing w:after="60"/>
-        <w:ind w:left="1080"/>
-      </w:pPr>
-      <w:r>
-        <w:t>Kapcsolatok:</w:t>
-      </w:r>
-    </w:p>
-    <w:p>
-      <w:pPr>
-        <w:pStyle w:val="Listaszerbekezds"/>
-        <w:numPr>
-          <w:ilvl w:val="0"/>
-          <w:numId w:val="2"/>
-        </w:numPr>
-        <w:spacing w:after="60"/>
-      </w:pPr>
-      <w:proofErr w:type="spellStart"/>
-      <w:r>
-        <w:t>userPasses.userId</w:t>
-      </w:r>
-      <w:proofErr w:type="spellEnd"/>
-      <w:r>
-        <w:t xml:space="preserve"> =&gt; users.id [N:1 kapcsolat]</w:t>
-      </w:r>
-    </w:p>
-    <w:p>
-      <w:pPr>
-        <w:pStyle w:val="Listaszerbekezds"/>
-        <w:numPr>
-          <w:ilvl w:val="0"/>
-          <w:numId w:val="2"/>
-        </w:numPr>
-        <w:spacing w:after="60"/>
-      </w:pPr>
-      <w:proofErr w:type="spellStart"/>
-      <w:r>
-        <w:t>userPasses.passTypeId</w:t>
-      </w:r>
-      <w:proofErr w:type="spellEnd"/>
-      <w:r>
-        <w:t xml:space="preserve"> =&gt; passTypes.id [N:1 kapcsolat]</w:t>
-      </w:r>
-    </w:p>
-    <w:p>
-      <w:pPr>
-        <w:pStyle w:val="Cmsor2"/>
-        <w:keepNext/>
-        <w:spacing w:before="280" w:after="120"/>
-        <w:ind w:left="360"/>
-      </w:pPr>
+        <w:t xml:space="preserve">2.12.  </w:t>
+      </w:r>
+      <w:proofErr w:type="spellStart"/>
       <w:r>
         <w:rPr>
           <w:b/>
@@ -5532,9 +5755,76 @@
           <w:sz w:val="28"/>
           <w:szCs w:val="28"/>
         </w:rPr>
-        <w:t xml:space="preserve">2.13.  </w:t>
-      </w:r>
-      <w:proofErr w:type="spellStart"/>
+        <w:t>userPasses</w:t>
+      </w:r>
+      <w:proofErr w:type="spellEnd"/>
+    </w:p>
+    <w:p>
+      <w:pPr>
+        <w:spacing w:after="60"/>
+        <w:ind w:left="1080"/>
+      </w:pPr>
+      <w:proofErr w:type="spellStart"/>
+      <w:r>
+        <w:t>id</w:t>
+      </w:r>
+      <w:proofErr w:type="spellEnd"/>
+      <w:r>
+        <w:t>: Elsődleges kulcs</w:t>
+      </w:r>
+    </w:p>
+    <w:p>
+      <w:pPr>
+        <w:spacing w:after="60"/>
+        <w:ind w:left="1080"/>
+      </w:pPr>
+      <w:r>
+        <w:t>Kapcsolatok:</w:t>
+      </w:r>
+    </w:p>
+    <w:p>
+      <w:pPr>
+        <w:pStyle w:val="Listaszerbekezds"/>
+        <w:numPr>
+          <w:ilvl w:val="0"/>
+          <w:numId w:val="2"/>
+        </w:numPr>
+        <w:spacing w:after="60"/>
+      </w:pPr>
+      <w:proofErr w:type="spellStart"/>
+      <w:r>
+        <w:t>userPasses.userId</w:t>
+      </w:r>
+      <w:proofErr w:type="spellEnd"/>
+      <w:r>
+        <w:t xml:space="preserve"> =&gt; users.id [N:1 kapcsolat]</w:t>
+      </w:r>
+    </w:p>
+    <w:p>
+      <w:pPr>
+        <w:pStyle w:val="Listaszerbekezds"/>
+        <w:numPr>
+          <w:ilvl w:val="0"/>
+          <w:numId w:val="2"/>
+        </w:numPr>
+        <w:spacing w:after="60"/>
+      </w:pPr>
+      <w:proofErr w:type="spellStart"/>
+      <w:r>
+        <w:t>userPasses.passTypeId</w:t>
+      </w:r>
+      <w:proofErr w:type="spellEnd"/>
+      <w:r>
+        <w:t xml:space="preserve"> =&gt; passTypes.id [N:1 kapcsolat]</w:t>
+      </w:r>
+    </w:p>
+    <w:p>
+      <w:pPr>
+        <w:pStyle w:val="Cmsor2"/>
+        <w:keepNext/>
+        <w:spacing w:before="280" w:after="120"/>
+        <w:ind w:left="360"/>
+      </w:pPr>
       <w:r>
         <w:rPr>
           <w:b/>
@@ -5543,58 +5833,9 @@
           <w:sz w:val="28"/>
           <w:szCs w:val="28"/>
         </w:rPr>
-        <w:t>notifications</w:t>
-      </w:r>
-      <w:proofErr w:type="spellEnd"/>
-    </w:p>
-    <w:p>
-      <w:pPr>
-        <w:spacing w:after="60"/>
-        <w:ind w:left="1080"/>
-      </w:pPr>
-      <w:proofErr w:type="spellStart"/>
-      <w:r>
-        <w:t>id</w:t>
-      </w:r>
-      <w:proofErr w:type="spellEnd"/>
-      <w:r>
-        <w:t>: Elsődleges kulcs</w:t>
-      </w:r>
-    </w:p>
-    <w:p>
-      <w:pPr>
-        <w:spacing w:after="60"/>
-        <w:ind w:left="1080"/>
-      </w:pPr>
-      <w:r>
-        <w:t>Kapcsolat:</w:t>
-      </w:r>
-    </w:p>
-    <w:p>
-      <w:pPr>
-        <w:pStyle w:val="Listaszerbekezds"/>
-        <w:numPr>
-          <w:ilvl w:val="0"/>
-          <w:numId w:val="2"/>
-        </w:numPr>
-        <w:spacing w:after="60"/>
-      </w:pPr>
-      <w:proofErr w:type="spellStart"/>
-      <w:r>
-        <w:t>notifications.userId</w:t>
-      </w:r>
-      <w:proofErr w:type="spellEnd"/>
-      <w:r>
-        <w:t xml:space="preserve"> =&gt; users.id [N:1 kapcsolat]</w:t>
-      </w:r>
-    </w:p>
-    <w:p>
-      <w:pPr>
-        <w:pStyle w:val="Cmsor2"/>
-        <w:keepNext/>
-        <w:spacing w:before="280" w:after="120"/>
-        <w:ind w:left="360"/>
-      </w:pPr>
+        <w:t xml:space="preserve">2.13.  </w:t>
+      </w:r>
+      <w:proofErr w:type="spellStart"/>
       <w:r>
         <w:rPr>
           <w:b/>
@@ -5603,9 +5844,58 @@
           <w:sz w:val="28"/>
           <w:szCs w:val="28"/>
         </w:rPr>
-        <w:t xml:space="preserve">2.14.  </w:t>
-      </w:r>
-      <w:proofErr w:type="spellStart"/>
+        <w:t>notifications</w:t>
+      </w:r>
+      <w:proofErr w:type="spellEnd"/>
+    </w:p>
+    <w:p>
+      <w:pPr>
+        <w:spacing w:after="60"/>
+        <w:ind w:left="1080"/>
+      </w:pPr>
+      <w:proofErr w:type="spellStart"/>
+      <w:r>
+        <w:t>id</w:t>
+      </w:r>
+      <w:proofErr w:type="spellEnd"/>
+      <w:r>
+        <w:t>: Elsődleges kulcs</w:t>
+      </w:r>
+    </w:p>
+    <w:p>
+      <w:pPr>
+        <w:spacing w:after="60"/>
+        <w:ind w:left="1080"/>
+      </w:pPr>
+      <w:r>
+        <w:t>Kapcsolat:</w:t>
+      </w:r>
+    </w:p>
+    <w:p>
+      <w:pPr>
+        <w:pStyle w:val="Listaszerbekezds"/>
+        <w:numPr>
+          <w:ilvl w:val="0"/>
+          <w:numId w:val="2"/>
+        </w:numPr>
+        <w:spacing w:after="60"/>
+      </w:pPr>
+      <w:proofErr w:type="spellStart"/>
+      <w:r>
+        <w:t>notifications.userId</w:t>
+      </w:r>
+      <w:proofErr w:type="spellEnd"/>
+      <w:r>
+        <w:t xml:space="preserve"> =&gt; users.id [N:1 kapcsolat]</w:t>
+      </w:r>
+    </w:p>
+    <w:p>
+      <w:pPr>
+        <w:pStyle w:val="Cmsor2"/>
+        <w:keepNext/>
+        <w:spacing w:before="280" w:after="120"/>
+        <w:ind w:left="360"/>
+      </w:pPr>
       <w:r>
         <w:rPr>
           <w:b/>
@@ -5614,6 +5904,17 @@
           <w:sz w:val="28"/>
           <w:szCs w:val="28"/>
         </w:rPr>
+        <w:t xml:space="preserve">2.14.  </w:t>
+      </w:r>
+      <w:proofErr w:type="spellStart"/>
+      <w:r>
+        <w:rPr>
+          <w:b/>
+          <w:bCs/>
+          <w:color w:val="2F5496"/>
+          <w:sz w:val="28"/>
+          <w:szCs w:val="28"/>
+        </w:rPr>
         <w:t>fareRates</w:t>
       </w:r>
       <w:proofErr w:type="spellEnd"/>
@@ -5639,6 +5940,115 @@
       </w:pPr>
       <w:r>
         <w:t>Nincs kapcsolata más táblákkal (önálló díjszabási tábla)</w:t>
+      </w:r>
+    </w:p>
+    <w:p>
+      <w:pPr>
+        <w:pStyle w:val="Cmsor2"/>
+        <w:keepNext/>
+        <w:spacing w:before="280" w:after="120"/>
+        <w:ind w:left="360"/>
+      </w:pPr>
+      <w:r>
+        <w:rPr>
+          <w:b/>
+          <w:bCs/>
+          <w:color w:val="2F5496"/>
+          <w:sz w:val="28"/>
+          <w:szCs w:val="28"/>
+        </w:rPr>
+        <w:t>2.1</w:t>
+      </w:r>
+      <w:r>
+        <w:rPr>
+          <w:b/>
+          <w:bCs/>
+          <w:color w:val="2F5496"/>
+          <w:sz w:val="28"/>
+          <w:szCs w:val="28"/>
+        </w:rPr>
+        <w:t>5</w:t>
+      </w:r>
+      <w:r>
+        <w:rPr>
+          <w:b/>
+          <w:bCs/>
+          <w:color w:val="2F5496"/>
+          <w:sz w:val="28"/>
+          <w:szCs w:val="28"/>
+        </w:rPr>
+        <w:t xml:space="preserve">.  </w:t>
+      </w:r>
+      <w:proofErr w:type="spellStart"/>
+      <w:r>
+        <w:rPr>
+          <w:b/>
+          <w:bCs/>
+          <w:color w:val="2F5496"/>
+          <w:sz w:val="28"/>
+          <w:szCs w:val="28"/>
+        </w:rPr>
+        <w:t>auditLog</w:t>
+      </w:r>
+      <w:proofErr w:type="spellEnd"/>
+    </w:p>
+    <w:p>
+      <w:pPr>
+        <w:spacing w:after="60"/>
+        <w:ind w:left="1080"/>
+      </w:pPr>
+      <w:proofErr w:type="spellStart"/>
+      <w:r>
+        <w:t>auditId</w:t>
+      </w:r>
+      <w:proofErr w:type="spellEnd"/>
+      <w:r>
+        <w:t>: Elsődleges kulcs</w:t>
+      </w:r>
+    </w:p>
+    <w:p>
+      <w:pPr>
+        <w:spacing w:after="60"/>
+        <w:ind w:left="1080"/>
+      </w:pPr>
+      <w:r>
+        <w:t>Kapcsolat</w:t>
+      </w:r>
+      <w:r>
+        <w:rPr>
+          <w:b/>
+          <w:bCs/>
+        </w:rPr>
+        <w:t>:</w:t>
+      </w:r>
+    </w:p>
+    <w:p>
+      <w:pPr>
+        <w:numPr>
+          <w:ilvl w:val="0"/>
+          <w:numId w:val="8"/>
+        </w:numPr>
+        <w:spacing w:after="60"/>
+        <w:ind w:left="1080"/>
+      </w:pPr>
+      <w:proofErr w:type="spellStart"/>
+      <w:r>
+        <w:t>auditLog.changedBy</w:t>
+      </w:r>
+      <w:proofErr w:type="spellEnd"/>
+      <w:r>
+        <w:t xml:space="preserve"> </w:t>
+      </w:r>
+      <m:oMath>
+        <m:r>
+          <w:rPr>
+            <w:rFonts w:ascii="Cambria Math" w:hAnsi="Cambria Math"/>
+          </w:rPr>
+          <m:t>→</m:t>
+        </m:r>
+      </m:oMath>
+      <w:r>
+        <w:t xml:space="preserve"> users.id [N:1 kapcsolat] </w:t>
       </w:r>
     </w:p>
     <w:p>
@@ -5653,37 +6063,22 @@
       </w:pPr>
       <w:r>
         <w:rPr>
-          <w:b/>
-          <w:bCs/>
-          <w:color w:val="1F3864"/>
-          <w:sz w:val="48"/>
-          <w:szCs w:val="48"/>
+          <w:noProof/>
         </w:rPr>
         <w:lastRenderedPageBreak/>
-        <w:t>3. ER diagramm</w:t>
-      </w:r>
-    </w:p>
-    <w:p>
-      <w:pPr>
-        <w:jc w:val="center"/>
-      </w:pPr>
-      <w:r>
-        <w:rPr>
-          <w:noProof/>
-        </w:rPr>
         <w:drawing>
-          <wp:anchor distT="0" distB="0" distL="114300" distR="114300" simplePos="0" relativeHeight="251658240" behindDoc="0" locked="0" layoutInCell="1" allowOverlap="1" wp14:anchorId="4C897130" wp14:editId="7B71FF06">
+          <wp:anchor distT="0" distB="0" distL="114300" distR="114300" simplePos="0" relativeHeight="251658240" behindDoc="1" locked="0" layoutInCell="1" allowOverlap="1" wp14:anchorId="3E57F3D4" wp14:editId="4B1F9594">
             <wp:simplePos x="0" y="0"/>
-            <wp:positionH relativeFrom="margin">
-              <wp:align>center</wp:align>
+            <wp:positionH relativeFrom="page">
+              <wp:align>right</wp:align>
             </wp:positionH>
             <wp:positionV relativeFrom="paragraph">
-              <wp:posOffset>416964</wp:posOffset>
+              <wp:posOffset>466725</wp:posOffset>
             </wp:positionV>
-            <wp:extent cx="7160409" cy="7612083"/>
-            <wp:effectExtent l="0" t="0" r="2540" b="8255"/>
+            <wp:extent cx="7534191" cy="6943725"/>
+            <wp:effectExtent l="0" t="0" r="0" b="0"/>
             <wp:wrapNone/>
-            <wp:docPr id="1" name="er" descr="Az adatbázis ER diagramja" title="ER diagram"/>
+            <wp:docPr id="1533416763" name="Kép 1"/>
             <wp:cNvGraphicFramePr>
               <a:graphicFrameLocks xmlns:a="http://schemas.openxmlformats.org/drawingml/2006/main" noChangeAspect="1"/>
             </wp:cNvGraphicFramePr>
@@ -5691,28 +6086,25 @@
               <a:graphicData uri="http://schemas.openxmlformats.org/drawingml/2006/picture">
                 <pic:pic xmlns:pic="http://schemas.openxmlformats.org/drawingml/2006/picture">
                   <pic:nvPicPr>
-                    <pic:cNvPr id="0" name=""/>
-                    <pic:cNvPicPr>
-                      <a:picLocks noChangeAspect="1" noChangeArrowheads="1"/>
-                    </pic:cNvPicPr>
+                    <pic:cNvPr id="1533416763" name="Kép 1533416763"/>
+                    <pic:cNvPicPr/>
                   </pic:nvPicPr>
                   <pic:blipFill>
-                    <a:blip r:embed="rId7" cstate="print">
+                    <a:blip r:embed="rId8" cstate="print">
                       <a:extLst>
                         <a:ext uri="{28A0092B-C50C-407E-A947-70E740481C1C}">
                           <a14:useLocalDpi xmlns:a14="http://schemas.microsoft.com/office/drawing/2010/main" val="0"/>
                         </a:ext>
                       </a:extLst>
                     </a:blip>
-                    <a:srcRect/>
                     <a:stretch>
                       <a:fillRect/>
                     </a:stretch>
                   </pic:blipFill>
-                  <pic:spPr bwMode="auto">
+                  <pic:spPr>
                     <a:xfrm>
                       <a:off x="0" y="0"/>
-                      <a:ext cx="7160409" cy="7612083"/>
+                      <a:ext cx="7534191" cy="6943725"/>
                     </a:xfrm>
                     <a:prstGeom prst="rect">
                       <a:avLst/>
@@ -5721,18 +6113,33 @@
                 </pic:pic>
               </a:graphicData>
             </a:graphic>
-            <wp14:sizeRelH relativeFrom="page">
+            <wp14:sizeRelH relativeFrom="margin">
               <wp14:pctWidth>0</wp14:pctWidth>
             </wp14:sizeRelH>
-            <wp14:sizeRelV relativeFrom="page">
+            <wp14:sizeRelV relativeFrom="margin">
               <wp14:pctHeight>0</wp14:pctHeight>
             </wp14:sizeRelV>
           </wp:anchor>
         </w:drawing>
       </w:r>
+      <w:r>
+        <w:rPr>
+          <w:b/>
+          <w:bCs/>
+          <w:color w:val="1F3864"/>
+          <w:sz w:val="48"/>
+          <w:szCs w:val="48"/>
+        </w:rPr>
+        <w:t>3. ER diagramm</w:t>
+      </w:r>
+    </w:p>
+    <w:p>
+      <w:pPr>
+        <w:jc w:val="center"/>
+      </w:pPr>
     </w:p>
     <w:sectPr>
-      <w:headerReference w:type="default" r:id="rId8"/>
+      <w:headerReference w:type="default" r:id="rId9"/>
       <w:pgSz w:w="11906" w:h="16838"/>
       <w:pgMar w:top="1300" w:right="1200" w:bottom="1200" w:left="1200" w:header="708" w:footer="708" w:gutter="0"/>
       <w:cols w:space="708"/>
@@ -5744,7 +6151,7 @@
 </file>
 
 <file path=word/endnotes.xml><?xml version="1.0" encoding="utf-8"?>
-<w:endnotes xmlns:wpc="http://schemas.microsoft.com/office/word/2010/wordprocessingCanvas" xmlns:cx="http://schemas.microsoft.com/office/drawing/2014/chartex" xmlns:cx1="http://schemas.microsoft.com/office/drawing/2015/9/8/chartex" xmlns:cx2="http://schemas.microsoft.com/office/drawing/2015/10/21/chartex" xmlns:cx3="http://schemas.microsoft.com/office/drawing/2016/5/9/chartex" xmlns:cx4="http://schemas.microsoft.com/office/drawing/2016/5/10/chartex" xmlns:cx5="http://schemas.microsoft.com/office/drawing/2016/5/11/chartex" xmlns:cx6="http://schemas.microsoft.com/office/drawing/2016/5/12/chartex" xmlns:cx7="http://schemas.microsoft.com/office/drawing/2016/5/13/chartex" xmlns:cx8="http://schemas.microsoft.com/office/drawing/2016/5/14/chartex" xmlns:mc="http://schemas.openxmlformats.org/markup-compatibility/2006" xmlns:aink="http://schemas.microsoft.com/office/drawing/2016/ink" xmlns:am3d="http://schemas.microsoft.com/office/drawing/2017/model3d" xmlns:o="urn:schemas-microsoft-com:office:office" xmlns:r="http://schemas.openxmlformats.org/officeDocument/2006/relationships" xmlns:m="http://schemas.openxmlformats.org/officeDocument/2006/math" xmlns:v="urn:schemas-microsoft-com:vml" xmlns:wp14="http://schemas.microsoft.com/office/word/2010/wordprocessingDrawing" xmlns:wp="http://schemas.openxmlformats.org/drawingml/2006/wordprocessingDrawing" xmlns:w10="urn:schemas-microsoft-com:office:word" xmlns:w="http://schemas.openxmlformats.org/wordprocessingml/2006/main" xmlns:w14="http://schemas.microsoft.com/office/word/2010/wordml" xmlns:w15="http://schemas.microsoft.com/office/word/2012/wordml" xmlns:w16cex="http://schemas.microsoft.com/office/word/2018/wordml/cex" xmlns:w16cid="http://schemas.microsoft.com/office/word/2016/wordml/cid" xmlns:w16="http://schemas.microsoft.com/office/word/2018/wordml" xmlns:w16sdtdh="http://schemas.microsoft.com/office/word/2020/wordml/sdtdatahash" xmlns:w16se="http://schemas.microsoft.com/office/word/2015/wordml/symex" xmlns:wpg="http://schemas.microsoft.com/office/word/2010/wordprocessingGroup" xmlns:wpi="http://schemas.microsoft.com/office/word/2010/wordprocessingInk" xmlns:wne="http://schemas.microsoft.com/office/word/2006/wordml" xmlns:wps="http://schemas.microsoft.com/office/word/2010/wordprocessingShape" mc:Ignorable="w14 w15 w16se w16cid w16 w16cex w16sdtdh wp14">
+<w:endnotes xmlns:wpc="http://schemas.microsoft.com/office/word/2010/wordprocessingCanvas" xmlns:cx="http://schemas.microsoft.com/office/drawing/2014/chartex" xmlns:cx1="http://schemas.microsoft.com/office/drawing/2015/9/8/chartex" xmlns:cx2="http://schemas.microsoft.com/office/drawing/2015/10/21/chartex" xmlns:cx3="http://schemas.microsoft.com/office/drawing/2016/5/9/chartex" xmlns:cx4="http://schemas.microsoft.com/office/drawing/2016/5/10/chartex" xmlns:cx5="http://schemas.microsoft.com/office/drawing/2016/5/11/chartex" xmlns:cx6="http://schemas.microsoft.com/office/drawing/2016/5/12/chartex" xmlns:cx7="http://schemas.microsoft.com/office/drawing/2016/5/13/chartex" xmlns:cx8="http://schemas.microsoft.com/office/drawing/2016/5/14/chartex" xmlns:mc="http://schemas.openxmlformats.org/markup-compatibility/2006" xmlns:aink="http://schemas.microsoft.com/office/drawing/2016/ink" xmlns:am3d="http://schemas.microsoft.com/office/drawing/2017/model3d" xmlns:o="urn:schemas-microsoft-com:office:office" xmlns:oel="http://schemas.microsoft.com/office/2019/extlst" xmlns:r="http://schemas.openxmlformats.org/officeDocument/2006/relationships" xmlns:m="http://schemas.openxmlformats.org/officeDocument/2006/math" xmlns:v="urn:schemas-microsoft-com:vml" xmlns:wp14="http://schemas.microsoft.com/office/word/2010/wordprocessingDrawing" xmlns:wp="http://schemas.openxmlformats.org/drawingml/2006/wordprocessingDrawing" xmlns:w10="urn:schemas-microsoft-com:office:word" xmlns:w="http://schemas.openxmlformats.org/wordprocessingml/2006/main" xmlns:w14="http://schemas.microsoft.com/office/word/2010/wordml" xmlns:w15="http://schemas.microsoft.com/office/word/2012/wordml" xmlns:w16cex="http://schemas.microsoft.com/office/word/2018/wordml/cex" xmlns:w16cid="http://schemas.microsoft.com/office/word/2016/wordml/cid" xmlns:w16="http://schemas.microsoft.com/office/word/2018/wordml" xmlns:w16du="http://schemas.microsoft.com/office/word/2023/wordml/word16du" xmlns:w16sdtdh="http://schemas.microsoft.com/office/word/2020/wordml/sdtdatahash" xmlns:w16sdtfl="http://schemas.microsoft.com/office/word/2024/wordml/sdtformatlock" xmlns:w16se="http://schemas.microsoft.com/office/word/2015/wordml/symex" xmlns:wpg="http://schemas.microsoft.com/office/word/2010/wordprocessingGroup" xmlns:wpi="http://schemas.microsoft.com/office/word/2010/wordprocessingInk" xmlns:wne="http://schemas.microsoft.com/office/word/2006/wordml" xmlns:wps="http://schemas.microsoft.com/office/word/2010/wordprocessingShape" mc:Ignorable="w14 w15 w16se w16cid w16 w16cex w16sdtdh w16sdtfl w16du wp14">
   <w:endnote w:type="separator" w:id="-1">
     <w:p>
       <w:r>
@@ -5763,7 +6170,7 @@
 </file>
 
 <file path=word/footnotes.xml><?xml version="1.0" encoding="utf-8"?>
-<w:footnotes xmlns:wpc="http://schemas.microsoft.com/office/word/2010/wordprocessingCanvas" xmlns:cx="http://schemas.microsoft.com/office/drawing/2014/chartex" xmlns:cx1="http://schemas.microsoft.com/office/drawing/2015/9/8/chartex" xmlns:cx2="http://schemas.microsoft.com/office/drawing/2015/10/21/chartex" xmlns:cx3="http://schemas.microsoft.com/office/drawing/2016/5/9/chartex" xmlns:cx4="http://schemas.microsoft.com/office/drawing/2016/5/10/chartex" xmlns:cx5="http://schemas.microsoft.com/office/drawing/2016/5/11/chartex" xmlns:cx6="http://schemas.microsoft.com/office/drawing/2016/5/12/chartex" xmlns:cx7="http://schemas.microsoft.com/office/drawing/2016/5/13/chartex" xmlns:cx8="http://schemas.microsoft.com/office/drawing/2016/5/14/chartex" xmlns:mc="http://schemas.openxmlformats.org/markup-compatibility/2006" xmlns:aink="http://schemas.microsoft.com/office/drawing/2016/ink" xmlns:am3d="http://schemas.microsoft.com/office/drawing/2017/model3d" xmlns:o="urn:schemas-microsoft-com:office:office" xmlns:r="http://schemas.openxmlformats.org/officeDocument/2006/relationships" xmlns:m="http://schemas.openxmlformats.org/officeDocument/2006/math" xmlns:v="urn:schemas-microsoft-com:vml" xmlns:wp14="http://schemas.microsoft.com/office/word/2010/wordprocessingDrawing" xmlns:wp="http://schemas.openxmlformats.org/drawingml/2006/wordprocessingDrawing" xmlns:w10="urn:schemas-microsoft-com:office:word" xmlns:w="http://schemas.openxmlformats.org/wordprocessingml/2006/main" xmlns:w14="http://schemas.microsoft.com/office/word/2010/wordml" xmlns:w15="http://schemas.microsoft.com/office/word/2012/wordml" xmlns:w16cex="http://schemas.microsoft.com/office/word/2018/wordml/cex" xmlns:w16cid="http://schemas.microsoft.com/office/word/2016/wordml/cid" xmlns:w16="http://schemas.microsoft.com/office/word/2018/wordml" xmlns:w16sdtdh="http://schemas.microsoft.com/office/word/2020/wordml/sdtdatahash" xmlns:w16se="http://schemas.microsoft.com/office/word/2015/wordml/symex" xmlns:wpg="http://schemas.microsoft.com/office/word/2010/wordprocessingGroup" xmlns:wpi="http://schemas.microsoft.com/office/word/2010/wordprocessingInk" xmlns:wne="http://schemas.microsoft.com/office/word/2006/wordml" xmlns:wps="http://schemas.microsoft.com/office/word/2010/wordprocessingShape" mc:Ignorable="w14 w15 w16se w16cid w16 w16cex w16sdtdh wp14">
+<w:footnotes xmlns:wpc="http://schemas.microsoft.com/office/word/2010/wordprocessingCanvas" xmlns:cx="http://schemas.microsoft.com/office/drawing/2014/chartex" xmlns:cx1="http://schemas.microsoft.com/office/drawing/2015/9/8/chartex" xmlns:cx2="http://schemas.microsoft.com/office/drawing/2015/10/21/chartex" xmlns:cx3="http://schemas.microsoft.com/office/drawing/2016/5/9/chartex" xmlns:cx4="http://schemas.microsoft.com/office/drawing/2016/5/10/chartex" xmlns:cx5="http://schemas.microsoft.com/office/drawing/2016/5/11/chartex" xmlns:cx6="http://schemas.microsoft.com/office/drawing/2016/5/12/chartex" xmlns:cx7="http://schemas.microsoft.com/office/drawing/2016/5/13/chartex" xmlns:cx8="http://schemas.microsoft.com/office/drawing/2016/5/14/chartex" xmlns:mc="http://schemas.openxmlformats.org/markup-compatibility/2006" xmlns:aink="http://schemas.microsoft.com/office/drawing/2016/ink" xmlns:am3d="http://schemas.microsoft.com/office/drawing/2017/model3d" xmlns:o="urn:schemas-microsoft-com:office:office" xmlns:oel="http://schemas.microsoft.com/office/2019/extlst" xmlns:r="http://schemas.openxmlformats.org/officeDocument/2006/relationships" xmlns:m="http://schemas.openxmlformats.org/officeDocument/2006/math" xmlns:v="urn:schemas-microsoft-com:vml" xmlns:wp14="http://schemas.microsoft.com/office/word/2010/wordprocessingDrawing" xmlns:wp="http://schemas.openxmlformats.org/drawingml/2006/wordprocessingDrawing" xmlns:w10="urn:schemas-microsoft-com:office:word" xmlns:w="http://schemas.openxmlformats.org/wordprocessingml/2006/main" xmlns:w14="http://schemas.microsoft.com/office/word/2010/wordml" xmlns:w15="http://schemas.microsoft.com/office/word/2012/wordml" xmlns:w16cex="http://schemas.microsoft.com/office/word/2018/wordml/cex" xmlns:w16cid="http://schemas.microsoft.com/office/word/2016/wordml/cid" xmlns:w16="http://schemas.microsoft.com/office/word/2018/wordml" xmlns:w16du="http://schemas.microsoft.com/office/word/2023/wordml/word16du" xmlns:w16sdtdh="http://schemas.microsoft.com/office/word/2020/wordml/sdtdatahash" xmlns:w16sdtfl="http://schemas.microsoft.com/office/word/2024/wordml/sdtformatlock" xmlns:w16se="http://schemas.microsoft.com/office/word/2015/wordml/symex" xmlns:wpg="http://schemas.microsoft.com/office/word/2010/wordprocessingGroup" xmlns:wpi="http://schemas.microsoft.com/office/word/2010/wordprocessingInk" xmlns:wne="http://schemas.microsoft.com/office/word/2006/wordml" xmlns:wps="http://schemas.microsoft.com/office/word/2010/wordprocessingShape" mc:Ignorable="w14 w15 w16se w16cid w16 w16cex w16sdtdh w16sdtfl w16du wp14">
   <w:footnote w:type="separator" w:id="-1">
     <w:p>
       <w:r>
@@ -5782,7 +6189,7 @@
 </file>
 
 <file path=word/header1.xml><?xml version="1.0" encoding="utf-8"?>
-<w:hdr xmlns:wpc="http://schemas.microsoft.com/office/word/2010/wordprocessingCanvas" xmlns:cx="http://schemas.microsoft.com/office/drawing/2014/chartex" xmlns:cx1="http://schemas.microsoft.com/office/drawing/2015/9/8/chartex" xmlns:cx2="http://schemas.microsoft.com/office/drawing/2015/10/21/chartex" xmlns:cx3="http://schemas.microsoft.com/office/drawing/2016/5/9/chartex" xmlns:cx4="http://schemas.microsoft.com/office/drawing/2016/5/10/chartex" xmlns:cx5="http://schemas.microsoft.com/office/drawing/2016/5/11/chartex" xmlns:cx6="http://schemas.microsoft.com/office/drawing/2016/5/12/chartex" xmlns:cx7="http://schemas.microsoft.com/office/drawing/2016/5/13/chartex" xmlns:cx8="http://schemas.microsoft.com/office/drawing/2016/5/14/chartex" xmlns:mc="http://schemas.openxmlformats.org/markup-compatibility/2006" xmlns:aink="http://schemas.microsoft.com/office/drawing/2016/ink" xmlns:am3d="http://schemas.microsoft.com/office/drawing/2017/model3d" xmlns:o="urn:schemas-microsoft-com:office:office" xmlns:r="http://schemas.openxmlformats.org/officeDocument/2006/relationships" xmlns:m="http://schemas.openxmlformats.org/officeDocument/2006/math" xmlns:v="urn:schemas-microsoft-com:vml" xmlns:wp14="http://schemas.microsoft.com/office/word/2010/wordprocessingDrawing" xmlns:wp="http://schemas.openxmlformats.org/drawingml/2006/wordprocessingDrawing" xmlns:w10="urn:schemas-microsoft-com:office:word" xmlns:w="http://schemas.openxmlformats.org/wordprocessingml/2006/main" xmlns:w14="http://schemas.microsoft.com/office/word/2010/wordml" xmlns:w15="http://schemas.microsoft.com/office/word/2012/wordml" xmlns:w16cex="http://schemas.microsoft.com/office/word/2018/wordml/cex" xmlns:w16cid="http://schemas.microsoft.com/office/word/2016/wordml/cid" xmlns:w16="http://schemas.microsoft.com/office/word/2018/wordml" xmlns:w16sdtdh="http://schemas.microsoft.com/office/word/2020/wordml/sdtdatahash" xmlns:w16se="http://schemas.microsoft.com/office/word/2015/wordml/symex" xmlns:wpg="http://schemas.microsoft.com/office/word/2010/wordprocessingGroup" xmlns:wpi="http://schemas.microsoft.com/office/word/2010/wordprocessingInk" xmlns:wne="http://schemas.microsoft.com/office/word/2006/wordml" xmlns:wps="http://schemas.microsoft.com/office/word/2010/wordprocessingShape" mc:Ignorable="w14 w15 w16se w16cid w16 w16cex w16sdtdh wp14">
+<w:hdr xmlns:wpc="http://schemas.microsoft.com/office/word/2010/wordprocessingCanvas" xmlns:cx="http://schemas.microsoft.com/office/drawing/2014/chartex" xmlns:cx1="http://schemas.microsoft.com/office/drawing/2015/9/8/chartex" xmlns:cx2="http://schemas.microsoft.com/office/drawing/2015/10/21/chartex" xmlns:cx3="http://schemas.microsoft.com/office/drawing/2016/5/9/chartex" xmlns:cx4="http://schemas.microsoft.com/office/drawing/2016/5/10/chartex" xmlns:cx5="http://schemas.microsoft.com/office/drawing/2016/5/11/chartex" xmlns:cx6="http://schemas.microsoft.com/office/drawing/2016/5/12/chartex" xmlns:cx7="http://schemas.microsoft.com/office/drawing/2016/5/13/chartex" xmlns:cx8="http://schemas.microsoft.com/office/drawing/2016/5/14/chartex" xmlns:mc="http://schemas.openxmlformats.org/markup-compatibility/2006" xmlns:aink="http://schemas.microsoft.com/office/drawing/2016/ink" xmlns:am3d="http://schemas.microsoft.com/office/drawing/2017/model3d" xmlns:o="urn:schemas-microsoft-com:office:office" xmlns:oel="http://schemas.microsoft.com/office/2019/extlst" xmlns:r="http://schemas.openxmlformats.org/officeDocument/2006/relationships" xmlns:m="http://schemas.openxmlformats.org/officeDocument/2006/math" xmlns:v="urn:schemas-microsoft-com:vml" xmlns:wp14="http://schemas.microsoft.com/office/word/2010/wordprocessingDrawing" xmlns:wp="http://schemas.openxmlformats.org/drawingml/2006/wordprocessingDrawing" xmlns:w10="urn:schemas-microsoft-com:office:word" xmlns:w="http://schemas.openxmlformats.org/wordprocessingml/2006/main" xmlns:w14="http://schemas.microsoft.com/office/word/2010/wordml" xmlns:w15="http://schemas.microsoft.com/office/word/2012/wordml" xmlns:w16cex="http://schemas.microsoft.com/office/word/2018/wordml/cex" xmlns:w16cid="http://schemas.microsoft.com/office/word/2016/wordml/cid" xmlns:w16="http://schemas.microsoft.com/office/word/2018/wordml" xmlns:w16du="http://schemas.microsoft.com/office/word/2023/wordml/word16du" xmlns:w16sdtdh="http://schemas.microsoft.com/office/word/2020/wordml/sdtdatahash" xmlns:w16sdtfl="http://schemas.microsoft.com/office/word/2024/wordml/sdtformatlock" xmlns:w16se="http://schemas.microsoft.com/office/word/2015/wordml/symex" xmlns:wpg="http://schemas.microsoft.com/office/word/2010/wordprocessingGroup" xmlns:wpi="http://schemas.microsoft.com/office/word/2010/wordprocessingInk" xmlns:wne="http://schemas.microsoft.com/office/word/2006/wordml" xmlns:wps="http://schemas.microsoft.com/office/word/2010/wordprocessingShape" mc:Ignorable="w14 w15 w16se w16cid w16 w16cex w16sdtdh w16sdtfl w16du wp14">
   <w:p>
     <w:pPr>
       <w:pStyle w:val="lfej"/>
@@ -5888,7 +6295,7 @@
 </file>
 
 <file path=word/numbering.xml><?xml version="1.0" encoding="utf-8"?>
-<w:numbering xmlns:wpc="http://schemas.microsoft.com/office/word/2010/wordprocessingCanvas" xmlns:cx="http://schemas.microsoft.com/office/drawing/2014/chartex" xmlns:cx1="http://schemas.microsoft.com/office/drawing/2015/9/8/chartex" xmlns:cx2="http://schemas.microsoft.com/office/drawing/2015/10/21/chartex" xmlns:cx3="http://schemas.microsoft.com/office/drawing/2016/5/9/chartex" xmlns:cx4="http://schemas.microsoft.com/office/drawing/2016/5/10/chartex" xmlns:cx5="http://schemas.microsoft.com/office/drawing/2016/5/11/chartex" xmlns:cx6="http://schemas.microsoft.com/office/drawing/2016/5/12/chartex" xmlns:cx7="http://schemas.microsoft.com/office/drawing/2016/5/13/chartex" xmlns:cx8="http://schemas.microsoft.com/office/drawing/2016/5/14/chartex" xmlns:mc="http://schemas.openxmlformats.org/markup-compatibility/2006" xmlns:aink="http://schemas.microsoft.com/office/drawing/2016/ink" xmlns:am3d="http://schemas.microsoft.com/office/drawing/2017/model3d" xmlns:o="urn:schemas-microsoft-com:office:office" xmlns:r="http://schemas.openxmlformats.org/officeDocument/2006/relationships" xmlns:m="http://schemas.openxmlformats.org/officeDocument/2006/math" xmlns:v="urn:schemas-microsoft-com:vml" xmlns:wp14="http://schemas.microsoft.com/office/word/2010/wordprocessingDrawing" xmlns:wp="http://schemas.openxmlformats.org/drawingml/2006/wordprocessingDrawing" xmlns:w10="urn:schemas-microsoft-com:office:word" xmlns:w="http://schemas.openxmlformats.org/wordprocessingml/2006/main" xmlns:w14="http://schemas.microsoft.com/office/word/2010/wordml" xmlns:w15="http://schemas.microsoft.com/office/word/2012/wordml" xmlns:w16cex="http://schemas.microsoft.com/office/word/2018/wordml/cex" xmlns:w16cid="http://schemas.microsoft.com/office/word/2016/wordml/cid" xmlns:w16="http://schemas.microsoft.com/office/word/2018/wordml" xmlns:w16sdtdh="http://schemas.microsoft.com/office/word/2020/wordml/sdtdatahash" xmlns:w16se="http://schemas.microsoft.com/office/word/2015/wordml/symex" xmlns:wpg="http://schemas.microsoft.com/office/word/2010/wordprocessingGroup" xmlns:wpi="http://schemas.microsoft.com/office/word/2010/wordprocessingInk" xmlns:wne="http://schemas.microsoft.com/office/word/2006/wordml" xmlns:wps="http://schemas.microsoft.com/office/word/2010/wordprocessingShape" mc:Ignorable="w14 w15 w16se w16cid w16 w16cex w16sdtdh wp14">
+<w:numbering xmlns:wpc="http://schemas.microsoft.com/office/word/2010/wordprocessingCanvas" xmlns:cx="http://schemas.microsoft.com/office/drawing/2014/chartex" xmlns:cx1="http://schemas.microsoft.com/office/drawing/2015/9/8/chartex" xmlns:cx2="http://schemas.microsoft.com/office/drawing/2015/10/21/chartex" xmlns:cx3="http://schemas.microsoft.com/office/drawing/2016/5/9/chartex" xmlns:cx4="http://schemas.microsoft.com/office/drawing/2016/5/10/chartex" xmlns:cx5="http://schemas.microsoft.com/office/drawing/2016/5/11/chartex" xmlns:cx6="http://schemas.microsoft.com/office/drawing/2016/5/12/chartex" xmlns:cx7="http://schemas.microsoft.com/office/drawing/2016/5/13/chartex" xmlns:cx8="http://schemas.microsoft.com/office/drawing/2016/5/14/chartex" xmlns:mc="http://schemas.openxmlformats.org/markup-compatibility/2006" xmlns:aink="http://schemas.microsoft.com/office/drawing/2016/ink" xmlns:am3d="http://schemas.microsoft.com/office/drawing/2017/model3d" xmlns:o="urn:schemas-microsoft-com:office:office" xmlns:oel="http://schemas.microsoft.com/office/2019/extlst" xmlns:r="http://schemas.openxmlformats.org/officeDocument/2006/relationships" xmlns:m="http://schemas.openxmlformats.org/officeDocument/2006/math" xmlns:v="urn:schemas-microsoft-com:vml" xmlns:wp14="http://schemas.microsoft.com/office/word/2010/wordprocessingDrawing" xmlns:wp="http://schemas.openxmlformats.org/drawingml/2006/wordprocessingDrawing" xmlns:w10="urn:schemas-microsoft-com:office:word" xmlns:w="http://schemas.openxmlformats.org/wordprocessingml/2006/main" xmlns:w14="http://schemas.microsoft.com/office/word/2010/wordml" xmlns:w15="http://schemas.microsoft.com/office/word/2012/wordml" xmlns:w16cex="http://schemas.microsoft.com/office/word/2018/wordml/cex" xmlns:w16cid="http://schemas.microsoft.com/office/word/2016/wordml/cid" xmlns:w16="http://schemas.microsoft.com/office/word/2018/wordml" xmlns:w16du="http://schemas.microsoft.com/office/word/2023/wordml/word16du" xmlns:w16sdtdh="http://schemas.microsoft.com/office/word/2020/wordml/sdtdatahash" xmlns:w16sdtfl="http://schemas.microsoft.com/office/word/2024/wordml/sdtformatlock" xmlns:w16se="http://schemas.microsoft.com/office/word/2015/wordml/symex" xmlns:wpg="http://schemas.microsoft.com/office/word/2010/wordprocessingGroup" xmlns:wpi="http://schemas.microsoft.com/office/word/2010/wordprocessingInk" xmlns:wne="http://schemas.microsoft.com/office/word/2006/wordml" xmlns:wps="http://schemas.microsoft.com/office/word/2010/wordprocessingShape" mc:Ignorable="w14 w15 w16se w16cid w16 w16cex w16sdtdh w16sdtfl w16du wp14">
   <w:abstractNum w:abstractNumId="0" w15:restartNumberingAfterBreak="0">
     <w:nsid w:val="16A861C3"/>
     <w:multiLevelType w:val="hybridMultilevel"/>
@@ -5976,6 +6383,385 @@
     </w:lvl>
   </w:abstractNum>
   <w:abstractNum w:abstractNumId="1" w15:restartNumberingAfterBreak="0">
+    <w:nsid w:val="229F5431"/>
+    <w:multiLevelType w:val="hybridMultilevel"/>
+    <w:tmpl w:val="3286B728"/>
+    <w:lvl w:ilvl="0" w:tplc="B5D2DF36">
+      <w:start w:val="1"/>
+      <w:numFmt w:val="bullet"/>
+      <w:lvlText w:val="–"/>
+      <w:lvlJc w:val="left"/>
+      <w:pPr>
+        <w:ind w:left="720" w:hanging="360"/>
+      </w:pPr>
+      <w:rPr>
+        <w:b/>
+        <w:bCs/>
+        <w:color w:val="1F3864"/>
+      </w:rPr>
+    </w:lvl>
+    <w:lvl w:ilvl="1" w:tplc="040E0003" w:tentative="1">
+      <w:start w:val="1"/>
+      <w:numFmt w:val="bullet"/>
+      <w:lvlText w:val="o"/>
+      <w:lvlJc w:val="left"/>
+      <w:pPr>
+        <w:ind w:left="1440" w:hanging="360"/>
+      </w:pPr>
+      <w:rPr>
+        <w:rFonts w:ascii="Courier New" w:hAnsi="Courier New" w:cs="Courier New" w:hint="default"/>
+      </w:rPr>
+    </w:lvl>
+    <w:lvl w:ilvl="2" w:tplc="040E0005" w:tentative="1">
+      <w:start w:val="1"/>
+      <w:numFmt w:val="bullet"/>
+      <w:lvlText w:val=""/>
+      <w:lvlJc w:val="left"/>
+      <w:pPr>
+        <w:ind w:left="2160" w:hanging="360"/>
+      </w:pPr>
+      <w:rPr>
+        <w:rFonts w:ascii="Wingdings" w:hAnsi="Wingdings" w:hint="default"/>
+      </w:rPr>
+    </w:lvl>
+    <w:lvl w:ilvl="3" w:tplc="040E0001" w:tentative="1">
+      <w:start w:val="1"/>
+      <w:numFmt w:val="bullet"/>
+      <w:lvlText w:val=""/>
+      <w:lvlJc w:val="left"/>
+      <w:pPr>
+        <w:ind w:left="2880" w:hanging="360"/>
+      </w:pPr>
+      <w:rPr>
+        <w:rFonts w:ascii="Symbol" w:hAnsi="Symbol" w:hint="default"/>
+      </w:rPr>
+    </w:lvl>
+    <w:lvl w:ilvl="4" w:tplc="040E0003" w:tentative="1">
+      <w:start w:val="1"/>
+      <w:numFmt w:val="bullet"/>
+      <w:lvlText w:val="o"/>
+      <w:lvlJc w:val="left"/>
+      <w:pPr>
+        <w:ind w:left="3600" w:hanging="360"/>
+      </w:pPr>
+      <w:rPr>
+        <w:rFonts w:ascii="Courier New" w:hAnsi="Courier New" w:cs="Courier New" w:hint="default"/>
+      </w:rPr>
+    </w:lvl>
+    <w:lvl w:ilvl="5" w:tplc="040E0005" w:tentative="1">
+      <w:start w:val="1"/>
+      <w:numFmt w:val="bullet"/>
+      <w:lvlText w:val=""/>
+      <w:lvlJc w:val="left"/>
+      <w:pPr>
+        <w:ind w:left="4320" w:hanging="360"/>
+      </w:pPr>
+      <w:rPr>
+        <w:rFonts w:ascii="Wingdings" w:hAnsi="Wingdings" w:hint="default"/>
+      </w:rPr>
+    </w:lvl>
+    <w:lvl w:ilvl="6" w:tplc="040E0001" w:tentative="1">
+      <w:start w:val="1"/>
+      <w:numFmt w:val="bullet"/>
+      <w:lvlText w:val=""/>
+      <w:lvlJc w:val="left"/>
+      <w:pPr>
+        <w:ind w:left="5040" w:hanging="360"/>
+      </w:pPr>
+      <w:rPr>
+        <w:rFonts w:ascii="Symbol" w:hAnsi="Symbol" w:hint="default"/>
+      </w:rPr>
+    </w:lvl>
+    <w:lvl w:ilvl="7" w:tplc="040E0003" w:tentative="1">
+      <w:start w:val="1"/>
+      <w:numFmt w:val="bullet"/>
+      <w:lvlText w:val="o"/>
+      <w:lvlJc w:val="left"/>
+      <w:pPr>
+        <w:ind w:left="5760" w:hanging="360"/>
+      </w:pPr>
+      <w:rPr>
+        <w:rFonts w:ascii="Courier New" w:hAnsi="Courier New" w:cs="Courier New" w:hint="default"/>
+      </w:rPr>
+    </w:lvl>
+    <w:lvl w:ilvl="8" w:tplc="040E0005" w:tentative="1">
+      <w:start w:val="1"/>
+      <w:numFmt w:val="bullet"/>
+      <w:lvlText w:val=""/>
+      <w:lvlJc w:val="left"/>
+      <w:pPr>
+        <w:ind w:left="6480" w:hanging="360"/>
+      </w:pPr>
+      <w:rPr>
+        <w:rFonts w:ascii="Wingdings" w:hAnsi="Wingdings" w:hint="default"/>
+      </w:rPr>
+    </w:lvl>
+  </w:abstractNum>
+  <w:abstractNum w:abstractNumId="2" w15:restartNumberingAfterBreak="0">
+    <w:nsid w:val="34171832"/>
+    <w:multiLevelType w:val="hybridMultilevel"/>
+    <w:tmpl w:val="D18A348C"/>
+    <w:lvl w:ilvl="0" w:tplc="B5D2DF36">
+      <w:start w:val="1"/>
+      <w:numFmt w:val="bullet"/>
+      <w:lvlText w:val="–"/>
+      <w:lvlJc w:val="left"/>
+      <w:pPr>
+        <w:ind w:left="720" w:hanging="360"/>
+      </w:pPr>
+      <w:rPr>
+        <w:b/>
+        <w:bCs/>
+        <w:color w:val="1F3864"/>
+      </w:rPr>
+    </w:lvl>
+    <w:lvl w:ilvl="1" w:tplc="040E0003" w:tentative="1">
+      <w:start w:val="1"/>
+      <w:numFmt w:val="bullet"/>
+      <w:lvlText w:val="o"/>
+      <w:lvlJc w:val="left"/>
+      <w:pPr>
+        <w:ind w:left="1440" w:hanging="360"/>
+      </w:pPr>
+      <w:rPr>
+        <w:rFonts w:ascii="Courier New" w:hAnsi="Courier New" w:cs="Courier New" w:hint="default"/>
+      </w:rPr>
+    </w:lvl>
+    <w:lvl w:ilvl="2" w:tplc="040E0005" w:tentative="1">
+      <w:start w:val="1"/>
+      <w:numFmt w:val="bullet"/>
+      <w:lvlText w:val=""/>
+      <w:lvlJc w:val="left"/>
+      <w:pPr>
+        <w:ind w:left="2160" w:hanging="360"/>
+      </w:pPr>
+      <w:rPr>
+        <w:rFonts w:ascii="Wingdings" w:hAnsi="Wingdings" w:hint="default"/>
+      </w:rPr>
+    </w:lvl>
+    <w:lvl w:ilvl="3" w:tplc="040E0001" w:tentative="1">
+      <w:start w:val="1"/>
+      <w:numFmt w:val="bullet"/>
+      <w:lvlText w:val=""/>
+      <w:lvlJc w:val="left"/>
+      <w:pPr>
+        <w:ind w:left="2880" w:hanging="360"/>
+      </w:pPr>
+      <w:rPr>
+        <w:rFonts w:ascii="Symbol" w:hAnsi="Symbol" w:hint="default"/>
+      </w:rPr>
+    </w:lvl>
+    <w:lvl w:ilvl="4" w:tplc="040E0003" w:tentative="1">
+      <w:start w:val="1"/>
+      <w:numFmt w:val="bullet"/>
+      <w:lvlText w:val="o"/>
+      <w:lvlJc w:val="left"/>
+      <w:pPr>
+        <w:ind w:left="3600" w:hanging="360"/>
+      </w:pPr>
+      <w:rPr>
+        <w:rFonts w:ascii="Courier New" w:hAnsi="Courier New" w:cs="Courier New" w:hint="default"/>
+      </w:rPr>
+    </w:lvl>
+    <w:lvl w:ilvl="5" w:tplc="040E0005" w:tentative="1">
+      <w:start w:val="1"/>
+      <w:numFmt w:val="bullet"/>
+      <w:lvlText w:val=""/>
+      <w:lvlJc w:val="left"/>
+      <w:pPr>
+        <w:ind w:left="4320" w:hanging="360"/>
+      </w:pPr>
+      <w:rPr>
+        <w:rFonts w:ascii="Wingdings" w:hAnsi="Wingdings" w:hint="default"/>
+      </w:rPr>
+    </w:lvl>
+    <w:lvl w:ilvl="6" w:tplc="040E0001" w:tentative="1">
+      <w:start w:val="1"/>
+      <w:numFmt w:val="bullet"/>
+      <w:lvlText w:val=""/>
+      <w:lvlJc w:val="left"/>
+      <w:pPr>
+        <w:ind w:left="5040" w:hanging="360"/>
+      </w:pPr>
+      <w:rPr>
+        <w:rFonts w:ascii="Symbol" w:hAnsi="Symbol" w:hint="default"/>
+      </w:rPr>
+    </w:lvl>
+    <w:lvl w:ilvl="7" w:tplc="040E0003" w:tentative="1">
+      <w:start w:val="1"/>
+      <w:numFmt w:val="bullet"/>
+      <w:lvlText w:val="o"/>
+      <w:lvlJc w:val="left"/>
+      <w:pPr>
+        <w:ind w:left="5760" w:hanging="360"/>
+      </w:pPr>
+      <w:rPr>
+        <w:rFonts w:ascii="Courier New" w:hAnsi="Courier New" w:cs="Courier New" w:hint="default"/>
+      </w:rPr>
+    </w:lvl>
+    <w:lvl w:ilvl="8" w:tplc="040E0005" w:tentative="1">
+      <w:start w:val="1"/>
+      <w:numFmt w:val="bullet"/>
+      <w:lvlText w:val=""/>
+      <w:lvlJc w:val="left"/>
+      <w:pPr>
+        <w:ind w:left="6480" w:hanging="360"/>
+      </w:pPr>
+      <w:rPr>
+        <w:rFonts w:ascii="Wingdings" w:hAnsi="Wingdings" w:hint="default"/>
+      </w:rPr>
+    </w:lvl>
+  </w:abstractNum>
+  <w:abstractNum w:abstractNumId="3" w15:restartNumberingAfterBreak="0">
+    <w:nsid w:val="43F6063C"/>
+    <w:multiLevelType w:val="multilevel"/>
+    <w:tmpl w:val="B2E6A508"/>
+    <w:lvl w:ilvl="0">
+      <w:start w:val="1"/>
+      <w:numFmt w:val="bullet"/>
+      <w:lvlText w:val=""/>
+      <w:lvlJc w:val="left"/>
+      <w:pPr>
+        <w:tabs>
+          <w:tab w:val="num" w:pos="720"/>
+        </w:tabs>
+        <w:ind w:left="720" w:hanging="360"/>
+      </w:pPr>
+      <w:rPr>
+        <w:rFonts w:ascii="Symbol" w:hAnsi="Symbol" w:hint="default"/>
+        <w:sz w:val="20"/>
+      </w:rPr>
+    </w:lvl>
+    <w:lvl w:ilvl="1" w:tentative="1">
+      <w:start w:val="1"/>
+      <w:numFmt w:val="bullet"/>
+      <w:lvlText w:val="o"/>
+      <w:lvlJc w:val="left"/>
+      <w:pPr>
+        <w:tabs>
+          <w:tab w:val="num" w:pos="1440"/>
+        </w:tabs>
+        <w:ind w:left="1440" w:hanging="360"/>
+      </w:pPr>
+      <w:rPr>
+        <w:rFonts w:ascii="Courier New" w:hAnsi="Courier New" w:hint="default"/>
+        <w:sz w:val="20"/>
+      </w:rPr>
+    </w:lvl>
+    <w:lvl w:ilvl="2" w:tentative="1">
+      <w:start w:val="1"/>
+      <w:numFmt w:val="bullet"/>
+      <w:lvlText w:val=""/>
+      <w:lvlJc w:val="left"/>
+      <w:pPr>
+        <w:tabs>
+          <w:tab w:val="num" w:pos="2160"/>
+        </w:tabs>
+        <w:ind w:left="2160" w:hanging="360"/>
+      </w:pPr>
+      <w:rPr>
+        <w:rFonts w:ascii="Wingdings" w:hAnsi="Wingdings" w:hint="default"/>
+        <w:sz w:val="20"/>
+      </w:rPr>
+    </w:lvl>
+    <w:lvl w:ilvl="3" w:tentative="1">
+      <w:start w:val="1"/>
+      <w:numFmt w:val="bullet"/>
+      <w:lvlText w:val=""/>
+      <w:lvlJc w:val="left"/>
+      <w:pPr>
+        <w:tabs>
+          <w:tab w:val="num" w:pos="2880"/>
+        </w:tabs>
+        <w:ind w:left="2880" w:hanging="360"/>
+      </w:pPr>
+      <w:rPr>
+        <w:rFonts w:ascii="Wingdings" w:hAnsi="Wingdings" w:hint="default"/>
+        <w:sz w:val="20"/>
+      </w:rPr>
+    </w:lvl>
+    <w:lvl w:ilvl="4" w:tentative="1">
+      <w:start w:val="1"/>
+      <w:numFmt w:val="bullet"/>
+      <w:lvlText w:val=""/>
+      <w:lvlJc w:val="left"/>
+      <w:pPr>
+        <w:tabs>
+          <w:tab w:val="num" w:pos="3600"/>
+        </w:tabs>
+        <w:ind w:left="3600" w:hanging="360"/>
+      </w:pPr>
+      <w:rPr>
+        <w:rFonts w:ascii="Wingdings" w:hAnsi="Wingdings" w:hint="default"/>
+        <w:sz w:val="20"/>
+      </w:rPr>
+    </w:lvl>
+    <w:lvl w:ilvl="5" w:tentative="1">
+      <w:start w:val="1"/>
+      <w:numFmt w:val="bullet"/>
+      <w:lvlText w:val=""/>
+      <w:lvlJc w:val="left"/>
+      <w:pPr>
+        <w:tabs>
+          <w:tab w:val="num" w:pos="4320"/>
+        </w:tabs>
+        <w:ind w:left="4320" w:hanging="360"/>
+      </w:pPr>
+      <w:rPr>
+        <w:rFonts w:ascii="Wingdings" w:hAnsi="Wingdings" w:hint="default"/>
+        <w:sz w:val="20"/>
+      </w:rPr>
+    </w:lvl>
+    <w:lvl w:ilvl="6" w:tentative="1">
+      <w:start w:val="1"/>
+      <w:numFmt w:val="bullet"/>
+      <w:lvlText w:val=""/>
+      <w:lvlJc w:val="left"/>
+      <w:pPr>
+        <w:tabs>
+          <w:tab w:val="num" w:pos="5040"/>
+        </w:tabs>
+        <w:ind w:left="5040" w:hanging="360"/>
+      </w:pPr>
+      <w:rPr>
+        <w:rFonts w:ascii="Wingdings" w:hAnsi="Wingdings" w:hint="default"/>
+        <w:sz w:val="20"/>
+      </w:rPr>
+    </w:lvl>
+    <w:lvl w:ilvl="7" w:tentative="1">
+      <w:start w:val="1"/>
+      <w:numFmt w:val="bullet"/>
+      <w:lvlText w:val=""/>
+      <w:lvlJc w:val="left"/>
+      <w:pPr>
+        <w:tabs>
+          <w:tab w:val="num" w:pos="5760"/>
+        </w:tabs>
+        <w:ind w:left="5760" w:hanging="360"/>
+      </w:pPr>
+      <w:rPr>
+        <w:rFonts w:ascii="Wingdings" w:hAnsi="Wingdings" w:hint="default"/>
+        <w:sz w:val="20"/>
+      </w:rPr>
+    </w:lvl>
+    <w:lvl w:ilvl="8" w:tentative="1">
+      <w:start w:val="1"/>
+      <w:numFmt w:val="bullet"/>
+      <w:lvlText w:val=""/>
+      <w:lvlJc w:val="left"/>
+      <w:pPr>
+        <w:tabs>
+          <w:tab w:val="num" w:pos="6480"/>
+        </w:tabs>
+        <w:ind w:left="6480" w:hanging="360"/>
+      </w:pPr>
+      <w:rPr>
+        <w:rFonts w:ascii="Wingdings" w:hAnsi="Wingdings" w:hint="default"/>
+        <w:sz w:val="20"/>
+      </w:rPr>
+    </w:lvl>
+  </w:abstractNum>
+  <w:abstractNum w:abstractNumId="4" w15:restartNumberingAfterBreak="0">
     <w:nsid w:val="69652344"/>
     <w:multiLevelType w:val="hybridMultilevel"/>
     <w:tmpl w:val="25DE1396"/>
@@ -6034,23 +6820,306 @@
       <w:lvlJc w:val="left"/>
     </w:lvl>
   </w:abstractNum>
-  <w:num w:numId="1">
+  <w:abstractNum w:abstractNumId="5" w15:restartNumberingAfterBreak="0">
+    <w:nsid w:val="7323550D"/>
+    <w:multiLevelType w:val="hybridMultilevel"/>
+    <w:tmpl w:val="889AF0F4"/>
+    <w:lvl w:ilvl="0" w:tplc="DE4E1986">
+      <w:numFmt w:val="bullet"/>
+      <w:lvlText w:val=""/>
+      <w:lvlJc w:val="left"/>
+      <w:pPr>
+        <w:ind w:left="720" w:hanging="360"/>
+      </w:pPr>
+      <w:rPr>
+        <w:rFonts w:ascii="Century Gothic" w:eastAsia="Century Gothic" w:hAnsi="Century Gothic" w:cs="Century Gothic" w:hint="default"/>
+        <w:b/>
+      </w:rPr>
+    </w:lvl>
+    <w:lvl w:ilvl="1" w:tplc="040E0003" w:tentative="1">
+      <w:start w:val="1"/>
+      <w:numFmt w:val="bullet"/>
+      <w:lvlText w:val="o"/>
+      <w:lvlJc w:val="left"/>
+      <w:pPr>
+        <w:ind w:left="1440" w:hanging="360"/>
+      </w:pPr>
+      <w:rPr>
+        <w:rFonts w:ascii="Courier New" w:hAnsi="Courier New" w:cs="Courier New" w:hint="default"/>
+      </w:rPr>
+    </w:lvl>
+    <w:lvl w:ilvl="2" w:tplc="040E0005" w:tentative="1">
+      <w:start w:val="1"/>
+      <w:numFmt w:val="bullet"/>
+      <w:lvlText w:val=""/>
+      <w:lvlJc w:val="left"/>
+      <w:pPr>
+        <w:ind w:left="2160" w:hanging="360"/>
+      </w:pPr>
+      <w:rPr>
+        <w:rFonts w:ascii="Wingdings" w:hAnsi="Wingdings" w:hint="default"/>
+      </w:rPr>
+    </w:lvl>
+    <w:lvl w:ilvl="3" w:tplc="040E0001" w:tentative="1">
+      <w:start w:val="1"/>
+      <w:numFmt w:val="bullet"/>
+      <w:lvlText w:val=""/>
+      <w:lvlJc w:val="left"/>
+      <w:pPr>
+        <w:ind w:left="2880" w:hanging="360"/>
+      </w:pPr>
+      <w:rPr>
+        <w:rFonts w:ascii="Symbol" w:hAnsi="Symbol" w:hint="default"/>
+      </w:rPr>
+    </w:lvl>
+    <w:lvl w:ilvl="4" w:tplc="040E0003" w:tentative="1">
+      <w:start w:val="1"/>
+      <w:numFmt w:val="bullet"/>
+      <w:lvlText w:val="o"/>
+      <w:lvlJc w:val="left"/>
+      <w:pPr>
+        <w:ind w:left="3600" w:hanging="360"/>
+      </w:pPr>
+      <w:rPr>
+        <w:rFonts w:ascii="Courier New" w:hAnsi="Courier New" w:cs="Courier New" w:hint="default"/>
+      </w:rPr>
+    </w:lvl>
+    <w:lvl w:ilvl="5" w:tplc="040E0005" w:tentative="1">
+      <w:start w:val="1"/>
+      <w:numFmt w:val="bullet"/>
+      <w:lvlText w:val=""/>
+      <w:lvlJc w:val="left"/>
+      <w:pPr>
+        <w:ind w:left="4320" w:hanging="360"/>
+      </w:pPr>
+      <w:rPr>
+        <w:rFonts w:ascii="Wingdings" w:hAnsi="Wingdings" w:hint="default"/>
+      </w:rPr>
+    </w:lvl>
+    <w:lvl w:ilvl="6" w:tplc="040E0001" w:tentative="1">
+      <w:start w:val="1"/>
+      <w:numFmt w:val="bullet"/>
+      <w:lvlText w:val=""/>
+      <w:lvlJc w:val="left"/>
+      <w:pPr>
+        <w:ind w:left="5040" w:hanging="360"/>
+      </w:pPr>
+      <w:rPr>
+        <w:rFonts w:ascii="Symbol" w:hAnsi="Symbol" w:hint="default"/>
+      </w:rPr>
+    </w:lvl>
+    <w:lvl w:ilvl="7" w:tplc="040E0003" w:tentative="1">
+      <w:start w:val="1"/>
+      <w:numFmt w:val="bullet"/>
+      <w:lvlText w:val="o"/>
+      <w:lvlJc w:val="left"/>
+      <w:pPr>
+        <w:ind w:left="5760" w:hanging="360"/>
+      </w:pPr>
+      <w:rPr>
+        <w:rFonts w:ascii="Courier New" w:hAnsi="Courier New" w:cs="Courier New" w:hint="default"/>
+      </w:rPr>
+    </w:lvl>
+    <w:lvl w:ilvl="8" w:tplc="040E0005" w:tentative="1">
+      <w:start w:val="1"/>
+      <w:numFmt w:val="bullet"/>
+      <w:lvlText w:val=""/>
+      <w:lvlJc w:val="left"/>
+      <w:pPr>
+        <w:ind w:left="6480" w:hanging="360"/>
+      </w:pPr>
+      <w:rPr>
+        <w:rFonts w:ascii="Wingdings" w:hAnsi="Wingdings" w:hint="default"/>
+      </w:rPr>
+    </w:lvl>
+  </w:abstractNum>
+  <w:abstractNum w:abstractNumId="6" w15:restartNumberingAfterBreak="0">
+    <w:nsid w:val="7B164B6E"/>
+    <w:multiLevelType w:val="multilevel"/>
+    <w:tmpl w:val="F0C69BB6"/>
+    <w:lvl w:ilvl="0">
+      <w:start w:val="1"/>
+      <w:numFmt w:val="bullet"/>
+      <w:lvlText w:val="–"/>
+      <w:lvlJc w:val="left"/>
+      <w:pPr>
+        <w:tabs>
+          <w:tab w:val="num" w:pos="720"/>
+        </w:tabs>
+        <w:ind w:left="720" w:hanging="360"/>
+      </w:pPr>
+      <w:rPr>
+        <w:rFonts w:hint="default"/>
+        <w:b/>
+        <w:bCs/>
+        <w:color w:val="1F3864"/>
+        <w:sz w:val="20"/>
+      </w:rPr>
+    </w:lvl>
+    <w:lvl w:ilvl="1" w:tentative="1">
+      <w:start w:val="1"/>
+      <w:numFmt w:val="bullet"/>
+      <w:lvlText w:val="o"/>
+      <w:lvlJc w:val="left"/>
+      <w:pPr>
+        <w:tabs>
+          <w:tab w:val="num" w:pos="1440"/>
+        </w:tabs>
+        <w:ind w:left="1440" w:hanging="360"/>
+      </w:pPr>
+      <w:rPr>
+        <w:rFonts w:ascii="Courier New" w:hAnsi="Courier New" w:hint="default"/>
+        <w:sz w:val="20"/>
+      </w:rPr>
+    </w:lvl>
+    <w:lvl w:ilvl="2" w:tentative="1">
+      <w:start w:val="1"/>
+      <w:numFmt w:val="bullet"/>
+      <w:lvlText w:val=""/>
+      <w:lvlJc w:val="left"/>
+      <w:pPr>
+        <w:tabs>
+          <w:tab w:val="num" w:pos="2160"/>
+        </w:tabs>
+        <w:ind w:left="2160" w:hanging="360"/>
+      </w:pPr>
+      <w:rPr>
+        <w:rFonts w:ascii="Wingdings" w:hAnsi="Wingdings" w:hint="default"/>
+        <w:sz w:val="20"/>
+      </w:rPr>
+    </w:lvl>
+    <w:lvl w:ilvl="3" w:tentative="1">
+      <w:start w:val="1"/>
+      <w:numFmt w:val="bullet"/>
+      <w:lvlText w:val=""/>
+      <w:lvlJc w:val="left"/>
+      <w:pPr>
+        <w:tabs>
+          <w:tab w:val="num" w:pos="2880"/>
+        </w:tabs>
+        <w:ind w:left="2880" w:hanging="360"/>
+      </w:pPr>
+      <w:rPr>
+        <w:rFonts w:ascii="Wingdings" w:hAnsi="Wingdings" w:hint="default"/>
+        <w:sz w:val="20"/>
+      </w:rPr>
+    </w:lvl>
+    <w:lvl w:ilvl="4" w:tentative="1">
+      <w:start w:val="1"/>
+      <w:numFmt w:val="bullet"/>
+      <w:lvlText w:val=""/>
+      <w:lvlJc w:val="left"/>
+      <w:pPr>
+        <w:tabs>
+          <w:tab w:val="num" w:pos="3600"/>
+        </w:tabs>
+        <w:ind w:left="3600" w:hanging="360"/>
+      </w:pPr>
+      <w:rPr>
+        <w:rFonts w:ascii="Wingdings" w:hAnsi="Wingdings" w:hint="default"/>
+        <w:sz w:val="20"/>
+      </w:rPr>
+    </w:lvl>
+    <w:lvl w:ilvl="5" w:tentative="1">
+      <w:start w:val="1"/>
+      <w:numFmt w:val="bullet"/>
+      <w:lvlText w:val=""/>
+      <w:lvlJc w:val="left"/>
+      <w:pPr>
+        <w:tabs>
+          <w:tab w:val="num" w:pos="4320"/>
+        </w:tabs>
+        <w:ind w:left="4320" w:hanging="360"/>
+      </w:pPr>
+      <w:rPr>
+        <w:rFonts w:ascii="Wingdings" w:hAnsi="Wingdings" w:hint="default"/>
+        <w:sz w:val="20"/>
+      </w:rPr>
+    </w:lvl>
+    <w:lvl w:ilvl="6" w:tentative="1">
+      <w:start w:val="1"/>
+      <w:numFmt w:val="bullet"/>
+      <w:lvlText w:val=""/>
+      <w:lvlJc w:val="left"/>
+      <w:pPr>
+        <w:tabs>
+          <w:tab w:val="num" w:pos="5040"/>
+        </w:tabs>
+        <w:ind w:left="5040" w:hanging="360"/>
+      </w:pPr>
+      <w:rPr>
+        <w:rFonts w:ascii="Wingdings" w:hAnsi="Wingdings" w:hint="default"/>
+        <w:sz w:val="20"/>
+      </w:rPr>
+    </w:lvl>
+    <w:lvl w:ilvl="7" w:tentative="1">
+      <w:start w:val="1"/>
+      <w:numFmt w:val="bullet"/>
+      <w:lvlText w:val=""/>
+      <w:lvlJc w:val="left"/>
+      <w:pPr>
+        <w:tabs>
+          <w:tab w:val="num" w:pos="5760"/>
+        </w:tabs>
+        <w:ind w:left="5760" w:hanging="360"/>
+      </w:pPr>
+      <w:rPr>
+        <w:rFonts w:ascii="Wingdings" w:hAnsi="Wingdings" w:hint="default"/>
+        <w:sz w:val="20"/>
+      </w:rPr>
+    </w:lvl>
+    <w:lvl w:ilvl="8" w:tentative="1">
+      <w:start w:val="1"/>
+      <w:numFmt w:val="bullet"/>
+      <w:lvlText w:val=""/>
+      <w:lvlJc w:val="left"/>
+      <w:pPr>
+        <w:tabs>
+          <w:tab w:val="num" w:pos="6480"/>
+        </w:tabs>
+        <w:ind w:left="6480" w:hanging="360"/>
+      </w:pPr>
+      <w:rPr>
+        <w:rFonts w:ascii="Wingdings" w:hAnsi="Wingdings" w:hint="default"/>
+        <w:sz w:val="20"/>
+      </w:rPr>
+    </w:lvl>
+  </w:abstractNum>
+  <w:num w:numId="1" w16cid:durableId="928078866">
     <w:abstractNumId w:val="0"/>
     <w:lvlOverride w:ilvl="0">
       <w:startOverride w:val="1"/>
     </w:lvlOverride>
   </w:num>
-  <w:num w:numId="2">
-    <w:abstractNumId w:val="1"/>
+  <w:num w:numId="2" w16cid:durableId="1816952432">
+    <w:abstractNumId w:val="4"/>
     <w:lvlOverride w:ilvl="0">
       <w:startOverride w:val="1"/>
     </w:lvlOverride>
+  </w:num>
+  <w:num w:numId="3" w16cid:durableId="59403449">
+    <w:abstractNumId w:val="4"/>
+  </w:num>
+  <w:num w:numId="4" w16cid:durableId="1911963779">
+    <w:abstractNumId w:val="2"/>
+  </w:num>
+  <w:num w:numId="5" w16cid:durableId="1195121915">
+    <w:abstractNumId w:val="5"/>
+  </w:num>
+  <w:num w:numId="6" w16cid:durableId="1821189009">
+    <w:abstractNumId w:val="1"/>
+  </w:num>
+  <w:num w:numId="7" w16cid:durableId="1355116235">
+    <w:abstractNumId w:val="3"/>
+  </w:num>
+  <w:num w:numId="8" w16cid:durableId="225148856">
+    <w:abstractNumId w:val="6"/>
   </w:num>
 </w:numbering>
 </file>
 
 <file path=word/styles.xml><?xml version="1.0" encoding="utf-8"?>
-<w:styles xmlns:mc="http://schemas.openxmlformats.org/markup-compatibility/2006" xmlns:r="http://schemas.openxmlformats.org/officeDocument/2006/relationships" xmlns:w="http://schemas.openxmlformats.org/wordprocessingml/2006/main" xmlns:w14="http://schemas.microsoft.com/office/word/2010/wordml" xmlns:w15="http://schemas.microsoft.com/office/word/2012/wordml" xmlns:w16cex="http://schemas.microsoft.com/office/word/2018/wordml/cex" xmlns:w16cid="http://schemas.microsoft.com/office/word/2016/wordml/cid" xmlns:w16="http://schemas.microsoft.com/office/word/2018/wordml" xmlns:w16sdtdh="http://schemas.microsoft.com/office/word/2020/wordml/sdtdatahash" xmlns:w16se="http://schemas.microsoft.com/office/word/2015/wordml/symex" mc:Ignorable="w14 w15 w16se w16cid w16 w16cex w16sdtdh">
+<w:styles xmlns:mc="http://schemas.openxmlformats.org/markup-compatibility/2006" xmlns:r="http://schemas.openxmlformats.org/officeDocument/2006/relationships" xmlns:w="http://schemas.openxmlformats.org/wordprocessingml/2006/main" xmlns:w14="http://schemas.microsoft.com/office/word/2010/wordml" xmlns:w15="http://schemas.microsoft.com/office/word/2012/wordml" xmlns:w16cex="http://schemas.microsoft.com/office/word/2018/wordml/cex" xmlns:w16cid="http://schemas.microsoft.com/office/word/2016/wordml/cid" xmlns:w16="http://schemas.microsoft.com/office/word/2018/wordml" xmlns:w16du="http://schemas.microsoft.com/office/word/2023/wordml/word16du" xmlns:w16sdtdh="http://schemas.microsoft.com/office/word/2020/wordml/sdtdatahash" xmlns:w16sdtfl="http://schemas.microsoft.com/office/word/2024/wordml/sdtformatlock" xmlns:w16se="http://schemas.microsoft.com/office/word/2015/wordml/symex" mc:Ignorable="w14 w15 w16se w16cid w16 w16cex w16sdtdh w16sdtfl w16du">
   <w:docDefaults>
     <w:rPrDefault>
       <w:rPr>
@@ -6530,7 +7599,6 @@
   <w:style w:type="character" w:default="1" w:styleId="Bekezdsalapbettpusa">
     <w:name w:val="Default Paragraph Font"/>
     <w:uiPriority w:val="1"/>
-    <w:semiHidden/>
     <w:unhideWhenUsed/>
   </w:style>
   <w:style w:type="table" w:default="1" w:styleId="Normltblzat">
@@ -7030,4 +8098,16 @@
     </a:ext>
   </a:extLst>
 </a:theme>
+</file>
+
+<file path=customXml/item1.xml><?xml version="1.0" encoding="utf-8"?>
+<b:Sources xmlns:b="http://schemas.openxmlformats.org/officeDocument/2006/bibliography" xmlns="http://schemas.openxmlformats.org/officeDocument/2006/bibliography" SelectedStyle="\APASixthEditionOfficeOnline.xsl" StyleName="APA" Version="6"/>
+</file>
+
+<file path=customXml/itemProps1.xml><?xml version="1.0" encoding="utf-8"?>
+<ds:datastoreItem xmlns:ds="http://schemas.openxmlformats.org/officeDocument/2006/customXml" ds:itemID="{2581E553-78FD-4209-8CB7-894FAFE9325B}">
+  <ds:schemaRefs>
+    <ds:schemaRef ds:uri="http://schemas.openxmlformats.org/officeDocument/2006/bibliography"/>
+  </ds:schemaRefs>
+</ds:datastoreItem>
 </file>